--- a/pr-preview/pr-341/correlation-regression-handout-tracked-changes.docx
+++ b/pr-preview/pr-341/correlation-regression-handout-tracked-changes.docx
@@ -16,7 +16,7 @@
       </w:pPr>
       <w:del w:id="1" w:author="PR Preview" w:date="2026-01-01T00:00:00Z">
         <w:r>
-          <w:delText xml:space="preserve">Last modified: 2026-10-18 13:22:01 (PDT)</w:delText>
+          <w:delText xml:space="preserve">Last modified: 2026-10-18 14:21:43 (PDT)</w:delText>
         </w:r>
       </w:del>
     </w:p>
@@ -26,7 +26,7 @@
       </w:pPr>
       <w:ins w:id="2" w:author="PR Preview" w:date="2026-01-01T00:00:00Z">
         <w:r>
-          <w:t xml:space="preserve">Last modified: 2026-10-18 13:29:01 (PDT)</w:t>
+          <w:t xml:space="preserve">Last modified: 2026-10-18 14:27:47 (PDT)</w:t>
         </w:r>
       </w:ins>
     </w:p>

--- a/pr-preview/pr-341/correlation-regression-handout-tracked-changes.docx
+++ b/pr-preview/pr-341/correlation-regression-handout-tracked-changes.docx
@@ -26,7 +26,7 @@
       </w:pPr>
       <w:ins w:id="2" w:author="PR Preview" w:date="2026-01-01T00:00:00Z">
         <w:r>
-          <w:t xml:space="preserve">Last modified: 2026-10-18 14:27:47 (PDT)</w:t>
+          <w:t xml:space="preserve">Last modified: 2026-10-18 17:07:37 (PDT)</w:t>
         </w:r>
       </w:ins>
     </w:p>

--- a/pr-preview/pr-341/correlation-regression-handout-tracked-changes.docx
+++ b/pr-preview/pr-341/correlation-regression-handout-tracked-changes.docx
@@ -16,7 +16,7 @@
       </w:pPr>
       <w:del w:id="1" w:author="PR Preview" w:date="2026-01-01T00:00:00Z">
         <w:r>
-          <w:delText xml:space="preserve">Last modified: 2026-10-18 14:21:43 (PDT)</w:delText>
+          <w:delText xml:space="preserve">Last modified: 2026-10-18 17:33:29 (PDT)</w:delText>
         </w:r>
       </w:del>
     </w:p>
@@ -26,7 +26,7 @@
       </w:pPr>
       <w:ins w:id="2" w:author="PR Preview" w:date="2026-01-01T00:00:00Z">
         <w:r>
-          <w:t xml:space="preserve">Last modified: 2026-10-18 17:07:37 (PDT)</w:t>
+          <w:t xml:space="preserve">Last modified: 2026-10-18 22:00:53 (PDT)</w:t>
         </w:r>
       </w:ins>
     </w:p>

--- a/pr-preview/pr-341/correlation-regression-handout-tracked-changes.docx
+++ b/pr-preview/pr-341/correlation-regression-handout-tracked-changes.docx
@@ -26,7 +26,7 @@
       </w:pPr>
       <w:ins w:id="2" w:author="PR Preview" w:date="2026-01-01T00:00:00Z">
         <w:r>
-          <w:t xml:space="preserve">Last modified: 2026-10-18 22:00:53 (PDT)</w:t>
+          <w:t xml:space="preserve">Last modified: 2026-10-18 23:39:02 (PDT)</w:t>
         </w:r>
       </w:ins>
     </w:p>

--- a/pr-preview/pr-341/correlation-regression-handout-tracked-changes.docx
+++ b/pr-preview/pr-341/correlation-regression-handout-tracked-changes.docx
@@ -16,7 +16,7 @@
       </w:pPr>
       <w:del w:id="1" w:author="PR Preview" w:date="2026-01-01T00:00:00Z">
         <w:r>
-          <w:delText xml:space="preserve">Last modified: 2026-10-18 17:33:29 (PDT)</w:delText>
+          <w:delText xml:space="preserve">Last modified: 2026-10-19 00:31:45 (PDT)</w:delText>
         </w:r>
       </w:del>
     </w:p>
@@ -26,7 +26,7 @@
       </w:pPr>
       <w:ins w:id="2" w:author="PR Preview" w:date="2026-01-01T00:00:00Z">
         <w:r>
-          <w:t xml:space="preserve">Last modified: 2026-10-18 23:39:02 (PDT)</w:t>
+          <w:t xml:space="preserve">Last modified: 2026-10-19 00:34:20 (PDT)</w:t>
         </w:r>
       </w:ins>
     </w:p>

--- a/pr-preview/pr-341/correlation-regression-handout-tracked-changes.docx
+++ b/pr-preview/pr-341/correlation-regression-handout-tracked-changes.docx
@@ -16,7 +16,7 @@
       </w:pPr>
       <w:del w:id="1" w:author="PR Preview" w:date="2026-01-01T00:00:00Z">
         <w:r>
-          <w:delText xml:space="preserve">Last modified: 2026-10-19 00:31:45 (PDT)</w:delText>
+          <w:delText xml:space="preserve">Last modified: 2026-10-19 00:48:10 (PDT)</w:delText>
         </w:r>
       </w:del>
     </w:p>
@@ -26,7 +26,7 @@
       </w:pPr>
       <w:ins w:id="2" w:author="PR Preview" w:date="2026-01-01T00:00:00Z">
         <w:r>
-          <w:t xml:space="preserve">Last modified: 2026-10-19 00:34:20 (PDT)</w:t>
+          <w:t xml:space="preserve">Last modified: 2026-10-19 00:53:49 (PDT)</w:t>
         </w:r>
       </w:ins>
     </w:p>
@@ -418,7 +418,7 @@
       </w:r>
     </w:p>
     <w:bookmarkEnd w:id="11"/>
-    <w:bookmarkStart w:id="30" w:name="sec-correlation"/>
+    <w:bookmarkStart w:id="31" w:name="sec-correlation"/>
     <w:p>
       <w:pPr>
         <w:pStyle w:val="Heading2"/>
@@ -427,7 +427,7 @@
         <w:t xml:space="preserve">2 Correlation</w:t>
       </w:r>
     </w:p>
-    <w:bookmarkStart w:id="25" w:name="sec-pearson"/>
+    <w:bookmarkStart w:id="26" w:name="sec-pearson"/>
     <w:p>
       <w:pPr>
         <w:pStyle w:val="Heading3"/>
@@ -436,74 +436,217 @@
         <w:t xml:space="preserve">2.1 Testing the Pearson correlation</w:t>
       </w:r>
     </w:p>
-    <w:bookmarkStart w:id="13" w:name="def-population-correlation"/>
+    <w:bookmarkStart w:id="14" w:name="def-population-correlation"/>
     <w:p>
       <w:pPr>
         <w:pStyle w:val="FirstParagraph"/>
       </w:pPr>
-      <w:r>
-        <w:rPr>
-          <w:b/>
-          <w:bCs/>
-        </w:rPr>
-        <w:t xml:space="preserve">Definition 1 (Population correlation)</w:t>
-      </w:r>
-      <w:r>
-        <w:t xml:space="preserve"> </w:t>
-      </w:r>
-      <w:r>
-        <w:t xml:space="preserve">The</w:t>
-      </w:r>
-      <w:r>
-        <w:t xml:space="preserve"> </w:t>
-      </w:r>
-      <w:r>
-        <w:rPr>
-          <w:b/>
-          <w:bCs/>
-        </w:rPr>
-        <w:t xml:space="preserve">population correlation</w:t>
-      </w:r>
-      <w:r>
-        <w:t xml:space="preserve"> </w:t>
-      </w:r>
-      <w:r>
-        <w:t xml:space="preserve">of two random variables</w:t>
-      </w:r>
-      <w:r>
-        <w:t xml:space="preserve"> </w:t>
-      </w:r>
+      <w:del w:id="3" w:author="PR Preview" w:date="2026-01-01T00:00:00Z">
+        <w:r>
+          <w:rPr>
+            <w:b/>
+            <w:bCs/>
+          </w:rPr>
+          <w:delText xml:space="preserve">Definition 1 (Population correlation)</w:delText>
+        </w:r>
+      </w:del>
+      <w:del w:id="4" w:author="PR Preview" w:date="2026-01-01T00:00:00Z">
+        <w:r>
+          <w:delText xml:space="preserve"> </w:delText>
+        </w:r>
+      </w:del>
+      <w:del w:id="5" w:author="PR Preview" w:date="2026-01-01T00:00:00Z">
+        <w:r>
+          <w:delText xml:space="preserve">The</w:delText>
+        </w:r>
+      </w:del>
+      <w:del w:id="6" w:author="PR Preview" w:date="2026-01-01T00:00:00Z">
+        <w:r>
+          <w:delText xml:space="preserve"> </w:delText>
+        </w:r>
+      </w:del>
+      <w:del w:id="7" w:author="PR Preview" w:date="2026-01-01T00:00:00Z">
+        <w:r>
+          <w:rPr>
+            <w:b/>
+            <w:bCs/>
+          </w:rPr>
+          <w:delText xml:space="preserve">population correlation</w:delText>
+        </w:r>
+      </w:del>
+      <w:del w:id="8" w:author="PR Preview" w:date="2026-01-01T00:00:00Z">
+        <w:r>
+          <w:delText xml:space="preserve"> </w:delText>
+        </w:r>
+      </w:del>
+      <w:del w:id="9" w:author="PR Preview" w:date="2026-01-01T00:00:00Z">
+        <w:r>
+          <w:delText xml:space="preserve">of two random variables</w:delText>
+        </w:r>
+      </w:del>
+      <w:del w:id="10" w:author="PR Preview" w:date="2026-01-01T00:00:00Z">
+        <w:r>
+          <w:delText xml:space="preserve"> </w:delText>
+        </w:r>
+      </w:del>
       <m:oMath>
         <m:r>
           <m:t>X</m:t>
         </m:r>
       </m:oMath>
-      <w:r>
-        <w:t xml:space="preserve"> </w:t>
-      </w:r>
-      <w:r>
-        <w:t xml:space="preserve">and</w:t>
-      </w:r>
-      <w:r>
-        <w:t xml:space="preserve"> </w:t>
-      </w:r>
+      <w:del w:id="11" w:author="PR Preview" w:date="2026-01-01T00:00:00Z">
+        <w:r>
+          <w:delText xml:space="preserve"> </w:delText>
+        </w:r>
+      </w:del>
+      <w:del w:id="12" w:author="PR Preview" w:date="2026-01-01T00:00:00Z">
+        <w:r>
+          <w:delText xml:space="preserve">and</w:delText>
+        </w:r>
+      </w:del>
+      <w:del w:id="13" w:author="PR Preview" w:date="2026-01-01T00:00:00Z">
+        <w:r>
+          <w:delText xml:space="preserve"> </w:delText>
+        </w:r>
+      </w:del>
       <m:oMath>
         <m:r>
           <m:t>Y</m:t>
         </m:r>
       </m:oMath>
-      <w:r>
-        <w:t xml:space="preserve"> </w:t>
-      </w:r>
-      <w:r>
-        <w:t xml:space="preserve">with positive variances is</w:t>
-      </w:r>
-      <w:r>
-        <w:t xml:space="preserve"> </w:t>
-      </w:r>
-      <w:r>
-        <w:t xml:space="preserve">[2]</w:t>
-      </w:r>
+      <w:del w:id="14" w:author="PR Preview" w:date="2026-01-01T00:00:00Z">
+        <w:r>
+          <w:delText xml:space="preserve"> </w:delText>
+        </w:r>
+      </w:del>
+      <w:del w:id="15" w:author="PR Preview" w:date="2026-01-01T00:00:00Z">
+        <w:r>
+          <w:delText xml:space="preserve">with positive variances is</w:delText>
+        </w:r>
+      </w:del>
+      <w:del w:id="16" w:author="PR Preview" w:date="2026-01-01T00:00:00Z">
+        <w:r>
+          <w:delText xml:space="preserve"> </w:delText>
+        </w:r>
+      </w:del>
+      <w:del w:id="17" w:author="PR Preview" w:date="2026-01-01T00:00:00Z">
+        <w:r>
+          <w:delText xml:space="preserve">[2]</w:delText>
+        </w:r>
+      </w:del>
+    </w:p>
+    <w:p>
+      <w:pPr>
+        <w:pStyle w:val="FirstParagraph"/>
+      </w:pPr>
+      <w:ins w:id="18" w:author="PR Preview" w:date="2026-01-01T00:00:00Z">
+        <w:r>
+          <w:rPr>
+            <w:b/>
+            <w:bCs/>
+          </w:rPr>
+          <w:t xml:space="preserve">Definition 1 (Population correlation)</w:t>
+        </w:r>
+      </w:ins>
+      <w:ins w:id="19" w:author="PR Preview" w:date="2026-01-01T00:00:00Z">
+        <w:r>
+          <w:t xml:space="preserve"> </w:t>
+        </w:r>
+      </w:ins>
+      <w:ins w:id="20" w:author="PR Preview" w:date="2026-01-01T00:00:00Z">
+        <w:r>
+          <w:t xml:space="preserve">The</w:t>
+        </w:r>
+      </w:ins>
+      <w:ins w:id="21" w:author="PR Preview" w:date="2026-01-01T00:00:00Z">
+        <w:r>
+          <w:t xml:space="preserve"> </w:t>
+        </w:r>
+      </w:ins>
+      <w:ins w:id="22" w:author="PR Preview" w:date="2026-01-01T00:00:00Z">
+        <w:r>
+          <w:rPr>
+            <w:b/>
+            <w:bCs/>
+          </w:rPr>
+          <w:t xml:space="preserve">population correlation</w:t>
+        </w:r>
+      </w:ins>
+      <w:ins w:id="23" w:author="PR Preview" w:date="2026-01-01T00:00:00Z">
+        <w:r>
+          <w:t xml:space="preserve"> </w:t>
+        </w:r>
+      </w:ins>
+      <w:ins w:id="24" w:author="PR Preview" w:date="2026-01-01T00:00:00Z">
+        <w:r>
+          <w:t xml:space="preserve">of two random variables</w:t>
+        </w:r>
+      </w:ins>
+      <w:ins w:id="25" w:author="PR Preview" w:date="2026-01-01T00:00:00Z">
+        <w:r>
+          <w:t xml:space="preserve"> </w:t>
+        </w:r>
+      </w:ins>
+      <m:oMath>
+        <m:r>
+          <m:t>X</m:t>
+        </m:r>
+      </m:oMath>
+      <w:ins w:id="26" w:author="PR Preview" w:date="2026-01-01T00:00:00Z">
+        <w:r>
+          <w:t xml:space="preserve"> </w:t>
+        </w:r>
+      </w:ins>
+      <w:ins w:id="27" w:author="PR Preview" w:date="2026-01-01T00:00:00Z">
+        <w:r>
+          <w:t xml:space="preserve">and</w:t>
+        </w:r>
+      </w:ins>
+      <w:ins w:id="28" w:author="PR Preview" w:date="2026-01-01T00:00:00Z">
+        <w:r>
+          <w:t xml:space="preserve"> </w:t>
+        </w:r>
+      </w:ins>
+      <m:oMath>
+        <m:r>
+          <m:t>Y</m:t>
+        </m:r>
+      </m:oMath>
+      <w:ins w:id="29" w:author="PR Preview" w:date="2026-01-01T00:00:00Z">
+        <w:r>
+          <w:t xml:space="preserve"> </w:t>
+        </w:r>
+      </w:ins>
+      <w:ins w:id="30" w:author="PR Preview" w:date="2026-01-01T00:00:00Z">
+        <w:r>
+          <w:t xml:space="preserve">with positive</w:t>
+        </w:r>
+      </w:ins>
+      <w:ins w:id="31" w:author="PR Preview" w:date="2026-01-01T00:00:00Z">
+        <w:r>
+          <w:t xml:space="preserve"> </w:t>
+        </w:r>
+      </w:ins>
+      <w:hyperlink r:id="rId12">
+        <w:ins w:id="32" w:author="PR Preview" w:date="2026-01-01T00:00:00Z">
+          <w:r>
+            <w:rPr>
+              <w:rStyle w:val="Hyperlink"/>
+            </w:rPr>
+            <w:t xml:space="preserve">variances</w:t>
+          </w:r>
+        </w:ins>
+      </w:hyperlink>
+      <w:ins w:id="33" w:author="PR Preview" w:date="2026-01-01T00:00:00Z">
+        <w:r>
+          <w:t xml:space="preserve"> </w:t>
+        </w:r>
+      </w:ins>
+      <w:ins w:id="34" w:author="PR Preview" w:date="2026-01-01T00:00:00Z">
+        <w:r>
+          <w:t xml:space="preserve">is</w:t>
+        </w:r>
+      </w:ins>
     </w:p>
     <w:p>
       <w:pPr>
@@ -701,7 +844,7 @@
       <w:r>
         <w:t xml:space="preserve"> </w:t>
       </w:r>
-      <w:hyperlink r:id="rId12">
+      <w:hyperlink r:id="rId13">
         <w:r>
           <w:rPr>
             <w:rStyle w:val="Hyperlink"/>
@@ -730,8 +873,8 @@
         <w:t xml:space="preserve">.</w:t>
       </w:r>
     </w:p>
-    <w:bookmarkEnd w:id="13"/>
-    <w:bookmarkStart w:id="15" w:name="rem-sample-correlation-estimates-rho"/>
+    <w:bookmarkEnd w:id="14"/>
+    <w:bookmarkStart w:id="16" w:name="rem-sample-correlation-estimates-rho"/>
     <w:p>
       <w:pPr>
         <w:pStyle w:val="BodyText"/>
@@ -752,7 +895,7 @@
       <w:r>
         <w:t xml:space="preserve"> </w:t>
       </w:r>
-      <w:hyperlink r:id="rId14">
+      <w:hyperlink r:id="rId15">
         <w:r>
           <w:rPr>
             <w:rStyle w:val="Hyperlink"/>
@@ -792,8 +935,8 @@
         <w:t xml:space="preserve">.</w:t>
       </w:r>
     </w:p>
-    <w:bookmarkEnd w:id="15"/>
-    <w:bookmarkStart w:id="17" w:name="def-pearson-test"/>
+    <w:bookmarkEnd w:id="16"/>
+    <w:bookmarkStart w:id="18" w:name="def-pearson-test"/>
     <w:p>
       <w:pPr>
         <w:pStyle w:val="BodyText"/>
@@ -828,7 +971,7 @@
       <w:r>
         <w:t xml:space="preserve"> </w:t>
       </w:r>
-      <w:hyperlink r:id="rId14">
+      <w:hyperlink r:id="rId15">
         <w:r>
           <w:rPr>
             <w:rStyle w:val="Hyperlink"/>
@@ -1247,7 +1390,7 @@
       <w:r>
         <w:t xml:space="preserve">distribution (</w:t>
       </w:r>
-      <w:hyperlink r:id="rId16">
+      <w:hyperlink r:id="rId17">
         <w:r>
           <w:rPr>
             <w:rStyle w:val="Hyperlink"/>
@@ -1259,8 +1402,8 @@
         <w:t xml:space="preserve">).</w:t>
       </w:r>
     </w:p>
-    <w:bookmarkEnd w:id="17"/>
-    <w:bookmarkStart w:id="18" w:name="thm-pearson-test-null"/>
+    <w:bookmarkEnd w:id="18"/>
+    <w:bookmarkStart w:id="19" w:name="thm-pearson-test-null"/>
     <w:p>
       <w:pPr>
         <w:pStyle w:val="BodyText"/>
@@ -1614,8 +1757,8 @@
         </m:oMath>
       </m:oMathPara>
     </w:p>
-    <w:bookmarkEnd w:id="18"/>
-    <w:bookmarkStart w:id="19" w:name="rem-pearson-test-conditions"/>
+    <w:bookmarkEnd w:id="19"/>
+    <w:bookmarkStart w:id="20" w:name="rem-pearson-test-conditions"/>
     <w:p>
       <w:pPr>
         <w:pStyle w:val="FirstParagraph"/>
@@ -1683,8 +1826,8 @@
         <w:t xml:space="preserve">.</w:t>
       </w:r>
     </w:p>
-    <w:bookmarkEnd w:id="19"/>
-    <w:bookmarkStart w:id="24" w:name="exm-hers-cor"/>
+    <w:bookmarkEnd w:id="20"/>
+    <w:bookmarkStart w:id="25" w:name="exm-hers-cor"/>
     <w:p>
       <w:pPr>
         <w:pStyle w:val="BodyText"/>
@@ -1727,7 +1870,7 @@
       <w:tr>
         <w:tc>
           <w:tcPr/>
-          <w:bookmarkStart w:id="23" w:name="fig-hers-scatter"/>
+          <w:bookmarkStart w:id="24" w:name="fig-hers-scatter"/>
           <w:p>
             <w:pPr>
               <w:pStyle w:val="SourceCode"/>
@@ -2130,18 +2273,18 @@
                 <wp:inline>
                   <wp:extent cx="4620126" cy="3696101"/>
                   <wp:effectExtent b="0" l="0" r="0" t="0"/>
-                  <wp:docPr descr="" title="" id="21" name="Picture"/>
+                  <wp:docPr descr="" title="" id="22" name="Picture"/>
                   <a:graphic>
                     <a:graphicData uri="http://schemas.openxmlformats.org/drawingml/2006/picture">
                       <pic:pic>
                         <pic:nvPicPr>
-                          <pic:cNvPr descr="correlation-regression_files/figure-docx/unnamed-chunk-1-1.png" id="22" name="Picture"/>
+                          <pic:cNvPr descr="correlation-regression_files/figure-docx/unnamed-chunk-1-1.png" id="23" name="Picture"/>
                           <pic:cNvPicPr>
                             <a:picLocks noChangeArrowheads="1" noChangeAspect="1"/>
                           </pic:cNvPicPr>
                         </pic:nvPicPr>
                         <pic:blipFill>
-                          <a:blip r:embed="rId20"/>
+                          <a:blip r:embed="rId21"/>
                           <a:stretch>
                             <a:fillRect/>
                           </a:stretch>
@@ -2187,7 +2330,7 @@
               <w:t xml:space="preserve">with the least-squares line</w:t>
             </w:r>
           </w:p>
-          <w:bookmarkEnd w:id="23"/>
+          <w:bookmarkEnd w:id="24"/>
         </w:tc>
       </w:tr>
     </w:tbl>
@@ -2906,7 +3049,7 @@
         <w:t xml:space="preserve">.</w:t>
       </w:r>
     </w:p>
-    <w:bookmarkEnd w:id="24"/>
+    <w:bookmarkEnd w:id="25"/>
     <w:p>
       <w:pPr>
         <w:pStyle w:val="Compact"/>
@@ -2943,8 +3086,8 @@
         <w:t xml:space="preserve">covers correlation and regression.</w:t>
       </w:r>
     </w:p>
-    <w:bookmarkEnd w:id="25"/>
-    <w:bookmarkStart w:id="29" w:name="sec-spearman"/>
+    <w:bookmarkEnd w:id="26"/>
+    <w:bookmarkStart w:id="30" w:name="sec-spearman"/>
     <w:p>
       <w:pPr>
         <w:pStyle w:val="Heading3"/>
@@ -2953,27 +3096,35 @@
         <w:t xml:space="preserve">2.2 Spearman rank correlation</w:t>
       </w:r>
     </w:p>
-    <w:bookmarkStart w:id="26" w:name="def-spearman-r"/>
+    <w:bookmarkStart w:id="27" w:name="def-spearman-r"/>
     <w:p>
       <w:pPr>
         <w:pStyle w:val="FirstParagraph"/>
       </w:pPr>
-      <w:r>
-        <w:rPr>
-          <w:b/>
-          <w:bCs/>
-        </w:rPr>
-        <w:t xml:space="preserve">Definition 3 (Spearman rank correlation)</w:t>
-      </w:r>
-      <w:r>
-        <w:t xml:space="preserve"> </w:t>
-      </w:r>
-      <w:r>
-        <w:t xml:space="preserve">Replace each</w:t>
-      </w:r>
-      <w:r>
-        <w:t xml:space="preserve"> </w:t>
-      </w:r>
+      <w:del w:id="35" w:author="PR Preview" w:date="2026-01-01T00:00:00Z">
+        <w:r>
+          <w:rPr>
+            <w:b/>
+            <w:bCs/>
+          </w:rPr>
+          <w:delText xml:space="preserve">Definition 3 (Spearman rank correlation)</w:delText>
+        </w:r>
+      </w:del>
+      <w:del w:id="36" w:author="PR Preview" w:date="2026-01-01T00:00:00Z">
+        <w:r>
+          <w:delText xml:space="preserve"> </w:delText>
+        </w:r>
+      </w:del>
+      <w:del w:id="37" w:author="PR Preview" w:date="2026-01-01T00:00:00Z">
+        <w:r>
+          <w:delText xml:space="preserve">Replace each</w:delText>
+        </w:r>
+      </w:del>
+      <w:del w:id="38" w:author="PR Preview" w:date="2026-01-01T00:00:00Z">
+        <w:r>
+          <w:delText xml:space="preserve"> </w:delText>
+        </w:r>
+      </w:del>
       <m:oMath>
         <m:sSub>
           <m:e>
@@ -2988,15 +3139,21 @@
           </m:sub>
         </m:sSub>
       </m:oMath>
-      <w:r>
-        <w:t xml:space="preserve"> </w:t>
-      </w:r>
-      <w:r>
-        <w:t xml:space="preserve">by its rank</w:t>
-      </w:r>
-      <w:r>
-        <w:t xml:space="preserve"> </w:t>
-      </w:r>
+      <w:del w:id="39" w:author="PR Preview" w:date="2026-01-01T00:00:00Z">
+        <w:r>
+          <w:delText xml:space="preserve"> </w:delText>
+        </w:r>
+      </w:del>
+      <w:del w:id="40" w:author="PR Preview" w:date="2026-01-01T00:00:00Z">
+        <w:r>
+          <w:delText xml:space="preserve">by its rank</w:delText>
+        </w:r>
+      </w:del>
+      <w:del w:id="41" w:author="PR Preview" w:date="2026-01-01T00:00:00Z">
+        <w:r>
+          <w:delText xml:space="preserve"> </w:delText>
+        </w:r>
+      </w:del>
       <m:oMath>
         <m:sSub>
           <m:e>
@@ -3011,15 +3168,21 @@
           </m:sub>
         </m:sSub>
       </m:oMath>
-      <w:r>
-        <w:t xml:space="preserve"> </w:t>
-      </w:r>
-      <w:r>
-        <w:t xml:space="preserve">among</w:t>
-      </w:r>
-      <w:r>
-        <w:t xml:space="preserve"> </w:t>
-      </w:r>
+      <w:del w:id="42" w:author="PR Preview" w:date="2026-01-01T00:00:00Z">
+        <w:r>
+          <w:delText xml:space="preserve"> </w:delText>
+        </w:r>
+      </w:del>
+      <w:del w:id="43" w:author="PR Preview" w:date="2026-01-01T00:00:00Z">
+        <w:r>
+          <w:delText xml:space="preserve">among</w:delText>
+        </w:r>
+      </w:del>
+      <w:del w:id="44" w:author="PR Preview" w:date="2026-01-01T00:00:00Z">
+        <w:r>
+          <w:delText xml:space="preserve"> </w:delText>
+        </w:r>
+      </w:del>
       <m:oMath>
         <m:sSub>
           <m:e>
@@ -3064,18 +3227,26 @@
           </m:sub>
         </m:sSub>
       </m:oMath>
-      <w:r>
-        <w:t xml:space="preserve">,</w:t>
-      </w:r>
-      <w:r>
-        <w:t xml:space="preserve"> </w:t>
-      </w:r>
-      <w:r>
-        <w:t xml:space="preserve">and each</w:t>
-      </w:r>
-      <w:r>
-        <w:t xml:space="preserve"> </w:t>
-      </w:r>
+      <w:del w:id="45" w:author="PR Preview" w:date="2026-01-01T00:00:00Z">
+        <w:r>
+          <w:delText xml:space="preserve">,</w:delText>
+        </w:r>
+      </w:del>
+      <w:del w:id="46" w:author="PR Preview" w:date="2026-01-01T00:00:00Z">
+        <w:r>
+          <w:delText xml:space="preserve"> </w:delText>
+        </w:r>
+      </w:del>
+      <w:del w:id="47" w:author="PR Preview" w:date="2026-01-01T00:00:00Z">
+        <w:r>
+          <w:delText xml:space="preserve">and each</w:delText>
+        </w:r>
+      </w:del>
+      <w:del w:id="48" w:author="PR Preview" w:date="2026-01-01T00:00:00Z">
+        <w:r>
+          <w:delText xml:space="preserve"> </w:delText>
+        </w:r>
+      </w:del>
       <m:oMath>
         <m:sSub>
           <m:e>
@@ -3090,15 +3261,21 @@
           </m:sub>
         </m:sSub>
       </m:oMath>
-      <w:r>
-        <w:t xml:space="preserve"> </w:t>
-      </w:r>
-      <w:r>
-        <w:t xml:space="preserve">by its rank</w:t>
-      </w:r>
-      <w:r>
-        <w:t xml:space="preserve"> </w:t>
-      </w:r>
+      <w:del w:id="49" w:author="PR Preview" w:date="2026-01-01T00:00:00Z">
+        <w:r>
+          <w:delText xml:space="preserve"> </w:delText>
+        </w:r>
+      </w:del>
+      <w:del w:id="50" w:author="PR Preview" w:date="2026-01-01T00:00:00Z">
+        <w:r>
+          <w:delText xml:space="preserve">by its rank</w:delText>
+        </w:r>
+      </w:del>
+      <w:del w:id="51" w:author="PR Preview" w:date="2026-01-01T00:00:00Z">
+        <w:r>
+          <w:delText xml:space="preserve"> </w:delText>
+        </w:r>
+      </w:del>
       <m:oMath>
         <m:sSub>
           <m:e>
@@ -3113,15 +3290,21 @@
           </m:sub>
         </m:sSub>
       </m:oMath>
-      <w:r>
-        <w:t xml:space="preserve"> </w:t>
-      </w:r>
-      <w:r>
-        <w:t xml:space="preserve">among</w:t>
-      </w:r>
-      <w:r>
-        <w:t xml:space="preserve"> </w:t>
-      </w:r>
+      <w:del w:id="52" w:author="PR Preview" w:date="2026-01-01T00:00:00Z">
+        <w:r>
+          <w:delText xml:space="preserve"> </w:delText>
+        </w:r>
+      </w:del>
+      <w:del w:id="53" w:author="PR Preview" w:date="2026-01-01T00:00:00Z">
+        <w:r>
+          <w:delText xml:space="preserve">among</w:delText>
+        </w:r>
+      </w:del>
+      <w:del w:id="54" w:author="PR Preview" w:date="2026-01-01T00:00:00Z">
+        <w:r>
+          <w:delText xml:space="preserve"> </w:delText>
+        </w:r>
+      </w:del>
       <m:oMath>
         <m:sSub>
           <m:e>
@@ -3166,34 +3349,50 @@
           </m:sub>
         </m:sSub>
       </m:oMath>
-      <w:r>
-        <w:t xml:space="preserve">,</w:t>
-      </w:r>
-      <w:r>
-        <w:t xml:space="preserve"> </w:t>
-      </w:r>
-      <w:r>
-        <w:t xml:space="preserve">giving tied values the average of the ranks they span.</w:t>
-      </w:r>
-      <w:r>
-        <w:t xml:space="preserve"> </w:t>
-      </w:r>
-      <w:r>
-        <w:t xml:space="preserve">The</w:t>
-      </w:r>
-      <w:r>
-        <w:t xml:space="preserve"> </w:t>
-      </w:r>
-      <w:r>
-        <w:rPr>
-          <w:b/>
-          <w:bCs/>
-        </w:rPr>
-        <w:t xml:space="preserve">Spearman rank correlation</w:t>
-      </w:r>
-      <w:r>
-        <w:t xml:space="preserve"> </w:t>
-      </w:r>
+      <w:del w:id="55" w:author="PR Preview" w:date="2026-01-01T00:00:00Z">
+        <w:r>
+          <w:delText xml:space="preserve">,</w:delText>
+        </w:r>
+      </w:del>
+      <w:del w:id="56" w:author="PR Preview" w:date="2026-01-01T00:00:00Z">
+        <w:r>
+          <w:delText xml:space="preserve"> </w:delText>
+        </w:r>
+      </w:del>
+      <w:del w:id="57" w:author="PR Preview" w:date="2026-01-01T00:00:00Z">
+        <w:r>
+          <w:delText xml:space="preserve">giving tied values the average of the ranks they span.</w:delText>
+        </w:r>
+      </w:del>
+      <w:del w:id="58" w:author="PR Preview" w:date="2026-01-01T00:00:00Z">
+        <w:r>
+          <w:delText xml:space="preserve"> </w:delText>
+        </w:r>
+      </w:del>
+      <w:del w:id="59" w:author="PR Preview" w:date="2026-01-01T00:00:00Z">
+        <w:r>
+          <w:delText xml:space="preserve">The</w:delText>
+        </w:r>
+      </w:del>
+      <w:del w:id="60" w:author="PR Preview" w:date="2026-01-01T00:00:00Z">
+        <w:r>
+          <w:delText xml:space="preserve"> </w:delText>
+        </w:r>
+      </w:del>
+      <w:del w:id="61" w:author="PR Preview" w:date="2026-01-01T00:00:00Z">
+        <w:r>
+          <w:rPr>
+            <w:b/>
+            <w:bCs/>
+          </w:rPr>
+          <w:delText xml:space="preserve">Spearman rank correlation</w:delText>
+        </w:r>
+      </w:del>
+      <w:del w:id="62" w:author="PR Preview" w:date="2026-01-01T00:00:00Z">
+        <w:r>
+          <w:delText xml:space="preserve"> </w:delText>
+        </w:r>
+      </w:del>
       <m:oMath>
         <m:sSub>
           <m:e>
@@ -3208,812 +3407,148 @@
           </m:sub>
         </m:sSub>
       </m:oMath>
-      <w:r>
-        <w:t xml:space="preserve"> </w:t>
-      </w:r>
-      <w:r>
-        <w:t xml:space="preserve">is the</w:t>
-      </w:r>
-      <w:r>
-        <w:t xml:space="preserve"> </w:t>
-      </w:r>
-      <w:hyperlink r:id="rId14">
+      <w:del w:id="63" w:author="PR Preview" w:date="2026-01-01T00:00:00Z">
         <w:r>
-          <w:rPr>
-            <w:rStyle w:val="Hyperlink"/>
-          </w:rPr>
-          <w:t xml:space="preserve">Pearson correlation coefficient</w:t>
+          <w:delText xml:space="preserve"> </w:delText>
         </w:r>
+      </w:del>
+      <w:del w:id="64" w:author="PR Preview" w:date="2026-01-01T00:00:00Z">
+        <w:r>
+          <w:delText xml:space="preserve">is the</w:delText>
+        </w:r>
+      </w:del>
+      <w:del w:id="65" w:author="PR Preview" w:date="2026-01-01T00:00:00Z">
+        <w:r>
+          <w:delText xml:space="preserve"> </w:delText>
+        </w:r>
+      </w:del>
+      <w:hyperlink r:id="rId15">
+        <w:del w:id="66" w:author="PR Preview" w:date="2026-01-01T00:00:00Z">
+          <w:r>
+            <w:rPr>
+              <w:rStyle w:val="Hyperlink"/>
+            </w:rPr>
+            <w:delText xml:space="preserve">Pearson correlation coefficient</w:delText>
+          </w:r>
+        </w:del>
       </w:hyperlink>
-      <w:r>
-        <w:t xml:space="preserve"> </w:t>
-      </w:r>
-      <w:r>
-        <w:t xml:space="preserve">evaluated at the rank pairs</w:t>
-      </w:r>
-      <w:r>
-        <w:t xml:space="preserve"> </w:t>
-      </w:r>
-      <w:r>
-        <w:t xml:space="preserve">[5]</w:t>
-      </w:r>
-      <w:r>
-        <w:t xml:space="preserve">:</w:t>
-      </w:r>
-    </w:p>
-    <w:p>
-      <w:pPr>
-        <w:pStyle w:val="BodyText"/>
-      </w:pPr>
-      <m:oMathPara>
-        <m:oMathParaPr>
-          <m:jc m:val="center"/>
-        </m:oMathParaPr>
-        <m:oMath>
-          <m:sSub>
-            <m:e>
-              <m:r>
-                <m:t>r</m:t>
-              </m:r>
-            </m:e>
-            <m:sub>
-              <m:r>
-                <m:t>S</m:t>
-              </m:r>
-            </m:sub>
-          </m:sSub>
-          <m:limUpp>
-            <m:e>
-              <m:r>
-                <m:rPr>
-                  <m:sty m:val="p"/>
-                </m:rPr>
-                <m:t>=</m:t>
-              </m:r>
-            </m:e>
-            <m:lim>
-              <m:r>
-                <m:rPr>
-                  <m:nor/>
-                  <m:sty m:val="p"/>
-                </m:rPr>
-                <m:t>def</m:t>
-              </m:r>
-            </m:lim>
-          </m:limUpp>
-          <m:r>
-            <m:t>r</m:t>
-          </m:r>
-          <m:r>
-            <m:t>​</m:t>
-          </m:r>
-          <m:d>
-            <m:dPr>
-              <m:begChr m:val="("/>
-              <m:sepChr m:val=""/>
-              <m:endChr m:val=")"/>
-              <m:grow/>
-            </m:dPr>
-            <m:e>
-              <m:r>
-                <m:rPr>
-                  <m:sty m:val="p"/>
-                </m:rPr>
-                <m:t>(</m:t>
-              </m:r>
-              <m:sSub>
-                <m:e>
-                  <m:r>
-                    <m:t>u</m:t>
-                  </m:r>
-                </m:e>
-                <m:sub>
-                  <m:r>
-                    <m:t>1</m:t>
-                  </m:r>
-                </m:sub>
-              </m:sSub>
-              <m:r>
-                <m:rPr>
-                  <m:sty m:val="p"/>
-                </m:rPr>
-                <m:t>,</m:t>
-              </m:r>
-              <m:sSub>
-                <m:e>
-                  <m:r>
-                    <m:t>v</m:t>
-                  </m:r>
-                </m:e>
-                <m:sub>
-                  <m:r>
-                    <m:t>1</m:t>
-                  </m:r>
-                </m:sub>
-              </m:sSub>
-              <m:r>
-                <m:rPr>
-                  <m:sty m:val="p"/>
-                </m:rPr>
-                <m:t>)</m:t>
-              </m:r>
-              <m:r>
-                <m:rPr>
-                  <m:sty m:val="p"/>
-                </m:rPr>
-                <m:t>,</m:t>
-              </m:r>
-              <m:r>
-                <m:rPr>
-                  <m:sty m:val="p"/>
-                </m:rPr>
-                <m:t>…</m:t>
-              </m:r>
-              <m:r>
-                <m:rPr>
-                  <m:sty m:val="p"/>
-                </m:rPr>
-                <m:t>,</m:t>
-              </m:r>
-              <m:r>
-                <m:rPr>
-                  <m:sty m:val="p"/>
-                </m:rPr>
-                <m:t>(</m:t>
-              </m:r>
-              <m:sSub>
-                <m:e>
-                  <m:r>
-                    <m:t>u</m:t>
-                  </m:r>
-                </m:e>
-                <m:sub>
-                  <m:r>
-                    <m:t>n</m:t>
-                  </m:r>
-                </m:sub>
-              </m:sSub>
-              <m:r>
-                <m:rPr>
-                  <m:sty m:val="p"/>
-                </m:rPr>
-                <m:t>,</m:t>
-              </m:r>
-              <m:sSub>
-                <m:e>
-                  <m:r>
-                    <m:t>v</m:t>
-                  </m:r>
-                </m:e>
-                <m:sub>
-                  <m:r>
-                    <m:t>n</m:t>
-                  </m:r>
-                </m:sub>
-              </m:sSub>
-              <m:r>
-                <m:rPr>
-                  <m:sty m:val="p"/>
-                </m:rPr>
-                <m:t>)</m:t>
-              </m:r>
-            </m:e>
-          </m:d>
-          <m:r>
-            <m:t>​</m:t>
-          </m:r>
-          <m:r>
-            <m:rPr>
-              <m:sty m:val="p"/>
-            </m:rPr>
-            <m:t>.</m:t>
-          </m:r>
-        </m:oMath>
-      </m:oMathPara>
+      <w:del w:id="67" w:author="PR Preview" w:date="2026-01-01T00:00:00Z">
+        <w:r>
+          <w:delText xml:space="preserve"> </w:delText>
+        </w:r>
+      </w:del>
+      <w:del w:id="68" w:author="PR Preview" w:date="2026-01-01T00:00:00Z">
+        <w:r>
+          <w:delText xml:space="preserve">evaluated at the rank pairs</w:delText>
+        </w:r>
+      </w:del>
+      <w:del w:id="69" w:author="PR Preview" w:date="2026-01-01T00:00:00Z">
+        <w:r>
+          <w:delText xml:space="preserve"> </w:delText>
+        </w:r>
+      </w:del>
+      <w:del w:id="70" w:author="PR Preview" w:date="2026-01-01T00:00:00Z">
+        <w:r>
+          <w:delText xml:space="preserve">[5]</w:delText>
+        </w:r>
+      </w:del>
+      <w:del w:id="71" w:author="PR Preview" w:date="2026-01-01T00:00:00Z">
+        <w:r>
+          <w:delText xml:space="preserve">:</w:delText>
+        </w:r>
+      </w:del>
     </w:p>
     <w:p>
       <w:pPr>
         <w:pStyle w:val="FirstParagraph"/>
       </w:pPr>
-      <w:r>
-        <w:t xml:space="preserve">Source:</w:t>
-      </w:r>
-      <w:r>
-        <w:t xml:space="preserve"> </w:t>
-      </w:r>
-      <w:r>
-        <w:t xml:space="preserve">Wikipedia contributors [5]</w:t>
-      </w:r>
-      <w:r>
-        <w:t xml:space="preserve">.</w:t>
-      </w:r>
-    </w:p>
-    <w:bookmarkEnd w:id="26"/>
-    <w:bookmarkStart w:id="27" w:name="rem-spearman-monotone"/>
-    <w:p>
-      <w:pPr>
-        <w:pStyle w:val="BodyText"/>
-      </w:pPr>
-      <w:r>
-        <w:rPr>
-          <w:i/>
-          <w:iCs/>
-        </w:rPr>
-        <w:t xml:space="preserve">Remark 3</w:t>
-      </w:r>
-      <w:r>
-        <w:t xml:space="preserve"> (What the Spearman correlation measures). </w:t>
-      </w:r>
-      <w:r>
-        <w:t xml:space="preserve">Because ranks depend only on the ordering of the values,</w:t>
-      </w:r>
-      <w:r>
-        <w:t xml:space="preserve"> </w:t>
-      </w:r>
+      <w:ins w:id="72" w:author="PR Preview" w:date="2026-01-01T00:00:00Z">
+        <w:r>
+          <w:rPr>
+            <w:b/>
+            <w:bCs/>
+          </w:rPr>
+          <w:t xml:space="preserve">Definition 3 (Spearman rank correlation)</w:t>
+        </w:r>
+      </w:ins>
+      <w:ins w:id="73" w:author="PR Preview" w:date="2026-01-01T00:00:00Z">
+        <w:r>
+          <w:t xml:space="preserve"> </w:t>
+        </w:r>
+      </w:ins>
+      <w:ins w:id="74" w:author="PR Preview" w:date="2026-01-01T00:00:00Z">
+        <w:r>
+          <w:t xml:space="preserve">Replace each</w:t>
+        </w:r>
+      </w:ins>
+      <w:ins w:id="75" w:author="PR Preview" w:date="2026-01-01T00:00:00Z">
+        <w:r>
+          <w:t xml:space="preserve"> </w:t>
+        </w:r>
+      </w:ins>
       <m:oMath>
         <m:sSub>
           <m:e>
             <m:r>
-              <m:t>r</m:t>
+              <m:t>x</m:t>
             </m:r>
           </m:e>
           <m:sub>
             <m:r>
-              <m:t>S</m:t>
+              <m:t>i</m:t>
             </m:r>
           </m:sub>
         </m:sSub>
       </m:oMath>
-      <w:r>
-        <w:t xml:space="preserve"> </w:t>
-      </w:r>
-      <w:r>
-        <w:t xml:space="preserve">measures how close the association is to monotone,</w:t>
-      </w:r>
-      <w:r>
-        <w:t xml:space="preserve"> </w:t>
-      </w:r>
-      <w:r>
-        <w:t xml:space="preserve">whether or not it is linear,</w:t>
-      </w:r>
-      <w:r>
-        <w:t xml:space="preserve"> </w:t>
-      </w:r>
-      <w:r>
-        <w:t xml:space="preserve">and a single extreme value moves</w:t>
-      </w:r>
-      <w:r>
-        <w:t xml:space="preserve"> </w:t>
-      </w:r>
+      <w:ins w:id="76" w:author="PR Preview" w:date="2026-01-01T00:00:00Z">
+        <w:r>
+          <w:t xml:space="preserve"> </w:t>
+        </w:r>
+      </w:ins>
+      <w:ins w:id="77" w:author="PR Preview" w:date="2026-01-01T00:00:00Z">
+        <w:r>
+          <w:t xml:space="preserve">by its rank</w:t>
+        </w:r>
+      </w:ins>
+      <w:ins w:id="78" w:author="PR Preview" w:date="2026-01-01T00:00:00Z">
+        <w:r>
+          <w:t xml:space="preserve"> </w:t>
+        </w:r>
+      </w:ins>
       <m:oMath>
         <m:sSub>
           <m:e>
             <m:r>
-              <m:t>r</m:t>
+              <m:t>u</m:t>
             </m:r>
           </m:e>
           <m:sub>
             <m:r>
-              <m:t>S</m:t>
+              <m:t>i</m:t>
             </m:r>
           </m:sub>
         </m:sSub>
       </m:oMath>
-      <w:r>
-        <w:t xml:space="preserve"> </w:t>
-      </w:r>
-      <w:r>
-        <w:t xml:space="preserve">less than it moves</w:t>
-      </w:r>
-      <w:r>
-        <w:t xml:space="preserve"> </w:t>
-      </w:r>
-      <m:oMath>
-        <m:r>
-          <m:t>r</m:t>
-        </m:r>
-      </m:oMath>
-      <w:r>
-        <w:t xml:space="preserve">.</w:t>
-      </w:r>
-    </w:p>
-    <w:bookmarkEnd w:id="27"/>
-    <w:bookmarkStart w:id="28" w:name="exm-hers-spearman"/>
-    <w:p>
-      <w:pPr>
-        <w:pStyle w:val="BodyText"/>
-      </w:pPr>
-      <w:r>
-        <w:rPr>
-          <w:b/>
-          <w:bCs/>
-        </w:rPr>
-        <w:t xml:space="preserve">Example 2 (Spearman correlation between BMI and fasting glucose in HERS)</w:t>
-      </w:r>
-      <w:r>
-        <w:t xml:space="preserve"> </w:t>
-      </w:r>
-      <w:r>
-        <w:t xml:space="preserve">The Pearson correlation of the ranks (</w:t>
-      </w:r>
-      <w:hyperlink w:anchor="def-spearman-r">
+      <w:ins w:id="79" w:author="PR Preview" w:date="2026-01-01T00:00:00Z">
         <w:r>
-          <w:rPr>
-            <w:rStyle w:val="Hyperlink"/>
-          </w:rPr>
-          <w:t xml:space="preserve">Definition 3</w:t>
+          <w:t xml:space="preserve"> </w:t>
         </w:r>
-      </w:hyperlink>
-      <w:r>
-        <w:t xml:space="preserve">),</w:t>
-      </w:r>
-      <w:r>
-        <w:t xml:space="preserve"> </w:t>
-      </w:r>
-      <w:r>
-        <w:t xml:space="preserve">and</w:t>
-      </w:r>
-      <w:r>
-        <w:t xml:space="preserve"> </w:t>
-      </w:r>
-      <w:r>
-        <w:rPr>
-          <w:rStyle w:val="VerbatimChar"/>
-        </w:rPr>
-        <w:t xml:space="preserve">cor.test()</w:t>
-      </w:r>
-      <w:r>
-        <w:t xml:space="preserve">’s Spearman test</w:t>
-      </w:r>
-      <w:r>
-        <w:t xml:space="preserve"> </w:t>
-      </w:r>
-      <w:r>
-        <w:t xml:space="preserve">(</w:t>
-      </w:r>
-      <w:r>
-        <w:rPr>
-          <w:rStyle w:val="VerbatimChar"/>
-        </w:rPr>
-        <w:t xml:space="preserve">exact = FALSE</w:t>
-      </w:r>
-      <w:r>
-        <w:t xml:space="preserve">, because tied values rule out the exact p-value):</w:t>
-      </w:r>
-    </w:p>
-    <w:p>
-      <w:pPr>
-        <w:pStyle w:val="SourceCode"/>
-      </w:pPr>
-      <w:r>
-        <w:rPr>
-          <w:rStyle w:val="NormalTok"/>
-        </w:rPr>
-        <w:t xml:space="preserve">hers_bmi </w:t>
-      </w:r>
-      <w:r>
-        <w:rPr>
-          <w:rStyle w:val="OtherTok"/>
-        </w:rPr>
-        <w:t xml:space="preserve">&lt;-</w:t>
-      </w:r>
-      <w:r>
-        <w:rPr>
-          <w:rStyle w:val="NormalTok"/>
-        </w:rPr>
-        <w:t xml:space="preserve"> hers </w:t>
-      </w:r>
-      <w:r>
-        <w:rPr>
-          <w:rStyle w:val="SpecialCharTok"/>
-        </w:rPr>
-        <w:t xml:space="preserve">|&gt;</w:t>
-      </w:r>
-      <w:r>
-        <w:rPr>
-          <w:rStyle w:val="NormalTok"/>
-        </w:rPr>
-        <w:t xml:space="preserve"> dplyr</w:t>
-      </w:r>
-      <w:r>
-        <w:rPr>
-          <w:rStyle w:val="SpecialCharTok"/>
-        </w:rPr>
-        <w:t xml:space="preserve">::</w:t>
-      </w:r>
-      <w:r>
-        <w:rPr>
-          <w:rStyle w:val="FunctionTok"/>
-        </w:rPr>
-        <w:t xml:space="preserve">filter</w:t>
-      </w:r>
-      <w:r>
-        <w:rPr>
-          <w:rStyle w:val="NormalTok"/>
-        </w:rPr>
-        <w:t xml:space="preserve">(</w:t>
-      </w:r>
-      <w:r>
-        <w:rPr>
-          <w:rStyle w:val="SpecialCharTok"/>
-        </w:rPr>
-        <w:t xml:space="preserve">!</w:t>
-      </w:r>
-      <w:r>
-        <w:rPr>
-          <w:rStyle w:val="FunctionTok"/>
-        </w:rPr>
-        <w:t xml:space="preserve">is.na</w:t>
-      </w:r>
-      <w:r>
-        <w:rPr>
-          <w:rStyle w:val="NormalTok"/>
-        </w:rPr>
-        <w:t xml:space="preserve">(BMI))</w:t>
-      </w:r>
-      <w:r>
-        <w:br/>
-      </w:r>
-      <w:r>
-        <w:rPr>
-          <w:rStyle w:val="FunctionTok"/>
-        </w:rPr>
-        <w:t xml:space="preserve">cor</w:t>
-      </w:r>
-      <w:r>
-        <w:rPr>
-          <w:rStyle w:val="NormalTok"/>
-        </w:rPr>
-        <w:t xml:space="preserve">(</w:t>
-      </w:r>
-      <w:r>
-        <w:rPr>
-          <w:rStyle w:val="FunctionTok"/>
-        </w:rPr>
-        <w:t xml:space="preserve">rank</w:t>
-      </w:r>
-      <w:r>
-        <w:rPr>
-          <w:rStyle w:val="NormalTok"/>
-        </w:rPr>
-        <w:t xml:space="preserve">(hers_bmi</w:t>
-      </w:r>
-      <w:r>
-        <w:rPr>
-          <w:rStyle w:val="SpecialCharTok"/>
-        </w:rPr>
-        <w:t xml:space="preserve">$</w:t>
-      </w:r>
-      <w:r>
-        <w:rPr>
-          <w:rStyle w:val="NormalTok"/>
-        </w:rPr>
-        <w:t xml:space="preserve">BMI), </w:t>
-      </w:r>
-      <w:r>
-        <w:rPr>
-          <w:rStyle w:val="FunctionTok"/>
-        </w:rPr>
-        <w:t xml:space="preserve">rank</w:t>
-      </w:r>
-      <w:r>
-        <w:rPr>
-          <w:rStyle w:val="NormalTok"/>
-        </w:rPr>
-        <w:t xml:space="preserve">(hers_bmi</w:t>
-      </w:r>
-      <w:r>
-        <w:rPr>
-          <w:rStyle w:val="SpecialCharTok"/>
-        </w:rPr>
-        <w:t xml:space="preserve">$</w:t>
-      </w:r>
-      <w:r>
-        <w:rPr>
-          <w:rStyle w:val="NormalTok"/>
-        </w:rPr>
-        <w:t xml:space="preserve">glucose))</w:t>
-      </w:r>
-      <w:r>
-        <w:br/>
-      </w:r>
-      <w:r>
-        <w:rPr>
-          <w:rStyle w:val="CommentTok"/>
-        </w:rPr>
-        <w:t xml:space="preserve">#&gt; [1] 0.333751</w:t>
-      </w:r>
-      <w:r>
-        <w:br/>
-      </w:r>
-      <w:r>
-        <w:rPr>
-          <w:rStyle w:val="FunctionTok"/>
-        </w:rPr>
-        <w:t xml:space="preserve">cor.test</w:t>
-      </w:r>
-      <w:r>
-        <w:rPr>
-          <w:rStyle w:val="NormalTok"/>
-        </w:rPr>
-        <w:t xml:space="preserve">(hers_bmi</w:t>
-      </w:r>
-      <w:r>
-        <w:rPr>
-          <w:rStyle w:val="SpecialCharTok"/>
-        </w:rPr>
-        <w:t xml:space="preserve">$</w:t>
-      </w:r>
-      <w:r>
-        <w:rPr>
-          <w:rStyle w:val="NormalTok"/>
-        </w:rPr>
-        <w:t xml:space="preserve">BMI, hers_bmi</w:t>
-      </w:r>
-      <w:r>
-        <w:rPr>
-          <w:rStyle w:val="SpecialCharTok"/>
-        </w:rPr>
-        <w:t xml:space="preserve">$</w:t>
-      </w:r>
-      <w:r>
-        <w:rPr>
-          <w:rStyle w:val="NormalTok"/>
-        </w:rPr>
-        <w:t xml:space="preserve">glucose, </w:t>
-      </w:r>
-      <w:r>
-        <w:rPr>
-          <w:rStyle w:val="AttributeTok"/>
-        </w:rPr>
-        <w:t xml:space="preserve">method =</w:t>
-      </w:r>
-      <w:r>
-        <w:rPr>
-          <w:rStyle w:val="NormalTok"/>
-        </w:rPr>
-        <w:t xml:space="preserve"> </w:t>
-      </w:r>
-      <w:r>
-        <w:rPr>
-          <w:rStyle w:val="StringTok"/>
-        </w:rPr>
-        <w:t xml:space="preserve">"spearman"</w:t>
-      </w:r>
-      <w:r>
-        <w:rPr>
-          <w:rStyle w:val="NormalTok"/>
-        </w:rPr>
-        <w:t xml:space="preserve">, </w:t>
-      </w:r>
-      <w:r>
-        <w:rPr>
-          <w:rStyle w:val="AttributeTok"/>
-        </w:rPr>
-        <w:t xml:space="preserve">exact =</w:t>
-      </w:r>
-      <w:r>
-        <w:rPr>
-          <w:rStyle w:val="NormalTok"/>
-        </w:rPr>
-        <w:t xml:space="preserve"> </w:t>
-      </w:r>
-      <w:r>
-        <w:rPr>
-          <w:rStyle w:val="ConstantTok"/>
-        </w:rPr>
-        <w:t xml:space="preserve">FALSE</w:t>
-      </w:r>
-      <w:r>
-        <w:rPr>
-          <w:rStyle w:val="NormalTok"/>
-        </w:rPr>
-        <w:t xml:space="preserve">)</w:t>
-      </w:r>
-      <w:r>
-        <w:br/>
-      </w:r>
-      <w:r>
-        <w:rPr>
-          <w:rStyle w:val="CommentTok"/>
-        </w:rPr>
-        <w:t xml:space="preserve">#&gt; </w:t>
-      </w:r>
-      <w:r>
-        <w:br/>
-      </w:r>
-      <w:r>
-        <w:rPr>
-          <w:rStyle w:val="CommentTok"/>
-        </w:rPr>
-        <w:t xml:space="preserve">#&gt;  Spearman's rank correlation rho</w:t>
-      </w:r>
-      <w:r>
-        <w:br/>
-      </w:r>
-      <w:r>
-        <w:rPr>
-          <w:rStyle w:val="CommentTok"/>
-        </w:rPr>
-        <w:t xml:space="preserve">#&gt; </w:t>
-      </w:r>
-      <w:r>
-        <w:br/>
-      </w:r>
-      <w:r>
-        <w:rPr>
-          <w:rStyle w:val="CommentTok"/>
-        </w:rPr>
-        <w:t xml:space="preserve">#&gt; data:  hers_bmi$BMI and hers_bmi$glucose</w:t>
-      </w:r>
-      <w:r>
-        <w:br/>
-      </w:r>
-      <w:r>
-        <w:rPr>
-          <w:rStyle w:val="CommentTok"/>
-        </w:rPr>
-        <w:t xml:space="preserve">#&gt; S = 2.33e+09, p-value &lt;2e-16</w:t>
-      </w:r>
-      <w:r>
-        <w:br/>
-      </w:r>
-      <w:r>
-        <w:rPr>
-          <w:rStyle w:val="CommentTok"/>
-        </w:rPr>
-        <w:t xml:space="preserve">#&gt; alternative hypothesis: true rho is not equal to 0</w:t>
-      </w:r>
-      <w:r>
-        <w:br/>
-      </w:r>
-      <w:r>
-        <w:rPr>
-          <w:rStyle w:val="CommentTok"/>
-        </w:rPr>
-        <w:t xml:space="preserve">#&gt; sample estimates:</w:t>
-      </w:r>
-      <w:r>
-        <w:br/>
-      </w:r>
-      <w:r>
-        <w:rPr>
-          <w:rStyle w:val="CommentTok"/>
-        </w:rPr>
-        <w:t xml:space="preserve">#&gt;      rho </w:t>
-      </w:r>
-      <w:r>
-        <w:br/>
-      </w:r>
-      <w:r>
-        <w:rPr>
-          <w:rStyle w:val="CommentTok"/>
-        </w:rPr>
-        <w:t xml:space="preserve">#&gt; 0.333751</w:t>
-      </w:r>
-    </w:p>
-    <w:p>
-      <w:pPr>
-        <w:pStyle w:val="FirstParagraph"/>
-      </w:pPr>
+      </w:ins>
+      <w:ins w:id="80" w:author="PR Preview" w:date="2026-01-01T00:00:00Z">
+        <w:r>
+          <w:t xml:space="preserve">among</w:t>
+        </w:r>
+      </w:ins>
+      <w:ins w:id="81" w:author="PR Preview" w:date="2026-01-01T00:00:00Z">
+        <w:r>
+          <w:t xml:space="preserve"> </w:t>
+        </w:r>
+      </w:ins>
       <m:oMath>
         <m:sSub>
           <m:e>
             <m:r>
-              <m:t>r</m:t>
-            </m:r>
-          </m:e>
-          <m:sub>
-            <m:r>
-              <m:t>S</m:t>
-            </m:r>
-          </m:sub>
-        </m:sSub>
-      </m:oMath>
-      <w:r>
-        <w:t xml:space="preserve"> </w:t>
-      </w:r>
-      <w:r>
-        <w:t xml:space="preserve">is larger than the Pearson</w:t>
-      </w:r>
-      <w:r>
-        <w:t xml:space="preserve"> </w:t>
-      </w:r>
-      <m:oMath>
-        <m:r>
-          <m:t>r</m:t>
-        </m:r>
-      </m:oMath>
-      <w:r>
-        <w:t xml:space="preserve"> </w:t>
-      </w:r>
-      <w:r>
-        <w:t xml:space="preserve">of</w:t>
-      </w:r>
-      <w:r>
-        <w:t xml:space="preserve"> </w:t>
-      </w:r>
-      <w:hyperlink w:anchor="exm-hers-cor">
-        <w:r>
-          <w:rPr>
-            <w:rStyle w:val="Hyperlink"/>
-          </w:rPr>
-          <w:t xml:space="preserve">Example 1</w:t>
-        </w:r>
-      </w:hyperlink>
-      <w:r>
-        <w:t xml:space="preserve">:</w:t>
-      </w:r>
-      <w:r>
-        <w:t xml:space="preserve"> </w:t>
-      </w:r>
-      <w:r>
-        <w:t xml:space="preserve">the association is closer to monotone than to linear.</w:t>
-      </w:r>
-    </w:p>
-    <w:bookmarkEnd w:id="28"/>
-    <w:bookmarkEnd w:id="29"/>
-    <w:bookmarkEnd w:id="30"/>
-    <w:bookmarkStart w:id="144" w:name="sec-simple-linear-regression"/>
-    <w:p>
-      <w:pPr>
-        <w:pStyle w:val="Heading2"/>
-      </w:pPr>
-      <w:r>
-        <w:t xml:space="preserve">3 Simple linear regression</w:t>
-      </w:r>
-    </w:p>
-    <w:bookmarkStart w:id="49" w:name="sec-slr-model"/>
-    <w:p>
-      <w:pPr>
-        <w:pStyle w:val="Heading3"/>
-      </w:pPr>
-      <w:r>
-        <w:t xml:space="preserve">3.1 Model specification</w:t>
-      </w:r>
-    </w:p>
-    <w:bookmarkStart w:id="31" w:name="def-cond-gaussian"/>
-    <w:p>
-      <w:pPr>
-        <w:pStyle w:val="FirstParagraph"/>
-      </w:pPr>
-      <w:r>
-        <w:rPr>
-          <w:b/>
-          <w:bCs/>
-        </w:rPr>
-        <w:t xml:space="preserve">Definition 4 (Conditional Gaussian model)</w:t>
-      </w:r>
-      <w:r>
-        <w:t xml:space="preserve"> </w:t>
-      </w:r>
-      <w:r>
-        <w:t xml:space="preserve">A</w:t>
-      </w:r>
-      <w:r>
-        <w:t xml:space="preserve"> </w:t>
-      </w:r>
-      <w:r>
-        <w:rPr>
-          <w:b/>
-          <w:bCs/>
-        </w:rPr>
-        <w:t xml:space="preserve">conditional Gaussian model</w:t>
-      </w:r>
-      <w:r>
-        <w:t xml:space="preserve"> </w:t>
-      </w:r>
-      <w:r>
-        <w:t xml:space="preserve">for outcomes</w:t>
-      </w:r>
-      <w:r>
-        <w:t xml:space="preserve"> </w:t>
-      </w:r>
-      <m:oMath>
-        <m:sSub>
-          <m:e>
-            <m:r>
-              <m:t>Y</m:t>
+              <m:t>x</m:t>
             </m:r>
           </m:e>
           <m:sub>
@@ -4043,7 +3578,7 @@
         <m:sSub>
           <m:e>
             <m:r>
-              <m:t>Y</m:t>
+              <m:t>x</m:t>
             </m:r>
           </m:e>
           <m:sub>
@@ -4053,20 +3588,89 @@
           </m:sub>
         </m:sSub>
       </m:oMath>
-      <w:r>
-        <w:t xml:space="preserve"> </w:t>
-      </w:r>
-      <w:r>
-        <w:t xml:space="preserve">with covariate values</w:t>
-      </w:r>
-      <w:r>
-        <w:t xml:space="preserve"> </w:t>
-      </w:r>
+      <w:ins w:id="82" w:author="PR Preview" w:date="2026-01-01T00:00:00Z">
+        <w:r>
+          <w:t xml:space="preserve">,</w:t>
+        </w:r>
+      </w:ins>
+      <w:ins w:id="83" w:author="PR Preview" w:date="2026-01-01T00:00:00Z">
+        <w:r>
+          <w:t xml:space="preserve"> </w:t>
+        </w:r>
+      </w:ins>
+      <w:ins w:id="84" w:author="PR Preview" w:date="2026-01-01T00:00:00Z">
+        <w:r>
+          <w:t xml:space="preserve">and each</w:t>
+        </w:r>
+      </w:ins>
+      <w:ins w:id="85" w:author="PR Preview" w:date="2026-01-01T00:00:00Z">
+        <w:r>
+          <w:t xml:space="preserve"> </w:t>
+        </w:r>
+      </w:ins>
       <m:oMath>
         <m:sSub>
           <m:e>
             <m:r>
-              <m:t>x</m:t>
+              <m:t>y</m:t>
+            </m:r>
+          </m:e>
+          <m:sub>
+            <m:r>
+              <m:t>i</m:t>
+            </m:r>
+          </m:sub>
+        </m:sSub>
+      </m:oMath>
+      <w:ins w:id="86" w:author="PR Preview" w:date="2026-01-01T00:00:00Z">
+        <w:r>
+          <w:t xml:space="preserve"> </w:t>
+        </w:r>
+      </w:ins>
+      <w:ins w:id="87" w:author="PR Preview" w:date="2026-01-01T00:00:00Z">
+        <w:r>
+          <w:t xml:space="preserve">by its rank</w:t>
+        </w:r>
+      </w:ins>
+      <w:ins w:id="88" w:author="PR Preview" w:date="2026-01-01T00:00:00Z">
+        <w:r>
+          <w:t xml:space="preserve"> </w:t>
+        </w:r>
+      </w:ins>
+      <m:oMath>
+        <m:sSub>
+          <m:e>
+            <m:r>
+              <m:t>v</m:t>
+            </m:r>
+          </m:e>
+          <m:sub>
+            <m:r>
+              <m:t>i</m:t>
+            </m:r>
+          </m:sub>
+        </m:sSub>
+      </m:oMath>
+      <w:ins w:id="89" w:author="PR Preview" w:date="2026-01-01T00:00:00Z">
+        <w:r>
+          <w:t xml:space="preserve"> </w:t>
+        </w:r>
+      </w:ins>
+      <w:ins w:id="90" w:author="PR Preview" w:date="2026-01-01T00:00:00Z">
+        <w:r>
+          <w:t xml:space="preserve">among</w:t>
+        </w:r>
+      </w:ins>
+      <w:ins w:id="91" w:author="PR Preview" w:date="2026-01-01T00:00:00Z">
+        <w:r>
+          <w:t xml:space="preserve"> </w:t>
+        </w:r>
+      </w:ins>
+      <m:oMath>
+        <m:sSub>
+          <m:e>
+            <m:r>
+              <m:t>y</m:t>
             </m:r>
           </m:e>
           <m:sub>
@@ -4096,6 +3700,965 @@
         <m:sSub>
           <m:e>
             <m:r>
+              <m:t>y</m:t>
+            </m:r>
+          </m:e>
+          <m:sub>
+            <m:r>
+              <m:t>n</m:t>
+            </m:r>
+          </m:sub>
+        </m:sSub>
+      </m:oMath>
+      <w:ins w:id="92" w:author="PR Preview" w:date="2026-01-01T00:00:00Z">
+        <w:r>
+          <w:t xml:space="preserve">,</w:t>
+        </w:r>
+      </w:ins>
+      <w:ins w:id="93" w:author="PR Preview" w:date="2026-01-01T00:00:00Z">
+        <w:r>
+          <w:t xml:space="preserve"> </w:t>
+        </w:r>
+      </w:ins>
+      <w:ins w:id="94" w:author="PR Preview" w:date="2026-01-01T00:00:00Z">
+        <w:r>
+          <w:t xml:space="preserve">giving tied values the average of the ranks they span.</w:t>
+        </w:r>
+      </w:ins>
+      <w:ins w:id="95" w:author="PR Preview" w:date="2026-01-01T00:00:00Z">
+        <w:r>
+          <w:t xml:space="preserve"> </w:t>
+        </w:r>
+      </w:ins>
+      <w:ins w:id="96" w:author="PR Preview" w:date="2026-01-01T00:00:00Z">
+        <w:r>
+          <w:t xml:space="preserve">The</w:t>
+        </w:r>
+      </w:ins>
+      <w:ins w:id="97" w:author="PR Preview" w:date="2026-01-01T00:00:00Z">
+        <w:r>
+          <w:t xml:space="preserve"> </w:t>
+        </w:r>
+      </w:ins>
+      <w:ins w:id="98" w:author="PR Preview" w:date="2026-01-01T00:00:00Z">
+        <w:r>
+          <w:rPr>
+            <w:b/>
+            <w:bCs/>
+          </w:rPr>
+          <w:t xml:space="preserve">Spearman rank correlation</w:t>
+        </w:r>
+      </w:ins>
+      <w:ins w:id="99" w:author="PR Preview" w:date="2026-01-01T00:00:00Z">
+        <w:r>
+          <w:t xml:space="preserve"> </w:t>
+        </w:r>
+      </w:ins>
+      <m:oMath>
+        <m:sSub>
+          <m:e>
+            <m:r>
+              <m:t>r</m:t>
+            </m:r>
+          </m:e>
+          <m:sub>
+            <m:r>
+              <m:t>S</m:t>
+            </m:r>
+          </m:sub>
+        </m:sSub>
+      </m:oMath>
+      <w:ins w:id="100" w:author="PR Preview" w:date="2026-01-01T00:00:00Z">
+        <w:r>
+          <w:t xml:space="preserve"> </w:t>
+        </w:r>
+      </w:ins>
+      <w:ins w:id="101" w:author="PR Preview" w:date="2026-01-01T00:00:00Z">
+        <w:r>
+          <w:t xml:space="preserve">is the</w:t>
+        </w:r>
+      </w:ins>
+      <w:ins w:id="102" w:author="PR Preview" w:date="2026-01-01T00:00:00Z">
+        <w:r>
+          <w:t xml:space="preserve"> </w:t>
+        </w:r>
+      </w:ins>
+      <w:hyperlink r:id="rId15">
+        <w:ins w:id="103" w:author="PR Preview" w:date="2026-01-01T00:00:00Z">
+          <w:r>
+            <w:rPr>
+              <w:rStyle w:val="Hyperlink"/>
+            </w:rPr>
+            <w:t xml:space="preserve">Pearson correlation coefficient</w:t>
+          </w:r>
+        </w:ins>
+      </w:hyperlink>
+      <w:ins w:id="104" w:author="PR Preview" w:date="2026-01-01T00:00:00Z">
+        <w:r>
+          <w:t xml:space="preserve"> </w:t>
+        </w:r>
+      </w:ins>
+      <w:ins w:id="105" w:author="PR Preview" w:date="2026-01-01T00:00:00Z">
+        <w:r>
+          <w:t xml:space="preserve">evaluated at the rank pairs:</w:t>
+        </w:r>
+      </w:ins>
+    </w:p>
+    <w:p>
+      <w:pPr>
+        <w:pStyle w:val="BodyText"/>
+      </w:pPr>
+      <m:oMathPara>
+        <m:oMathParaPr>
+          <m:jc m:val="center"/>
+        </m:oMathParaPr>
+        <m:oMath>
+          <m:sSub>
+            <m:e>
+              <m:r>
+                <m:t>r</m:t>
+              </m:r>
+            </m:e>
+            <m:sub>
+              <m:r>
+                <m:t>S</m:t>
+              </m:r>
+            </m:sub>
+          </m:sSub>
+          <m:limUpp>
+            <m:e>
+              <m:r>
+                <m:rPr>
+                  <m:sty m:val="p"/>
+                </m:rPr>
+                <m:t>=</m:t>
+              </m:r>
+            </m:e>
+            <m:lim>
+              <m:r>
+                <m:rPr>
+                  <m:nor/>
+                  <m:sty m:val="p"/>
+                </m:rPr>
+                <m:t>def</m:t>
+              </m:r>
+            </m:lim>
+          </m:limUpp>
+          <m:r>
+            <m:t>r</m:t>
+          </m:r>
+          <m:r>
+            <m:t>​</m:t>
+          </m:r>
+          <m:d>
+            <m:dPr>
+              <m:begChr m:val="("/>
+              <m:sepChr m:val=""/>
+              <m:endChr m:val=")"/>
+              <m:grow/>
+            </m:dPr>
+            <m:e>
+              <m:r>
+                <m:rPr>
+                  <m:sty m:val="p"/>
+                </m:rPr>
+                <m:t>(</m:t>
+              </m:r>
+              <m:sSub>
+                <m:e>
+                  <m:r>
+                    <m:t>u</m:t>
+                  </m:r>
+                </m:e>
+                <m:sub>
+                  <m:r>
+                    <m:t>1</m:t>
+                  </m:r>
+                </m:sub>
+              </m:sSub>
+              <m:r>
+                <m:rPr>
+                  <m:sty m:val="p"/>
+                </m:rPr>
+                <m:t>,</m:t>
+              </m:r>
+              <m:sSub>
+                <m:e>
+                  <m:r>
+                    <m:t>v</m:t>
+                  </m:r>
+                </m:e>
+                <m:sub>
+                  <m:r>
+                    <m:t>1</m:t>
+                  </m:r>
+                </m:sub>
+              </m:sSub>
+              <m:r>
+                <m:rPr>
+                  <m:sty m:val="p"/>
+                </m:rPr>
+                <m:t>)</m:t>
+              </m:r>
+              <m:r>
+                <m:rPr>
+                  <m:sty m:val="p"/>
+                </m:rPr>
+                <m:t>,</m:t>
+              </m:r>
+              <m:r>
+                <m:rPr>
+                  <m:sty m:val="p"/>
+                </m:rPr>
+                <m:t>…</m:t>
+              </m:r>
+              <m:r>
+                <m:rPr>
+                  <m:sty m:val="p"/>
+                </m:rPr>
+                <m:t>,</m:t>
+              </m:r>
+              <m:r>
+                <m:rPr>
+                  <m:sty m:val="p"/>
+                </m:rPr>
+                <m:t>(</m:t>
+              </m:r>
+              <m:sSub>
+                <m:e>
+                  <m:r>
+                    <m:t>u</m:t>
+                  </m:r>
+                </m:e>
+                <m:sub>
+                  <m:r>
+                    <m:t>n</m:t>
+                  </m:r>
+                </m:sub>
+              </m:sSub>
+              <m:r>
+                <m:rPr>
+                  <m:sty m:val="p"/>
+                </m:rPr>
+                <m:t>,</m:t>
+              </m:r>
+              <m:sSub>
+                <m:e>
+                  <m:r>
+                    <m:t>v</m:t>
+                  </m:r>
+                </m:e>
+                <m:sub>
+                  <m:r>
+                    <m:t>n</m:t>
+                  </m:r>
+                </m:sub>
+              </m:sSub>
+              <m:r>
+                <m:rPr>
+                  <m:sty m:val="p"/>
+                </m:rPr>
+                <m:t>)</m:t>
+              </m:r>
+            </m:e>
+          </m:d>
+          <m:r>
+            <m:t>​</m:t>
+          </m:r>
+          <m:r>
+            <m:rPr>
+              <m:sty m:val="p"/>
+            </m:rPr>
+            <m:t>.</m:t>
+          </m:r>
+        </m:oMath>
+      </m:oMathPara>
+    </w:p>
+    <w:p>
+      <w:pPr>
+        <w:pStyle w:val="FirstParagraph"/>
+      </w:pPr>
+      <w:r>
+        <w:t xml:space="preserve">Source:</w:t>
+      </w:r>
+      <w:r>
+        <w:t xml:space="preserve"> </w:t>
+      </w:r>
+      <w:r>
+        <w:t xml:space="preserve">Wikipedia contributors [5]</w:t>
+      </w:r>
+      <w:r>
+        <w:t xml:space="preserve">.</w:t>
+      </w:r>
+    </w:p>
+    <w:bookmarkEnd w:id="27"/>
+    <w:bookmarkStart w:id="28" w:name="rem-spearman-monotone"/>
+    <w:p>
+      <w:pPr>
+        <w:pStyle w:val="BodyText"/>
+      </w:pPr>
+      <w:r>
+        <w:rPr>
+          <w:i/>
+          <w:iCs/>
+        </w:rPr>
+        <w:t xml:space="preserve">Remark 3</w:t>
+      </w:r>
+      <w:r>
+        <w:t xml:space="preserve"> (What the Spearman correlation measures). </w:t>
+      </w:r>
+      <w:r>
+        <w:t xml:space="preserve">Because ranks depend only on the ordering of the values,</w:t>
+      </w:r>
+      <w:r>
+        <w:t xml:space="preserve"> </w:t>
+      </w:r>
+      <m:oMath>
+        <m:sSub>
+          <m:e>
+            <m:r>
+              <m:t>r</m:t>
+            </m:r>
+          </m:e>
+          <m:sub>
+            <m:r>
+              <m:t>S</m:t>
+            </m:r>
+          </m:sub>
+        </m:sSub>
+      </m:oMath>
+      <w:r>
+        <w:t xml:space="preserve"> </w:t>
+      </w:r>
+      <w:r>
+        <w:t xml:space="preserve">measures how close the association is to monotone,</w:t>
+      </w:r>
+      <w:r>
+        <w:t xml:space="preserve"> </w:t>
+      </w:r>
+      <w:r>
+        <w:t xml:space="preserve">whether or not it is linear,</w:t>
+      </w:r>
+      <w:r>
+        <w:t xml:space="preserve"> </w:t>
+      </w:r>
+      <w:r>
+        <w:t xml:space="preserve">and a single extreme value moves</w:t>
+      </w:r>
+      <w:r>
+        <w:t xml:space="preserve"> </w:t>
+      </w:r>
+      <m:oMath>
+        <m:sSub>
+          <m:e>
+            <m:r>
+              <m:t>r</m:t>
+            </m:r>
+          </m:e>
+          <m:sub>
+            <m:r>
+              <m:t>S</m:t>
+            </m:r>
+          </m:sub>
+        </m:sSub>
+      </m:oMath>
+      <w:r>
+        <w:t xml:space="preserve"> </w:t>
+      </w:r>
+      <w:r>
+        <w:t xml:space="preserve">less than it moves</w:t>
+      </w:r>
+      <w:r>
+        <w:t xml:space="preserve"> </w:t>
+      </w:r>
+      <m:oMath>
+        <m:r>
+          <m:t>r</m:t>
+        </m:r>
+      </m:oMath>
+      <w:r>
+        <w:t xml:space="preserve">.</w:t>
+      </w:r>
+    </w:p>
+    <w:bookmarkEnd w:id="28"/>
+    <w:bookmarkStart w:id="29" w:name="exm-hers-spearman"/>
+    <w:p>
+      <w:pPr>
+        <w:pStyle w:val="BodyText"/>
+      </w:pPr>
+      <w:r>
+        <w:rPr>
+          <w:b/>
+          <w:bCs/>
+        </w:rPr>
+        <w:t xml:space="preserve">Example 2 (Spearman correlation between BMI and fasting glucose in HERS)</w:t>
+      </w:r>
+      <w:r>
+        <w:t xml:space="preserve"> </w:t>
+      </w:r>
+      <w:r>
+        <w:t xml:space="preserve">The Pearson correlation of the ranks (</w:t>
+      </w:r>
+      <w:hyperlink w:anchor="def-spearman-r">
+        <w:r>
+          <w:rPr>
+            <w:rStyle w:val="Hyperlink"/>
+          </w:rPr>
+          <w:t xml:space="preserve">Definition 3</w:t>
+        </w:r>
+      </w:hyperlink>
+      <w:r>
+        <w:t xml:space="preserve">),</w:t>
+      </w:r>
+      <w:r>
+        <w:t xml:space="preserve"> </w:t>
+      </w:r>
+      <w:r>
+        <w:t xml:space="preserve">and</w:t>
+      </w:r>
+      <w:r>
+        <w:t xml:space="preserve"> </w:t>
+      </w:r>
+      <w:r>
+        <w:rPr>
+          <w:rStyle w:val="VerbatimChar"/>
+        </w:rPr>
+        <w:t xml:space="preserve">cor.test()</w:t>
+      </w:r>
+      <w:r>
+        <w:t xml:space="preserve">’s Spearman test</w:t>
+      </w:r>
+      <w:r>
+        <w:t xml:space="preserve"> </w:t>
+      </w:r>
+      <w:r>
+        <w:t xml:space="preserve">(</w:t>
+      </w:r>
+      <w:r>
+        <w:rPr>
+          <w:rStyle w:val="VerbatimChar"/>
+        </w:rPr>
+        <w:t xml:space="preserve">exact = FALSE</w:t>
+      </w:r>
+      <w:r>
+        <w:t xml:space="preserve">, because tied values rule out the exact p-value):</w:t>
+      </w:r>
+    </w:p>
+    <w:p>
+      <w:pPr>
+        <w:pStyle w:val="SourceCode"/>
+      </w:pPr>
+      <w:r>
+        <w:rPr>
+          <w:rStyle w:val="NormalTok"/>
+        </w:rPr>
+        <w:t xml:space="preserve">hers_bmi </w:t>
+      </w:r>
+      <w:r>
+        <w:rPr>
+          <w:rStyle w:val="OtherTok"/>
+        </w:rPr>
+        <w:t xml:space="preserve">&lt;-</w:t>
+      </w:r>
+      <w:r>
+        <w:rPr>
+          <w:rStyle w:val="NormalTok"/>
+        </w:rPr>
+        <w:t xml:space="preserve"> hers </w:t>
+      </w:r>
+      <w:r>
+        <w:rPr>
+          <w:rStyle w:val="SpecialCharTok"/>
+        </w:rPr>
+        <w:t xml:space="preserve">|&gt;</w:t>
+      </w:r>
+      <w:r>
+        <w:rPr>
+          <w:rStyle w:val="NormalTok"/>
+        </w:rPr>
+        <w:t xml:space="preserve"> dplyr</w:t>
+      </w:r>
+      <w:r>
+        <w:rPr>
+          <w:rStyle w:val="SpecialCharTok"/>
+        </w:rPr>
+        <w:t xml:space="preserve">::</w:t>
+      </w:r>
+      <w:r>
+        <w:rPr>
+          <w:rStyle w:val="FunctionTok"/>
+        </w:rPr>
+        <w:t xml:space="preserve">filter</w:t>
+      </w:r>
+      <w:r>
+        <w:rPr>
+          <w:rStyle w:val="NormalTok"/>
+        </w:rPr>
+        <w:t xml:space="preserve">(</w:t>
+      </w:r>
+      <w:r>
+        <w:rPr>
+          <w:rStyle w:val="SpecialCharTok"/>
+        </w:rPr>
+        <w:t xml:space="preserve">!</w:t>
+      </w:r>
+      <w:r>
+        <w:rPr>
+          <w:rStyle w:val="FunctionTok"/>
+        </w:rPr>
+        <w:t xml:space="preserve">is.na</w:t>
+      </w:r>
+      <w:r>
+        <w:rPr>
+          <w:rStyle w:val="NormalTok"/>
+        </w:rPr>
+        <w:t xml:space="preserve">(BMI))</w:t>
+      </w:r>
+      <w:r>
+        <w:br/>
+      </w:r>
+      <w:r>
+        <w:rPr>
+          <w:rStyle w:val="FunctionTok"/>
+        </w:rPr>
+        <w:t xml:space="preserve">cor</w:t>
+      </w:r>
+      <w:r>
+        <w:rPr>
+          <w:rStyle w:val="NormalTok"/>
+        </w:rPr>
+        <w:t xml:space="preserve">(</w:t>
+      </w:r>
+      <w:r>
+        <w:rPr>
+          <w:rStyle w:val="FunctionTok"/>
+        </w:rPr>
+        <w:t xml:space="preserve">rank</w:t>
+      </w:r>
+      <w:r>
+        <w:rPr>
+          <w:rStyle w:val="NormalTok"/>
+        </w:rPr>
+        <w:t xml:space="preserve">(hers_bmi</w:t>
+      </w:r>
+      <w:r>
+        <w:rPr>
+          <w:rStyle w:val="SpecialCharTok"/>
+        </w:rPr>
+        <w:t xml:space="preserve">$</w:t>
+      </w:r>
+      <w:r>
+        <w:rPr>
+          <w:rStyle w:val="NormalTok"/>
+        </w:rPr>
+        <w:t xml:space="preserve">BMI), </w:t>
+      </w:r>
+      <w:r>
+        <w:rPr>
+          <w:rStyle w:val="FunctionTok"/>
+        </w:rPr>
+        <w:t xml:space="preserve">rank</w:t>
+      </w:r>
+      <w:r>
+        <w:rPr>
+          <w:rStyle w:val="NormalTok"/>
+        </w:rPr>
+        <w:t xml:space="preserve">(hers_bmi</w:t>
+      </w:r>
+      <w:r>
+        <w:rPr>
+          <w:rStyle w:val="SpecialCharTok"/>
+        </w:rPr>
+        <w:t xml:space="preserve">$</w:t>
+      </w:r>
+      <w:r>
+        <w:rPr>
+          <w:rStyle w:val="NormalTok"/>
+        </w:rPr>
+        <w:t xml:space="preserve">glucose))</w:t>
+      </w:r>
+      <w:r>
+        <w:br/>
+      </w:r>
+      <w:r>
+        <w:rPr>
+          <w:rStyle w:val="CommentTok"/>
+        </w:rPr>
+        <w:t xml:space="preserve">#&gt; [1] 0.333751</w:t>
+      </w:r>
+      <w:r>
+        <w:br/>
+      </w:r>
+      <w:r>
+        <w:rPr>
+          <w:rStyle w:val="FunctionTok"/>
+        </w:rPr>
+        <w:t xml:space="preserve">cor.test</w:t>
+      </w:r>
+      <w:r>
+        <w:rPr>
+          <w:rStyle w:val="NormalTok"/>
+        </w:rPr>
+        <w:t xml:space="preserve">(hers_bmi</w:t>
+      </w:r>
+      <w:r>
+        <w:rPr>
+          <w:rStyle w:val="SpecialCharTok"/>
+        </w:rPr>
+        <w:t xml:space="preserve">$</w:t>
+      </w:r>
+      <w:r>
+        <w:rPr>
+          <w:rStyle w:val="NormalTok"/>
+        </w:rPr>
+        <w:t xml:space="preserve">BMI, hers_bmi</w:t>
+      </w:r>
+      <w:r>
+        <w:rPr>
+          <w:rStyle w:val="SpecialCharTok"/>
+        </w:rPr>
+        <w:t xml:space="preserve">$</w:t>
+      </w:r>
+      <w:r>
+        <w:rPr>
+          <w:rStyle w:val="NormalTok"/>
+        </w:rPr>
+        <w:t xml:space="preserve">glucose, </w:t>
+      </w:r>
+      <w:r>
+        <w:rPr>
+          <w:rStyle w:val="AttributeTok"/>
+        </w:rPr>
+        <w:t xml:space="preserve">method =</w:t>
+      </w:r>
+      <w:r>
+        <w:rPr>
+          <w:rStyle w:val="NormalTok"/>
+        </w:rPr>
+        <w:t xml:space="preserve"> </w:t>
+      </w:r>
+      <w:r>
+        <w:rPr>
+          <w:rStyle w:val="StringTok"/>
+        </w:rPr>
+        <w:t xml:space="preserve">"spearman"</w:t>
+      </w:r>
+      <w:r>
+        <w:rPr>
+          <w:rStyle w:val="NormalTok"/>
+        </w:rPr>
+        <w:t xml:space="preserve">, </w:t>
+      </w:r>
+      <w:r>
+        <w:rPr>
+          <w:rStyle w:val="AttributeTok"/>
+        </w:rPr>
+        <w:t xml:space="preserve">exact =</w:t>
+      </w:r>
+      <w:r>
+        <w:rPr>
+          <w:rStyle w:val="NormalTok"/>
+        </w:rPr>
+        <w:t xml:space="preserve"> </w:t>
+      </w:r>
+      <w:r>
+        <w:rPr>
+          <w:rStyle w:val="ConstantTok"/>
+        </w:rPr>
+        <w:t xml:space="preserve">FALSE</w:t>
+      </w:r>
+      <w:r>
+        <w:rPr>
+          <w:rStyle w:val="NormalTok"/>
+        </w:rPr>
+        <w:t xml:space="preserve">)</w:t>
+      </w:r>
+      <w:r>
+        <w:br/>
+      </w:r>
+      <w:r>
+        <w:rPr>
+          <w:rStyle w:val="CommentTok"/>
+        </w:rPr>
+        <w:t xml:space="preserve">#&gt; </w:t>
+      </w:r>
+      <w:r>
+        <w:br/>
+      </w:r>
+      <w:r>
+        <w:rPr>
+          <w:rStyle w:val="CommentTok"/>
+        </w:rPr>
+        <w:t xml:space="preserve">#&gt;  Spearman's rank correlation rho</w:t>
+      </w:r>
+      <w:r>
+        <w:br/>
+      </w:r>
+      <w:r>
+        <w:rPr>
+          <w:rStyle w:val="CommentTok"/>
+        </w:rPr>
+        <w:t xml:space="preserve">#&gt; </w:t>
+      </w:r>
+      <w:r>
+        <w:br/>
+      </w:r>
+      <w:r>
+        <w:rPr>
+          <w:rStyle w:val="CommentTok"/>
+        </w:rPr>
+        <w:t xml:space="preserve">#&gt; data:  hers_bmi$BMI and hers_bmi$glucose</w:t>
+      </w:r>
+      <w:r>
+        <w:br/>
+      </w:r>
+      <w:r>
+        <w:rPr>
+          <w:rStyle w:val="CommentTok"/>
+        </w:rPr>
+        <w:t xml:space="preserve">#&gt; S = 2.33e+09, p-value &lt;2e-16</w:t>
+      </w:r>
+      <w:r>
+        <w:br/>
+      </w:r>
+      <w:r>
+        <w:rPr>
+          <w:rStyle w:val="CommentTok"/>
+        </w:rPr>
+        <w:t xml:space="preserve">#&gt; alternative hypothesis: true rho is not equal to 0</w:t>
+      </w:r>
+      <w:r>
+        <w:br/>
+      </w:r>
+      <w:r>
+        <w:rPr>
+          <w:rStyle w:val="CommentTok"/>
+        </w:rPr>
+        <w:t xml:space="preserve">#&gt; sample estimates:</w:t>
+      </w:r>
+      <w:r>
+        <w:br/>
+      </w:r>
+      <w:r>
+        <w:rPr>
+          <w:rStyle w:val="CommentTok"/>
+        </w:rPr>
+        <w:t xml:space="preserve">#&gt;      rho </w:t>
+      </w:r>
+      <w:r>
+        <w:br/>
+      </w:r>
+      <w:r>
+        <w:rPr>
+          <w:rStyle w:val="CommentTok"/>
+        </w:rPr>
+        <w:t xml:space="preserve">#&gt; 0.333751</w:t>
+      </w:r>
+    </w:p>
+    <w:p>
+      <w:pPr>
+        <w:pStyle w:val="FirstParagraph"/>
+      </w:pPr>
+      <m:oMath>
+        <m:sSub>
+          <m:e>
+            <m:r>
+              <m:t>r</m:t>
+            </m:r>
+          </m:e>
+          <m:sub>
+            <m:r>
+              <m:t>S</m:t>
+            </m:r>
+          </m:sub>
+        </m:sSub>
+      </m:oMath>
+      <w:r>
+        <w:t xml:space="preserve"> </w:t>
+      </w:r>
+      <w:r>
+        <w:t xml:space="preserve">is larger than the Pearson</w:t>
+      </w:r>
+      <w:r>
+        <w:t xml:space="preserve"> </w:t>
+      </w:r>
+      <m:oMath>
+        <m:r>
+          <m:t>r</m:t>
+        </m:r>
+      </m:oMath>
+      <w:r>
+        <w:t xml:space="preserve"> </w:t>
+      </w:r>
+      <w:r>
+        <w:t xml:space="preserve">of</w:t>
+      </w:r>
+      <w:r>
+        <w:t xml:space="preserve"> </w:t>
+      </w:r>
+      <w:hyperlink w:anchor="exm-hers-cor">
+        <w:r>
+          <w:rPr>
+            <w:rStyle w:val="Hyperlink"/>
+          </w:rPr>
+          <w:t xml:space="preserve">Example 1</w:t>
+        </w:r>
+      </w:hyperlink>
+      <w:r>
+        <w:t xml:space="preserve">:</w:t>
+      </w:r>
+      <w:r>
+        <w:t xml:space="preserve"> </w:t>
+      </w:r>
+      <w:r>
+        <w:t xml:space="preserve">the association is closer to monotone than to linear.</w:t>
+      </w:r>
+    </w:p>
+    <w:bookmarkEnd w:id="29"/>
+    <w:bookmarkEnd w:id="30"/>
+    <w:bookmarkEnd w:id="31"/>
+    <w:bookmarkStart w:id="145" w:name="sec-simple-linear-regression"/>
+    <w:p>
+      <w:pPr>
+        <w:pStyle w:val="Heading2"/>
+      </w:pPr>
+      <w:r>
+        <w:t xml:space="preserve">3 Simple linear regression</w:t>
+      </w:r>
+    </w:p>
+    <w:bookmarkStart w:id="50" w:name="sec-slr-model"/>
+    <w:p>
+      <w:pPr>
+        <w:pStyle w:val="Heading3"/>
+      </w:pPr>
+      <w:r>
+        <w:t xml:space="preserve">3.1 Model specification</w:t>
+      </w:r>
+    </w:p>
+    <w:bookmarkStart w:id="32" w:name="def-cond-gaussian"/>
+    <w:p>
+      <w:pPr>
+        <w:pStyle w:val="FirstParagraph"/>
+      </w:pPr>
+      <w:r>
+        <w:rPr>
+          <w:b/>
+          <w:bCs/>
+        </w:rPr>
+        <w:t xml:space="preserve">Definition 4 (Conditional Gaussian model)</w:t>
+      </w:r>
+      <w:r>
+        <w:t xml:space="preserve"> </w:t>
+      </w:r>
+      <w:r>
+        <w:t xml:space="preserve">A</w:t>
+      </w:r>
+      <w:r>
+        <w:t xml:space="preserve"> </w:t>
+      </w:r>
+      <w:r>
+        <w:rPr>
+          <w:b/>
+          <w:bCs/>
+        </w:rPr>
+        <w:t xml:space="preserve">conditional Gaussian model</w:t>
+      </w:r>
+      <w:r>
+        <w:t xml:space="preserve"> </w:t>
+      </w:r>
+      <w:r>
+        <w:t xml:space="preserve">for outcomes</w:t>
+      </w:r>
+      <w:r>
+        <w:t xml:space="preserve"> </w:t>
+      </w:r>
+      <m:oMath>
+        <m:sSub>
+          <m:e>
+            <m:r>
+              <m:t>Y</m:t>
+            </m:r>
+          </m:e>
+          <m:sub>
+            <m:r>
+              <m:t>1</m:t>
+            </m:r>
+          </m:sub>
+        </m:sSub>
+        <m:r>
+          <m:rPr>
+            <m:sty m:val="p"/>
+          </m:rPr>
+          <m:t>,</m:t>
+        </m:r>
+        <m:r>
+          <m:rPr>
+            <m:sty m:val="p"/>
+          </m:rPr>
+          <m:t>…</m:t>
+        </m:r>
+        <m:r>
+          <m:rPr>
+            <m:sty m:val="p"/>
+          </m:rPr>
+          <m:t>,</m:t>
+        </m:r>
+        <m:sSub>
+          <m:e>
+            <m:r>
+              <m:t>Y</m:t>
+            </m:r>
+          </m:e>
+          <m:sub>
+            <m:r>
+              <m:t>n</m:t>
+            </m:r>
+          </m:sub>
+        </m:sSub>
+      </m:oMath>
+      <w:r>
+        <w:t xml:space="preserve"> </w:t>
+      </w:r>
+      <w:r>
+        <w:t xml:space="preserve">with covariate values</w:t>
+      </w:r>
+      <w:r>
+        <w:t xml:space="preserve"> </w:t>
+      </w:r>
+      <m:oMath>
+        <m:sSub>
+          <m:e>
+            <m:r>
+              <m:t>x</m:t>
+            </m:r>
+          </m:e>
+          <m:sub>
+            <m:r>
+              <m:t>1</m:t>
+            </m:r>
+          </m:sub>
+        </m:sSub>
+        <m:r>
+          <m:rPr>
+            <m:sty m:val="p"/>
+          </m:rPr>
+          <m:t>,</m:t>
+        </m:r>
+        <m:r>
+          <m:rPr>
+            <m:sty m:val="p"/>
+          </m:rPr>
+          <m:t>…</m:t>
+        </m:r>
+        <m:r>
+          <m:rPr>
+            <m:sty m:val="p"/>
+          </m:rPr>
+          <m:t>,</m:t>
+        </m:r>
+        <m:sSub>
+          <m:e>
+            <m:r>
               <m:t>x</m:t>
             </m:r>
           </m:e>
@@ -4472,8 +5035,8 @@
         </m:oMath>
       </m:oMathPara>
     </w:p>
-    <w:bookmarkEnd w:id="31"/>
-    <w:bookmarkStart w:id="33" w:name="def-slr-deviation"/>
+    <w:bookmarkEnd w:id="32"/>
+    <w:bookmarkStart w:id="34" w:name="def-slr-deviation"/>
     <w:p>
       <w:pPr>
         <w:pStyle w:val="FirstParagraph"/>
@@ -4567,7 +5130,7 @@
       <w:r>
         <w:t xml:space="preserve"> </w:t>
       </w:r>
-      <w:hyperlink r:id="rId32">
+      <w:hyperlink r:id="rId33">
         <w:r>
           <w:rPr>
             <w:rStyle w:val="Hyperlink"/>
@@ -4717,8 +5280,8 @@
         </m:oMath>
       </m:oMathPara>
     </w:p>
-    <w:bookmarkEnd w:id="33"/>
-    <w:bookmarkStart w:id="34" w:name="exr-slr-additive"/>
+    <w:bookmarkEnd w:id="34"/>
+    <w:bookmarkStart w:id="35" w:name="exr-slr-additive"/>
     <w:p>
       <w:pPr>
         <w:pStyle w:val="FirstParagraph"/>
@@ -4834,8 +5397,8 @@
         <w:t xml:space="preserve">).</w:t>
       </w:r>
     </w:p>
-    <w:bookmarkEnd w:id="34"/>
-    <w:bookmarkStart w:id="35" w:name="sol-slr-additive"/>
+    <w:bookmarkEnd w:id="35"/>
+    <w:bookmarkStart w:id="36" w:name="sol-slr-additive"/>
     <w:p>
       <w:pPr>
         <w:pStyle w:val="BodyText"/>
@@ -6866,8 +7429,8 @@
         </m:oMath>
       </m:oMathPara>
     </w:p>
-    <w:bookmarkEnd w:id="35"/>
-    <w:bookmarkStart w:id="36" w:name="thm-slr-additive"/>
+    <w:bookmarkEnd w:id="36"/>
+    <w:bookmarkStart w:id="37" w:name="thm-slr-additive"/>
     <w:p>
       <w:pPr>
         <w:pStyle w:val="FirstParagraph"/>
@@ -6980,7 +7543,7 @@
         </m:oMath>
       </m:oMathPara>
     </w:p>
-    <w:bookmarkEnd w:id="36"/>
+    <w:bookmarkEnd w:id="37"/>
     <w:p>
       <w:pPr>
         <w:pStyle w:val="FirstParagraph"/>
@@ -7013,7 +7576,7 @@
         <w:t xml:space="preserve">.</w:t>
       </w:r>
     </w:p>
-    <w:bookmarkStart w:id="37" w:name="exr-slr-deviation-dist"/>
+    <w:bookmarkStart w:id="38" w:name="exr-slr-deviation-dist"/>
     <w:p>
       <w:pPr>
         <w:pStyle w:val="BodyText"/>
@@ -7066,8 +7629,8 @@
         <w:t xml:space="preserve">given the covariate values.</w:t>
       </w:r>
     </w:p>
-    <w:bookmarkEnd w:id="37"/>
-    <w:bookmarkStart w:id="40" w:name="sol-slr-deviation-dist"/>
+    <w:bookmarkEnd w:id="38"/>
+    <w:bookmarkStart w:id="41" w:name="sol-slr-deviation-dist"/>
     <w:p>
       <w:pPr>
         <w:pStyle w:val="BodyText"/>
@@ -7088,7 +7651,7 @@
       <w:r>
         <w:t xml:space="preserve"> </w:t>
       </w:r>
-      <w:hyperlink r:id="rId38">
+      <w:hyperlink r:id="rId39">
         <w:r>
           <w:rPr>
             <w:rStyle w:val="Hyperlink"/>
@@ -8465,7 +9028,7 @@
       <w:r>
         <w:t xml:space="preserve"> </w:t>
       </w:r>
-      <w:hyperlink r:id="rId39">
+      <w:hyperlink r:id="rId40">
         <w:r>
           <w:rPr>
             <w:rStyle w:val="Hyperlink"/>
@@ -10189,8 +10752,8 @@
         <w:t xml:space="preserve">.</w:t>
       </w:r>
     </w:p>
-    <w:bookmarkEnd w:id="40"/>
-    <w:bookmarkStart w:id="41" w:name="thm-slr-deviation-dist"/>
+    <w:bookmarkEnd w:id="41"/>
+    <w:bookmarkStart w:id="42" w:name="thm-slr-deviation-dist"/>
     <w:p>
       <w:pPr>
         <w:pStyle w:val="BodyText"/>
@@ -10427,7 +10990,7 @@
         </m:oMath>
       </m:oMathPara>
     </w:p>
-    <w:bookmarkEnd w:id="41"/>
+    <w:bookmarkEnd w:id="42"/>
     <w:p>
       <w:pPr>
         <w:pStyle w:val="FirstParagraph"/>
@@ -10460,7 +11023,7 @@
         <w:t xml:space="preserve">.</w:t>
       </w:r>
     </w:p>
-    <w:bookmarkStart w:id="42" w:name="def-homoskedastic"/>
+    <w:bookmarkStart w:id="43" w:name="def-homoskedastic"/>
     <w:p>
       <w:pPr>
         <w:pStyle w:val="BodyText"/>
@@ -10623,8 +11186,8 @@
         <w:t xml:space="preserve">.</w:t>
       </w:r>
     </w:p>
-    <w:bookmarkEnd w:id="42"/>
-    <w:bookmarkStart w:id="43" w:name="cor-homoskedastic-deviations"/>
+    <w:bookmarkEnd w:id="43"/>
+    <w:bookmarkStart w:id="44" w:name="cor-homoskedastic-deviations"/>
     <w:p>
       <w:pPr>
         <w:pStyle w:val="BodyText"/>
@@ -10839,7 +11402,7 @@
         </m:oMath>
       </m:oMathPara>
     </w:p>
-    <w:bookmarkEnd w:id="43"/>
+    <w:bookmarkEnd w:id="44"/>
     <w:p>
       <w:pPr>
         <w:pStyle w:val="FirstParagraph"/>
@@ -11095,123 +11658,342 @@
         <w:t xml:space="preserve">.</w:t>
       </w:r>
     </w:p>
-    <w:bookmarkStart w:id="44" w:name="def-linear-regression"/>
+    <w:bookmarkStart w:id="45" w:name="def-linear-regression"/>
     <w:p>
       <w:pPr>
         <w:pStyle w:val="BodyText"/>
       </w:pPr>
-      <w:r>
-        <w:rPr>
-          <w:b/>
-          <w:bCs/>
-        </w:rPr>
-        <w:t xml:space="preserve">Definition 7 (Linear regression model)</w:t>
-      </w:r>
-      <w:r>
-        <w:t xml:space="preserve"> </w:t>
-      </w:r>
-      <w:r>
-        <w:t xml:space="preserve">A</w:t>
-      </w:r>
-      <w:r>
-        <w:t xml:space="preserve"> </w:t>
-      </w:r>
-      <w:r>
-        <w:rPr>
-          <w:b/>
-          <w:bCs/>
-        </w:rPr>
-        <w:t xml:space="preserve">linear regression model</w:t>
-      </w:r>
-      <w:r>
-        <w:t xml:space="preserve"> </w:t>
-      </w:r>
-      <w:r>
-        <w:t xml:space="preserve">is a homoskedastic (</w:t>
-      </w:r>
-      <w:hyperlink w:anchor="def-homoskedastic">
+      <w:del w:id="106" w:author="PR Preview" w:date="2026-01-01T00:00:00Z">
         <w:r>
           <w:rPr>
-            <w:rStyle w:val="Hyperlink"/>
+            <w:b/>
+            <w:bCs/>
           </w:rPr>
-          <w:t xml:space="preserve">Definition 6</w:t>
+          <w:delText xml:space="preserve">Definition 7 (Linear regression model)</w:delText>
         </w:r>
-      </w:hyperlink>
-      <w:r>
-        <w:t xml:space="preserve">)</w:t>
-      </w:r>
-      <w:r>
-        <w:t xml:space="preserve"> </w:t>
-      </w:r>
-      <w:r>
-        <w:t xml:space="preserve">conditional Gaussian model (</w:t>
-      </w:r>
-      <w:hyperlink w:anchor="def-cond-gaussian">
+      </w:del>
+      <w:del w:id="107" w:author="PR Preview" w:date="2026-01-01T00:00:00Z">
+        <w:r>
+          <w:delText xml:space="preserve"> </w:delText>
+        </w:r>
+      </w:del>
+      <w:del w:id="108" w:author="PR Preview" w:date="2026-01-01T00:00:00Z">
+        <w:r>
+          <w:delText xml:space="preserve">A</w:delText>
+        </w:r>
+      </w:del>
+      <w:del w:id="109" w:author="PR Preview" w:date="2026-01-01T00:00:00Z">
+        <w:r>
+          <w:delText xml:space="preserve"> </w:delText>
+        </w:r>
+      </w:del>
+      <w:del w:id="110" w:author="PR Preview" w:date="2026-01-01T00:00:00Z">
         <w:r>
           <w:rPr>
-            <w:rStyle w:val="Hyperlink"/>
+            <w:b/>
+            <w:bCs/>
           </w:rPr>
-          <w:t xml:space="preserve">Definition 4</w:t>
+          <w:delText xml:space="preserve">linear regression model</w:delText>
         </w:r>
+      </w:del>
+      <w:del w:id="111" w:author="PR Preview" w:date="2026-01-01T00:00:00Z">
+        <w:r>
+          <w:delText xml:space="preserve"> </w:delText>
+        </w:r>
+      </w:del>
+      <w:del w:id="112" w:author="PR Preview" w:date="2026-01-01T00:00:00Z">
+        <w:r>
+          <w:delText xml:space="preserve">is a homoskedastic (</w:delText>
+        </w:r>
+      </w:del>
+      <w:hyperlink w:anchor="def-homoskedastic">
+        <w:del w:id="113" w:author="PR Preview" w:date="2026-01-01T00:00:00Z">
+          <w:r>
+            <w:rPr>
+              <w:rStyle w:val="Hyperlink"/>
+            </w:rPr>
+            <w:delText xml:space="preserve">Definition 6</w:delText>
+          </w:r>
+        </w:del>
       </w:hyperlink>
-      <w:r>
-        <w:t xml:space="preserve">)</w:t>
-      </w:r>
-      <w:r>
-        <w:t xml:space="preserve"> </w:t>
-      </w:r>
-      <w:r>
-        <w:t xml:space="preserve">whose mean function is linear in</w:t>
-      </w:r>
-      <w:r>
-        <w:t xml:space="preserve"> </w:t>
-      </w:r>
+      <w:del w:id="114" w:author="PR Preview" w:date="2026-01-01T00:00:00Z">
+        <w:r>
+          <w:delText xml:space="preserve">)</w:delText>
+        </w:r>
+      </w:del>
+      <w:del w:id="115" w:author="PR Preview" w:date="2026-01-01T00:00:00Z">
+        <w:r>
+          <w:delText xml:space="preserve"> </w:delText>
+        </w:r>
+      </w:del>
+      <w:del w:id="116" w:author="PR Preview" w:date="2026-01-01T00:00:00Z">
+        <w:r>
+          <w:delText xml:space="preserve">conditional Gaussian model (</w:delText>
+        </w:r>
+      </w:del>
+      <w:hyperlink w:anchor="def-cond-gaussian">
+        <w:del w:id="117" w:author="PR Preview" w:date="2026-01-01T00:00:00Z">
+          <w:r>
+            <w:rPr>
+              <w:rStyle w:val="Hyperlink"/>
+            </w:rPr>
+            <w:delText xml:space="preserve">Definition 4</w:delText>
+          </w:r>
+        </w:del>
+      </w:hyperlink>
+      <w:del w:id="118" w:author="PR Preview" w:date="2026-01-01T00:00:00Z">
+        <w:r>
+          <w:delText xml:space="preserve">)</w:delText>
+        </w:r>
+      </w:del>
+      <w:del w:id="119" w:author="PR Preview" w:date="2026-01-01T00:00:00Z">
+        <w:r>
+          <w:delText xml:space="preserve"> </w:delText>
+        </w:r>
+      </w:del>
+      <w:del w:id="120" w:author="PR Preview" w:date="2026-01-01T00:00:00Z">
+        <w:r>
+          <w:delText xml:space="preserve">whose mean function is linear in</w:delText>
+        </w:r>
+      </w:del>
+      <w:del w:id="121" w:author="PR Preview" w:date="2026-01-01T00:00:00Z">
+        <w:r>
+          <w:delText xml:space="preserve"> </w:delText>
+        </w:r>
+      </w:del>
       <m:oMath>
         <m:r>
           <m:t>p</m:t>
         </m:r>
       </m:oMath>
-      <w:r>
-        <w:t xml:space="preserve"> </w:t>
-      </w:r>
-      <w:r>
-        <w:t xml:space="preserve">covariates,</w:t>
-      </w:r>
-      <w:r>
-        <w:t xml:space="preserve"> </w:t>
-      </w:r>
-      <w:r>
-        <w:t xml:space="preserve">where observation</w:t>
-      </w:r>
-      <w:r>
-        <w:t xml:space="preserve"> </w:t>
-      </w:r>
+      <w:del w:id="122" w:author="PR Preview" w:date="2026-01-01T00:00:00Z">
+        <w:r>
+          <w:delText xml:space="preserve"> </w:delText>
+        </w:r>
+      </w:del>
+      <w:del w:id="123" w:author="PR Preview" w:date="2026-01-01T00:00:00Z">
+        <w:r>
+          <w:delText xml:space="preserve">covariates,</w:delText>
+        </w:r>
+      </w:del>
+      <w:del w:id="124" w:author="PR Preview" w:date="2026-01-01T00:00:00Z">
+        <w:r>
+          <w:delText xml:space="preserve"> </w:delText>
+        </w:r>
+      </w:del>
+      <w:del w:id="125" w:author="PR Preview" w:date="2026-01-01T00:00:00Z">
+        <w:r>
+          <w:delText xml:space="preserve">where observation</w:delText>
+        </w:r>
+      </w:del>
+      <w:del w:id="126" w:author="PR Preview" w:date="2026-01-01T00:00:00Z">
+        <w:r>
+          <w:delText xml:space="preserve"> </w:delText>
+        </w:r>
+      </w:del>
       <m:oMath>
         <m:r>
           <m:t>i</m:t>
         </m:r>
       </m:oMath>
-      <w:r>
-        <w:t xml:space="preserve"> </w:t>
-      </w:r>
-      <w:r>
-        <w:t xml:space="preserve">has covariate values</w:t>
-      </w:r>
-      <w:r>
-        <w:t xml:space="preserve"> </w:t>
-      </w:r>
-      <w:r>
-        <w:t xml:space="preserve">$\mathord{\smash[b]{\underset{\raise.3ex\hbox{$\scriptstyle\sim$}}{x}}\vphantom{x}}_i= (x_{i1}, \ldots, x_{ip})$</w:t>
-      </w:r>
-      <w:r>
-        <w:t xml:space="preserve"> </w:t>
-      </w:r>
-      <w:r>
-        <w:t xml:space="preserve">[7]</w:t>
-      </w:r>
-      <w:r>
-        <w:t xml:space="preserve">:</w:t>
-      </w:r>
+      <w:del w:id="127" w:author="PR Preview" w:date="2026-01-01T00:00:00Z">
+        <w:r>
+          <w:delText xml:space="preserve"> </w:delText>
+        </w:r>
+      </w:del>
+      <w:del w:id="128" w:author="PR Preview" w:date="2026-01-01T00:00:00Z">
+        <w:r>
+          <w:delText xml:space="preserve">has covariate values</w:delText>
+        </w:r>
+      </w:del>
+      <w:del w:id="129" w:author="PR Preview" w:date="2026-01-01T00:00:00Z">
+        <w:r>
+          <w:delText xml:space="preserve"> </w:delText>
+        </w:r>
+      </w:del>
+      <w:del w:id="130" w:author="PR Preview" w:date="2026-01-01T00:00:00Z">
+        <w:r>
+          <w:delText xml:space="preserve">$\mathord{\smash[b]{\underset{\raise.3ex\hbox{$\scriptstyle\sim$}}{x}}\vphantom{x}}_i= (x_{i1}, \ldots, x_{ip})$</w:delText>
+        </w:r>
+      </w:del>
+      <w:del w:id="131" w:author="PR Preview" w:date="2026-01-01T00:00:00Z">
+        <w:r>
+          <w:delText xml:space="preserve"> </w:delText>
+        </w:r>
+      </w:del>
+      <w:del w:id="132" w:author="PR Preview" w:date="2026-01-01T00:00:00Z">
+        <w:r>
+          <w:delText xml:space="preserve">[7]</w:delText>
+        </w:r>
+      </w:del>
+      <w:del w:id="133" w:author="PR Preview" w:date="2026-01-01T00:00:00Z">
+        <w:r>
+          <w:delText xml:space="preserve">:</w:delText>
+        </w:r>
+      </w:del>
+    </w:p>
+    <w:p>
+      <w:pPr>
+        <w:pStyle w:val="BodyText"/>
+      </w:pPr>
+      <w:ins w:id="134" w:author="PR Preview" w:date="2026-01-01T00:00:00Z">
+        <w:r>
+          <w:rPr>
+            <w:b/>
+            <w:bCs/>
+          </w:rPr>
+          <w:t xml:space="preserve">Definition 7 (Linear regression model)</w:t>
+        </w:r>
+      </w:ins>
+      <w:ins w:id="135" w:author="PR Preview" w:date="2026-01-01T00:00:00Z">
+        <w:r>
+          <w:t xml:space="preserve"> </w:t>
+        </w:r>
+      </w:ins>
+      <w:ins w:id="136" w:author="PR Preview" w:date="2026-01-01T00:00:00Z">
+        <w:r>
+          <w:t xml:space="preserve">A</w:t>
+        </w:r>
+      </w:ins>
+      <w:ins w:id="137" w:author="PR Preview" w:date="2026-01-01T00:00:00Z">
+        <w:r>
+          <w:t xml:space="preserve"> </w:t>
+        </w:r>
+      </w:ins>
+      <w:ins w:id="138" w:author="PR Preview" w:date="2026-01-01T00:00:00Z">
+        <w:r>
+          <w:rPr>
+            <w:b/>
+            <w:bCs/>
+          </w:rPr>
+          <w:t xml:space="preserve">linear regression model</w:t>
+        </w:r>
+      </w:ins>
+      <w:ins w:id="139" w:author="PR Preview" w:date="2026-01-01T00:00:00Z">
+        <w:r>
+          <w:t xml:space="preserve"> </w:t>
+        </w:r>
+      </w:ins>
+      <w:ins w:id="140" w:author="PR Preview" w:date="2026-01-01T00:00:00Z">
+        <w:r>
+          <w:t xml:space="preserve">is a homoskedastic (</w:t>
+        </w:r>
+      </w:ins>
+      <w:hyperlink w:anchor="def-homoskedastic">
+        <w:ins w:id="141" w:author="PR Preview" w:date="2026-01-01T00:00:00Z">
+          <w:r>
+            <w:rPr>
+              <w:rStyle w:val="Hyperlink"/>
+            </w:rPr>
+            <w:t xml:space="preserve">Definition 6</w:t>
+          </w:r>
+        </w:ins>
+      </w:hyperlink>
+      <w:ins w:id="142" w:author="PR Preview" w:date="2026-01-01T00:00:00Z">
+        <w:r>
+          <w:t xml:space="preserve">)</w:t>
+        </w:r>
+      </w:ins>
+      <w:ins w:id="143" w:author="PR Preview" w:date="2026-01-01T00:00:00Z">
+        <w:r>
+          <w:t xml:space="preserve"> </w:t>
+        </w:r>
+      </w:ins>
+      <w:ins w:id="144" w:author="PR Preview" w:date="2026-01-01T00:00:00Z">
+        <w:r>
+          <w:t xml:space="preserve">conditional Gaussian model (</w:t>
+        </w:r>
+      </w:ins>
+      <w:hyperlink w:anchor="def-cond-gaussian">
+        <w:ins w:id="145" w:author="PR Preview" w:date="2026-01-01T00:00:00Z">
+          <w:r>
+            <w:rPr>
+              <w:rStyle w:val="Hyperlink"/>
+            </w:rPr>
+            <w:t xml:space="preserve">Definition 4</w:t>
+          </w:r>
+        </w:ins>
+      </w:hyperlink>
+      <w:ins w:id="146" w:author="PR Preview" w:date="2026-01-01T00:00:00Z">
+        <w:r>
+          <w:t xml:space="preserve">)</w:t>
+        </w:r>
+      </w:ins>
+      <w:ins w:id="147" w:author="PR Preview" w:date="2026-01-01T00:00:00Z">
+        <w:r>
+          <w:t xml:space="preserve"> </w:t>
+        </w:r>
+      </w:ins>
+      <w:ins w:id="148" w:author="PR Preview" w:date="2026-01-01T00:00:00Z">
+        <w:r>
+          <w:t xml:space="preserve">whose mean function is linear in</w:t>
+        </w:r>
+      </w:ins>
+      <w:ins w:id="149" w:author="PR Preview" w:date="2026-01-01T00:00:00Z">
+        <w:r>
+          <w:t xml:space="preserve"> </w:t>
+        </w:r>
+      </w:ins>
+      <m:oMath>
+        <m:r>
+          <m:t>p</m:t>
+        </m:r>
+      </m:oMath>
+      <w:ins w:id="150" w:author="PR Preview" w:date="2026-01-01T00:00:00Z">
+        <w:r>
+          <w:t xml:space="preserve"> </w:t>
+        </w:r>
+      </w:ins>
+      <w:ins w:id="151" w:author="PR Preview" w:date="2026-01-01T00:00:00Z">
+        <w:r>
+          <w:t xml:space="preserve">covariates,</w:t>
+        </w:r>
+      </w:ins>
+      <w:ins w:id="152" w:author="PR Preview" w:date="2026-01-01T00:00:00Z">
+        <w:r>
+          <w:t xml:space="preserve"> </w:t>
+        </w:r>
+      </w:ins>
+      <w:ins w:id="153" w:author="PR Preview" w:date="2026-01-01T00:00:00Z">
+        <w:r>
+          <w:t xml:space="preserve">where observation</w:t>
+        </w:r>
+      </w:ins>
+      <w:ins w:id="154" w:author="PR Preview" w:date="2026-01-01T00:00:00Z">
+        <w:r>
+          <w:t xml:space="preserve"> </w:t>
+        </w:r>
+      </w:ins>
+      <m:oMath>
+        <m:r>
+          <m:t>i</m:t>
+        </m:r>
+      </m:oMath>
+      <w:ins w:id="155" w:author="PR Preview" w:date="2026-01-01T00:00:00Z">
+        <w:r>
+          <w:t xml:space="preserve"> </w:t>
+        </w:r>
+      </w:ins>
+      <w:ins w:id="156" w:author="PR Preview" w:date="2026-01-01T00:00:00Z">
+        <w:r>
+          <w:t xml:space="preserve">has covariate values</w:t>
+        </w:r>
+      </w:ins>
+      <w:ins w:id="157" w:author="PR Preview" w:date="2026-01-01T00:00:00Z">
+        <w:r>
+          <w:t xml:space="preserve"> </w:t>
+        </w:r>
+      </w:ins>
+      <w:ins w:id="158" w:author="PR Preview" w:date="2026-01-01T00:00:00Z">
+        <w:r>
+          <w:t xml:space="preserve">$\mathord{\smash[b]{\underset{\raise.3ex\hbox{$\scriptstyle\sim$}}{x}}\vphantom{x}}_i= (x_{i1}, \ldots, x_{ip})$</w:t>
+        </w:r>
+      </w:ins>
+      <w:ins w:id="159" w:author="PR Preview" w:date="2026-01-01T00:00:00Z">
+        <w:r>
+          <w:t xml:space="preserve">:</w:t>
+        </w:r>
+      </w:ins>
     </w:p>
     <w:p>
       <w:pPr>
@@ -11404,67 +12186,95 @@
         <w:t xml:space="preserve">.</w:t>
       </w:r>
     </w:p>
-    <w:bookmarkEnd w:id="44"/>
-    <w:bookmarkStart w:id="45" w:name="def-slr"/>
+    <w:bookmarkEnd w:id="45"/>
+    <w:bookmarkStart w:id="46" w:name="def-slr"/>
     <w:p>
       <w:pPr>
         <w:pStyle w:val="BodyText"/>
       </w:pPr>
-      <w:r>
-        <w:rPr>
-          <w:b/>
-          <w:bCs/>
-        </w:rPr>
-        <w:t xml:space="preserve">Definition 8 (Simple linear regression model)</w:t>
-      </w:r>
-      <w:r>
-        <w:t xml:space="preserve"> </w:t>
-      </w:r>
-      <w:r>
-        <w:t xml:space="preserve">A</w:t>
-      </w:r>
-      <w:r>
-        <w:t xml:space="preserve"> </w:t>
-      </w:r>
-      <w:r>
-        <w:rPr>
-          <w:b/>
-          <w:bCs/>
-        </w:rPr>
-        <w:t xml:space="preserve">simple linear regression</w:t>
-      </w:r>
-      <w:r>
-        <w:t xml:space="preserve"> </w:t>
-      </w:r>
-      <w:r>
-        <w:t xml:space="preserve">model</w:t>
-      </w:r>
-      <w:r>
-        <w:t xml:space="preserve"> </w:t>
-      </w:r>
-      <w:r>
-        <w:t xml:space="preserve">is a linear regression model (</w:t>
-      </w:r>
-      <w:hyperlink w:anchor="def-linear-regression">
+      <w:del w:id="160" w:author="PR Preview" w:date="2026-01-01T00:00:00Z">
         <w:r>
           <w:rPr>
-            <w:rStyle w:val="Hyperlink"/>
+            <w:b/>
+            <w:bCs/>
           </w:rPr>
-          <w:t xml:space="preserve">Definition 7</w:t>
+          <w:delText xml:space="preserve">Definition 8 (Simple linear regression model)</w:delText>
         </w:r>
+      </w:del>
+      <w:del w:id="161" w:author="PR Preview" w:date="2026-01-01T00:00:00Z">
+        <w:r>
+          <w:delText xml:space="preserve"> </w:delText>
+        </w:r>
+      </w:del>
+      <w:del w:id="162" w:author="PR Preview" w:date="2026-01-01T00:00:00Z">
+        <w:r>
+          <w:delText xml:space="preserve">A</w:delText>
+        </w:r>
+      </w:del>
+      <w:del w:id="163" w:author="PR Preview" w:date="2026-01-01T00:00:00Z">
+        <w:r>
+          <w:delText xml:space="preserve"> </w:delText>
+        </w:r>
+      </w:del>
+      <w:del w:id="164" w:author="PR Preview" w:date="2026-01-01T00:00:00Z">
+        <w:r>
+          <w:rPr>
+            <w:b/>
+            <w:bCs/>
+          </w:rPr>
+          <w:delText xml:space="preserve">simple linear regression</w:delText>
+        </w:r>
+      </w:del>
+      <w:del w:id="165" w:author="PR Preview" w:date="2026-01-01T00:00:00Z">
+        <w:r>
+          <w:delText xml:space="preserve"> </w:delText>
+        </w:r>
+      </w:del>
+      <w:del w:id="166" w:author="PR Preview" w:date="2026-01-01T00:00:00Z">
+        <w:r>
+          <w:delText xml:space="preserve">model</w:delText>
+        </w:r>
+      </w:del>
+      <w:del w:id="167" w:author="PR Preview" w:date="2026-01-01T00:00:00Z">
+        <w:r>
+          <w:delText xml:space="preserve"> </w:delText>
+        </w:r>
+      </w:del>
+      <w:del w:id="168" w:author="PR Preview" w:date="2026-01-01T00:00:00Z">
+        <w:r>
+          <w:delText xml:space="preserve">is a linear regression model (</w:delText>
+        </w:r>
+      </w:del>
+      <w:hyperlink w:anchor="def-linear-regression">
+        <w:del w:id="169" w:author="PR Preview" w:date="2026-01-01T00:00:00Z">
+          <w:r>
+            <w:rPr>
+              <w:rStyle w:val="Hyperlink"/>
+            </w:rPr>
+            <w:delText xml:space="preserve">Definition 7</w:delText>
+          </w:r>
+        </w:del>
       </w:hyperlink>
-      <w:r>
-        <w:t xml:space="preserve">)</w:t>
-      </w:r>
-      <w:r>
-        <w:t xml:space="preserve"> </w:t>
-      </w:r>
-      <w:r>
-        <w:t xml:space="preserve">with</w:t>
-      </w:r>
-      <w:r>
-        <w:t xml:space="preserve"> </w:t>
-      </w:r>
+      <w:del w:id="170" w:author="PR Preview" w:date="2026-01-01T00:00:00Z">
+        <w:r>
+          <w:delText xml:space="preserve">)</w:delText>
+        </w:r>
+      </w:del>
+      <w:del w:id="171" w:author="PR Preview" w:date="2026-01-01T00:00:00Z">
+        <w:r>
+          <w:delText xml:space="preserve"> </w:delText>
+        </w:r>
+      </w:del>
+      <w:del w:id="172" w:author="PR Preview" w:date="2026-01-01T00:00:00Z">
+        <w:r>
+          <w:delText xml:space="preserve">with</w:delText>
+        </w:r>
+      </w:del>
+      <w:del w:id="173" w:author="PR Preview" w:date="2026-01-01T00:00:00Z">
+        <w:r>
+          <w:delText xml:space="preserve"> </w:delText>
+        </w:r>
+      </w:del>
       <m:oMath>
         <m:r>
           <m:t>p</m:t>
@@ -11479,32 +12289,46 @@
           <m:t>1</m:t>
         </m:r>
       </m:oMath>
-      <w:r>
-        <w:t xml:space="preserve"> </w:t>
-      </w:r>
-      <w:r>
-        <w:t xml:space="preserve">covariate</w:t>
-      </w:r>
-      <w:r>
-        <w:t xml:space="preserve"> </w:t>
-      </w:r>
+      <w:del w:id="174" w:author="PR Preview" w:date="2026-01-01T00:00:00Z">
+        <w:r>
+          <w:delText xml:space="preserve"> </w:delText>
+        </w:r>
+      </w:del>
+      <w:del w:id="175" w:author="PR Preview" w:date="2026-01-01T00:00:00Z">
+        <w:r>
+          <w:delText xml:space="preserve">covariate</w:delText>
+        </w:r>
+      </w:del>
+      <w:del w:id="176" w:author="PR Preview" w:date="2026-01-01T00:00:00Z">
+        <w:r>
+          <w:delText xml:space="preserve"> </w:delText>
+        </w:r>
+      </w:del>
       <m:oMath>
         <m:r>
           <m:t>X</m:t>
         </m:r>
       </m:oMath>
-      <w:r>
-        <w:t xml:space="preserve">,</w:t>
-      </w:r>
-      <w:r>
-        <w:t xml:space="preserve"> </w:t>
-      </w:r>
-      <w:r>
-        <w:t xml:space="preserve">writing</w:t>
-      </w:r>
-      <w:r>
-        <w:t xml:space="preserve"> </w:t>
-      </w:r>
+      <w:del w:id="177" w:author="PR Preview" w:date="2026-01-01T00:00:00Z">
+        <w:r>
+          <w:delText xml:space="preserve">,</w:delText>
+        </w:r>
+      </w:del>
+      <w:del w:id="178" w:author="PR Preview" w:date="2026-01-01T00:00:00Z">
+        <w:r>
+          <w:delText xml:space="preserve"> </w:delText>
+        </w:r>
+      </w:del>
+      <w:del w:id="179" w:author="PR Preview" w:date="2026-01-01T00:00:00Z">
+        <w:r>
+          <w:delText xml:space="preserve">writing</w:delText>
+        </w:r>
+      </w:del>
+      <w:del w:id="180" w:author="PR Preview" w:date="2026-01-01T00:00:00Z">
+        <w:r>
+          <w:delText xml:space="preserve"> </w:delText>
+        </w:r>
+      </w:del>
       <m:oMath>
         <m:sSub>
           <m:e>
@@ -11519,15 +12343,21 @@
           </m:sub>
         </m:sSub>
       </m:oMath>
-      <w:r>
-        <w:t xml:space="preserve"> </w:t>
-      </w:r>
-      <w:r>
-        <w:t xml:space="preserve">for</w:t>
-      </w:r>
-      <w:r>
-        <w:t xml:space="preserve"> </w:t>
-      </w:r>
+      <w:del w:id="181" w:author="PR Preview" w:date="2026-01-01T00:00:00Z">
+        <w:r>
+          <w:delText xml:space="preserve"> </w:delText>
+        </w:r>
+      </w:del>
+      <w:del w:id="182" w:author="PR Preview" w:date="2026-01-01T00:00:00Z">
+        <w:r>
+          <w:delText xml:space="preserve">for</w:delText>
+        </w:r>
+      </w:del>
+      <w:del w:id="183" w:author="PR Preview" w:date="2026-01-01T00:00:00Z">
+        <w:r>
+          <w:delText xml:space="preserve"> </w:delText>
+        </w:r>
+      </w:del>
       <m:oMath>
         <m:sSub>
           <m:e>
@@ -11545,15 +12375,214 @@
           </m:sub>
         </m:sSub>
       </m:oMath>
-      <w:r>
-        <w:t xml:space="preserve"> </w:t>
-      </w:r>
-      <w:r>
-        <w:t xml:space="preserve">[8]</w:t>
-      </w:r>
-      <w:r>
-        <w:t xml:space="preserve">:</w:t>
-      </w:r>
+      <w:del w:id="184" w:author="PR Preview" w:date="2026-01-01T00:00:00Z">
+        <w:r>
+          <w:delText xml:space="preserve"> </w:delText>
+        </w:r>
+      </w:del>
+      <w:del w:id="185" w:author="PR Preview" w:date="2026-01-01T00:00:00Z">
+        <w:r>
+          <w:delText xml:space="preserve">[8]</w:delText>
+        </w:r>
+      </w:del>
+      <w:del w:id="186" w:author="PR Preview" w:date="2026-01-01T00:00:00Z">
+        <w:r>
+          <w:delText xml:space="preserve">:</w:delText>
+        </w:r>
+      </w:del>
+    </w:p>
+    <w:p>
+      <w:pPr>
+        <w:pStyle w:val="BodyText"/>
+      </w:pPr>
+      <w:ins w:id="187" w:author="PR Preview" w:date="2026-01-01T00:00:00Z">
+        <w:r>
+          <w:rPr>
+            <w:b/>
+            <w:bCs/>
+          </w:rPr>
+          <w:t xml:space="preserve">Definition 8 (Simple linear regression model)</w:t>
+        </w:r>
+      </w:ins>
+      <w:ins w:id="188" w:author="PR Preview" w:date="2026-01-01T00:00:00Z">
+        <w:r>
+          <w:t xml:space="preserve"> </w:t>
+        </w:r>
+      </w:ins>
+      <w:ins w:id="189" w:author="PR Preview" w:date="2026-01-01T00:00:00Z">
+        <w:r>
+          <w:t xml:space="preserve">A</w:t>
+        </w:r>
+      </w:ins>
+      <w:ins w:id="190" w:author="PR Preview" w:date="2026-01-01T00:00:00Z">
+        <w:r>
+          <w:t xml:space="preserve"> </w:t>
+        </w:r>
+      </w:ins>
+      <w:ins w:id="191" w:author="PR Preview" w:date="2026-01-01T00:00:00Z">
+        <w:r>
+          <w:rPr>
+            <w:b/>
+            <w:bCs/>
+          </w:rPr>
+          <w:t xml:space="preserve">simple linear regression</w:t>
+        </w:r>
+      </w:ins>
+      <w:ins w:id="192" w:author="PR Preview" w:date="2026-01-01T00:00:00Z">
+        <w:r>
+          <w:t xml:space="preserve"> </w:t>
+        </w:r>
+      </w:ins>
+      <w:ins w:id="193" w:author="PR Preview" w:date="2026-01-01T00:00:00Z">
+        <w:r>
+          <w:t xml:space="preserve">model</w:t>
+        </w:r>
+      </w:ins>
+      <w:ins w:id="194" w:author="PR Preview" w:date="2026-01-01T00:00:00Z">
+        <w:r>
+          <w:t xml:space="preserve"> </w:t>
+        </w:r>
+      </w:ins>
+      <w:ins w:id="195" w:author="PR Preview" w:date="2026-01-01T00:00:00Z">
+        <w:r>
+          <w:t xml:space="preserve">is a linear regression model (</w:t>
+        </w:r>
+      </w:ins>
+      <w:hyperlink w:anchor="def-linear-regression">
+        <w:ins w:id="196" w:author="PR Preview" w:date="2026-01-01T00:00:00Z">
+          <w:r>
+            <w:rPr>
+              <w:rStyle w:val="Hyperlink"/>
+            </w:rPr>
+            <w:t xml:space="preserve">Definition 7</w:t>
+          </w:r>
+        </w:ins>
+      </w:hyperlink>
+      <w:ins w:id="197" w:author="PR Preview" w:date="2026-01-01T00:00:00Z">
+        <w:r>
+          <w:t xml:space="preserve">)</w:t>
+        </w:r>
+      </w:ins>
+      <w:ins w:id="198" w:author="PR Preview" w:date="2026-01-01T00:00:00Z">
+        <w:r>
+          <w:t xml:space="preserve"> </w:t>
+        </w:r>
+      </w:ins>
+      <w:ins w:id="199" w:author="PR Preview" w:date="2026-01-01T00:00:00Z">
+        <w:r>
+          <w:t xml:space="preserve">with</w:t>
+        </w:r>
+      </w:ins>
+      <w:ins w:id="200" w:author="PR Preview" w:date="2026-01-01T00:00:00Z">
+        <w:r>
+          <w:t xml:space="preserve"> </w:t>
+        </w:r>
+      </w:ins>
+      <m:oMath>
+        <m:r>
+          <m:t>p</m:t>
+        </m:r>
+        <m:r>
+          <m:rPr>
+            <m:sty m:val="p"/>
+          </m:rPr>
+          <m:t>=</m:t>
+        </m:r>
+        <m:r>
+          <m:t>1</m:t>
+        </m:r>
+      </m:oMath>
+      <w:ins w:id="201" w:author="PR Preview" w:date="2026-01-01T00:00:00Z">
+        <w:r>
+          <w:t xml:space="preserve"> </w:t>
+        </w:r>
+      </w:ins>
+      <w:ins w:id="202" w:author="PR Preview" w:date="2026-01-01T00:00:00Z">
+        <w:r>
+          <w:t xml:space="preserve">covariate</w:t>
+        </w:r>
+      </w:ins>
+      <w:ins w:id="203" w:author="PR Preview" w:date="2026-01-01T00:00:00Z">
+        <w:r>
+          <w:t xml:space="preserve"> </w:t>
+        </w:r>
+      </w:ins>
+      <m:oMath>
+        <m:r>
+          <m:t>X</m:t>
+        </m:r>
+      </m:oMath>
+      <w:ins w:id="204" w:author="PR Preview" w:date="2026-01-01T00:00:00Z">
+        <w:r>
+          <w:t xml:space="preserve">,</w:t>
+        </w:r>
+      </w:ins>
+      <w:ins w:id="205" w:author="PR Preview" w:date="2026-01-01T00:00:00Z">
+        <w:r>
+          <w:t xml:space="preserve"> </w:t>
+        </w:r>
+      </w:ins>
+      <w:ins w:id="206" w:author="PR Preview" w:date="2026-01-01T00:00:00Z">
+        <w:r>
+          <w:t xml:space="preserve">writing</w:t>
+        </w:r>
+      </w:ins>
+      <w:ins w:id="207" w:author="PR Preview" w:date="2026-01-01T00:00:00Z">
+        <w:r>
+          <w:t xml:space="preserve"> </w:t>
+        </w:r>
+      </w:ins>
+      <m:oMath>
+        <m:sSub>
+          <m:e>
+            <m:r>
+              <m:t>x</m:t>
+            </m:r>
+          </m:e>
+          <m:sub>
+            <m:r>
+              <m:t>i</m:t>
+            </m:r>
+          </m:sub>
+        </m:sSub>
+      </m:oMath>
+      <w:ins w:id="208" w:author="PR Preview" w:date="2026-01-01T00:00:00Z">
+        <w:r>
+          <w:t xml:space="preserve"> </w:t>
+        </w:r>
+      </w:ins>
+      <w:ins w:id="209" w:author="PR Preview" w:date="2026-01-01T00:00:00Z">
+        <w:r>
+          <w:t xml:space="preserve">for</w:t>
+        </w:r>
+      </w:ins>
+      <w:ins w:id="210" w:author="PR Preview" w:date="2026-01-01T00:00:00Z">
+        <w:r>
+          <w:t xml:space="preserve"> </w:t>
+        </w:r>
+      </w:ins>
+      <m:oMath>
+        <m:sSub>
+          <m:e>
+            <m:r>
+              <m:t>x</m:t>
+            </m:r>
+          </m:e>
+          <m:sub>
+            <m:r>
+              <m:t>i</m:t>
+            </m:r>
+            <m:r>
+              <m:t>1</m:t>
+            </m:r>
+          </m:sub>
+        </m:sSub>
+      </m:oMath>
+      <w:ins w:id="211" w:author="PR Preview" w:date="2026-01-01T00:00:00Z">
+        <w:r>
+          <w:t xml:space="preserve">:</w:t>
+        </w:r>
+      </w:ins>
     </w:p>
     <w:p>
       <w:pPr>
@@ -11660,8 +12689,8 @@
         <w:t xml:space="preserve">.</w:t>
       </w:r>
     </w:p>
-    <w:bookmarkEnd w:id="45"/>
-    <w:bookmarkStart w:id="46" w:name="def-slr-intercept"/>
+    <w:bookmarkEnd w:id="46"/>
+    <w:bookmarkStart w:id="47" w:name="def-slr-intercept"/>
     <w:p>
       <w:pPr>
         <w:pStyle w:val="BodyText"/>
@@ -11797,8 +12826,8 @@
         <w:t xml:space="preserve">.</w:t>
       </w:r>
     </w:p>
-    <w:bookmarkEnd w:id="46"/>
-    <w:bookmarkStart w:id="47" w:name="def-slr-slope"/>
+    <w:bookmarkEnd w:id="47"/>
+    <w:bookmarkStart w:id="48" w:name="def-slr-slope"/>
     <w:p>
       <w:pPr>
         <w:pStyle w:val="BodyText"/>
@@ -11961,8 +12990,8 @@
         <w:t xml:space="preserve">differ by one unit.</w:t>
       </w:r>
     </w:p>
-    <w:bookmarkEnd w:id="47"/>
-    <w:bookmarkStart w:id="48" w:name="rem-slr-parameters"/>
+    <w:bookmarkEnd w:id="48"/>
+    <w:bookmarkStart w:id="49" w:name="rem-slr-parameters"/>
     <w:p>
       <w:pPr>
         <w:pStyle w:val="BodyText"/>
@@ -12023,9 +13052,9 @@
         <w:t xml:space="preserve">.</w:t>
       </w:r>
     </w:p>
-    <w:bookmarkEnd w:id="48"/>
     <w:bookmarkEnd w:id="49"/>
-    <w:bookmarkStart w:id="121" w:name="sec-ols"/>
+    <w:bookmarkEnd w:id="50"/>
+    <w:bookmarkStart w:id="122" w:name="sec-ols"/>
     <w:p>
       <w:pPr>
         <w:pStyle w:val="Heading3"/>
@@ -12034,7 +13063,7 @@
         <w:t xml:space="preserve">3.2 Ordinary least squares estimation</w:t>
       </w:r>
     </w:p>
-    <w:bookmarkStart w:id="51" w:name="def-rss"/>
+    <w:bookmarkStart w:id="52" w:name="def-rss"/>
     <w:p>
       <w:pPr>
         <w:pStyle w:val="FirstParagraph"/>
@@ -12168,7 +13197,7 @@
       <w:r>
         <w:t xml:space="preserve"> </w:t>
       </w:r>
-      <w:hyperlink r:id="rId50">
+      <w:hyperlink r:id="rId51">
         <w:r>
           <w:rPr>
             <w:rStyle w:val="Hyperlink"/>
@@ -12217,8 +13246,8 @@
         <w:t xml:space="preserve">.</w:t>
       </w:r>
     </w:p>
-    <w:bookmarkEnd w:id="51"/>
-    <w:bookmarkStart w:id="52" w:name="exm-rss-slr"/>
+    <w:bookmarkEnd w:id="52"/>
+    <w:bookmarkStart w:id="53" w:name="exm-rss-slr"/>
     <w:p>
       <w:pPr>
         <w:pStyle w:val="BodyText"/>
@@ -12366,8 +13395,8 @@
     $$</w:t>
       </w:r>
     </w:p>
-    <w:bookmarkEnd w:id="52"/>
-    <w:bookmarkStart w:id="57" w:name="exm-rss"/>
+    <w:bookmarkEnd w:id="53"/>
+    <w:bookmarkStart w:id="58" w:name="exm-rss"/>
     <w:p>
       <w:pPr>
         <w:pStyle w:val="FirstParagraph"/>
@@ -12809,7 +13838,7 @@
       <w:tr>
         <w:tc>
           <w:tcPr/>
-          <w:bookmarkStart w:id="56" w:name="fig-rss-three-points"/>
+          <w:bookmarkStart w:id="57" w:name="fig-rss-three-points"/>
           <w:p>
             <w:pPr>
               <w:pStyle w:val="SourceCode"/>
@@ -13572,18 +14601,18 @@
                 <wp:inline>
                   <wp:extent cx="4620126" cy="3696101"/>
                   <wp:effectExtent b="0" l="0" r="0" t="0"/>
-                  <wp:docPr descr="" title="" id="54" name="Picture"/>
+                  <wp:docPr descr="" title="" id="55" name="Picture"/>
                   <a:graphic>
                     <a:graphicData uri="http://schemas.openxmlformats.org/drawingml/2006/picture">
                       <pic:pic>
                         <pic:nvPicPr>
-                          <pic:cNvPr descr="correlation-regression_files/figure-docx/unnamed-chunk-5-1.png" id="55" name="Picture"/>
+                          <pic:cNvPr descr="correlation-regression_files/figure-docx/unnamed-chunk-5-1.png" id="56" name="Picture"/>
                           <pic:cNvPicPr>
                             <a:picLocks noChangeArrowheads="1" noChangeAspect="1"/>
                           </pic:cNvPicPr>
                         </pic:nvPicPr>
                         <pic:blipFill>
-                          <a:blip r:embed="rId53"/>
+                          <a:blip r:embed="rId54"/>
                           <a:stretch>
                             <a:fillRect/>
                           </a:stretch>
@@ -13629,12 +14658,12 @@
               <w:t xml:space="preserve">and the one nonzero residual (dashed)</w:t>
             </w:r>
           </w:p>
-          <w:bookmarkEnd w:id="56"/>
+          <w:bookmarkEnd w:id="57"/>
         </w:tc>
       </w:tr>
     </w:tbl>
-    <w:bookmarkEnd w:id="57"/>
-    <w:bookmarkStart w:id="59" w:name="exr-mse-rss"/>
+    <w:bookmarkEnd w:id="58"/>
+    <w:bookmarkStart w:id="60" w:name="exr-mse-rss"/>
     <w:p>
       <w:pPr>
         <w:pStyle w:val="BodyText"/>
@@ -13790,7 +14819,7 @@
       <w:r>
         <w:t xml:space="preserve"> </w:t>
       </w:r>
-      <w:hyperlink r:id="rId58">
+      <w:hyperlink r:id="rId59">
         <w:r>
           <w:rPr>
             <w:rStyle w:val="Hyperlink"/>
@@ -13832,8 +14861,8 @@
         <w:t xml:space="preserve">in terms of that sMSE.</w:t>
       </w:r>
     </w:p>
-    <w:bookmarkEnd w:id="59"/>
-    <w:bookmarkStart w:id="61" w:name="sol-mse-rss"/>
+    <w:bookmarkEnd w:id="60"/>
+    <w:bookmarkStart w:id="62" w:name="sol-mse-rss"/>
     <w:p>
       <w:pPr>
         <w:pStyle w:val="BodyText"/>
@@ -13854,7 +14883,7 @@
       <w:r>
         <w:t xml:space="preserve"> </w:t>
       </w:r>
-      <w:hyperlink r:id="rId60">
+      <w:hyperlink r:id="rId61">
         <w:r>
           <w:rPr>
             <w:rStyle w:val="Hyperlink"/>
@@ -13974,8 +15003,8 @@
     $$</w:t>
       </w:r>
     </w:p>
-    <w:bookmarkEnd w:id="61"/>
-    <w:bookmarkStart w:id="62" w:name="thm-mse-rss"/>
+    <w:bookmarkEnd w:id="62"/>
+    <w:bookmarkStart w:id="63" w:name="thm-mse-rss"/>
     <w:p>
       <w:pPr>
         <w:pStyle w:val="FirstParagraph"/>
@@ -14030,7 +15059,7 @@
       <w:r>
         <w:t xml:space="preserve"> </w:t>
       </w:r>
-      <w:hyperlink r:id="rId58">
+      <w:hyperlink r:id="rId59">
         <w:r>
           <w:rPr>
             <w:rStyle w:val="Hyperlink"/>
@@ -14200,7 +15229,7 @@
         <w:t xml:space="preserve">$$\text{RSS}(\mathord{\smash[b]{\underset{\raise.3ex\hbox{$\scriptstyle\sim$}}{\theta}}\vphantom{\theta}}) = n \, \operatorname{sMSE}\mathopen{}\left(\hat y\right)\mathclose{}.$$</w:t>
       </w:r>
     </w:p>
-    <w:bookmarkEnd w:id="62"/>
+    <w:bookmarkEnd w:id="63"/>
     <w:p>
       <w:pPr>
         <w:pStyle w:val="FirstParagraph"/>
@@ -14233,7 +15262,7 @@
         <w:t xml:space="preserve">.</w:t>
       </w:r>
     </w:p>
-    <w:bookmarkStart w:id="63" w:name="rem-mse-rss"/>
+    <w:bookmarkStart w:id="64" w:name="rem-mse-rss"/>
     <w:p>
       <w:pPr>
         <w:pStyle w:val="BodyText"/>
@@ -14321,96 +15350,258 @@
         <w:t xml:space="preserve">not the sMSE of predictions of new outcomes.</w:t>
       </w:r>
     </w:p>
-    <w:bookmarkEnd w:id="63"/>
-    <w:bookmarkStart w:id="64" w:name="def-ols"/>
+    <w:bookmarkEnd w:id="64"/>
+    <w:bookmarkStart w:id="65" w:name="def-ols"/>
     <w:p>
       <w:pPr>
         <w:pStyle w:val="BodyText"/>
       </w:pPr>
-      <w:r>
-        <w:rPr>
-          <w:b/>
-          <w:bCs/>
-        </w:rPr>
-        <w:t xml:space="preserve">Definition 12 (Ordinary least squares)</w:t>
-      </w:r>
-      <w:r>
-        <w:t xml:space="preserve"> </w:t>
-      </w:r>
-      <w:r>
-        <w:t xml:space="preserve">The</w:t>
-      </w:r>
-      <w:r>
-        <w:t xml:space="preserve"> </w:t>
-      </w:r>
-      <w:r>
-        <w:rPr>
-          <w:b/>
-          <w:bCs/>
-        </w:rPr>
-        <w:t xml:space="preserve">ordinary least squares (OLS) estimate</w:t>
-      </w:r>
-      <w:r>
-        <w:t xml:space="preserve"> </w:t>
-      </w:r>
-      <w:r>
-        <w:t xml:space="preserve">of a model’s parameter vector</w:t>
-      </w:r>
-      <w:r>
-        <w:t xml:space="preserve"> </w:t>
-      </w:r>
-      <w:r>
-        <w:t xml:space="preserve">$\mathord{\smash[b]{\underset{\raise.3ex\hbox{$\scriptstyle\sim$}}{\theta}}\vphantom{\theta}}$</w:t>
-      </w:r>
-      <w:r>
-        <w:t xml:space="preserve"> </w:t>
-      </w:r>
-      <w:r>
-        <w:t xml:space="preserve">is the value of</w:t>
-      </w:r>
-      <w:r>
-        <w:t xml:space="preserve"> </w:t>
-      </w:r>
-      <w:r>
-        <w:t xml:space="preserve">$\mathord{\smash[b]{\underset{\raise.3ex\hbox{$\scriptstyle\sim$}}{\theta}}\vphantom{\theta}}$</w:t>
-      </w:r>
-      <w:r>
-        <w:t xml:space="preserve"> </w:t>
-      </w:r>
-      <w:r>
-        <w:t xml:space="preserve">that minimizes</w:t>
-      </w:r>
-      <w:r>
-        <w:t xml:space="preserve"> </w:t>
-      </w:r>
-      <w:r>
-        <w:t xml:space="preserve">the</w:t>
-      </w:r>
-      <w:r>
-        <w:t xml:space="preserve"> </w:t>
-      </w:r>
-      <w:hyperlink w:anchor="def-rss">
+      <w:del w:id="212" w:author="PR Preview" w:date="2026-01-01T00:00:00Z">
         <w:r>
           <w:rPr>
-            <w:rStyle w:val="Hyperlink"/>
+            <w:b/>
+            <w:bCs/>
           </w:rPr>
-          <w:t xml:space="preserve">residual sum of squares</w:t>
+          <w:delText xml:space="preserve">Definition 12 (Ordinary least squares)</w:delText>
         </w:r>
+      </w:del>
+      <w:del w:id="213" w:author="PR Preview" w:date="2026-01-01T00:00:00Z">
+        <w:r>
+          <w:delText xml:space="preserve"> </w:delText>
+        </w:r>
+      </w:del>
+      <w:del w:id="214" w:author="PR Preview" w:date="2026-01-01T00:00:00Z">
+        <w:r>
+          <w:delText xml:space="preserve">The</w:delText>
+        </w:r>
+      </w:del>
+      <w:del w:id="215" w:author="PR Preview" w:date="2026-01-01T00:00:00Z">
+        <w:r>
+          <w:delText xml:space="preserve"> </w:delText>
+        </w:r>
+      </w:del>
+      <w:del w:id="216" w:author="PR Preview" w:date="2026-01-01T00:00:00Z">
+        <w:r>
+          <w:rPr>
+            <w:b/>
+            <w:bCs/>
+          </w:rPr>
+          <w:delText xml:space="preserve">ordinary least squares (OLS) estimate</w:delText>
+        </w:r>
+      </w:del>
+      <w:del w:id="217" w:author="PR Preview" w:date="2026-01-01T00:00:00Z">
+        <w:r>
+          <w:delText xml:space="preserve"> </w:delText>
+        </w:r>
+      </w:del>
+      <w:del w:id="218" w:author="PR Preview" w:date="2026-01-01T00:00:00Z">
+        <w:r>
+          <w:delText xml:space="preserve">of a model’s parameter vector</w:delText>
+        </w:r>
+      </w:del>
+      <w:del w:id="219" w:author="PR Preview" w:date="2026-01-01T00:00:00Z">
+        <w:r>
+          <w:delText xml:space="preserve"> </w:delText>
+        </w:r>
+      </w:del>
+      <w:del w:id="220" w:author="PR Preview" w:date="2026-01-01T00:00:00Z">
+        <w:r>
+          <w:delText xml:space="preserve">$\mathord{\smash[b]{\underset{\raise.3ex\hbox{$\scriptstyle\sim$}}{\theta}}\vphantom{\theta}}$</w:delText>
+        </w:r>
+      </w:del>
+      <w:del w:id="221" w:author="PR Preview" w:date="2026-01-01T00:00:00Z">
+        <w:r>
+          <w:delText xml:space="preserve"> </w:delText>
+        </w:r>
+      </w:del>
+      <w:del w:id="222" w:author="PR Preview" w:date="2026-01-01T00:00:00Z">
+        <w:r>
+          <w:delText xml:space="preserve">is the value of</w:delText>
+        </w:r>
+      </w:del>
+      <w:del w:id="223" w:author="PR Preview" w:date="2026-01-01T00:00:00Z">
+        <w:r>
+          <w:delText xml:space="preserve"> </w:delText>
+        </w:r>
+      </w:del>
+      <w:del w:id="224" w:author="PR Preview" w:date="2026-01-01T00:00:00Z">
+        <w:r>
+          <w:delText xml:space="preserve">$\mathord{\smash[b]{\underset{\raise.3ex\hbox{$\scriptstyle\sim$}}{\theta}}\vphantom{\theta}}$</w:delText>
+        </w:r>
+      </w:del>
+      <w:del w:id="225" w:author="PR Preview" w:date="2026-01-01T00:00:00Z">
+        <w:r>
+          <w:delText xml:space="preserve"> </w:delText>
+        </w:r>
+      </w:del>
+      <w:del w:id="226" w:author="PR Preview" w:date="2026-01-01T00:00:00Z">
+        <w:r>
+          <w:delText xml:space="preserve">that minimizes</w:delText>
+        </w:r>
+      </w:del>
+      <w:del w:id="227" w:author="PR Preview" w:date="2026-01-01T00:00:00Z">
+        <w:r>
+          <w:delText xml:space="preserve"> </w:delText>
+        </w:r>
+      </w:del>
+      <w:del w:id="228" w:author="PR Preview" w:date="2026-01-01T00:00:00Z">
+        <w:r>
+          <w:delText xml:space="preserve">the</w:delText>
+        </w:r>
+      </w:del>
+      <w:del w:id="229" w:author="PR Preview" w:date="2026-01-01T00:00:00Z">
+        <w:r>
+          <w:delText xml:space="preserve"> </w:delText>
+        </w:r>
+      </w:del>
+      <w:hyperlink w:anchor="def-rss">
+        <w:del w:id="230" w:author="PR Preview" w:date="2026-01-01T00:00:00Z">
+          <w:r>
+            <w:rPr>
+              <w:rStyle w:val="Hyperlink"/>
+            </w:rPr>
+            <w:delText xml:space="preserve">residual sum of squares</w:delText>
+          </w:r>
+        </w:del>
       </w:hyperlink>
-      <w:r>
-        <w:t xml:space="preserve"> </w:t>
-      </w:r>
-      <w:r>
-        <w:t xml:space="preserve">[10]</w:t>
-      </w:r>
-      <w:r>
-        <w:t xml:space="preserve">:</w:t>
-      </w:r>
+      <w:del w:id="231" w:author="PR Preview" w:date="2026-01-01T00:00:00Z">
+        <w:r>
+          <w:delText xml:space="preserve"> </w:delText>
+        </w:r>
+      </w:del>
+      <w:del w:id="232" w:author="PR Preview" w:date="2026-01-01T00:00:00Z">
+        <w:r>
+          <w:delText xml:space="preserve">[10]</w:delText>
+        </w:r>
+      </w:del>
+      <w:del w:id="233" w:author="PR Preview" w:date="2026-01-01T00:00:00Z">
+        <w:r>
+          <w:delText xml:space="preserve">:</w:delText>
+        </w:r>
+      </w:del>
     </w:p>
     <w:p>
       <w:pPr>
         <w:pStyle w:val="BodyText"/>
       </w:pPr>
+      <w:ins w:id="234" w:author="PR Preview" w:date="2026-01-01T00:00:00Z">
+        <w:r>
+          <w:rPr>
+            <w:b/>
+            <w:bCs/>
+          </w:rPr>
+          <w:t xml:space="preserve">Definition 12 (Ordinary least squares)</w:t>
+        </w:r>
+      </w:ins>
+      <w:ins w:id="235" w:author="PR Preview" w:date="2026-01-01T00:00:00Z">
+        <w:r>
+          <w:t xml:space="preserve"> </w:t>
+        </w:r>
+      </w:ins>
+      <w:ins w:id="236" w:author="PR Preview" w:date="2026-01-01T00:00:00Z">
+        <w:r>
+          <w:t xml:space="preserve">The</w:t>
+        </w:r>
+      </w:ins>
+      <w:ins w:id="237" w:author="PR Preview" w:date="2026-01-01T00:00:00Z">
+        <w:r>
+          <w:t xml:space="preserve"> </w:t>
+        </w:r>
+      </w:ins>
+      <w:ins w:id="238" w:author="PR Preview" w:date="2026-01-01T00:00:00Z">
+        <w:r>
+          <w:rPr>
+            <w:b/>
+            <w:bCs/>
+          </w:rPr>
+          <w:t xml:space="preserve">ordinary least squares (OLS) estimate</w:t>
+        </w:r>
+      </w:ins>
+      <w:ins w:id="239" w:author="PR Preview" w:date="2026-01-01T00:00:00Z">
+        <w:r>
+          <w:t xml:space="preserve"> </w:t>
+        </w:r>
+      </w:ins>
+      <w:ins w:id="240" w:author="PR Preview" w:date="2026-01-01T00:00:00Z">
+        <w:r>
+          <w:t xml:space="preserve">of a model’s parameter vector</w:t>
+        </w:r>
+      </w:ins>
+      <w:ins w:id="241" w:author="PR Preview" w:date="2026-01-01T00:00:00Z">
+        <w:r>
+          <w:t xml:space="preserve"> </w:t>
+        </w:r>
+      </w:ins>
+      <w:ins w:id="242" w:author="PR Preview" w:date="2026-01-01T00:00:00Z">
+        <w:r>
+          <w:t xml:space="preserve">$\mathord{\smash[b]{\underset{\raise.3ex\hbox{$\scriptstyle\sim$}}{\theta}}\vphantom{\theta}}$</w:t>
+        </w:r>
+      </w:ins>
+      <w:ins w:id="243" w:author="PR Preview" w:date="2026-01-01T00:00:00Z">
+        <w:r>
+          <w:t xml:space="preserve"> </w:t>
+        </w:r>
+      </w:ins>
+      <w:ins w:id="244" w:author="PR Preview" w:date="2026-01-01T00:00:00Z">
+        <w:r>
+          <w:t xml:space="preserve">is the value of</w:t>
+        </w:r>
+      </w:ins>
+      <w:ins w:id="245" w:author="PR Preview" w:date="2026-01-01T00:00:00Z">
+        <w:r>
+          <w:t xml:space="preserve"> </w:t>
+        </w:r>
+      </w:ins>
+      <w:ins w:id="246" w:author="PR Preview" w:date="2026-01-01T00:00:00Z">
+        <w:r>
+          <w:t xml:space="preserve">$\mathord{\smash[b]{\underset{\raise.3ex\hbox{$\scriptstyle\sim$}}{\theta}}\vphantom{\theta}}$</w:t>
+        </w:r>
+      </w:ins>
+      <w:ins w:id="247" w:author="PR Preview" w:date="2026-01-01T00:00:00Z">
+        <w:r>
+          <w:t xml:space="preserve"> </w:t>
+        </w:r>
+      </w:ins>
+      <w:ins w:id="248" w:author="PR Preview" w:date="2026-01-01T00:00:00Z">
+        <w:r>
+          <w:t xml:space="preserve">that minimizes</w:t>
+        </w:r>
+      </w:ins>
+      <w:ins w:id="249" w:author="PR Preview" w:date="2026-01-01T00:00:00Z">
+        <w:r>
+          <w:t xml:space="preserve"> </w:t>
+        </w:r>
+      </w:ins>
+      <w:ins w:id="250" w:author="PR Preview" w:date="2026-01-01T00:00:00Z">
+        <w:r>
+          <w:t xml:space="preserve">the</w:t>
+        </w:r>
+      </w:ins>
+      <w:ins w:id="251" w:author="PR Preview" w:date="2026-01-01T00:00:00Z">
+        <w:r>
+          <w:t xml:space="preserve"> </w:t>
+        </w:r>
+      </w:ins>
+      <w:hyperlink w:anchor="def-rss">
+        <w:ins w:id="252" w:author="PR Preview" w:date="2026-01-01T00:00:00Z">
+          <w:r>
+            <w:rPr>
+              <w:rStyle w:val="Hyperlink"/>
+            </w:rPr>
+            <w:t xml:space="preserve">residual sum of squares</w:t>
+          </w:r>
+        </w:ins>
+      </w:hyperlink>
+      <w:ins w:id="253" w:author="PR Preview" w:date="2026-01-01T00:00:00Z">
+        <w:r>
+          <w:t xml:space="preserve">:</w:t>
+        </w:r>
+      </w:ins>
+    </w:p>
+    <w:p>
+      <w:pPr>
+        <w:pStyle w:val="BodyText"/>
+      </w:pPr>
       <w:r>
         <w:t xml:space="preserve">$$\hat{\mathord{\smash[b]{\underset{\raise.3ex\hbox{$\scriptstyle\sim$}}{\theta}}\vphantom{\theta}}} \stackrel{\text{def}}{=}\arg \min_{\mathord{\smash[b]{\underset{\raise.3ex\hbox{$\scriptstyle\sim$}}{\theta}}\vphantom{\theta}}} \text{RSS}(\mathord{\smash[b]{\underset{\raise.3ex\hbox{$\scriptstyle\sim$}}{\theta}}\vphantom{\theta}}).$$</w:t>
       </w:r>
@@ -14432,8 +15623,8 @@
         <w:t xml:space="preserve">.</w:t>
       </w:r>
     </w:p>
-    <w:bookmarkEnd w:id="64"/>
-    <w:bookmarkStart w:id="69" w:name="exm-ols-slr"/>
+    <w:bookmarkEnd w:id="65"/>
+    <w:bookmarkStart w:id="70" w:name="exm-ols-slr"/>
     <w:p>
       <w:pPr>
         <w:pStyle w:val="BodyText"/>
@@ -14782,7 +15973,7 @@
       <w:tr>
         <w:tc>
           <w:tcPr/>
-          <w:bookmarkStart w:id="68" w:name="fig-rss-surface"/>
+          <w:bookmarkStart w:id="69" w:name="fig-rss-surface"/>
           <w:p>
             <w:pPr>
               <w:pStyle w:val="SourceCode"/>
@@ -15995,18 +17186,18 @@
                 <wp:inline>
                   <wp:extent cx="4620126" cy="3696101"/>
                   <wp:effectExtent b="0" l="0" r="0" t="0"/>
-                  <wp:docPr descr="" title="" id="66" name="Picture"/>
+                  <wp:docPr descr="" title="" id="67" name="Picture"/>
                   <a:graphic>
                     <a:graphicData uri="http://schemas.openxmlformats.org/drawingml/2006/picture">
                       <pic:pic>
                         <pic:nvPicPr>
-                          <pic:cNvPr descr="correlation-regression_files/figure-docx/unnamed-chunk-6-1.png" id="67" name="Picture"/>
+                          <pic:cNvPr descr="correlation-regression_files/figure-docx/unnamed-chunk-6-1.png" id="68" name="Picture"/>
                           <pic:cNvPicPr>
                             <a:picLocks noChangeArrowheads="1" noChangeAspect="1"/>
                           </pic:cNvPicPr>
                         </pic:nvPicPr>
                         <pic:blipFill>
-                          <a:blip r:embed="rId65"/>
+                          <a:blip r:embed="rId66"/>
                           <a:stretch>
                             <a:fillRect/>
                           </a:stretch>
@@ -16179,12 +17370,12 @@
               <w:t xml:space="preserve">.</w:t>
             </w:r>
           </w:p>
-          <w:bookmarkEnd w:id="68"/>
+          <w:bookmarkEnd w:id="69"/>
         </w:tc>
       </w:tr>
     </w:tbl>
-    <w:bookmarkEnd w:id="69"/>
-    <w:bookmarkStart w:id="70" w:name="def-normal-equations"/>
+    <w:bookmarkEnd w:id="70"/>
+    <w:bookmarkStart w:id="71" w:name="def-normal-equations"/>
     <w:p>
       <w:pPr>
         <w:pStyle w:val="BodyText"/>
@@ -16265,8 +17456,8 @@
         <w:t xml:space="preserve">$$\frac{\partial}{\partial \mathord{\smash[b]{\underset{\raise.3ex\hbox{$\scriptstyle\sim$}}{\theta}}\vphantom{\theta}}} \text{RSS}(\mathord{\smash[b]{\underset{\raise.3ex\hbox{$\scriptstyle\sim$}}{\theta}}\vphantom{\theta}}) = \mathord{\smash[b]{\underset{\raise.3ex\hbox{$\scriptstyle\sim$}}{0}}\vphantom{0}}.$$</w:t>
       </w:r>
     </w:p>
-    <w:bookmarkEnd w:id="70"/>
-    <w:bookmarkStart w:id="71" w:name="exm-normal-equations-slr"/>
+    <w:bookmarkEnd w:id="71"/>
+    <w:bookmarkStart w:id="72" w:name="exm-normal-equations-slr"/>
     <w:p>
       <w:pPr>
         <w:pStyle w:val="FirstParagraph"/>
@@ -16540,8 +17731,8 @@
         </m:oMath>
       </m:oMathPara>
     </w:p>
-    <w:bookmarkEnd w:id="71"/>
-    <w:bookmarkStart w:id="72" w:name="def-centered-sums"/>
+    <w:bookmarkEnd w:id="72"/>
+    <w:bookmarkStart w:id="73" w:name="def-centered-sums"/>
     <w:p>
       <w:pPr>
         <w:pStyle w:val="FirstParagraph"/>
@@ -16999,8 +18190,8 @@
         </m:oMath>
       </m:oMathPara>
     </w:p>
-    <w:bookmarkEnd w:id="72"/>
-    <w:bookmarkStart w:id="73" w:name="def-centered-cross-product"/>
+    <w:bookmarkEnd w:id="73"/>
+    <w:bookmarkStart w:id="74" w:name="def-centered-cross-product"/>
     <w:p>
       <w:pPr>
         <w:pStyle w:val="FirstParagraph"/>
@@ -17216,8 +18407,8 @@
         </m:oMath>
       </m:oMathPara>
     </w:p>
-    <w:bookmarkEnd w:id="73"/>
-    <w:bookmarkStart w:id="74" w:name="exr-sum-deviations-zero"/>
+    <w:bookmarkEnd w:id="74"/>
+    <w:bookmarkStart w:id="75" w:name="exr-sum-deviations-zero"/>
     <w:p>
       <w:pPr>
         <w:pStyle w:val="FirstParagraph"/>
@@ -17313,8 +18504,8 @@
         <w:t xml:space="preserve">.</w:t>
       </w:r>
     </w:p>
-    <w:bookmarkEnd w:id="74"/>
-    <w:bookmarkStart w:id="75" w:name="sol-sum-deviations-zero"/>
+    <w:bookmarkEnd w:id="75"/>
+    <w:bookmarkStart w:id="76" w:name="sol-sum-deviations-zero"/>
     <w:p>
       <w:pPr>
         <w:pStyle w:val="BodyText"/>
@@ -17897,8 +19088,8 @@
         <w:t xml:space="preserve">.</w:t>
       </w:r>
     </w:p>
-    <w:bookmarkEnd w:id="75"/>
-    <w:bookmarkStart w:id="76" w:name="lem-sum-deviations-zero"/>
+    <w:bookmarkEnd w:id="76"/>
+    <w:bookmarkStart w:id="77" w:name="lem-sum-deviations-zero"/>
     <w:p>
       <w:pPr>
         <w:pStyle w:val="BodyText"/>
@@ -18130,7 +19321,7 @@
         </m:oMath>
       </m:oMathPara>
     </w:p>
-    <w:bookmarkEnd w:id="76"/>
+    <w:bookmarkEnd w:id="77"/>
     <w:p>
       <w:pPr>
         <w:pStyle w:val="FirstParagraph"/>
@@ -18163,7 +19354,7 @@
         <w:t xml:space="preserve">.</w:t>
       </w:r>
     </w:p>
-    <w:bookmarkStart w:id="77" w:name="exr-sxx-expand"/>
+    <w:bookmarkStart w:id="78" w:name="exr-sxx-expand"/>
     <w:p>
       <w:pPr>
         <w:pStyle w:val="BodyText"/>
@@ -18311,8 +19502,8 @@
         <w:t xml:space="preserve">.</w:t>
       </w:r>
     </w:p>
-    <w:bookmarkEnd w:id="77"/>
-    <w:bookmarkStart w:id="78" w:name="sol-sxx-expand"/>
+    <w:bookmarkEnd w:id="78"/>
+    <w:bookmarkStart w:id="79" w:name="sol-sxx-expand"/>
     <w:p>
       <w:pPr>
         <w:pStyle w:val="BodyText"/>
@@ -19605,8 +20796,8 @@
         </m:oMath>
       </m:oMathPara>
     </w:p>
-    <w:bookmarkEnd w:id="78"/>
-    <w:bookmarkStart w:id="79" w:name="lem-sxx-expand"/>
+    <w:bookmarkEnd w:id="79"/>
+    <w:bookmarkStart w:id="80" w:name="lem-sxx-expand"/>
     <w:p>
       <w:pPr>
         <w:pStyle w:val="FirstParagraph"/>
@@ -19775,7 +20966,7 @@
         </m:oMath>
       </m:oMathPara>
     </w:p>
-    <w:bookmarkEnd w:id="79"/>
+    <w:bookmarkEnd w:id="80"/>
     <w:p>
       <w:pPr>
         <w:pStyle w:val="FirstParagraph"/>
@@ -19808,7 +20999,7 @@
         <w:t xml:space="preserve">.</w:t>
       </w:r>
     </w:p>
-    <w:bookmarkStart w:id="80" w:name="exr-rss-deriv-intercept"/>
+    <w:bookmarkStart w:id="81" w:name="exr-rss-deriv-intercept"/>
     <w:p>
       <w:pPr>
         <w:pStyle w:val="BodyText"/>
@@ -20000,8 +21191,8 @@
         <w:t xml:space="preserve">.</w:t>
       </w:r>
     </w:p>
-    <w:bookmarkEnd w:id="80"/>
-    <w:bookmarkStart w:id="81" w:name="sol-rss-deriv-intercept"/>
+    <w:bookmarkEnd w:id="81"/>
+    <w:bookmarkStart w:id="82" w:name="sol-rss-deriv-intercept"/>
     <w:p>
       <w:pPr>
         <w:pStyle w:val="BodyText"/>
@@ -22574,8 +23765,8 @@
         </m:oMath>
       </m:oMathPara>
     </w:p>
-    <w:bookmarkEnd w:id="81"/>
-    <w:bookmarkStart w:id="82" w:name="lem-rss-deriv-intercept"/>
+    <w:bookmarkEnd w:id="82"/>
+    <w:bookmarkStart w:id="83" w:name="lem-rss-deriv-intercept"/>
     <w:p>
       <w:pPr>
         <w:pStyle w:val="FirstParagraph"/>
@@ -22947,7 +24138,7 @@
         </m:oMath>
       </m:oMathPara>
     </w:p>
-    <w:bookmarkEnd w:id="82"/>
+    <w:bookmarkEnd w:id="83"/>
     <w:p>
       <w:pPr>
         <w:pStyle w:val="FirstParagraph"/>
@@ -22980,7 +24171,7 @@
         <w:t xml:space="preserve">.</w:t>
       </w:r>
     </w:p>
-    <w:bookmarkStart w:id="83" w:name="exr-rss-deriv-slope"/>
+    <w:bookmarkStart w:id="84" w:name="exr-rss-deriv-slope"/>
     <w:p>
       <w:pPr>
         <w:pStyle w:val="BodyText"/>
@@ -23127,8 +24318,8 @@
         <w:t xml:space="preserve">.</w:t>
       </w:r>
     </w:p>
-    <w:bookmarkEnd w:id="83"/>
-    <w:bookmarkStart w:id="84" w:name="sol-rss-deriv-slope"/>
+    <w:bookmarkEnd w:id="84"/>
+    <w:bookmarkStart w:id="85" w:name="sol-rss-deriv-slope"/>
     <w:p>
       <w:pPr>
         <w:pStyle w:val="BodyText"/>
@@ -24797,8 +25988,8 @@
         </m:oMath>
       </m:oMathPara>
     </w:p>
-    <w:bookmarkEnd w:id="84"/>
-    <w:bookmarkStart w:id="85" w:name="lem-rss-deriv-slope"/>
+    <w:bookmarkEnd w:id="85"/>
+    <w:bookmarkStart w:id="86" w:name="lem-rss-deriv-slope"/>
     <w:p>
       <w:pPr>
         <w:pStyle w:val="FirstParagraph"/>
@@ -25086,7 +26277,7 @@
         </m:oMath>
       </m:oMathPara>
     </w:p>
-    <w:bookmarkEnd w:id="85"/>
+    <w:bookmarkEnd w:id="86"/>
     <w:p>
       <w:pPr>
         <w:pStyle w:val="FirstParagraph"/>
@@ -25119,7 +26310,7 @@
         <w:t xml:space="preserve">.</w:t>
       </w:r>
     </w:p>
-    <w:bookmarkStart w:id="86" w:name="exr-solve-normal-equations"/>
+    <w:bookmarkStart w:id="87" w:name="exr-solve-normal-equations"/>
     <w:p>
       <w:pPr>
         <w:pStyle w:val="BodyText"/>
@@ -25287,8 +26478,8 @@
         <w:t xml:space="preserve">).</w:t>
       </w:r>
     </w:p>
-    <w:bookmarkEnd w:id="86"/>
-    <w:bookmarkStart w:id="87" w:name="sol-solve-normal-equations"/>
+    <w:bookmarkEnd w:id="87"/>
+    <w:bookmarkStart w:id="88" w:name="sol-solve-normal-equations"/>
     <w:p>
       <w:pPr>
         <w:pStyle w:val="BodyText"/>
@@ -30342,8 +31533,8 @@
         <w:t xml:space="preserve">.</w:t>
       </w:r>
     </w:p>
-    <w:bookmarkEnd w:id="87"/>
-    <w:bookmarkStart w:id="88" w:name="lem-solve-normal-equations"/>
+    <w:bookmarkEnd w:id="88"/>
+    <w:bookmarkStart w:id="89" w:name="lem-solve-normal-equations"/>
     <w:p>
       <w:pPr>
         <w:pStyle w:val="BodyText"/>
@@ -30571,7 +31762,7 @@
         </m:oMath>
       </m:oMathPara>
     </w:p>
-    <w:bookmarkEnd w:id="88"/>
+    <w:bookmarkEnd w:id="89"/>
     <w:p>
       <w:pPr>
         <w:pStyle w:val="FirstParagraph"/>
@@ -30604,7 +31795,7 @@
         <w:t xml:space="preserve">.</w:t>
       </w:r>
     </w:p>
-    <w:bookmarkStart w:id="89" w:name="exr-rss-hessian"/>
+    <w:bookmarkStart w:id="90" w:name="exr-rss-hessian"/>
     <w:p>
       <w:pPr>
         <w:pStyle w:val="BodyText"/>
@@ -30795,8 +31986,8 @@
         <w:t xml:space="preserve">).</w:t>
       </w:r>
     </w:p>
-    <w:bookmarkEnd w:id="89"/>
-    <w:bookmarkStart w:id="90" w:name="sol-rss-hessian"/>
+    <w:bookmarkEnd w:id="90"/>
+    <w:bookmarkStart w:id="91" w:name="sol-rss-hessian"/>
     <w:p>
       <w:pPr>
         <w:pStyle w:val="BodyText"/>
@@ -35955,8 +37146,8 @@
         <w:t xml:space="preserve">and a positive determinant is positive definite.</w:t>
       </w:r>
     </w:p>
-    <w:bookmarkEnd w:id="90"/>
-    <w:bookmarkStart w:id="91" w:name="lem-rss-hessian"/>
+    <w:bookmarkEnd w:id="91"/>
+    <w:bookmarkStart w:id="92" w:name="lem-rss-hessian"/>
     <w:p>
       <w:pPr>
         <w:pStyle w:val="BodyText"/>
@@ -36356,7 +37547,7 @@
         </m:oMath>
       </m:oMathPara>
     </w:p>
-    <w:bookmarkEnd w:id="91"/>
+    <w:bookmarkEnd w:id="92"/>
     <w:p>
       <w:pPr>
         <w:pStyle w:val="FirstParagraph"/>
@@ -36389,7 +37580,7 @@
         <w:t xml:space="preserve">.</w:t>
       </w:r>
     </w:p>
-    <w:bookmarkStart w:id="92" w:name="thm-ols-slr"/>
+    <w:bookmarkStart w:id="93" w:name="thm-ols-slr"/>
     <w:p>
       <w:pPr>
         <w:pStyle w:val="BodyText"/>
@@ -36661,7 +37852,7 @@
         </m:oMath>
       </m:oMathPara>
     </w:p>
-    <w:bookmarkEnd w:id="92"/>
+    <w:bookmarkEnd w:id="93"/>
     <w:p>
       <w:pPr>
         <w:pStyle w:val="FirstParagraph"/>
@@ -37026,7 +38217,7 @@
         <w:t xml:space="preserve">instead of differentiating with respect to each component separately.</w:t>
       </w:r>
     </w:p>
-    <w:bookmarkStart w:id="93" w:name="def-slr-covariate-vector"/>
+    <w:bookmarkStart w:id="94" w:name="def-slr-covariate-vector"/>
     <w:p>
       <w:pPr>
         <w:pStyle w:val="BodyText"/>
@@ -37128,8 +38319,8 @@
     $$</w:t>
       </w:r>
     </w:p>
-    <w:bookmarkEnd w:id="93"/>
-    <w:bookmarkStart w:id="94" w:name="exr-slr-mean-dot-product"/>
+    <w:bookmarkEnd w:id="94"/>
+    <w:bookmarkStart w:id="95" w:name="exr-slr-mean-dot-product"/>
     <w:p>
       <w:pPr>
         <w:pStyle w:val="FirstParagraph"/>
@@ -37261,8 +38452,8 @@
         <w:t xml:space="preserve">).</w:t>
       </w:r>
     </w:p>
-    <w:bookmarkEnd w:id="94"/>
-    <w:bookmarkStart w:id="95" w:name="sol-slr-mean-dot-product"/>
+    <w:bookmarkEnd w:id="95"/>
+    <w:bookmarkStart w:id="96" w:name="sol-slr-mean-dot-product"/>
     <w:p>
       <w:pPr>
         <w:pStyle w:val="BodyText"/>
@@ -37322,8 +38513,8 @@
         <w:t xml:space="preserve">.</w:t>
       </w:r>
     </w:p>
-    <w:bookmarkEnd w:id="95"/>
-    <w:bookmarkStart w:id="96" w:name="lem-slr-mean-dot-product"/>
+    <w:bookmarkEnd w:id="96"/>
+    <w:bookmarkStart w:id="97" w:name="lem-slr-mean-dot-product"/>
     <w:p>
       <w:pPr>
         <w:pStyle w:val="BodyText"/>
@@ -37427,7 +38618,7 @@
         <w:t xml:space="preserve">$$\mu(x_i) = \mathord{\smash[b]{\underset{\raise.3ex\hbox{$\scriptstyle\sim$}}{x}}\vphantom{x}}_i \cdot \mathord{\smash[b]{\underset{\raise.3ex\hbox{$\scriptstyle\sim$}}{\beta}}\vphantom{\beta}}.$$</w:t>
       </w:r>
     </w:p>
-    <w:bookmarkEnd w:id="96"/>
+    <w:bookmarkEnd w:id="97"/>
     <w:p>
       <w:pPr>
         <w:pStyle w:val="FirstParagraph"/>
@@ -37460,7 +38651,7 @@
         <w:t xml:space="preserve">.</w:t>
       </w:r>
     </w:p>
-    <w:bookmarkStart w:id="97" w:name="exm-rss-vector"/>
+    <w:bookmarkStart w:id="98" w:name="exm-rss-vector"/>
     <w:p>
       <w:pPr>
         <w:pStyle w:val="BodyText"/>
@@ -37636,8 +38827,8 @@
     $$</w:t>
       </w:r>
     </w:p>
-    <w:bookmarkEnd w:id="97"/>
-    <w:bookmarkStart w:id="98" w:name="exr-rss-gradient-vector"/>
+    <w:bookmarkEnd w:id="98"/>
+    <w:bookmarkStart w:id="99" w:name="exr-rss-gradient-vector"/>
     <w:p>
       <w:pPr>
         <w:pStyle w:val="FirstParagraph"/>
@@ -37700,8 +38891,8 @@
         <w:t xml:space="preserve">rather than one component at a time.</w:t>
       </w:r>
     </w:p>
-    <w:bookmarkEnd w:id="98"/>
-    <w:bookmarkStart w:id="99" w:name="sol-rss-gradient-vector"/>
+    <w:bookmarkEnd w:id="99"/>
+    <w:bookmarkStart w:id="100" w:name="sol-rss-gradient-vector"/>
     <w:p>
       <w:pPr>
         <w:pStyle w:val="BodyText"/>
@@ -37881,8 +39072,8 @@
     $$</w:t>
       </w:r>
     </w:p>
-    <w:bookmarkEnd w:id="99"/>
-    <w:bookmarkStart w:id="100" w:name="lem-rss-gradient-vector"/>
+    <w:bookmarkEnd w:id="100"/>
+    <w:bookmarkStart w:id="101" w:name="lem-rss-gradient-vector"/>
     <w:p>
       <w:pPr>
         <w:pStyle w:val="FirstParagraph"/>
@@ -37921,7 +39112,7 @@
     = -2 \sum_{i=1}^n\mathord{\smash[b]{\underset{\raise.3ex\hbox{$\scriptstyle\sim$}}{x}}\vphantom{x}}_i\mathopen{}\left(y_i- \mathord{\smash[b]{\underset{\raise.3ex\hbox{$\scriptstyle\sim$}}{x}}\vphantom{x}}_i \cdot \mathord{\smash[b]{\underset{\raise.3ex\hbox{$\scriptstyle\sim$}}{\beta}}\vphantom{\beta}}\right)\mathclose{}.$$</w:t>
       </w:r>
     </w:p>
-    <w:bookmarkEnd w:id="100"/>
+    <w:bookmarkEnd w:id="101"/>
     <w:p>
       <w:pPr>
         <w:pStyle w:val="FirstParagraph"/>
@@ -37954,7 +39145,7 @@
         <w:t xml:space="preserve">.</w:t>
       </w:r>
     </w:p>
-    <w:bookmarkStart w:id="101" w:name="exr-normal-equations-vector"/>
+    <w:bookmarkStart w:id="102" w:name="exr-normal-equations-vector"/>
     <w:p>
       <w:pPr>
         <w:pStyle w:val="BodyText"/>
@@ -38039,8 +39230,8 @@
         <w:t xml:space="preserve">.</w:t>
       </w:r>
     </w:p>
-    <w:bookmarkEnd w:id="101"/>
-    <w:bookmarkStart w:id="102" w:name="sol-normal-equations-vector"/>
+    <w:bookmarkEnd w:id="102"/>
+    <w:bookmarkStart w:id="103" w:name="sol-normal-equations-vector"/>
     <w:p>
       <w:pPr>
         <w:pStyle w:val="BodyText"/>
@@ -38206,8 +39397,8 @@
     $$</w:t>
       </w:r>
     </w:p>
-    <w:bookmarkEnd w:id="102"/>
-    <w:bookmarkStart w:id="103" w:name="lem-normal-equations-vector"/>
+    <w:bookmarkEnd w:id="103"/>
+    <w:bookmarkStart w:id="104" w:name="lem-normal-equations-vector"/>
     <w:p>
       <w:pPr>
         <w:pStyle w:val="FirstParagraph"/>
@@ -38277,7 +39468,7 @@
         <w:t xml:space="preserve">$$A \mathord{\smash[b]{\underset{\raise.3ex\hbox{$\scriptstyle\sim$}}{\beta}}\vphantom{\beta}}= \mathord{\smash[b]{\underset{\raise.3ex\hbox{$\scriptstyle\sim$}}{c}}\vphantom{c}}.$$</w:t>
       </w:r>
     </w:p>
-    <w:bookmarkEnd w:id="103"/>
+    <w:bookmarkEnd w:id="104"/>
     <w:p>
       <w:pPr>
         <w:pStyle w:val="FirstParagraph"/>
@@ -38310,7 +39501,7 @@
         <w:t xml:space="preserve">.</w:t>
       </w:r>
     </w:p>
-    <w:bookmarkStart w:id="104" w:name="exr-solve-normal-equations-vector"/>
+    <w:bookmarkStart w:id="105" w:name="exr-solve-normal-equations-vector"/>
     <w:p>
       <w:pPr>
         <w:pStyle w:val="BodyText"/>
@@ -38459,8 +39650,8 @@
         <w:t xml:space="preserve">.</w:t>
       </w:r>
     </w:p>
-    <w:bookmarkEnd w:id="104"/>
-    <w:bookmarkStart w:id="105" w:name="sol-solve-normal-equations-vector"/>
+    <w:bookmarkEnd w:id="105"/>
+    <w:bookmarkStart w:id="106" w:name="sol-solve-normal-equations-vector"/>
     <w:p>
       <w:pPr>
         <w:pStyle w:val="BodyText"/>
@@ -41931,8 +43122,8 @@
         <w:t xml:space="preserve">.</w:t>
       </w:r>
     </w:p>
-    <w:bookmarkEnd w:id="105"/>
-    <w:bookmarkStart w:id="106" w:name="lem-solve-normal-equations-vector"/>
+    <w:bookmarkEnd w:id="106"/>
+    <w:bookmarkStart w:id="107" w:name="lem-solve-normal-equations-vector"/>
     <w:p>
       <w:pPr>
         <w:pStyle w:val="BodyText"/>
@@ -42090,7 +43281,7 @@
         <w:t xml:space="preserve">.</w:t>
       </w:r>
     </w:p>
-    <w:bookmarkEnd w:id="106"/>
+    <w:bookmarkEnd w:id="107"/>
     <w:p>
       <w:pPr>
         <w:pStyle w:val="BodyText"/>
@@ -42123,7 +43314,7 @@
         <w:t xml:space="preserve">.</w:t>
       </w:r>
     </w:p>
-    <w:bookmarkStart w:id="108" w:name="exr-rss-hessian-vector"/>
+    <w:bookmarkStart w:id="109" w:name="exr-rss-hessian-vector"/>
     <w:p>
       <w:pPr>
         <w:pStyle w:val="BodyText"/>
@@ -42144,7 +43335,7 @@
       <w:r>
         <w:t xml:space="preserve"> </w:t>
       </w:r>
-      <w:hyperlink r:id="rId107">
+      <w:hyperlink r:id="rId108">
         <w:r>
           <w:rPr>
             <w:rStyle w:val="Hyperlink"/>
@@ -42214,8 +43405,8 @@
         <w:t xml:space="preserve">).</w:t>
       </w:r>
     </w:p>
-    <w:bookmarkEnd w:id="108"/>
-    <w:bookmarkStart w:id="109" w:name="sol-rss-hessian-vector"/>
+    <w:bookmarkEnd w:id="109"/>
+    <w:bookmarkStart w:id="110" w:name="sol-rss-hessian-vector"/>
     <w:p>
       <w:pPr>
         <w:pStyle w:val="BodyText"/>
@@ -42799,8 +43990,8 @@
         <w:t xml:space="preserve">.</w:t>
       </w:r>
     </w:p>
-    <w:bookmarkEnd w:id="109"/>
-    <w:bookmarkStart w:id="110" w:name="lem-rss-hessian-vector"/>
+    <w:bookmarkEnd w:id="110"/>
+    <w:bookmarkStart w:id="111" w:name="lem-rss-hessian-vector"/>
     <w:p>
       <w:pPr>
         <w:pStyle w:val="BodyText"/>
@@ -42821,7 +44012,7 @@
       <w:r>
         <w:t xml:space="preserve"> </w:t>
       </w:r>
-      <w:hyperlink r:id="rId107">
+      <w:hyperlink r:id="rId108">
         <w:r>
           <w:rPr>
             <w:rStyle w:val="Hyperlink"/>
@@ -42913,7 +44104,7 @@
         <w:t xml:space="preserve">).</w:t>
       </w:r>
     </w:p>
-    <w:bookmarkEnd w:id="110"/>
+    <w:bookmarkEnd w:id="111"/>
     <w:p>
       <w:pPr>
         <w:pStyle w:val="BodyText"/>
@@ -42946,7 +44137,7 @@
         <w:t xml:space="preserve">.</w:t>
       </w:r>
     </w:p>
-    <w:bookmarkStart w:id="111" w:name="thm-ols-slr-vector"/>
+    <w:bookmarkStart w:id="112" w:name="thm-ols-slr-vector"/>
     <w:p>
       <w:pPr>
         <w:pStyle w:val="BodyText"/>
@@ -43080,7 +44271,7 @@
         <w:t xml:space="preserve">.</w:t>
       </w:r>
     </w:p>
-    <w:bookmarkEnd w:id="111"/>
+    <w:bookmarkEnd w:id="112"/>
     <w:p>
       <w:pPr>
         <w:pStyle w:val="BodyText"/>
@@ -43330,7 +44521,7 @@
         <w:t xml:space="preserve">is its unique global minimum.</w:t>
       </w:r>
     </w:p>
-    <w:bookmarkStart w:id="113" w:name="exr-ols-slope-r"/>
+    <w:bookmarkStart w:id="114" w:name="exr-ols-slope-r"/>
     <w:p>
       <w:pPr>
         <w:pStyle w:val="BodyText"/>
@@ -43485,7 +44676,7 @@
       <w:r>
         <w:t xml:space="preserve"> </w:t>
       </w:r>
-      <w:hyperlink r:id="rId14">
+      <w:hyperlink r:id="rId15">
         <w:r>
           <w:rPr>
             <w:rStyle w:val="Hyperlink"/>
@@ -43510,7 +44701,7 @@
       <w:r>
         <w:t xml:space="preserve"> </w:t>
       </w:r>
-      <w:hyperlink r:id="rId112">
+      <w:hyperlink r:id="rId113">
         <w:r>
           <w:rPr>
             <w:rStyle w:val="Hyperlink"/>
@@ -43608,8 +44799,8 @@
         <w:t xml:space="preserve">.</w:t>
       </w:r>
     </w:p>
-    <w:bookmarkEnd w:id="113"/>
-    <w:bookmarkStart w:id="114" w:name="sol-ols-slope-r"/>
+    <w:bookmarkEnd w:id="114"/>
+    <w:bookmarkStart w:id="115" w:name="sol-ols-slope-r"/>
     <w:p>
       <w:pPr>
         <w:pStyle w:val="BodyText"/>
@@ -45248,8 +46439,8 @@
         </m:oMath>
       </m:oMathPara>
     </w:p>
-    <w:bookmarkEnd w:id="114"/>
-    <w:bookmarkStart w:id="115" w:name="cor-ols-slope-r"/>
+    <w:bookmarkEnd w:id="115"/>
+    <w:bookmarkStart w:id="116" w:name="cor-ols-slope-r"/>
     <w:p>
       <w:pPr>
         <w:pStyle w:val="FirstParagraph"/>
@@ -45455,7 +46646,7 @@
       <w:r>
         <w:t xml:space="preserve"> </w:t>
       </w:r>
-      <w:hyperlink r:id="rId14">
+      <w:hyperlink r:id="rId15">
         <w:r>
           <w:rPr>
             <w:rStyle w:val="Hyperlink"/>
@@ -45518,7 +46709,7 @@
       <w:r>
         <w:t xml:space="preserve"> </w:t>
       </w:r>
-      <w:hyperlink r:id="rId112">
+      <w:hyperlink r:id="rId113">
         <w:r>
           <w:rPr>
             <w:rStyle w:val="Hyperlink"/>
@@ -45576,7 +46767,7 @@
         <w:t xml:space="preserve">.</w:t>
       </w:r>
     </w:p>
-    <w:bookmarkEnd w:id="115"/>
+    <w:bookmarkEnd w:id="116"/>
     <w:p>
       <w:pPr>
         <w:pStyle w:val="BodyText"/>
@@ -45650,18 +46841,18 @@
                 <wp:inline>
                   <wp:extent cx="152400" cy="152400"/>
                   <wp:effectExtent b="0" l="0" r="0" t="0"/>
-                  <wp:docPr descr="" title="" id="117" name="Picture"/>
+                  <wp:docPr descr="" title="" id="118" name="Picture"/>
                   <a:graphic>
                     <a:graphicData uri="http://schemas.openxmlformats.org/drawingml/2006/picture">
                       <pic:pic>
                         <pic:nvPicPr>
-                          <pic:cNvPr descr="/opt/quarto/share/formats/docx/tip.png" id="118" name="Picture"/>
+                          <pic:cNvPr descr="/opt/quarto/share/formats/docx/tip.png" id="119" name="Picture"/>
                           <pic:cNvPicPr>
                             <a:picLocks noChangeArrowheads="1" noChangeAspect="1"/>
                           </pic:cNvPicPr>
                         </pic:nvPicPr>
                         <pic:blipFill>
-                          <a:blip r:embed="rId116"/>
+                          <a:blip r:embed="rId117"/>
                           <a:stretch>
                             <a:fillRect/>
                           </a:stretch>
@@ -45723,7 +46914,7 @@
             <w:r>
               <w:t xml:space="preserve"> </w:t>
             </w:r>
-            <w:hyperlink r:id="rId119">
+            <w:hyperlink r:id="rId120">
               <w:r>
                 <w:rPr>
                   <w:rStyle w:val="Hyperlink"/>
@@ -45767,7 +46958,7 @@
             <w:r>
               <w:t xml:space="preserve"> </w:t>
             </w:r>
-            <w:hyperlink r:id="rId120">
+            <w:hyperlink r:id="rId121">
               <w:r>
                 <w:rPr>
                   <w:rStyle w:val="Hyperlink"/>
@@ -45837,8 +47028,8 @@
         <w:t xml:space="preserve">covers slope and intercept properties.</w:t>
       </w:r>
     </w:p>
-    <w:bookmarkEnd w:id="121"/>
-    <w:bookmarkStart w:id="127" w:name="sec-slr-R"/>
+    <w:bookmarkEnd w:id="122"/>
+    <w:bookmarkStart w:id="128" w:name="sec-slr-R"/>
     <w:p>
       <w:pPr>
         <w:pStyle w:val="Heading3"/>
@@ -45847,7 +47038,7 @@
         <w:t xml:space="preserve">3.3 Fitting a simple linear regression in R</w:t>
       </w:r>
     </w:p>
-    <w:bookmarkStart w:id="126" w:name="exm-hers-slr"/>
+    <w:bookmarkStart w:id="127" w:name="exm-hers-slr"/>
     <w:p>
       <w:pPr>
         <w:pStyle w:val="FirstParagraph"/>
@@ -47134,7 +48325,7 @@
       <w:tr>
         <w:tc>
           <w:tcPr/>
-          <w:bookmarkStart w:id="125" w:name="fig-hers-slr"/>
+          <w:bookmarkStart w:id="126" w:name="fig-hers-slr"/>
           <w:p>
             <w:pPr>
               <w:pStyle w:val="SourceCode"/>
@@ -47513,18 +48704,18 @@
                 <wp:inline>
                   <wp:extent cx="4620126" cy="3696101"/>
                   <wp:effectExtent b="0" l="0" r="0" t="0"/>
-                  <wp:docPr descr="" title="" id="123" name="Picture"/>
+                  <wp:docPr descr="" title="" id="124" name="Picture"/>
                   <a:graphic>
                     <a:graphicData uri="http://schemas.openxmlformats.org/drawingml/2006/picture">
                       <pic:pic>
                         <pic:nvPicPr>
-                          <pic:cNvPr descr="correlation-regression_files/figure-docx/unnamed-chunk-9-1.png" id="124" name="Picture"/>
+                          <pic:cNvPr descr="correlation-regression_files/figure-docx/unnamed-chunk-9-1.png" id="125" name="Picture"/>
                           <pic:cNvPicPr>
                             <a:picLocks noChangeArrowheads="1" noChangeAspect="1"/>
                           </pic:cNvPicPr>
                         </pic:nvPicPr>
                         <pic:blipFill>
-                          <a:blip r:embed="rId122"/>
+                          <a:blip r:embed="rId123"/>
                           <a:stretch>
                             <a:fillRect/>
                           </a:stretch>
@@ -47564,7 +48755,7 @@
               <w:t xml:space="preserve">Figure 4: Fasting glucose against BMI in HERS, with the OLS line</w:t>
             </w:r>
           </w:p>
-          <w:bookmarkEnd w:id="125"/>
+          <w:bookmarkEnd w:id="126"/>
         </w:tc>
       </w:tr>
     </w:tbl>
@@ -47678,9 +48869,9 @@
         <w:t xml:space="preserve">.</w:t>
       </w:r>
     </w:p>
-    <w:bookmarkEnd w:id="126"/>
     <w:bookmarkEnd w:id="127"/>
-    <w:bookmarkStart w:id="141" w:name="sec-r-squared"/>
+    <w:bookmarkEnd w:id="128"/>
+    <w:bookmarkStart w:id="142" w:name="sec-r-squared"/>
     <w:p>
       <w:pPr>
         <w:pStyle w:val="Heading3"/>
@@ -47689,7 +48880,7 @@
         <w:t xml:space="preserve">3.4 The coefficient of determination</w:t>
       </w:r>
     </w:p>
-    <w:bookmarkStart w:id="128" w:name="def-tss"/>
+    <w:bookmarkStart w:id="129" w:name="def-tss"/>
     <w:p>
       <w:pPr>
         <w:pStyle w:val="FirstParagraph"/>
@@ -47916,8 +49107,8 @@
         <w:t xml:space="preserve">.</w:t>
       </w:r>
     </w:p>
-    <w:bookmarkEnd w:id="128"/>
-    <w:bookmarkStart w:id="129" w:name="exm-tss"/>
+    <w:bookmarkEnd w:id="129"/>
+    <w:bookmarkStart w:id="130" w:name="exm-tss"/>
     <w:p>
       <w:pPr>
         <w:pStyle w:val="BodyText"/>
@@ -48261,108 +49452,298 @@
         </m:oMath>
       </m:oMathPara>
     </w:p>
-    <w:bookmarkEnd w:id="129"/>
-    <w:bookmarkStart w:id="130" w:name="def-r-squared"/>
+    <w:bookmarkEnd w:id="130"/>
+    <w:bookmarkStart w:id="131" w:name="def-r-squared"/>
     <w:p>
       <w:pPr>
         <w:pStyle w:val="FirstParagraph"/>
       </w:pPr>
-      <w:r>
-        <w:rPr>
-          <w:b/>
-          <w:bCs/>
-        </w:rPr>
-        <w:t xml:space="preserve">Definition 18 (Coefficient of determination)</w:t>
-      </w:r>
-      <w:r>
-        <w:t xml:space="preserve"> </w:t>
-      </w:r>
-      <w:r>
-        <w:t xml:space="preserve">The</w:t>
-      </w:r>
-      <w:r>
-        <w:t xml:space="preserve"> </w:t>
-      </w:r>
-      <w:r>
-        <w:rPr>
-          <w:b/>
-          <w:bCs/>
-        </w:rPr>
-        <w:t xml:space="preserve">coefficient of determination</w:t>
-      </w:r>
-      <w:r>
-        <w:t xml:space="preserve"> </w:t>
-      </w:r>
-      <w:r>
-        <w:t xml:space="preserve">of a model fitted with parameter estimate</w:t>
-      </w:r>
-      <w:r>
-        <w:t xml:space="preserve"> </w:t>
-      </w:r>
-      <w:r>
-        <w:t xml:space="preserve">$\hat{\mathord{\smash[b]{\underset{\raise.3ex\hbox{$\scriptstyle\sim$}}{\theta}}\vphantom{\theta}}}$</w:t>
-      </w:r>
-      <w:r>
-        <w:t xml:space="preserve"> </w:t>
-      </w:r>
-      <w:r>
-        <w:t xml:space="preserve">is one minus the ratio of its</w:t>
-      </w:r>
-      <w:r>
-        <w:t xml:space="preserve"> </w:t>
-      </w:r>
-      <w:hyperlink w:anchor="def-rss">
+      <w:del w:id="254" w:author="PR Preview" w:date="2026-01-01T00:00:00Z">
         <w:r>
           <w:rPr>
-            <w:rStyle w:val="Hyperlink"/>
+            <w:b/>
+            <w:bCs/>
           </w:rPr>
-          <w:t xml:space="preserve">residual sum of squares</w:t>
+          <w:delText xml:space="preserve">Definition 18 (Coefficient of determination)</w:delText>
         </w:r>
-      </w:hyperlink>
-      <w:r>
-        <w:t xml:space="preserve"> </w:t>
-      </w:r>
-      <w:r>
-        <w:t xml:space="preserve">at</w:t>
-      </w:r>
-      <w:r>
-        <w:t xml:space="preserve"> </w:t>
-      </w:r>
-      <w:r>
-        <w:t xml:space="preserve">$\hat{\mathord{\smash[b]{\underset{\raise.3ex\hbox{$\scriptstyle\sim$}}{\theta}}\vphantom{\theta}}}$</w:t>
-      </w:r>
-      <w:r>
-        <w:t xml:space="preserve"> </w:t>
-      </w:r>
-      <w:r>
-        <w:t xml:space="preserve">to the</w:t>
-      </w:r>
-      <w:r>
-        <w:t xml:space="preserve"> </w:t>
-      </w:r>
-      <w:hyperlink w:anchor="def-tss">
+      </w:del>
+      <w:del w:id="255" w:author="PR Preview" w:date="2026-01-01T00:00:00Z">
+        <w:r>
+          <w:delText xml:space="preserve"> </w:delText>
+        </w:r>
+      </w:del>
+      <w:del w:id="256" w:author="PR Preview" w:date="2026-01-01T00:00:00Z">
+        <w:r>
+          <w:delText xml:space="preserve">The</w:delText>
+        </w:r>
+      </w:del>
+      <w:del w:id="257" w:author="PR Preview" w:date="2026-01-01T00:00:00Z">
+        <w:r>
+          <w:delText xml:space="preserve"> </w:delText>
+        </w:r>
+      </w:del>
+      <w:del w:id="258" w:author="PR Preview" w:date="2026-01-01T00:00:00Z">
         <w:r>
           <w:rPr>
-            <w:rStyle w:val="Hyperlink"/>
+            <w:b/>
+            <w:bCs/>
           </w:rPr>
-          <w:t xml:space="preserve">total sum of squares</w:t>
+          <w:delText xml:space="preserve">coefficient of determination</w:delText>
         </w:r>
+      </w:del>
+      <w:del w:id="259" w:author="PR Preview" w:date="2026-01-01T00:00:00Z">
+        <w:r>
+          <w:delText xml:space="preserve"> </w:delText>
+        </w:r>
+      </w:del>
+      <w:del w:id="260" w:author="PR Preview" w:date="2026-01-01T00:00:00Z">
+        <w:r>
+          <w:delText xml:space="preserve">of a model fitted with parameter estimate</w:delText>
+        </w:r>
+      </w:del>
+      <w:del w:id="261" w:author="PR Preview" w:date="2026-01-01T00:00:00Z">
+        <w:r>
+          <w:delText xml:space="preserve"> </w:delText>
+        </w:r>
+      </w:del>
+      <w:del w:id="262" w:author="PR Preview" w:date="2026-01-01T00:00:00Z">
+        <w:r>
+          <w:delText xml:space="preserve">$\hat{\mathord{\smash[b]{\underset{\raise.3ex\hbox{$\scriptstyle\sim$}}{\theta}}\vphantom{\theta}}}$</w:delText>
+        </w:r>
+      </w:del>
+      <w:del w:id="263" w:author="PR Preview" w:date="2026-01-01T00:00:00Z">
+        <w:r>
+          <w:delText xml:space="preserve"> </w:delText>
+        </w:r>
+      </w:del>
+      <w:del w:id="264" w:author="PR Preview" w:date="2026-01-01T00:00:00Z">
+        <w:r>
+          <w:delText xml:space="preserve">is one minus the ratio of its</w:delText>
+        </w:r>
+      </w:del>
+      <w:del w:id="265" w:author="PR Preview" w:date="2026-01-01T00:00:00Z">
+        <w:r>
+          <w:delText xml:space="preserve"> </w:delText>
+        </w:r>
+      </w:del>
+      <w:hyperlink w:anchor="def-rss">
+        <w:del w:id="266" w:author="PR Preview" w:date="2026-01-01T00:00:00Z">
+          <w:r>
+            <w:rPr>
+              <w:rStyle w:val="Hyperlink"/>
+            </w:rPr>
+            <w:delText xml:space="preserve">residual sum of squares</w:delText>
+          </w:r>
+        </w:del>
       </w:hyperlink>
-      <w:r>
-        <w:t xml:space="preserve"> </w:t>
-      </w:r>
-      <w:r>
-        <w:t xml:space="preserve">of its outcomes</w:t>
-      </w:r>
-      <w:r>
-        <w:t xml:space="preserve"> </w:t>
-      </w:r>
-      <w:r>
-        <w:t xml:space="preserve">[14]</w:t>
-      </w:r>
-      <w:r>
-        <w:t xml:space="preserve">:</w:t>
-      </w:r>
+      <w:del w:id="267" w:author="PR Preview" w:date="2026-01-01T00:00:00Z">
+        <w:r>
+          <w:delText xml:space="preserve"> </w:delText>
+        </w:r>
+      </w:del>
+      <w:del w:id="268" w:author="PR Preview" w:date="2026-01-01T00:00:00Z">
+        <w:r>
+          <w:delText xml:space="preserve">at</w:delText>
+        </w:r>
+      </w:del>
+      <w:del w:id="269" w:author="PR Preview" w:date="2026-01-01T00:00:00Z">
+        <w:r>
+          <w:delText xml:space="preserve"> </w:delText>
+        </w:r>
+      </w:del>
+      <w:del w:id="270" w:author="PR Preview" w:date="2026-01-01T00:00:00Z">
+        <w:r>
+          <w:delText xml:space="preserve">$\hat{\mathord{\smash[b]{\underset{\raise.3ex\hbox{$\scriptstyle\sim$}}{\theta}}\vphantom{\theta}}}$</w:delText>
+        </w:r>
+      </w:del>
+      <w:del w:id="271" w:author="PR Preview" w:date="2026-01-01T00:00:00Z">
+        <w:r>
+          <w:delText xml:space="preserve"> </w:delText>
+        </w:r>
+      </w:del>
+      <w:del w:id="272" w:author="PR Preview" w:date="2026-01-01T00:00:00Z">
+        <w:r>
+          <w:delText xml:space="preserve">to the</w:delText>
+        </w:r>
+      </w:del>
+      <w:del w:id="273" w:author="PR Preview" w:date="2026-01-01T00:00:00Z">
+        <w:r>
+          <w:delText xml:space="preserve"> </w:delText>
+        </w:r>
+      </w:del>
+      <w:hyperlink w:anchor="def-tss">
+        <w:del w:id="274" w:author="PR Preview" w:date="2026-01-01T00:00:00Z">
+          <w:r>
+            <w:rPr>
+              <w:rStyle w:val="Hyperlink"/>
+            </w:rPr>
+            <w:delText xml:space="preserve">total sum of squares</w:delText>
+          </w:r>
+        </w:del>
+      </w:hyperlink>
+      <w:del w:id="275" w:author="PR Preview" w:date="2026-01-01T00:00:00Z">
+        <w:r>
+          <w:delText xml:space="preserve"> </w:delText>
+        </w:r>
+      </w:del>
+      <w:del w:id="276" w:author="PR Preview" w:date="2026-01-01T00:00:00Z">
+        <w:r>
+          <w:delText xml:space="preserve">of its outcomes</w:delText>
+        </w:r>
+      </w:del>
+      <w:del w:id="277" w:author="PR Preview" w:date="2026-01-01T00:00:00Z">
+        <w:r>
+          <w:delText xml:space="preserve"> </w:delText>
+        </w:r>
+      </w:del>
+      <w:del w:id="278" w:author="PR Preview" w:date="2026-01-01T00:00:00Z">
+        <w:r>
+          <w:delText xml:space="preserve">[14]</w:delText>
+        </w:r>
+      </w:del>
+      <w:del w:id="279" w:author="PR Preview" w:date="2026-01-01T00:00:00Z">
+        <w:r>
+          <w:delText xml:space="preserve">:</w:delText>
+        </w:r>
+      </w:del>
+    </w:p>
+    <w:p>
+      <w:pPr>
+        <w:pStyle w:val="FirstParagraph"/>
+      </w:pPr>
+      <w:ins w:id="280" w:author="PR Preview" w:date="2026-01-01T00:00:00Z">
+        <w:r>
+          <w:rPr>
+            <w:b/>
+            <w:bCs/>
+          </w:rPr>
+          <w:t xml:space="preserve">Definition 18 (Coefficient of determination)</w:t>
+        </w:r>
+      </w:ins>
+      <w:ins w:id="281" w:author="PR Preview" w:date="2026-01-01T00:00:00Z">
+        <w:r>
+          <w:t xml:space="preserve"> </w:t>
+        </w:r>
+      </w:ins>
+      <w:ins w:id="282" w:author="PR Preview" w:date="2026-01-01T00:00:00Z">
+        <w:r>
+          <w:t xml:space="preserve">The</w:t>
+        </w:r>
+      </w:ins>
+      <w:ins w:id="283" w:author="PR Preview" w:date="2026-01-01T00:00:00Z">
+        <w:r>
+          <w:t xml:space="preserve"> </w:t>
+        </w:r>
+      </w:ins>
+      <w:ins w:id="284" w:author="PR Preview" w:date="2026-01-01T00:00:00Z">
+        <w:r>
+          <w:rPr>
+            <w:b/>
+            <w:bCs/>
+          </w:rPr>
+          <w:t xml:space="preserve">coefficient of determination</w:t>
+        </w:r>
+      </w:ins>
+      <w:ins w:id="285" w:author="PR Preview" w:date="2026-01-01T00:00:00Z">
+        <w:r>
+          <w:t xml:space="preserve"> </w:t>
+        </w:r>
+      </w:ins>
+      <w:ins w:id="286" w:author="PR Preview" w:date="2026-01-01T00:00:00Z">
+        <w:r>
+          <w:t xml:space="preserve">of a model fitted with parameter estimate</w:t>
+        </w:r>
+      </w:ins>
+      <w:ins w:id="287" w:author="PR Preview" w:date="2026-01-01T00:00:00Z">
+        <w:r>
+          <w:t xml:space="preserve"> </w:t>
+        </w:r>
+      </w:ins>
+      <w:ins w:id="288" w:author="PR Preview" w:date="2026-01-01T00:00:00Z">
+        <w:r>
+          <w:t xml:space="preserve">$\hat{\mathord{\smash[b]{\underset{\raise.3ex\hbox{$\scriptstyle\sim$}}{\theta}}\vphantom{\theta}}}$</w:t>
+        </w:r>
+      </w:ins>
+      <w:ins w:id="289" w:author="PR Preview" w:date="2026-01-01T00:00:00Z">
+        <w:r>
+          <w:t xml:space="preserve"> </w:t>
+        </w:r>
+      </w:ins>
+      <w:ins w:id="290" w:author="PR Preview" w:date="2026-01-01T00:00:00Z">
+        <w:r>
+          <w:t xml:space="preserve">is one minus the ratio of its</w:t>
+        </w:r>
+      </w:ins>
+      <w:ins w:id="291" w:author="PR Preview" w:date="2026-01-01T00:00:00Z">
+        <w:r>
+          <w:t xml:space="preserve"> </w:t>
+        </w:r>
+      </w:ins>
+      <w:hyperlink w:anchor="def-rss">
+        <w:ins w:id="292" w:author="PR Preview" w:date="2026-01-01T00:00:00Z">
+          <w:r>
+            <w:rPr>
+              <w:rStyle w:val="Hyperlink"/>
+            </w:rPr>
+            <w:t xml:space="preserve">residual sum of squares</w:t>
+          </w:r>
+        </w:ins>
+      </w:hyperlink>
+      <w:ins w:id="293" w:author="PR Preview" w:date="2026-01-01T00:00:00Z">
+        <w:r>
+          <w:t xml:space="preserve"> </w:t>
+        </w:r>
+      </w:ins>
+      <w:ins w:id="294" w:author="PR Preview" w:date="2026-01-01T00:00:00Z">
+        <w:r>
+          <w:t xml:space="preserve">at</w:t>
+        </w:r>
+      </w:ins>
+      <w:ins w:id="295" w:author="PR Preview" w:date="2026-01-01T00:00:00Z">
+        <w:r>
+          <w:t xml:space="preserve"> </w:t>
+        </w:r>
+      </w:ins>
+      <w:ins w:id="296" w:author="PR Preview" w:date="2026-01-01T00:00:00Z">
+        <w:r>
+          <w:t xml:space="preserve">$\hat{\mathord{\smash[b]{\underset{\raise.3ex\hbox{$\scriptstyle\sim$}}{\theta}}\vphantom{\theta}}}$</w:t>
+        </w:r>
+      </w:ins>
+      <w:ins w:id="297" w:author="PR Preview" w:date="2026-01-01T00:00:00Z">
+        <w:r>
+          <w:t xml:space="preserve"> </w:t>
+        </w:r>
+      </w:ins>
+      <w:ins w:id="298" w:author="PR Preview" w:date="2026-01-01T00:00:00Z">
+        <w:r>
+          <w:t xml:space="preserve">to the</w:t>
+        </w:r>
+      </w:ins>
+      <w:ins w:id="299" w:author="PR Preview" w:date="2026-01-01T00:00:00Z">
+        <w:r>
+          <w:t xml:space="preserve"> </w:t>
+        </w:r>
+      </w:ins>
+      <w:hyperlink w:anchor="def-tss">
+        <w:ins w:id="300" w:author="PR Preview" w:date="2026-01-01T00:00:00Z">
+          <w:r>
+            <w:rPr>
+              <w:rStyle w:val="Hyperlink"/>
+            </w:rPr>
+            <w:t xml:space="preserve">total sum of squares</w:t>
+          </w:r>
+        </w:ins>
+      </w:hyperlink>
+      <w:ins w:id="301" w:author="PR Preview" w:date="2026-01-01T00:00:00Z">
+        <w:r>
+          <w:t xml:space="preserve"> </w:t>
+        </w:r>
+      </w:ins>
+      <w:ins w:id="302" w:author="PR Preview" w:date="2026-01-01T00:00:00Z">
+        <w:r>
+          <w:t xml:space="preserve">of its outcomes:</w:t>
+        </w:r>
+      </w:ins>
     </w:p>
     <w:p>
       <w:pPr>
@@ -48389,8 +49770,8 @@
         <w:t xml:space="preserve">.</w:t>
       </w:r>
     </w:p>
-    <w:bookmarkEnd w:id="130"/>
-    <w:bookmarkStart w:id="131" w:name="rem-r-squared-interpretation"/>
+    <w:bookmarkEnd w:id="131"/>
+    <w:bookmarkStart w:id="132" w:name="rem-r-squared-interpretation"/>
     <w:p>
       <w:pPr>
         <w:pStyle w:val="BodyText"/>
@@ -48451,8 +49832,8 @@
         <w:t xml:space="preserve">.</w:t>
       </w:r>
     </w:p>
-    <w:bookmarkEnd w:id="131"/>
-    <w:bookmarkStart w:id="132" w:name="exr-rss-ols-fit"/>
+    <w:bookmarkEnd w:id="132"/>
+    <w:bookmarkStart w:id="133" w:name="exr-rss-ols-fit"/>
     <w:p>
       <w:pPr>
         <w:pStyle w:val="BodyText"/>
@@ -48752,8 +50133,8 @@
         <w:t xml:space="preserve">.</w:t>
       </w:r>
     </w:p>
-    <w:bookmarkEnd w:id="132"/>
-    <w:bookmarkStart w:id="134" w:name="sol-rss-ols-fit"/>
+    <w:bookmarkEnd w:id="133"/>
+    <w:bookmarkStart w:id="135" w:name="sol-rss-ols-fit"/>
     <w:p>
       <w:pPr>
         <w:pStyle w:val="BodyText"/>
@@ -48774,7 +50155,7 @@
       <w:r>
         <w:t xml:space="preserve"> </w:t>
       </w:r>
-      <w:hyperlink r:id="rId133">
+      <w:hyperlink r:id="rId134">
         <w:r>
           <w:rPr>
             <w:rStyle w:val="Hyperlink"/>
@@ -48886,7 +50267,7 @@
       <w:r>
         <w:t xml:space="preserve"> </w:t>
       </w:r>
-      <w:hyperlink r:id="rId50">
+      <w:hyperlink r:id="rId51">
         <w:r>
           <w:rPr>
             <w:rStyle w:val="Hyperlink"/>
@@ -52855,8 +54236,8 @@
         </m:oMath>
       </m:oMathPara>
     </w:p>
-    <w:bookmarkEnd w:id="134"/>
-    <w:bookmarkStart w:id="135" w:name="lem-rss-ols-fit"/>
+    <w:bookmarkEnd w:id="135"/>
+    <w:bookmarkStart w:id="136" w:name="lem-rss-ols-fit"/>
     <w:p>
       <w:pPr>
         <w:pStyle w:val="FirstParagraph"/>
@@ -53159,7 +54540,7 @@
         </m:oMath>
       </m:oMathPara>
     </w:p>
-    <w:bookmarkEnd w:id="135"/>
+    <w:bookmarkEnd w:id="136"/>
     <w:p>
       <w:pPr>
         <w:pStyle w:val="FirstParagraph"/>
@@ -53192,7 +54573,7 @@
         <w:t xml:space="preserve">.</w:t>
       </w:r>
     </w:p>
-    <w:bookmarkStart w:id="136" w:name="exr-r-squared-slr"/>
+    <w:bookmarkStart w:id="137" w:name="exr-r-squared-slr"/>
     <w:p>
       <w:pPr>
         <w:pStyle w:val="BodyText"/>
@@ -53385,7 +54766,7 @@
       <w:r>
         <w:t xml:space="preserve"> </w:t>
       </w:r>
-      <w:hyperlink r:id="rId14">
+      <w:hyperlink r:id="rId15">
         <w:r>
           <w:rPr>
             <w:rStyle w:val="Hyperlink"/>
@@ -53449,8 +54830,8 @@
         <w:t xml:space="preserve">.</w:t>
       </w:r>
     </w:p>
-    <w:bookmarkEnd w:id="136"/>
-    <w:bookmarkStart w:id="138" w:name="sol-r-squared-slr"/>
+    <w:bookmarkEnd w:id="137"/>
+    <w:bookmarkStart w:id="139" w:name="sol-r-squared-slr"/>
     <w:p>
       <w:pPr>
         <w:pStyle w:val="BodyText"/>
@@ -53625,7 +55006,7 @@
       <w:r>
         <w:t xml:space="preserve">(</w:t>
       </w:r>
-      <w:hyperlink r:id="rId137">
+      <w:hyperlink r:id="rId138">
         <w:r>
           <w:rPr>
             <w:rStyle w:val="Hyperlink"/>
@@ -53675,8 +55056,8 @@
         <w:t xml:space="preserve">.</w:t>
       </w:r>
     </w:p>
-    <w:bookmarkEnd w:id="138"/>
-    <w:bookmarkStart w:id="139" w:name="thm-r-squared-slr"/>
+    <w:bookmarkEnd w:id="139"/>
+    <w:bookmarkStart w:id="140" w:name="thm-r-squared-slr"/>
     <w:p>
       <w:pPr>
         <w:pStyle w:val="BodyText"/>
@@ -53835,7 +55216,7 @@
       <w:r>
         <w:t xml:space="preserve"> </w:t>
       </w:r>
-      <w:hyperlink r:id="rId14">
+      <w:hyperlink r:id="rId15">
         <w:r>
           <w:rPr>
             <w:rStyle w:val="Hyperlink"/>
@@ -54004,7 +55385,7 @@
         </m:oMath>
       </m:oMathPara>
     </w:p>
-    <w:bookmarkEnd w:id="139"/>
+    <w:bookmarkEnd w:id="140"/>
     <w:p>
       <w:pPr>
         <w:pStyle w:val="FirstParagraph"/>
@@ -54057,7 +55438,7 @@
         <w:t xml:space="preserve">.</w:t>
       </w:r>
     </w:p>
-    <w:bookmarkStart w:id="140" w:name="exm-hers-r-squared"/>
+    <w:bookmarkStart w:id="141" w:name="exm-hers-r-squared"/>
     <w:p>
       <w:pPr>
         <w:pStyle w:val="BodyText"/>
@@ -54612,7 +55993,7 @@
         <w:t xml:space="preserve">variation in baseline fasting glucose.</w:t>
       </w:r>
     </w:p>
-    <w:bookmarkEnd w:id="140"/>
+    <w:bookmarkEnd w:id="141"/>
     <w:p>
       <w:pPr>
         <w:pStyle w:val="Compact"/>
@@ -54649,8 +56030,8 @@
         <w:t xml:space="preserve">covers assessing the fit of a regression line.</w:t>
       </w:r>
     </w:p>
-    <w:bookmarkEnd w:id="141"/>
-    <w:bookmarkStart w:id="143" w:name="further-reading"/>
+    <w:bookmarkEnd w:id="142"/>
+    <w:bookmarkStart w:id="144" w:name="further-reading"/>
     <w:p>
       <w:pPr>
         <w:pStyle w:val="Heading3"/>
@@ -54663,7 +56044,7 @@
       <w:pPr>
         <w:pStyle w:val="FirstParagraph"/>
       </w:pPr>
-      <w:hyperlink r:id="rId142">
+      <w:hyperlink r:id="rId143">
         <w:r>
           <w:rPr>
             <w:rStyle w:val="Hyperlink"/>
@@ -54696,9 +56077,9 @@
         <w:t xml:space="preserve">cover linear regression in Chapter 4.</w:t>
       </w:r>
     </w:p>
-    <w:bookmarkEnd w:id="143"/>
     <w:bookmarkEnd w:id="144"/>
-    <w:bookmarkStart w:id="172" w:name="references"/>
+    <w:bookmarkEnd w:id="145"/>
+    <w:bookmarkStart w:id="173" w:name="references"/>
     <w:p>
       <w:pPr>
         <w:pStyle w:val="Heading2"/>
@@ -54707,8 +56088,8 @@
         <w:t xml:space="preserve">References</w:t>
       </w:r>
     </w:p>
-    <w:bookmarkStart w:id="171" w:name="refs"/>
-    <w:bookmarkStart w:id="146" w:name="ref-vittinghoff2e"/>
+    <w:bookmarkStart w:id="172" w:name="refs"/>
+    <w:bookmarkStart w:id="147" w:name="ref-vittinghoff2e"/>
     <w:p>
       <w:pPr>
         <w:pStyle w:val="Bibliography"/>
@@ -54741,7 +56122,7 @@
       <w:r>
         <w:t xml:space="preserve"> </w:t>
       </w:r>
-      <w:hyperlink r:id="rId145">
+      <w:hyperlink r:id="rId146">
         <w:r>
           <w:rPr>
             <w:rStyle w:val="Hyperlink"/>
@@ -54753,8 +56134,8 @@
         <w:t xml:space="preserve">.</w:t>
       </w:r>
     </w:p>
-    <w:bookmarkEnd w:id="146"/>
-    <w:bookmarkStart w:id="148" w:name="X9c68751dcff429bb8eebfb08e71b6f746222990"/>
+    <w:bookmarkEnd w:id="147"/>
+    <w:bookmarkStart w:id="149" w:name="X9c68751dcff429bb8eebfb08e71b6f746222990"/>
     <w:p>
       <w:pPr>
         <w:pStyle w:val="Bibliography"/>
@@ -54801,7 +56182,7 @@
       <w:r>
         <w:t xml:space="preserve"> </w:t>
       </w:r>
-      <w:hyperlink r:id="rId147">
+      <w:hyperlink r:id="rId148">
         <w:r>
           <w:rPr>
             <w:rStyle w:val="Hyperlink"/>
@@ -54810,8 +56191,8 @@
         </w:r>
       </w:hyperlink>
     </w:p>
-    <w:bookmarkEnd w:id="148"/>
-    <w:bookmarkStart w:id="149" w:name="ref-hoggtanis2015"/>
+    <w:bookmarkEnd w:id="149"/>
+    <w:bookmarkStart w:id="150" w:name="ref-hoggtanis2015"/>
     <w:p>
       <w:pPr>
         <w:pStyle w:val="Bibliography"/>
@@ -54842,8 +56223,8 @@
         <w:t xml:space="preserve">, Tenth edition. Boston: Pearson, 2019.</w:t>
       </w:r>
     </w:p>
-    <w:bookmarkEnd w:id="149"/>
-    <w:bookmarkStart w:id="150" w:name="ref-rice2007mathematical"/>
+    <w:bookmarkEnd w:id="150"/>
+    <w:bookmarkStart w:id="151" w:name="ref-rice2007mathematical"/>
     <w:p>
       <w:pPr>
         <w:pStyle w:val="Bibliography"/>
@@ -54874,8 +56255,8 @@
         <w:t xml:space="preserve">, 3rd ed. Belmont, CA: Cengage Learning, 2007.</w:t>
       </w:r>
     </w:p>
-    <w:bookmarkEnd w:id="150"/>
-    <w:bookmarkStart w:id="152" w:name="Xa16f107eac264c6362bfc3672301bd764727388"/>
+    <w:bookmarkEnd w:id="151"/>
+    <w:bookmarkStart w:id="153" w:name="Xa16f107eac264c6362bfc3672301bd764727388"/>
     <w:p>
       <w:pPr>
         <w:pStyle w:val="Bibliography"/>
@@ -54922,7 +56303,7 @@
       <w:r>
         <w:t xml:space="preserve"> </w:t>
       </w:r>
-      <w:hyperlink r:id="rId151">
+      <w:hyperlink r:id="rId152">
         <w:r>
           <w:rPr>
             <w:rStyle w:val="Hyperlink"/>
@@ -54931,8 +56312,8 @@
         </w:r>
       </w:hyperlink>
     </w:p>
-    <w:bookmarkEnd w:id="152"/>
-    <w:bookmarkStart w:id="154" w:name="X77ec95df2e524293cd476e93fa6c354ef0dc636"/>
+    <w:bookmarkEnd w:id="153"/>
+    <w:bookmarkStart w:id="155" w:name="X77ec95df2e524293cd476e93fa6c354ef0dc636"/>
     <w:p>
       <w:pPr>
         <w:pStyle w:val="Bibliography"/>
@@ -54979,7 +56360,7 @@
       <w:r>
         <w:t xml:space="preserve"> </w:t>
       </w:r>
-      <w:hyperlink r:id="rId153">
+      <w:hyperlink r:id="rId154">
         <w:r>
           <w:rPr>
             <w:rStyle w:val="Hyperlink"/>
@@ -54988,8 +56369,8 @@
         </w:r>
       </w:hyperlink>
     </w:p>
-    <w:bookmarkEnd w:id="154"/>
-    <w:bookmarkStart w:id="156" w:name="ref-wikipedia_linear_regression"/>
+    <w:bookmarkEnd w:id="155"/>
+    <w:bookmarkStart w:id="157" w:name="ref-wikipedia_linear_regression"/>
     <w:p>
       <w:pPr>
         <w:pStyle w:val="Bibliography"/>
@@ -55036,7 +56417,7 @@
       <w:r>
         <w:t xml:space="preserve"> </w:t>
       </w:r>
-      <w:hyperlink r:id="rId155">
+      <w:hyperlink r:id="rId156">
         <w:r>
           <w:rPr>
             <w:rStyle w:val="Hyperlink"/>
@@ -55045,8 +56426,8 @@
         </w:r>
       </w:hyperlink>
     </w:p>
-    <w:bookmarkEnd w:id="156"/>
-    <w:bookmarkStart w:id="158" w:name="ref-wikipedia_simple_linear_regression"/>
+    <w:bookmarkEnd w:id="157"/>
+    <w:bookmarkStart w:id="159" w:name="ref-wikipedia_simple_linear_regression"/>
     <w:p>
       <w:pPr>
         <w:pStyle w:val="Bibliography"/>
@@ -55093,7 +56474,7 @@
       <w:r>
         <w:t xml:space="preserve"> </w:t>
       </w:r>
-      <w:hyperlink r:id="rId157">
+      <w:hyperlink r:id="rId158">
         <w:r>
           <w:rPr>
             <w:rStyle w:val="Hyperlink"/>
@@ -55102,8 +56483,8 @@
         </w:r>
       </w:hyperlink>
     </w:p>
-    <w:bookmarkEnd w:id="158"/>
-    <w:bookmarkStart w:id="160" w:name="ref-wikipedia_residual_sum_of_squares"/>
+    <w:bookmarkEnd w:id="159"/>
+    <w:bookmarkStart w:id="161" w:name="ref-wikipedia_residual_sum_of_squares"/>
     <w:p>
       <w:pPr>
         <w:pStyle w:val="Bibliography"/>
@@ -55150,7 +56531,7 @@
       <w:r>
         <w:t xml:space="preserve"> </w:t>
       </w:r>
-      <w:hyperlink r:id="rId159">
+      <w:hyperlink r:id="rId160">
         <w:r>
           <w:rPr>
             <w:rStyle w:val="Hyperlink"/>
@@ -55159,8 +56540,8 @@
         </w:r>
       </w:hyperlink>
     </w:p>
-    <w:bookmarkEnd w:id="160"/>
-    <w:bookmarkStart w:id="162" w:name="ref-wikipedia_ordinary_least_squares"/>
+    <w:bookmarkEnd w:id="161"/>
+    <w:bookmarkStart w:id="163" w:name="ref-wikipedia_ordinary_least_squares"/>
     <w:p>
       <w:pPr>
         <w:pStyle w:val="Bibliography"/>
@@ -55207,7 +56588,7 @@
       <w:r>
         <w:t xml:space="preserve"> </w:t>
       </w:r>
-      <w:hyperlink r:id="rId161">
+      <w:hyperlink r:id="rId162">
         <w:r>
           <w:rPr>
             <w:rStyle w:val="Hyperlink"/>
@@ -55216,8 +56597,8 @@
         </w:r>
       </w:hyperlink>
     </w:p>
-    <w:bookmarkEnd w:id="162"/>
-    <w:bookmarkStart w:id="164" w:name="ref-hutchinson_wwu_ml_videos"/>
+    <w:bookmarkEnd w:id="163"/>
+    <w:bookmarkStart w:id="165" w:name="ref-hutchinson_wwu_ml_videos"/>
     <w:p>
       <w:pPr>
         <w:pStyle w:val="Bibliography"/>
@@ -55270,7 +56651,7 @@
       <w:r>
         <w:t xml:space="preserve"> </w:t>
       </w:r>
-      <w:hyperlink r:id="rId163">
+      <w:hyperlink r:id="rId164">
         <w:r>
           <w:rPr>
             <w:rStyle w:val="Hyperlink"/>
@@ -55279,8 +56660,8 @@
         </w:r>
       </w:hyperlink>
     </w:p>
-    <w:bookmarkEnd w:id="164"/>
-    <w:bookmarkStart w:id="166" w:name="ref-CaseBerg01"/>
+    <w:bookmarkEnd w:id="165"/>
+    <w:bookmarkStart w:id="167" w:name="ref-CaseBerg01"/>
     <w:p>
       <w:pPr>
         <w:pStyle w:val="Bibliography"/>
@@ -55313,7 +56694,7 @@
       <w:r>
         <w:t xml:space="preserve"> </w:t>
       </w:r>
-      <w:hyperlink r:id="rId165">
+      <w:hyperlink r:id="rId166">
         <w:r>
           <w:rPr>
             <w:rStyle w:val="Hyperlink"/>
@@ -55322,8 +56703,8 @@
         </w:r>
       </w:hyperlink>
     </w:p>
-    <w:bookmarkEnd w:id="166"/>
-    <w:bookmarkStart w:id="168" w:name="ref-wikipedia_total_sum_of_squares"/>
+    <w:bookmarkEnd w:id="167"/>
+    <w:bookmarkStart w:id="169" w:name="ref-wikipedia_total_sum_of_squares"/>
     <w:p>
       <w:pPr>
         <w:pStyle w:val="Bibliography"/>
@@ -55370,7 +56751,7 @@
       <w:r>
         <w:t xml:space="preserve"> </w:t>
       </w:r>
-      <w:hyperlink r:id="rId167">
+      <w:hyperlink r:id="rId168">
         <w:r>
           <w:rPr>
             <w:rStyle w:val="Hyperlink"/>
@@ -55379,8 +56760,8 @@
         </w:r>
       </w:hyperlink>
     </w:p>
-    <w:bookmarkEnd w:id="168"/>
-    <w:bookmarkStart w:id="170" w:name="X0d0d355937664870ae38fa71453bbcd35dcecab"/>
+    <w:bookmarkEnd w:id="169"/>
+    <w:bookmarkStart w:id="171" w:name="X0d0d355937664870ae38fa71453bbcd35dcecab"/>
     <w:p>
       <w:pPr>
         <w:pStyle w:val="Bibliography"/>
@@ -55427,7 +56808,7 @@
       <w:r>
         <w:t xml:space="preserve"> </w:t>
       </w:r>
-      <w:hyperlink r:id="rId169">
+      <w:hyperlink r:id="rId170">
         <w:r>
           <w:rPr>
             <w:rStyle w:val="Hyperlink"/>
@@ -55436,9 +56817,9 @@
         </w:r>
       </w:hyperlink>
     </w:p>
-    <w:bookmarkEnd w:id="170"/>
     <w:bookmarkEnd w:id="171"/>
     <w:bookmarkEnd w:id="172"/>
+    <w:bookmarkEnd w:id="173"/>
     <w:sectPr>
       <w:footnotePr>
         <w:numRestart w:val="eachSect"/>

--- a/pr-preview/pr-341/correlation-regression-handout-tracked-changes.docx
+++ b/pr-preview/pr-341/correlation-regression-handout-tracked-changes.docx
@@ -16,7 +16,7 @@
       </w:pPr>
       <w:del w:id="1" w:author="PR Preview" w:date="2026-01-01T00:00:00Z">
         <w:r>
-          <w:delText xml:space="preserve">Last modified: 2026-10-19 00:48:10 (PDT)</w:delText>
+          <w:delText xml:space="preserve">Last modified: 2026-10-19 01:42:24 (PDT)</w:delText>
         </w:r>
       </w:del>
     </w:p>
@@ -26,7 +26,7 @@
       </w:pPr>
       <w:ins w:id="2" w:author="PR Preview" w:date="2026-01-01T00:00:00Z">
         <w:r>
-          <w:t xml:space="preserve">Last modified: 2026-10-19 00:53:49 (PDT)</w:t>
+          <w:t xml:space="preserve">Last modified: 2026-10-19 01:55:24 (PDT)</w:t>
         </w:r>
       </w:ins>
     </w:p>
@@ -441,212 +441,80 @@
       <w:pPr>
         <w:pStyle w:val="FirstParagraph"/>
       </w:pPr>
-      <w:del w:id="3" w:author="PR Preview" w:date="2026-01-01T00:00:00Z">
-        <w:r>
-          <w:rPr>
-            <w:b/>
-            <w:bCs/>
-          </w:rPr>
-          <w:delText xml:space="preserve">Definition 1 (Population correlation)</w:delText>
-        </w:r>
-      </w:del>
-      <w:del w:id="4" w:author="PR Preview" w:date="2026-01-01T00:00:00Z">
-        <w:r>
-          <w:delText xml:space="preserve"> </w:delText>
-        </w:r>
-      </w:del>
-      <w:del w:id="5" w:author="PR Preview" w:date="2026-01-01T00:00:00Z">
-        <w:r>
-          <w:delText xml:space="preserve">The</w:delText>
-        </w:r>
-      </w:del>
-      <w:del w:id="6" w:author="PR Preview" w:date="2026-01-01T00:00:00Z">
-        <w:r>
-          <w:delText xml:space="preserve"> </w:delText>
-        </w:r>
-      </w:del>
-      <w:del w:id="7" w:author="PR Preview" w:date="2026-01-01T00:00:00Z">
-        <w:r>
-          <w:rPr>
-            <w:b/>
-            <w:bCs/>
-          </w:rPr>
-          <w:delText xml:space="preserve">population correlation</w:delText>
-        </w:r>
-      </w:del>
-      <w:del w:id="8" w:author="PR Preview" w:date="2026-01-01T00:00:00Z">
-        <w:r>
-          <w:delText xml:space="preserve"> </w:delText>
-        </w:r>
-      </w:del>
-      <w:del w:id="9" w:author="PR Preview" w:date="2026-01-01T00:00:00Z">
-        <w:r>
-          <w:delText xml:space="preserve">of two random variables</w:delText>
-        </w:r>
-      </w:del>
-      <w:del w:id="10" w:author="PR Preview" w:date="2026-01-01T00:00:00Z">
-        <w:r>
-          <w:delText xml:space="preserve"> </w:delText>
-        </w:r>
-      </w:del>
+      <w:r>
+        <w:rPr>
+          <w:b/>
+          <w:bCs/>
+        </w:rPr>
+        <w:t xml:space="preserve">Definition 1 (Population correlation)</w:t>
+      </w:r>
+      <w:r>
+        <w:t xml:space="preserve"> </w:t>
+      </w:r>
+      <w:r>
+        <w:t xml:space="preserve">The</w:t>
+      </w:r>
+      <w:r>
+        <w:t xml:space="preserve"> </w:t>
+      </w:r>
+      <w:r>
+        <w:rPr>
+          <w:b/>
+          <w:bCs/>
+        </w:rPr>
+        <w:t xml:space="preserve">population correlation</w:t>
+      </w:r>
+      <w:r>
+        <w:t xml:space="preserve"> </w:t>
+      </w:r>
+      <w:r>
+        <w:t xml:space="preserve">of two random variables</w:t>
+      </w:r>
+      <w:r>
+        <w:t xml:space="preserve"> </w:t>
+      </w:r>
       <m:oMath>
         <m:r>
           <m:t>X</m:t>
         </m:r>
       </m:oMath>
-      <w:del w:id="11" w:author="PR Preview" w:date="2026-01-01T00:00:00Z">
-        <w:r>
-          <w:delText xml:space="preserve"> </w:delText>
-        </w:r>
-      </w:del>
-      <w:del w:id="12" w:author="PR Preview" w:date="2026-01-01T00:00:00Z">
-        <w:r>
-          <w:delText xml:space="preserve">and</w:delText>
-        </w:r>
-      </w:del>
-      <w:del w:id="13" w:author="PR Preview" w:date="2026-01-01T00:00:00Z">
-        <w:r>
-          <w:delText xml:space="preserve"> </w:delText>
-        </w:r>
-      </w:del>
+      <w:r>
+        <w:t xml:space="preserve"> </w:t>
+      </w:r>
+      <w:r>
+        <w:t xml:space="preserve">and</w:t>
+      </w:r>
+      <w:r>
+        <w:t xml:space="preserve"> </w:t>
+      </w:r>
       <m:oMath>
         <m:r>
           <m:t>Y</m:t>
         </m:r>
       </m:oMath>
-      <w:del w:id="14" w:author="PR Preview" w:date="2026-01-01T00:00:00Z">
-        <w:r>
-          <w:delText xml:space="preserve"> </w:delText>
-        </w:r>
-      </w:del>
-      <w:del w:id="15" w:author="PR Preview" w:date="2026-01-01T00:00:00Z">
-        <w:r>
-          <w:delText xml:space="preserve">with positive variances is</w:delText>
-        </w:r>
-      </w:del>
-      <w:del w:id="16" w:author="PR Preview" w:date="2026-01-01T00:00:00Z">
-        <w:r>
-          <w:delText xml:space="preserve"> </w:delText>
-        </w:r>
-      </w:del>
-      <w:del w:id="17" w:author="PR Preview" w:date="2026-01-01T00:00:00Z">
-        <w:r>
-          <w:delText xml:space="preserve">[2]</w:delText>
-        </w:r>
-      </w:del>
-    </w:p>
-    <w:p>
-      <w:pPr>
-        <w:pStyle w:val="FirstParagraph"/>
-      </w:pPr>
-      <w:ins w:id="18" w:author="PR Preview" w:date="2026-01-01T00:00:00Z">
+      <w:r>
+        <w:t xml:space="preserve"> </w:t>
+      </w:r>
+      <w:r>
+        <w:t xml:space="preserve">with positive</w:t>
+      </w:r>
+      <w:r>
+        <w:t xml:space="preserve"> </w:t>
+      </w:r>
+      <w:hyperlink r:id="rId12">
         <w:r>
           <w:rPr>
-            <w:b/>
-            <w:bCs/>
+            <w:rStyle w:val="Hyperlink"/>
           </w:rPr>
-          <w:t xml:space="preserve">Definition 1 (Population correlation)</w:t>
+          <w:t xml:space="preserve">variances</w:t>
         </w:r>
-      </w:ins>
-      <w:ins w:id="19" w:author="PR Preview" w:date="2026-01-01T00:00:00Z">
-        <w:r>
-          <w:t xml:space="preserve"> </w:t>
-        </w:r>
-      </w:ins>
-      <w:ins w:id="20" w:author="PR Preview" w:date="2026-01-01T00:00:00Z">
-        <w:r>
-          <w:t xml:space="preserve">The</w:t>
-        </w:r>
-      </w:ins>
-      <w:ins w:id="21" w:author="PR Preview" w:date="2026-01-01T00:00:00Z">
-        <w:r>
-          <w:t xml:space="preserve"> </w:t>
-        </w:r>
-      </w:ins>
-      <w:ins w:id="22" w:author="PR Preview" w:date="2026-01-01T00:00:00Z">
-        <w:r>
-          <w:rPr>
-            <w:b/>
-            <w:bCs/>
-          </w:rPr>
-          <w:t xml:space="preserve">population correlation</w:t>
-        </w:r>
-      </w:ins>
-      <w:ins w:id="23" w:author="PR Preview" w:date="2026-01-01T00:00:00Z">
-        <w:r>
-          <w:t xml:space="preserve"> </w:t>
-        </w:r>
-      </w:ins>
-      <w:ins w:id="24" w:author="PR Preview" w:date="2026-01-01T00:00:00Z">
-        <w:r>
-          <w:t xml:space="preserve">of two random variables</w:t>
-        </w:r>
-      </w:ins>
-      <w:ins w:id="25" w:author="PR Preview" w:date="2026-01-01T00:00:00Z">
-        <w:r>
-          <w:t xml:space="preserve"> </w:t>
-        </w:r>
-      </w:ins>
-      <m:oMath>
-        <m:r>
-          <m:t>X</m:t>
-        </m:r>
-      </m:oMath>
-      <w:ins w:id="26" w:author="PR Preview" w:date="2026-01-01T00:00:00Z">
-        <w:r>
-          <w:t xml:space="preserve"> </w:t>
-        </w:r>
-      </w:ins>
-      <w:ins w:id="27" w:author="PR Preview" w:date="2026-01-01T00:00:00Z">
-        <w:r>
-          <w:t xml:space="preserve">and</w:t>
-        </w:r>
-      </w:ins>
-      <w:ins w:id="28" w:author="PR Preview" w:date="2026-01-01T00:00:00Z">
-        <w:r>
-          <w:t xml:space="preserve"> </w:t>
-        </w:r>
-      </w:ins>
-      <m:oMath>
-        <m:r>
-          <m:t>Y</m:t>
-        </m:r>
-      </m:oMath>
-      <w:ins w:id="29" w:author="PR Preview" w:date="2026-01-01T00:00:00Z">
-        <w:r>
-          <w:t xml:space="preserve"> </w:t>
-        </w:r>
-      </w:ins>
-      <w:ins w:id="30" w:author="PR Preview" w:date="2026-01-01T00:00:00Z">
-        <w:r>
-          <w:t xml:space="preserve">with positive</w:t>
-        </w:r>
-      </w:ins>
-      <w:ins w:id="31" w:author="PR Preview" w:date="2026-01-01T00:00:00Z">
-        <w:r>
-          <w:t xml:space="preserve"> </w:t>
-        </w:r>
-      </w:ins>
-      <w:hyperlink r:id="rId12">
-        <w:ins w:id="32" w:author="PR Preview" w:date="2026-01-01T00:00:00Z">
-          <w:r>
-            <w:rPr>
-              <w:rStyle w:val="Hyperlink"/>
-            </w:rPr>
-            <w:t xml:space="preserve">variances</w:t>
-          </w:r>
-        </w:ins>
       </w:hyperlink>
-      <w:ins w:id="33" w:author="PR Preview" w:date="2026-01-01T00:00:00Z">
-        <w:r>
-          <w:t xml:space="preserve"> </w:t>
-        </w:r>
-      </w:ins>
-      <w:ins w:id="34" w:author="PR Preview" w:date="2026-01-01T00:00:00Z">
-        <w:r>
-          <w:t xml:space="preserve">is</w:t>
-        </w:r>
-      </w:ins>
+      <w:r>
+        <w:t xml:space="preserve"> </w:t>
+      </w:r>
+      <w:r>
+        <w:t xml:space="preserve">is</w:t>
+      </w:r>
     </w:p>
     <w:p>
       <w:pPr>
@@ -3101,30 +2969,22 @@
       <w:pPr>
         <w:pStyle w:val="FirstParagraph"/>
       </w:pPr>
-      <w:del w:id="35" w:author="PR Preview" w:date="2026-01-01T00:00:00Z">
-        <w:r>
-          <w:rPr>
-            <w:b/>
-            <w:bCs/>
-          </w:rPr>
-          <w:delText xml:space="preserve">Definition 3 (Spearman rank correlation)</w:delText>
-        </w:r>
-      </w:del>
-      <w:del w:id="36" w:author="PR Preview" w:date="2026-01-01T00:00:00Z">
-        <w:r>
-          <w:delText xml:space="preserve"> </w:delText>
-        </w:r>
-      </w:del>
-      <w:del w:id="37" w:author="PR Preview" w:date="2026-01-01T00:00:00Z">
-        <w:r>
-          <w:delText xml:space="preserve">Replace each</w:delText>
-        </w:r>
-      </w:del>
-      <w:del w:id="38" w:author="PR Preview" w:date="2026-01-01T00:00:00Z">
-        <w:r>
-          <w:delText xml:space="preserve"> </w:delText>
-        </w:r>
-      </w:del>
+      <w:r>
+        <w:rPr>
+          <w:b/>
+          <w:bCs/>
+        </w:rPr>
+        <w:t xml:space="preserve">Definition 3 (Spearman rank correlation)</w:t>
+      </w:r>
+      <w:r>
+        <w:t xml:space="preserve"> </w:t>
+      </w:r>
+      <w:r>
+        <w:t xml:space="preserve">Replace each</w:t>
+      </w:r>
+      <w:r>
+        <w:t xml:space="preserve"> </w:t>
+      </w:r>
       <m:oMath>
         <m:sSub>
           <m:e>
@@ -3139,21 +2999,15 @@
           </m:sub>
         </m:sSub>
       </m:oMath>
-      <w:del w:id="39" w:author="PR Preview" w:date="2026-01-01T00:00:00Z">
-        <w:r>
-          <w:delText xml:space="preserve"> </w:delText>
-        </w:r>
-      </w:del>
-      <w:del w:id="40" w:author="PR Preview" w:date="2026-01-01T00:00:00Z">
-        <w:r>
-          <w:delText xml:space="preserve">by its rank</w:delText>
-        </w:r>
-      </w:del>
-      <w:del w:id="41" w:author="PR Preview" w:date="2026-01-01T00:00:00Z">
-        <w:r>
-          <w:delText xml:space="preserve"> </w:delText>
-        </w:r>
-      </w:del>
+      <w:r>
+        <w:t xml:space="preserve"> </w:t>
+      </w:r>
+      <w:r>
+        <w:t xml:space="preserve">by its rank</w:t>
+      </w:r>
+      <w:r>
+        <w:t xml:space="preserve"> </w:t>
+      </w:r>
       <m:oMath>
         <m:sSub>
           <m:e>
@@ -3168,21 +3022,15 @@
           </m:sub>
         </m:sSub>
       </m:oMath>
-      <w:del w:id="42" w:author="PR Preview" w:date="2026-01-01T00:00:00Z">
-        <w:r>
-          <w:delText xml:space="preserve"> </w:delText>
-        </w:r>
-      </w:del>
-      <w:del w:id="43" w:author="PR Preview" w:date="2026-01-01T00:00:00Z">
-        <w:r>
-          <w:delText xml:space="preserve">among</w:delText>
-        </w:r>
-      </w:del>
-      <w:del w:id="44" w:author="PR Preview" w:date="2026-01-01T00:00:00Z">
-        <w:r>
-          <w:delText xml:space="preserve"> </w:delText>
-        </w:r>
-      </w:del>
+      <w:r>
+        <w:t xml:space="preserve"> </w:t>
+      </w:r>
+      <w:r>
+        <w:t xml:space="preserve">among</w:t>
+      </w:r>
+      <w:r>
+        <w:t xml:space="preserve"> </w:t>
+      </w:r>
       <m:oMath>
         <m:sSub>
           <m:e>
@@ -3227,26 +3075,18 @@
           </m:sub>
         </m:sSub>
       </m:oMath>
-      <w:del w:id="45" w:author="PR Preview" w:date="2026-01-01T00:00:00Z">
-        <w:r>
-          <w:delText xml:space="preserve">,</w:delText>
-        </w:r>
-      </w:del>
-      <w:del w:id="46" w:author="PR Preview" w:date="2026-01-01T00:00:00Z">
-        <w:r>
-          <w:delText xml:space="preserve"> </w:delText>
-        </w:r>
-      </w:del>
-      <w:del w:id="47" w:author="PR Preview" w:date="2026-01-01T00:00:00Z">
-        <w:r>
-          <w:delText xml:space="preserve">and each</w:delText>
-        </w:r>
-      </w:del>
-      <w:del w:id="48" w:author="PR Preview" w:date="2026-01-01T00:00:00Z">
-        <w:r>
-          <w:delText xml:space="preserve"> </w:delText>
-        </w:r>
-      </w:del>
+      <w:r>
+        <w:t xml:space="preserve">,</w:t>
+      </w:r>
+      <w:r>
+        <w:t xml:space="preserve"> </w:t>
+      </w:r>
+      <w:r>
+        <w:t xml:space="preserve">and each</w:t>
+      </w:r>
+      <w:r>
+        <w:t xml:space="preserve"> </w:t>
+      </w:r>
       <m:oMath>
         <m:sSub>
           <m:e>
@@ -3261,21 +3101,15 @@
           </m:sub>
         </m:sSub>
       </m:oMath>
-      <w:del w:id="49" w:author="PR Preview" w:date="2026-01-01T00:00:00Z">
-        <w:r>
-          <w:delText xml:space="preserve"> </w:delText>
-        </w:r>
-      </w:del>
-      <w:del w:id="50" w:author="PR Preview" w:date="2026-01-01T00:00:00Z">
-        <w:r>
-          <w:delText xml:space="preserve">by its rank</w:delText>
-        </w:r>
-      </w:del>
-      <w:del w:id="51" w:author="PR Preview" w:date="2026-01-01T00:00:00Z">
-        <w:r>
-          <w:delText xml:space="preserve"> </w:delText>
-        </w:r>
-      </w:del>
+      <w:r>
+        <w:t xml:space="preserve"> </w:t>
+      </w:r>
+      <w:r>
+        <w:t xml:space="preserve">by its rank</w:t>
+      </w:r>
+      <w:r>
+        <w:t xml:space="preserve"> </w:t>
+      </w:r>
       <m:oMath>
         <m:sSub>
           <m:e>
@@ -3290,21 +3124,15 @@
           </m:sub>
         </m:sSub>
       </m:oMath>
-      <w:del w:id="52" w:author="PR Preview" w:date="2026-01-01T00:00:00Z">
-        <w:r>
-          <w:delText xml:space="preserve"> </w:delText>
-        </w:r>
-      </w:del>
-      <w:del w:id="53" w:author="PR Preview" w:date="2026-01-01T00:00:00Z">
-        <w:r>
-          <w:delText xml:space="preserve">among</w:delText>
-        </w:r>
-      </w:del>
-      <w:del w:id="54" w:author="PR Preview" w:date="2026-01-01T00:00:00Z">
-        <w:r>
-          <w:delText xml:space="preserve"> </w:delText>
-        </w:r>
-      </w:del>
+      <w:r>
+        <w:t xml:space="preserve"> </w:t>
+      </w:r>
+      <w:r>
+        <w:t xml:space="preserve">among</w:t>
+      </w:r>
+      <w:r>
+        <w:t xml:space="preserve"> </w:t>
+      </w:r>
       <m:oMath>
         <m:sSub>
           <m:e>
@@ -3349,50 +3177,34 @@
           </m:sub>
         </m:sSub>
       </m:oMath>
-      <w:del w:id="55" w:author="PR Preview" w:date="2026-01-01T00:00:00Z">
-        <w:r>
-          <w:delText xml:space="preserve">,</w:delText>
-        </w:r>
-      </w:del>
-      <w:del w:id="56" w:author="PR Preview" w:date="2026-01-01T00:00:00Z">
-        <w:r>
-          <w:delText xml:space="preserve"> </w:delText>
-        </w:r>
-      </w:del>
-      <w:del w:id="57" w:author="PR Preview" w:date="2026-01-01T00:00:00Z">
-        <w:r>
-          <w:delText xml:space="preserve">giving tied values the average of the ranks they span.</w:delText>
-        </w:r>
-      </w:del>
-      <w:del w:id="58" w:author="PR Preview" w:date="2026-01-01T00:00:00Z">
-        <w:r>
-          <w:delText xml:space="preserve"> </w:delText>
-        </w:r>
-      </w:del>
-      <w:del w:id="59" w:author="PR Preview" w:date="2026-01-01T00:00:00Z">
-        <w:r>
-          <w:delText xml:space="preserve">The</w:delText>
-        </w:r>
-      </w:del>
-      <w:del w:id="60" w:author="PR Preview" w:date="2026-01-01T00:00:00Z">
-        <w:r>
-          <w:delText xml:space="preserve"> </w:delText>
-        </w:r>
-      </w:del>
-      <w:del w:id="61" w:author="PR Preview" w:date="2026-01-01T00:00:00Z">
-        <w:r>
-          <w:rPr>
-            <w:b/>
-            <w:bCs/>
-          </w:rPr>
-          <w:delText xml:space="preserve">Spearman rank correlation</w:delText>
-        </w:r>
-      </w:del>
-      <w:del w:id="62" w:author="PR Preview" w:date="2026-01-01T00:00:00Z">
-        <w:r>
-          <w:delText xml:space="preserve"> </w:delText>
-        </w:r>
-      </w:del>
+      <w:r>
+        <w:t xml:space="preserve">,</w:t>
+      </w:r>
+      <w:r>
+        <w:t xml:space="preserve"> </w:t>
+      </w:r>
+      <w:r>
+        <w:t xml:space="preserve">giving tied values the average of the ranks they span.</w:t>
+      </w:r>
+      <w:r>
+        <w:t xml:space="preserve"> </w:t>
+      </w:r>
+      <w:r>
+        <w:t xml:space="preserve">The</w:t>
+      </w:r>
+      <w:r>
+        <w:t xml:space="preserve"> </w:t>
+      </w:r>
+      <w:r>
+        <w:rPr>
+          <w:b/>
+          <w:bCs/>
+        </w:rPr>
+        <w:t xml:space="preserve">Spearman rank correlation</w:t>
+      </w:r>
+      <w:r>
+        <w:t xml:space="preserve"> </w:t>
+      </w:r>
       <m:oMath>
         <m:sSub>
           <m:e>
@@ -3407,402 +3219,29 @@
           </m:sub>
         </m:sSub>
       </m:oMath>
-      <w:del w:id="63" w:author="PR Preview" w:date="2026-01-01T00:00:00Z">
-        <w:r>
-          <w:delText xml:space="preserve"> </w:delText>
-        </w:r>
-      </w:del>
-      <w:del w:id="64" w:author="PR Preview" w:date="2026-01-01T00:00:00Z">
-        <w:r>
-          <w:delText xml:space="preserve">is the</w:delText>
-        </w:r>
-      </w:del>
-      <w:del w:id="65" w:author="PR Preview" w:date="2026-01-01T00:00:00Z">
-        <w:r>
-          <w:delText xml:space="preserve"> </w:delText>
-        </w:r>
-      </w:del>
+      <w:r>
+        <w:t xml:space="preserve"> </w:t>
+      </w:r>
+      <w:r>
+        <w:t xml:space="preserve">is the</w:t>
+      </w:r>
+      <w:r>
+        <w:t xml:space="preserve"> </w:t>
+      </w:r>
       <w:hyperlink r:id="rId15">
-        <w:del w:id="66" w:author="PR Preview" w:date="2026-01-01T00:00:00Z">
-          <w:r>
-            <w:rPr>
-              <w:rStyle w:val="Hyperlink"/>
-            </w:rPr>
-            <w:delText xml:space="preserve">Pearson correlation coefficient</w:delText>
-          </w:r>
-        </w:del>
-      </w:hyperlink>
-      <w:del w:id="67" w:author="PR Preview" w:date="2026-01-01T00:00:00Z">
-        <w:r>
-          <w:delText xml:space="preserve"> </w:delText>
-        </w:r>
-      </w:del>
-      <w:del w:id="68" w:author="PR Preview" w:date="2026-01-01T00:00:00Z">
-        <w:r>
-          <w:delText xml:space="preserve">evaluated at the rank pairs</w:delText>
-        </w:r>
-      </w:del>
-      <w:del w:id="69" w:author="PR Preview" w:date="2026-01-01T00:00:00Z">
-        <w:r>
-          <w:delText xml:space="preserve"> </w:delText>
-        </w:r>
-      </w:del>
-      <w:del w:id="70" w:author="PR Preview" w:date="2026-01-01T00:00:00Z">
-        <w:r>
-          <w:delText xml:space="preserve">[5]</w:delText>
-        </w:r>
-      </w:del>
-      <w:del w:id="71" w:author="PR Preview" w:date="2026-01-01T00:00:00Z">
-        <w:r>
-          <w:delText xml:space="preserve">:</w:delText>
-        </w:r>
-      </w:del>
-    </w:p>
-    <w:p>
-      <w:pPr>
-        <w:pStyle w:val="FirstParagraph"/>
-      </w:pPr>
-      <w:ins w:id="72" w:author="PR Preview" w:date="2026-01-01T00:00:00Z">
         <w:r>
           <w:rPr>
-            <w:b/>
-            <w:bCs/>
+            <w:rStyle w:val="Hyperlink"/>
           </w:rPr>
-          <w:t xml:space="preserve">Definition 3 (Spearman rank correlation)</w:t>
+          <w:t xml:space="preserve">Pearson correlation coefficient</w:t>
         </w:r>
-      </w:ins>
-      <w:ins w:id="73" w:author="PR Preview" w:date="2026-01-01T00:00:00Z">
-        <w:r>
-          <w:t xml:space="preserve"> </w:t>
-        </w:r>
-      </w:ins>
-      <w:ins w:id="74" w:author="PR Preview" w:date="2026-01-01T00:00:00Z">
-        <w:r>
-          <w:t xml:space="preserve">Replace each</w:t>
-        </w:r>
-      </w:ins>
-      <w:ins w:id="75" w:author="PR Preview" w:date="2026-01-01T00:00:00Z">
-        <w:r>
-          <w:t xml:space="preserve"> </w:t>
-        </w:r>
-      </w:ins>
-      <m:oMath>
-        <m:sSub>
-          <m:e>
-            <m:r>
-              <m:t>x</m:t>
-            </m:r>
-          </m:e>
-          <m:sub>
-            <m:r>
-              <m:t>i</m:t>
-            </m:r>
-          </m:sub>
-        </m:sSub>
-      </m:oMath>
-      <w:ins w:id="76" w:author="PR Preview" w:date="2026-01-01T00:00:00Z">
-        <w:r>
-          <w:t xml:space="preserve"> </w:t>
-        </w:r>
-      </w:ins>
-      <w:ins w:id="77" w:author="PR Preview" w:date="2026-01-01T00:00:00Z">
-        <w:r>
-          <w:t xml:space="preserve">by its rank</w:t>
-        </w:r>
-      </w:ins>
-      <w:ins w:id="78" w:author="PR Preview" w:date="2026-01-01T00:00:00Z">
-        <w:r>
-          <w:t xml:space="preserve"> </w:t>
-        </w:r>
-      </w:ins>
-      <m:oMath>
-        <m:sSub>
-          <m:e>
-            <m:r>
-              <m:t>u</m:t>
-            </m:r>
-          </m:e>
-          <m:sub>
-            <m:r>
-              <m:t>i</m:t>
-            </m:r>
-          </m:sub>
-        </m:sSub>
-      </m:oMath>
-      <w:ins w:id="79" w:author="PR Preview" w:date="2026-01-01T00:00:00Z">
-        <w:r>
-          <w:t xml:space="preserve"> </w:t>
-        </w:r>
-      </w:ins>
-      <w:ins w:id="80" w:author="PR Preview" w:date="2026-01-01T00:00:00Z">
-        <w:r>
-          <w:t xml:space="preserve">among</w:t>
-        </w:r>
-      </w:ins>
-      <w:ins w:id="81" w:author="PR Preview" w:date="2026-01-01T00:00:00Z">
-        <w:r>
-          <w:t xml:space="preserve"> </w:t>
-        </w:r>
-      </w:ins>
-      <m:oMath>
-        <m:sSub>
-          <m:e>
-            <m:r>
-              <m:t>x</m:t>
-            </m:r>
-          </m:e>
-          <m:sub>
-            <m:r>
-              <m:t>1</m:t>
-            </m:r>
-          </m:sub>
-        </m:sSub>
-        <m:r>
-          <m:rPr>
-            <m:sty m:val="p"/>
-          </m:rPr>
-          <m:t>,</m:t>
-        </m:r>
-        <m:r>
-          <m:rPr>
-            <m:sty m:val="p"/>
-          </m:rPr>
-          <m:t>…</m:t>
-        </m:r>
-        <m:r>
-          <m:rPr>
-            <m:sty m:val="p"/>
-          </m:rPr>
-          <m:t>,</m:t>
-        </m:r>
-        <m:sSub>
-          <m:e>
-            <m:r>
-              <m:t>x</m:t>
-            </m:r>
-          </m:e>
-          <m:sub>
-            <m:r>
-              <m:t>n</m:t>
-            </m:r>
-          </m:sub>
-        </m:sSub>
-      </m:oMath>
-      <w:ins w:id="82" w:author="PR Preview" w:date="2026-01-01T00:00:00Z">
-        <w:r>
-          <w:t xml:space="preserve">,</w:t>
-        </w:r>
-      </w:ins>
-      <w:ins w:id="83" w:author="PR Preview" w:date="2026-01-01T00:00:00Z">
-        <w:r>
-          <w:t xml:space="preserve"> </w:t>
-        </w:r>
-      </w:ins>
-      <w:ins w:id="84" w:author="PR Preview" w:date="2026-01-01T00:00:00Z">
-        <w:r>
-          <w:t xml:space="preserve">and each</w:t>
-        </w:r>
-      </w:ins>
-      <w:ins w:id="85" w:author="PR Preview" w:date="2026-01-01T00:00:00Z">
-        <w:r>
-          <w:t xml:space="preserve"> </w:t>
-        </w:r>
-      </w:ins>
-      <m:oMath>
-        <m:sSub>
-          <m:e>
-            <m:r>
-              <m:t>y</m:t>
-            </m:r>
-          </m:e>
-          <m:sub>
-            <m:r>
-              <m:t>i</m:t>
-            </m:r>
-          </m:sub>
-        </m:sSub>
-      </m:oMath>
-      <w:ins w:id="86" w:author="PR Preview" w:date="2026-01-01T00:00:00Z">
-        <w:r>
-          <w:t xml:space="preserve"> </w:t>
-        </w:r>
-      </w:ins>
-      <w:ins w:id="87" w:author="PR Preview" w:date="2026-01-01T00:00:00Z">
-        <w:r>
-          <w:t xml:space="preserve">by its rank</w:t>
-        </w:r>
-      </w:ins>
-      <w:ins w:id="88" w:author="PR Preview" w:date="2026-01-01T00:00:00Z">
-        <w:r>
-          <w:t xml:space="preserve"> </w:t>
-        </w:r>
-      </w:ins>
-      <m:oMath>
-        <m:sSub>
-          <m:e>
-            <m:r>
-              <m:t>v</m:t>
-            </m:r>
-          </m:e>
-          <m:sub>
-            <m:r>
-              <m:t>i</m:t>
-            </m:r>
-          </m:sub>
-        </m:sSub>
-      </m:oMath>
-      <w:ins w:id="89" w:author="PR Preview" w:date="2026-01-01T00:00:00Z">
-        <w:r>
-          <w:t xml:space="preserve"> </w:t>
-        </w:r>
-      </w:ins>
-      <w:ins w:id="90" w:author="PR Preview" w:date="2026-01-01T00:00:00Z">
-        <w:r>
-          <w:t xml:space="preserve">among</w:t>
-        </w:r>
-      </w:ins>
-      <w:ins w:id="91" w:author="PR Preview" w:date="2026-01-01T00:00:00Z">
-        <w:r>
-          <w:t xml:space="preserve"> </w:t>
-        </w:r>
-      </w:ins>
-      <m:oMath>
-        <m:sSub>
-          <m:e>
-            <m:r>
-              <m:t>y</m:t>
-            </m:r>
-          </m:e>
-          <m:sub>
-            <m:r>
-              <m:t>1</m:t>
-            </m:r>
-          </m:sub>
-        </m:sSub>
-        <m:r>
-          <m:rPr>
-            <m:sty m:val="p"/>
-          </m:rPr>
-          <m:t>,</m:t>
-        </m:r>
-        <m:r>
-          <m:rPr>
-            <m:sty m:val="p"/>
-          </m:rPr>
-          <m:t>…</m:t>
-        </m:r>
-        <m:r>
-          <m:rPr>
-            <m:sty m:val="p"/>
-          </m:rPr>
-          <m:t>,</m:t>
-        </m:r>
-        <m:sSub>
-          <m:e>
-            <m:r>
-              <m:t>y</m:t>
-            </m:r>
-          </m:e>
-          <m:sub>
-            <m:r>
-              <m:t>n</m:t>
-            </m:r>
-          </m:sub>
-        </m:sSub>
-      </m:oMath>
-      <w:ins w:id="92" w:author="PR Preview" w:date="2026-01-01T00:00:00Z">
-        <w:r>
-          <w:t xml:space="preserve">,</w:t>
-        </w:r>
-      </w:ins>
-      <w:ins w:id="93" w:author="PR Preview" w:date="2026-01-01T00:00:00Z">
-        <w:r>
-          <w:t xml:space="preserve"> </w:t>
-        </w:r>
-      </w:ins>
-      <w:ins w:id="94" w:author="PR Preview" w:date="2026-01-01T00:00:00Z">
-        <w:r>
-          <w:t xml:space="preserve">giving tied values the average of the ranks they span.</w:t>
-        </w:r>
-      </w:ins>
-      <w:ins w:id="95" w:author="PR Preview" w:date="2026-01-01T00:00:00Z">
-        <w:r>
-          <w:t xml:space="preserve"> </w:t>
-        </w:r>
-      </w:ins>
-      <w:ins w:id="96" w:author="PR Preview" w:date="2026-01-01T00:00:00Z">
-        <w:r>
-          <w:t xml:space="preserve">The</w:t>
-        </w:r>
-      </w:ins>
-      <w:ins w:id="97" w:author="PR Preview" w:date="2026-01-01T00:00:00Z">
-        <w:r>
-          <w:t xml:space="preserve"> </w:t>
-        </w:r>
-      </w:ins>
-      <w:ins w:id="98" w:author="PR Preview" w:date="2026-01-01T00:00:00Z">
-        <w:r>
-          <w:rPr>
-            <w:b/>
-            <w:bCs/>
-          </w:rPr>
-          <w:t xml:space="preserve">Spearman rank correlation</w:t>
-        </w:r>
-      </w:ins>
-      <w:ins w:id="99" w:author="PR Preview" w:date="2026-01-01T00:00:00Z">
-        <w:r>
-          <w:t xml:space="preserve"> </w:t>
-        </w:r>
-      </w:ins>
-      <m:oMath>
-        <m:sSub>
-          <m:e>
-            <m:r>
-              <m:t>r</m:t>
-            </m:r>
-          </m:e>
-          <m:sub>
-            <m:r>
-              <m:t>S</m:t>
-            </m:r>
-          </m:sub>
-        </m:sSub>
-      </m:oMath>
-      <w:ins w:id="100" w:author="PR Preview" w:date="2026-01-01T00:00:00Z">
-        <w:r>
-          <w:t xml:space="preserve"> </w:t>
-        </w:r>
-      </w:ins>
-      <w:ins w:id="101" w:author="PR Preview" w:date="2026-01-01T00:00:00Z">
-        <w:r>
-          <w:t xml:space="preserve">is the</w:t>
-        </w:r>
-      </w:ins>
-      <w:ins w:id="102" w:author="PR Preview" w:date="2026-01-01T00:00:00Z">
-        <w:r>
-          <w:t xml:space="preserve"> </w:t>
-        </w:r>
-      </w:ins>
-      <w:hyperlink r:id="rId15">
-        <w:ins w:id="103" w:author="PR Preview" w:date="2026-01-01T00:00:00Z">
-          <w:r>
-            <w:rPr>
-              <w:rStyle w:val="Hyperlink"/>
-            </w:rPr>
-            <w:t xml:space="preserve">Pearson correlation coefficient</w:t>
-          </w:r>
-        </w:ins>
       </w:hyperlink>
-      <w:ins w:id="104" w:author="PR Preview" w:date="2026-01-01T00:00:00Z">
-        <w:r>
-          <w:t xml:space="preserve"> </w:t>
-        </w:r>
-      </w:ins>
-      <w:ins w:id="105" w:author="PR Preview" w:date="2026-01-01T00:00:00Z">
-        <w:r>
-          <w:t xml:space="preserve">evaluated at the rank pairs:</w:t>
-        </w:r>
-      </w:ins>
+      <w:r>
+        <w:t xml:space="preserve"> </w:t>
+      </w:r>
+      <w:r>
+        <w:t xml:space="preserve">evaluated at the rank pairs:</w:t>
+      </w:r>
     </w:p>
     <w:p>
       <w:pPr>
@@ -4517,7 +3956,7 @@
     <w:bookmarkEnd w:id="29"/>
     <w:bookmarkEnd w:id="30"/>
     <w:bookmarkEnd w:id="31"/>
-    <w:bookmarkStart w:id="145" w:name="sec-simple-linear-regression"/>
+    <w:bookmarkStart w:id="161" w:name="sec-simple-linear-regression"/>
     <w:p>
       <w:pPr>
         <w:pStyle w:val="Heading2"/>
@@ -11663,337 +11102,112 @@
       <w:pPr>
         <w:pStyle w:val="BodyText"/>
       </w:pPr>
-      <w:del w:id="106" w:author="PR Preview" w:date="2026-01-01T00:00:00Z">
+      <w:r>
+        <w:rPr>
+          <w:b/>
+          <w:bCs/>
+        </w:rPr>
+        <w:t xml:space="preserve">Definition 7 (Linear regression model)</w:t>
+      </w:r>
+      <w:r>
+        <w:t xml:space="preserve"> </w:t>
+      </w:r>
+      <w:r>
+        <w:t xml:space="preserve">A</w:t>
+      </w:r>
+      <w:r>
+        <w:t xml:space="preserve"> </w:t>
+      </w:r>
+      <w:r>
+        <w:rPr>
+          <w:b/>
+          <w:bCs/>
+        </w:rPr>
+        <w:t xml:space="preserve">linear regression model</w:t>
+      </w:r>
+      <w:r>
+        <w:t xml:space="preserve"> </w:t>
+      </w:r>
+      <w:r>
+        <w:t xml:space="preserve">is a homoskedastic (</w:t>
+      </w:r>
+      <w:hyperlink w:anchor="def-homoskedastic">
         <w:r>
           <w:rPr>
-            <w:b/>
-            <w:bCs/>
+            <w:rStyle w:val="Hyperlink"/>
           </w:rPr>
-          <w:delText xml:space="preserve">Definition 7 (Linear regression model)</w:delText>
+          <w:t xml:space="preserve">Definition 6</w:t>
         </w:r>
-      </w:del>
-      <w:del w:id="107" w:author="PR Preview" w:date="2026-01-01T00:00:00Z">
-        <w:r>
-          <w:delText xml:space="preserve"> </w:delText>
-        </w:r>
-      </w:del>
-      <w:del w:id="108" w:author="PR Preview" w:date="2026-01-01T00:00:00Z">
-        <w:r>
-          <w:delText xml:space="preserve">A</w:delText>
-        </w:r>
-      </w:del>
-      <w:del w:id="109" w:author="PR Preview" w:date="2026-01-01T00:00:00Z">
-        <w:r>
-          <w:delText xml:space="preserve"> </w:delText>
-        </w:r>
-      </w:del>
-      <w:del w:id="110" w:author="PR Preview" w:date="2026-01-01T00:00:00Z">
+      </w:hyperlink>
+      <w:r>
+        <w:t xml:space="preserve">)</w:t>
+      </w:r>
+      <w:r>
+        <w:t xml:space="preserve"> </w:t>
+      </w:r>
+      <w:r>
+        <w:t xml:space="preserve">conditional Gaussian model (</w:t>
+      </w:r>
+      <w:hyperlink w:anchor="def-cond-gaussian">
         <w:r>
           <w:rPr>
-            <w:b/>
-            <w:bCs/>
+            <w:rStyle w:val="Hyperlink"/>
           </w:rPr>
-          <w:delText xml:space="preserve">linear regression model</w:delText>
+          <w:t xml:space="preserve">Definition 4</w:t>
         </w:r>
-      </w:del>
-      <w:del w:id="111" w:author="PR Preview" w:date="2026-01-01T00:00:00Z">
-        <w:r>
-          <w:delText xml:space="preserve"> </w:delText>
-        </w:r>
-      </w:del>
-      <w:del w:id="112" w:author="PR Preview" w:date="2026-01-01T00:00:00Z">
-        <w:r>
-          <w:delText xml:space="preserve">is a homoskedastic (</w:delText>
-        </w:r>
-      </w:del>
-      <w:hyperlink w:anchor="def-homoskedastic">
-        <w:del w:id="113" w:author="PR Preview" w:date="2026-01-01T00:00:00Z">
-          <w:r>
-            <w:rPr>
-              <w:rStyle w:val="Hyperlink"/>
-            </w:rPr>
-            <w:delText xml:space="preserve">Definition 6</w:delText>
-          </w:r>
-        </w:del>
       </w:hyperlink>
-      <w:del w:id="114" w:author="PR Preview" w:date="2026-01-01T00:00:00Z">
-        <w:r>
-          <w:delText xml:space="preserve">)</w:delText>
-        </w:r>
-      </w:del>
-      <w:del w:id="115" w:author="PR Preview" w:date="2026-01-01T00:00:00Z">
-        <w:r>
-          <w:delText xml:space="preserve"> </w:delText>
-        </w:r>
-      </w:del>
-      <w:del w:id="116" w:author="PR Preview" w:date="2026-01-01T00:00:00Z">
-        <w:r>
-          <w:delText xml:space="preserve">conditional Gaussian model (</w:delText>
-        </w:r>
-      </w:del>
-      <w:hyperlink w:anchor="def-cond-gaussian">
-        <w:del w:id="117" w:author="PR Preview" w:date="2026-01-01T00:00:00Z">
-          <w:r>
-            <w:rPr>
-              <w:rStyle w:val="Hyperlink"/>
-            </w:rPr>
-            <w:delText xml:space="preserve">Definition 4</w:delText>
-          </w:r>
-        </w:del>
-      </w:hyperlink>
-      <w:del w:id="118" w:author="PR Preview" w:date="2026-01-01T00:00:00Z">
-        <w:r>
-          <w:delText xml:space="preserve">)</w:delText>
-        </w:r>
-      </w:del>
-      <w:del w:id="119" w:author="PR Preview" w:date="2026-01-01T00:00:00Z">
-        <w:r>
-          <w:delText xml:space="preserve"> </w:delText>
-        </w:r>
-      </w:del>
-      <w:del w:id="120" w:author="PR Preview" w:date="2026-01-01T00:00:00Z">
-        <w:r>
-          <w:delText xml:space="preserve">whose mean function is linear in</w:delText>
-        </w:r>
-      </w:del>
-      <w:del w:id="121" w:author="PR Preview" w:date="2026-01-01T00:00:00Z">
-        <w:r>
-          <w:delText xml:space="preserve"> </w:delText>
-        </w:r>
-      </w:del>
+      <w:r>
+        <w:t xml:space="preserve">)</w:t>
+      </w:r>
+      <w:r>
+        <w:t xml:space="preserve"> </w:t>
+      </w:r>
+      <w:r>
+        <w:t xml:space="preserve">whose mean function is linear in</w:t>
+      </w:r>
+      <w:r>
+        <w:t xml:space="preserve"> </w:t>
+      </w:r>
       <m:oMath>
         <m:r>
           <m:t>p</m:t>
         </m:r>
       </m:oMath>
-      <w:del w:id="122" w:author="PR Preview" w:date="2026-01-01T00:00:00Z">
-        <w:r>
-          <w:delText xml:space="preserve"> </w:delText>
-        </w:r>
-      </w:del>
-      <w:del w:id="123" w:author="PR Preview" w:date="2026-01-01T00:00:00Z">
-        <w:r>
-          <w:delText xml:space="preserve">covariates,</w:delText>
-        </w:r>
-      </w:del>
-      <w:del w:id="124" w:author="PR Preview" w:date="2026-01-01T00:00:00Z">
-        <w:r>
-          <w:delText xml:space="preserve"> </w:delText>
-        </w:r>
-      </w:del>
-      <w:del w:id="125" w:author="PR Preview" w:date="2026-01-01T00:00:00Z">
-        <w:r>
-          <w:delText xml:space="preserve">where observation</w:delText>
-        </w:r>
-      </w:del>
-      <w:del w:id="126" w:author="PR Preview" w:date="2026-01-01T00:00:00Z">
-        <w:r>
-          <w:delText xml:space="preserve"> </w:delText>
-        </w:r>
-      </w:del>
+      <w:r>
+        <w:t xml:space="preserve"> </w:t>
+      </w:r>
+      <w:r>
+        <w:t xml:space="preserve">covariates,</w:t>
+      </w:r>
+      <w:r>
+        <w:t xml:space="preserve"> </w:t>
+      </w:r>
+      <w:r>
+        <w:t xml:space="preserve">where observation</w:t>
+      </w:r>
+      <w:r>
+        <w:t xml:space="preserve"> </w:t>
+      </w:r>
       <m:oMath>
         <m:r>
           <m:t>i</m:t>
         </m:r>
       </m:oMath>
-      <w:del w:id="127" w:author="PR Preview" w:date="2026-01-01T00:00:00Z">
-        <w:r>
-          <w:delText xml:space="preserve"> </w:delText>
-        </w:r>
-      </w:del>
-      <w:del w:id="128" w:author="PR Preview" w:date="2026-01-01T00:00:00Z">
-        <w:r>
-          <w:delText xml:space="preserve">has covariate values</w:delText>
-        </w:r>
-      </w:del>
-      <w:del w:id="129" w:author="PR Preview" w:date="2026-01-01T00:00:00Z">
-        <w:r>
-          <w:delText xml:space="preserve"> </w:delText>
-        </w:r>
-      </w:del>
-      <w:del w:id="130" w:author="PR Preview" w:date="2026-01-01T00:00:00Z">
-        <w:r>
-          <w:delText xml:space="preserve">$\mathord{\smash[b]{\underset{\raise.3ex\hbox{$\scriptstyle\sim$}}{x}}\vphantom{x}}_i= (x_{i1}, \ldots, x_{ip})$</w:delText>
-        </w:r>
-      </w:del>
-      <w:del w:id="131" w:author="PR Preview" w:date="2026-01-01T00:00:00Z">
-        <w:r>
-          <w:delText xml:space="preserve"> </w:delText>
-        </w:r>
-      </w:del>
-      <w:del w:id="132" w:author="PR Preview" w:date="2026-01-01T00:00:00Z">
-        <w:r>
-          <w:delText xml:space="preserve">[7]</w:delText>
-        </w:r>
-      </w:del>
-      <w:del w:id="133" w:author="PR Preview" w:date="2026-01-01T00:00:00Z">
-        <w:r>
-          <w:delText xml:space="preserve">:</w:delText>
-        </w:r>
-      </w:del>
-    </w:p>
-    <w:p>
-      <w:pPr>
-        <w:pStyle w:val="BodyText"/>
-      </w:pPr>
-      <w:ins w:id="134" w:author="PR Preview" w:date="2026-01-01T00:00:00Z">
-        <w:r>
-          <w:rPr>
-            <w:b/>
-            <w:bCs/>
-          </w:rPr>
-          <w:t xml:space="preserve">Definition 7 (Linear regression model)</w:t>
-        </w:r>
-      </w:ins>
-      <w:ins w:id="135" w:author="PR Preview" w:date="2026-01-01T00:00:00Z">
-        <w:r>
-          <w:t xml:space="preserve"> </w:t>
-        </w:r>
-      </w:ins>
-      <w:ins w:id="136" w:author="PR Preview" w:date="2026-01-01T00:00:00Z">
-        <w:r>
-          <w:t xml:space="preserve">A</w:t>
-        </w:r>
-      </w:ins>
-      <w:ins w:id="137" w:author="PR Preview" w:date="2026-01-01T00:00:00Z">
-        <w:r>
-          <w:t xml:space="preserve"> </w:t>
-        </w:r>
-      </w:ins>
-      <w:ins w:id="138" w:author="PR Preview" w:date="2026-01-01T00:00:00Z">
-        <w:r>
-          <w:rPr>
-            <w:b/>
-            <w:bCs/>
-          </w:rPr>
-          <w:t xml:space="preserve">linear regression model</w:t>
-        </w:r>
-      </w:ins>
-      <w:ins w:id="139" w:author="PR Preview" w:date="2026-01-01T00:00:00Z">
-        <w:r>
-          <w:t xml:space="preserve"> </w:t>
-        </w:r>
-      </w:ins>
-      <w:ins w:id="140" w:author="PR Preview" w:date="2026-01-01T00:00:00Z">
-        <w:r>
-          <w:t xml:space="preserve">is a homoskedastic (</w:t>
-        </w:r>
-      </w:ins>
-      <w:hyperlink w:anchor="def-homoskedastic">
-        <w:ins w:id="141" w:author="PR Preview" w:date="2026-01-01T00:00:00Z">
-          <w:r>
-            <w:rPr>
-              <w:rStyle w:val="Hyperlink"/>
-            </w:rPr>
-            <w:t xml:space="preserve">Definition 6</w:t>
-          </w:r>
-        </w:ins>
-      </w:hyperlink>
-      <w:ins w:id="142" w:author="PR Preview" w:date="2026-01-01T00:00:00Z">
-        <w:r>
-          <w:t xml:space="preserve">)</w:t>
-        </w:r>
-      </w:ins>
-      <w:ins w:id="143" w:author="PR Preview" w:date="2026-01-01T00:00:00Z">
-        <w:r>
-          <w:t xml:space="preserve"> </w:t>
-        </w:r>
-      </w:ins>
-      <w:ins w:id="144" w:author="PR Preview" w:date="2026-01-01T00:00:00Z">
-        <w:r>
-          <w:t xml:space="preserve">conditional Gaussian model (</w:t>
-        </w:r>
-      </w:ins>
-      <w:hyperlink w:anchor="def-cond-gaussian">
-        <w:ins w:id="145" w:author="PR Preview" w:date="2026-01-01T00:00:00Z">
-          <w:r>
-            <w:rPr>
-              <w:rStyle w:val="Hyperlink"/>
-            </w:rPr>
-            <w:t xml:space="preserve">Definition 4</w:t>
-          </w:r>
-        </w:ins>
-      </w:hyperlink>
-      <w:ins w:id="146" w:author="PR Preview" w:date="2026-01-01T00:00:00Z">
-        <w:r>
-          <w:t xml:space="preserve">)</w:t>
-        </w:r>
-      </w:ins>
-      <w:ins w:id="147" w:author="PR Preview" w:date="2026-01-01T00:00:00Z">
-        <w:r>
-          <w:t xml:space="preserve"> </w:t>
-        </w:r>
-      </w:ins>
-      <w:ins w:id="148" w:author="PR Preview" w:date="2026-01-01T00:00:00Z">
-        <w:r>
-          <w:t xml:space="preserve">whose mean function is linear in</w:t>
-        </w:r>
-      </w:ins>
-      <w:ins w:id="149" w:author="PR Preview" w:date="2026-01-01T00:00:00Z">
-        <w:r>
-          <w:t xml:space="preserve"> </w:t>
-        </w:r>
-      </w:ins>
-      <m:oMath>
-        <m:r>
-          <m:t>p</m:t>
-        </m:r>
-      </m:oMath>
-      <w:ins w:id="150" w:author="PR Preview" w:date="2026-01-01T00:00:00Z">
-        <w:r>
-          <w:t xml:space="preserve"> </w:t>
-        </w:r>
-      </w:ins>
-      <w:ins w:id="151" w:author="PR Preview" w:date="2026-01-01T00:00:00Z">
-        <w:r>
-          <w:t xml:space="preserve">covariates,</w:t>
-        </w:r>
-      </w:ins>
-      <w:ins w:id="152" w:author="PR Preview" w:date="2026-01-01T00:00:00Z">
-        <w:r>
-          <w:t xml:space="preserve"> </w:t>
-        </w:r>
-      </w:ins>
-      <w:ins w:id="153" w:author="PR Preview" w:date="2026-01-01T00:00:00Z">
-        <w:r>
-          <w:t xml:space="preserve">where observation</w:t>
-        </w:r>
-      </w:ins>
-      <w:ins w:id="154" w:author="PR Preview" w:date="2026-01-01T00:00:00Z">
-        <w:r>
-          <w:t xml:space="preserve"> </w:t>
-        </w:r>
-      </w:ins>
-      <m:oMath>
-        <m:r>
-          <m:t>i</m:t>
-        </m:r>
-      </m:oMath>
-      <w:ins w:id="155" w:author="PR Preview" w:date="2026-01-01T00:00:00Z">
-        <w:r>
-          <w:t xml:space="preserve"> </w:t>
-        </w:r>
-      </w:ins>
-      <w:ins w:id="156" w:author="PR Preview" w:date="2026-01-01T00:00:00Z">
-        <w:r>
-          <w:t xml:space="preserve">has covariate values</w:t>
-        </w:r>
-      </w:ins>
-      <w:ins w:id="157" w:author="PR Preview" w:date="2026-01-01T00:00:00Z">
-        <w:r>
-          <w:t xml:space="preserve"> </w:t>
-        </w:r>
-      </w:ins>
-      <w:ins w:id="158" w:author="PR Preview" w:date="2026-01-01T00:00:00Z">
-        <w:r>
-          <w:t xml:space="preserve">$\mathord{\smash[b]{\underset{\raise.3ex\hbox{$\scriptstyle\sim$}}{x}}\vphantom{x}}_i= (x_{i1}, \ldots, x_{ip})$</w:t>
-        </w:r>
-      </w:ins>
-      <w:ins w:id="159" w:author="PR Preview" w:date="2026-01-01T00:00:00Z">
-        <w:r>
-          <w:t xml:space="preserve">:</w:t>
-        </w:r>
-      </w:ins>
+      <w:r>
+        <w:t xml:space="preserve"> </w:t>
+      </w:r>
+      <w:r>
+        <w:t xml:space="preserve">has covariate values</w:t>
+      </w:r>
+      <w:r>
+        <w:t xml:space="preserve"> </w:t>
+      </w:r>
+      <w:r>
+        <w:t xml:space="preserve">$\mathord{\smash[b]{\underset{\raise.3ex\hbox{$\scriptstyle\sim$}}{x}}\vphantom{x}}_i= (x_{i1}, \ldots, x_{ip})$</w:t>
+      </w:r>
+      <w:r>
+        <w:t xml:space="preserve">:</w:t>
+      </w:r>
     </w:p>
     <w:p>
       <w:pPr>
@@ -12192,89 +11406,61 @@
       <w:pPr>
         <w:pStyle w:val="BodyText"/>
       </w:pPr>
-      <w:del w:id="160" w:author="PR Preview" w:date="2026-01-01T00:00:00Z">
+      <w:r>
+        <w:rPr>
+          <w:b/>
+          <w:bCs/>
+        </w:rPr>
+        <w:t xml:space="preserve">Definition 8 (Simple linear regression model)</w:t>
+      </w:r>
+      <w:r>
+        <w:t xml:space="preserve"> </w:t>
+      </w:r>
+      <w:r>
+        <w:t xml:space="preserve">A</w:t>
+      </w:r>
+      <w:r>
+        <w:t xml:space="preserve"> </w:t>
+      </w:r>
+      <w:r>
+        <w:rPr>
+          <w:b/>
+          <w:bCs/>
+        </w:rPr>
+        <w:t xml:space="preserve">simple linear regression</w:t>
+      </w:r>
+      <w:r>
+        <w:t xml:space="preserve"> </w:t>
+      </w:r>
+      <w:r>
+        <w:t xml:space="preserve">model</w:t>
+      </w:r>
+      <w:r>
+        <w:t xml:space="preserve"> </w:t>
+      </w:r>
+      <w:r>
+        <w:t xml:space="preserve">is a linear regression model (</w:t>
+      </w:r>
+      <w:hyperlink w:anchor="def-linear-regression">
         <w:r>
           <w:rPr>
-            <w:b/>
-            <w:bCs/>
+            <w:rStyle w:val="Hyperlink"/>
           </w:rPr>
-          <w:delText xml:space="preserve">Definition 8 (Simple linear regression model)</w:delText>
+          <w:t xml:space="preserve">Definition 7</w:t>
         </w:r>
-      </w:del>
-      <w:del w:id="161" w:author="PR Preview" w:date="2026-01-01T00:00:00Z">
-        <w:r>
-          <w:delText xml:space="preserve"> </w:delText>
-        </w:r>
-      </w:del>
-      <w:del w:id="162" w:author="PR Preview" w:date="2026-01-01T00:00:00Z">
-        <w:r>
-          <w:delText xml:space="preserve">A</w:delText>
-        </w:r>
-      </w:del>
-      <w:del w:id="163" w:author="PR Preview" w:date="2026-01-01T00:00:00Z">
-        <w:r>
-          <w:delText xml:space="preserve"> </w:delText>
-        </w:r>
-      </w:del>
-      <w:del w:id="164" w:author="PR Preview" w:date="2026-01-01T00:00:00Z">
-        <w:r>
-          <w:rPr>
-            <w:b/>
-            <w:bCs/>
-          </w:rPr>
-          <w:delText xml:space="preserve">simple linear regression</w:delText>
-        </w:r>
-      </w:del>
-      <w:del w:id="165" w:author="PR Preview" w:date="2026-01-01T00:00:00Z">
-        <w:r>
-          <w:delText xml:space="preserve"> </w:delText>
-        </w:r>
-      </w:del>
-      <w:del w:id="166" w:author="PR Preview" w:date="2026-01-01T00:00:00Z">
-        <w:r>
-          <w:delText xml:space="preserve">model</w:delText>
-        </w:r>
-      </w:del>
-      <w:del w:id="167" w:author="PR Preview" w:date="2026-01-01T00:00:00Z">
-        <w:r>
-          <w:delText xml:space="preserve"> </w:delText>
-        </w:r>
-      </w:del>
-      <w:del w:id="168" w:author="PR Preview" w:date="2026-01-01T00:00:00Z">
-        <w:r>
-          <w:delText xml:space="preserve">is a linear regression model (</w:delText>
-        </w:r>
-      </w:del>
-      <w:hyperlink w:anchor="def-linear-regression">
-        <w:del w:id="169" w:author="PR Preview" w:date="2026-01-01T00:00:00Z">
-          <w:r>
-            <w:rPr>
-              <w:rStyle w:val="Hyperlink"/>
-            </w:rPr>
-            <w:delText xml:space="preserve">Definition 7</w:delText>
-          </w:r>
-        </w:del>
       </w:hyperlink>
-      <w:del w:id="170" w:author="PR Preview" w:date="2026-01-01T00:00:00Z">
-        <w:r>
-          <w:delText xml:space="preserve">)</w:delText>
-        </w:r>
-      </w:del>
-      <w:del w:id="171" w:author="PR Preview" w:date="2026-01-01T00:00:00Z">
-        <w:r>
-          <w:delText xml:space="preserve"> </w:delText>
-        </w:r>
-      </w:del>
-      <w:del w:id="172" w:author="PR Preview" w:date="2026-01-01T00:00:00Z">
-        <w:r>
-          <w:delText xml:space="preserve">with</w:delText>
-        </w:r>
-      </w:del>
-      <w:del w:id="173" w:author="PR Preview" w:date="2026-01-01T00:00:00Z">
-        <w:r>
-          <w:delText xml:space="preserve"> </w:delText>
-        </w:r>
-      </w:del>
+      <w:r>
+        <w:t xml:space="preserve">)</w:t>
+      </w:r>
+      <w:r>
+        <w:t xml:space="preserve"> </w:t>
+      </w:r>
+      <w:r>
+        <w:t xml:space="preserve">with</w:t>
+      </w:r>
+      <w:r>
+        <w:t xml:space="preserve"> </w:t>
+      </w:r>
       <m:oMath>
         <m:r>
           <m:t>p</m:t>
@@ -12289,46 +11475,32 @@
           <m:t>1</m:t>
         </m:r>
       </m:oMath>
-      <w:del w:id="174" w:author="PR Preview" w:date="2026-01-01T00:00:00Z">
-        <w:r>
-          <w:delText xml:space="preserve"> </w:delText>
-        </w:r>
-      </w:del>
-      <w:del w:id="175" w:author="PR Preview" w:date="2026-01-01T00:00:00Z">
-        <w:r>
-          <w:delText xml:space="preserve">covariate</w:delText>
-        </w:r>
-      </w:del>
-      <w:del w:id="176" w:author="PR Preview" w:date="2026-01-01T00:00:00Z">
-        <w:r>
-          <w:delText xml:space="preserve"> </w:delText>
-        </w:r>
-      </w:del>
+      <w:r>
+        <w:t xml:space="preserve"> </w:t>
+      </w:r>
+      <w:r>
+        <w:t xml:space="preserve">covariate</w:t>
+      </w:r>
+      <w:r>
+        <w:t xml:space="preserve"> </w:t>
+      </w:r>
       <m:oMath>
         <m:r>
           <m:t>X</m:t>
         </m:r>
       </m:oMath>
-      <w:del w:id="177" w:author="PR Preview" w:date="2026-01-01T00:00:00Z">
-        <w:r>
-          <w:delText xml:space="preserve">,</w:delText>
-        </w:r>
-      </w:del>
-      <w:del w:id="178" w:author="PR Preview" w:date="2026-01-01T00:00:00Z">
-        <w:r>
-          <w:delText xml:space="preserve"> </w:delText>
-        </w:r>
-      </w:del>
-      <w:del w:id="179" w:author="PR Preview" w:date="2026-01-01T00:00:00Z">
-        <w:r>
-          <w:delText xml:space="preserve">writing</w:delText>
-        </w:r>
-      </w:del>
-      <w:del w:id="180" w:author="PR Preview" w:date="2026-01-01T00:00:00Z">
-        <w:r>
-          <w:delText xml:space="preserve"> </w:delText>
-        </w:r>
-      </w:del>
+      <w:r>
+        <w:t xml:space="preserve">,</w:t>
+      </w:r>
+      <w:r>
+        <w:t xml:space="preserve"> </w:t>
+      </w:r>
+      <w:r>
+        <w:t xml:space="preserve">writing</w:t>
+      </w:r>
+      <w:r>
+        <w:t xml:space="preserve"> </w:t>
+      </w:r>
       <m:oMath>
         <m:sSub>
           <m:e>
@@ -12343,21 +11515,15 @@
           </m:sub>
         </m:sSub>
       </m:oMath>
-      <w:del w:id="181" w:author="PR Preview" w:date="2026-01-01T00:00:00Z">
-        <w:r>
-          <w:delText xml:space="preserve"> </w:delText>
-        </w:r>
-      </w:del>
-      <w:del w:id="182" w:author="PR Preview" w:date="2026-01-01T00:00:00Z">
-        <w:r>
-          <w:delText xml:space="preserve">for</w:delText>
-        </w:r>
-      </w:del>
-      <w:del w:id="183" w:author="PR Preview" w:date="2026-01-01T00:00:00Z">
-        <w:r>
-          <w:delText xml:space="preserve"> </w:delText>
-        </w:r>
-      </w:del>
+      <w:r>
+        <w:t xml:space="preserve"> </w:t>
+      </w:r>
+      <w:r>
+        <w:t xml:space="preserve">for</w:t>
+      </w:r>
+      <w:r>
+        <w:t xml:space="preserve"> </w:t>
+      </w:r>
       <m:oMath>
         <m:sSub>
           <m:e>
@@ -12375,214 +11541,9 @@
           </m:sub>
         </m:sSub>
       </m:oMath>
-      <w:del w:id="184" w:author="PR Preview" w:date="2026-01-01T00:00:00Z">
-        <w:r>
-          <w:delText xml:space="preserve"> </w:delText>
-        </w:r>
-      </w:del>
-      <w:del w:id="185" w:author="PR Preview" w:date="2026-01-01T00:00:00Z">
-        <w:r>
-          <w:delText xml:space="preserve">[8]</w:delText>
-        </w:r>
-      </w:del>
-      <w:del w:id="186" w:author="PR Preview" w:date="2026-01-01T00:00:00Z">
-        <w:r>
-          <w:delText xml:space="preserve">:</w:delText>
-        </w:r>
-      </w:del>
-    </w:p>
-    <w:p>
-      <w:pPr>
-        <w:pStyle w:val="BodyText"/>
-      </w:pPr>
-      <w:ins w:id="187" w:author="PR Preview" w:date="2026-01-01T00:00:00Z">
-        <w:r>
-          <w:rPr>
-            <w:b/>
-            <w:bCs/>
-          </w:rPr>
-          <w:t xml:space="preserve">Definition 8 (Simple linear regression model)</w:t>
-        </w:r>
-      </w:ins>
-      <w:ins w:id="188" w:author="PR Preview" w:date="2026-01-01T00:00:00Z">
-        <w:r>
-          <w:t xml:space="preserve"> </w:t>
-        </w:r>
-      </w:ins>
-      <w:ins w:id="189" w:author="PR Preview" w:date="2026-01-01T00:00:00Z">
-        <w:r>
-          <w:t xml:space="preserve">A</w:t>
-        </w:r>
-      </w:ins>
-      <w:ins w:id="190" w:author="PR Preview" w:date="2026-01-01T00:00:00Z">
-        <w:r>
-          <w:t xml:space="preserve"> </w:t>
-        </w:r>
-      </w:ins>
-      <w:ins w:id="191" w:author="PR Preview" w:date="2026-01-01T00:00:00Z">
-        <w:r>
-          <w:rPr>
-            <w:b/>
-            <w:bCs/>
-          </w:rPr>
-          <w:t xml:space="preserve">simple linear regression</w:t>
-        </w:r>
-      </w:ins>
-      <w:ins w:id="192" w:author="PR Preview" w:date="2026-01-01T00:00:00Z">
-        <w:r>
-          <w:t xml:space="preserve"> </w:t>
-        </w:r>
-      </w:ins>
-      <w:ins w:id="193" w:author="PR Preview" w:date="2026-01-01T00:00:00Z">
-        <w:r>
-          <w:t xml:space="preserve">model</w:t>
-        </w:r>
-      </w:ins>
-      <w:ins w:id="194" w:author="PR Preview" w:date="2026-01-01T00:00:00Z">
-        <w:r>
-          <w:t xml:space="preserve"> </w:t>
-        </w:r>
-      </w:ins>
-      <w:ins w:id="195" w:author="PR Preview" w:date="2026-01-01T00:00:00Z">
-        <w:r>
-          <w:t xml:space="preserve">is a linear regression model (</w:t>
-        </w:r>
-      </w:ins>
-      <w:hyperlink w:anchor="def-linear-regression">
-        <w:ins w:id="196" w:author="PR Preview" w:date="2026-01-01T00:00:00Z">
-          <w:r>
-            <w:rPr>
-              <w:rStyle w:val="Hyperlink"/>
-            </w:rPr>
-            <w:t xml:space="preserve">Definition 7</w:t>
-          </w:r>
-        </w:ins>
-      </w:hyperlink>
-      <w:ins w:id="197" w:author="PR Preview" w:date="2026-01-01T00:00:00Z">
-        <w:r>
-          <w:t xml:space="preserve">)</w:t>
-        </w:r>
-      </w:ins>
-      <w:ins w:id="198" w:author="PR Preview" w:date="2026-01-01T00:00:00Z">
-        <w:r>
-          <w:t xml:space="preserve"> </w:t>
-        </w:r>
-      </w:ins>
-      <w:ins w:id="199" w:author="PR Preview" w:date="2026-01-01T00:00:00Z">
-        <w:r>
-          <w:t xml:space="preserve">with</w:t>
-        </w:r>
-      </w:ins>
-      <w:ins w:id="200" w:author="PR Preview" w:date="2026-01-01T00:00:00Z">
-        <w:r>
-          <w:t xml:space="preserve"> </w:t>
-        </w:r>
-      </w:ins>
-      <m:oMath>
-        <m:r>
-          <m:t>p</m:t>
-        </m:r>
-        <m:r>
-          <m:rPr>
-            <m:sty m:val="p"/>
-          </m:rPr>
-          <m:t>=</m:t>
-        </m:r>
-        <m:r>
-          <m:t>1</m:t>
-        </m:r>
-      </m:oMath>
-      <w:ins w:id="201" w:author="PR Preview" w:date="2026-01-01T00:00:00Z">
-        <w:r>
-          <w:t xml:space="preserve"> </w:t>
-        </w:r>
-      </w:ins>
-      <w:ins w:id="202" w:author="PR Preview" w:date="2026-01-01T00:00:00Z">
-        <w:r>
-          <w:t xml:space="preserve">covariate</w:t>
-        </w:r>
-      </w:ins>
-      <w:ins w:id="203" w:author="PR Preview" w:date="2026-01-01T00:00:00Z">
-        <w:r>
-          <w:t xml:space="preserve"> </w:t>
-        </w:r>
-      </w:ins>
-      <m:oMath>
-        <m:r>
-          <m:t>X</m:t>
-        </m:r>
-      </m:oMath>
-      <w:ins w:id="204" w:author="PR Preview" w:date="2026-01-01T00:00:00Z">
-        <w:r>
-          <w:t xml:space="preserve">,</w:t>
-        </w:r>
-      </w:ins>
-      <w:ins w:id="205" w:author="PR Preview" w:date="2026-01-01T00:00:00Z">
-        <w:r>
-          <w:t xml:space="preserve"> </w:t>
-        </w:r>
-      </w:ins>
-      <w:ins w:id="206" w:author="PR Preview" w:date="2026-01-01T00:00:00Z">
-        <w:r>
-          <w:t xml:space="preserve">writing</w:t>
-        </w:r>
-      </w:ins>
-      <w:ins w:id="207" w:author="PR Preview" w:date="2026-01-01T00:00:00Z">
-        <w:r>
-          <w:t xml:space="preserve"> </w:t>
-        </w:r>
-      </w:ins>
-      <m:oMath>
-        <m:sSub>
-          <m:e>
-            <m:r>
-              <m:t>x</m:t>
-            </m:r>
-          </m:e>
-          <m:sub>
-            <m:r>
-              <m:t>i</m:t>
-            </m:r>
-          </m:sub>
-        </m:sSub>
-      </m:oMath>
-      <w:ins w:id="208" w:author="PR Preview" w:date="2026-01-01T00:00:00Z">
-        <w:r>
-          <w:t xml:space="preserve"> </w:t>
-        </w:r>
-      </w:ins>
-      <w:ins w:id="209" w:author="PR Preview" w:date="2026-01-01T00:00:00Z">
-        <w:r>
-          <w:t xml:space="preserve">for</w:t>
-        </w:r>
-      </w:ins>
-      <w:ins w:id="210" w:author="PR Preview" w:date="2026-01-01T00:00:00Z">
-        <w:r>
-          <w:t xml:space="preserve"> </w:t>
-        </w:r>
-      </w:ins>
-      <m:oMath>
-        <m:sSub>
-          <m:e>
-            <m:r>
-              <m:t>x</m:t>
-            </m:r>
-          </m:e>
-          <m:sub>
-            <m:r>
-              <m:t>i</m:t>
-            </m:r>
-            <m:r>
-              <m:t>1</m:t>
-            </m:r>
-          </m:sub>
-        </m:sSub>
-      </m:oMath>
-      <w:ins w:id="211" w:author="PR Preview" w:date="2026-01-01T00:00:00Z">
-        <w:r>
-          <w:t xml:space="preserve">:</w:t>
-        </w:r>
-      </w:ins>
+      <w:r>
+        <w:t xml:space="preserve">:</w:t>
+      </w:r>
     </w:p>
     <w:p>
       <w:pPr>
@@ -15356,247 +14317,79 @@
       <w:pPr>
         <w:pStyle w:val="BodyText"/>
       </w:pPr>
-      <w:del w:id="212" w:author="PR Preview" w:date="2026-01-01T00:00:00Z">
+      <w:r>
+        <w:rPr>
+          <w:b/>
+          <w:bCs/>
+        </w:rPr>
+        <w:t xml:space="preserve">Definition 12 (Ordinary least squares)</w:t>
+      </w:r>
+      <w:r>
+        <w:t xml:space="preserve"> </w:t>
+      </w:r>
+      <w:r>
+        <w:t xml:space="preserve">The</w:t>
+      </w:r>
+      <w:r>
+        <w:t xml:space="preserve"> </w:t>
+      </w:r>
+      <w:r>
+        <w:rPr>
+          <w:b/>
+          <w:bCs/>
+        </w:rPr>
+        <w:t xml:space="preserve">ordinary least squares (OLS) estimate</w:t>
+      </w:r>
+      <w:r>
+        <w:t xml:space="preserve"> </w:t>
+      </w:r>
+      <w:r>
+        <w:t xml:space="preserve">of a model’s parameter vector</w:t>
+      </w:r>
+      <w:r>
+        <w:t xml:space="preserve"> </w:t>
+      </w:r>
+      <w:r>
+        <w:t xml:space="preserve">$\mathord{\smash[b]{\underset{\raise.3ex\hbox{$\scriptstyle\sim$}}{\theta}}\vphantom{\theta}}$</w:t>
+      </w:r>
+      <w:r>
+        <w:t xml:space="preserve"> </w:t>
+      </w:r>
+      <w:r>
+        <w:t xml:space="preserve">is the value of</w:t>
+      </w:r>
+      <w:r>
+        <w:t xml:space="preserve"> </w:t>
+      </w:r>
+      <w:r>
+        <w:t xml:space="preserve">$\mathord{\smash[b]{\underset{\raise.3ex\hbox{$\scriptstyle\sim$}}{\theta}}\vphantom{\theta}}$</w:t>
+      </w:r>
+      <w:r>
+        <w:t xml:space="preserve"> </w:t>
+      </w:r>
+      <w:r>
+        <w:t xml:space="preserve">that minimizes</w:t>
+      </w:r>
+      <w:r>
+        <w:t xml:space="preserve"> </w:t>
+      </w:r>
+      <w:r>
+        <w:t xml:space="preserve">the</w:t>
+      </w:r>
+      <w:r>
+        <w:t xml:space="preserve"> </w:t>
+      </w:r>
+      <w:hyperlink w:anchor="def-rss">
         <w:r>
           <w:rPr>
-            <w:b/>
-            <w:bCs/>
+            <w:rStyle w:val="Hyperlink"/>
           </w:rPr>
-          <w:delText xml:space="preserve">Definition 12 (Ordinary least squares)</w:delText>
+          <w:t xml:space="preserve">residual sum of squares</w:t>
         </w:r>
-      </w:del>
-      <w:del w:id="213" w:author="PR Preview" w:date="2026-01-01T00:00:00Z">
-        <w:r>
-          <w:delText xml:space="preserve"> </w:delText>
-        </w:r>
-      </w:del>
-      <w:del w:id="214" w:author="PR Preview" w:date="2026-01-01T00:00:00Z">
-        <w:r>
-          <w:delText xml:space="preserve">The</w:delText>
-        </w:r>
-      </w:del>
-      <w:del w:id="215" w:author="PR Preview" w:date="2026-01-01T00:00:00Z">
-        <w:r>
-          <w:delText xml:space="preserve"> </w:delText>
-        </w:r>
-      </w:del>
-      <w:del w:id="216" w:author="PR Preview" w:date="2026-01-01T00:00:00Z">
-        <w:r>
-          <w:rPr>
-            <w:b/>
-            <w:bCs/>
-          </w:rPr>
-          <w:delText xml:space="preserve">ordinary least squares (OLS) estimate</w:delText>
-        </w:r>
-      </w:del>
-      <w:del w:id="217" w:author="PR Preview" w:date="2026-01-01T00:00:00Z">
-        <w:r>
-          <w:delText xml:space="preserve"> </w:delText>
-        </w:r>
-      </w:del>
-      <w:del w:id="218" w:author="PR Preview" w:date="2026-01-01T00:00:00Z">
-        <w:r>
-          <w:delText xml:space="preserve">of a model’s parameter vector</w:delText>
-        </w:r>
-      </w:del>
-      <w:del w:id="219" w:author="PR Preview" w:date="2026-01-01T00:00:00Z">
-        <w:r>
-          <w:delText xml:space="preserve"> </w:delText>
-        </w:r>
-      </w:del>
-      <w:del w:id="220" w:author="PR Preview" w:date="2026-01-01T00:00:00Z">
-        <w:r>
-          <w:delText xml:space="preserve">$\mathord{\smash[b]{\underset{\raise.3ex\hbox{$\scriptstyle\sim$}}{\theta}}\vphantom{\theta}}$</w:delText>
-        </w:r>
-      </w:del>
-      <w:del w:id="221" w:author="PR Preview" w:date="2026-01-01T00:00:00Z">
-        <w:r>
-          <w:delText xml:space="preserve"> </w:delText>
-        </w:r>
-      </w:del>
-      <w:del w:id="222" w:author="PR Preview" w:date="2026-01-01T00:00:00Z">
-        <w:r>
-          <w:delText xml:space="preserve">is the value of</w:delText>
-        </w:r>
-      </w:del>
-      <w:del w:id="223" w:author="PR Preview" w:date="2026-01-01T00:00:00Z">
-        <w:r>
-          <w:delText xml:space="preserve"> </w:delText>
-        </w:r>
-      </w:del>
-      <w:del w:id="224" w:author="PR Preview" w:date="2026-01-01T00:00:00Z">
-        <w:r>
-          <w:delText xml:space="preserve">$\mathord{\smash[b]{\underset{\raise.3ex\hbox{$\scriptstyle\sim$}}{\theta}}\vphantom{\theta}}$</w:delText>
-        </w:r>
-      </w:del>
-      <w:del w:id="225" w:author="PR Preview" w:date="2026-01-01T00:00:00Z">
-        <w:r>
-          <w:delText xml:space="preserve"> </w:delText>
-        </w:r>
-      </w:del>
-      <w:del w:id="226" w:author="PR Preview" w:date="2026-01-01T00:00:00Z">
-        <w:r>
-          <w:delText xml:space="preserve">that minimizes</w:delText>
-        </w:r>
-      </w:del>
-      <w:del w:id="227" w:author="PR Preview" w:date="2026-01-01T00:00:00Z">
-        <w:r>
-          <w:delText xml:space="preserve"> </w:delText>
-        </w:r>
-      </w:del>
-      <w:del w:id="228" w:author="PR Preview" w:date="2026-01-01T00:00:00Z">
-        <w:r>
-          <w:delText xml:space="preserve">the</w:delText>
-        </w:r>
-      </w:del>
-      <w:del w:id="229" w:author="PR Preview" w:date="2026-01-01T00:00:00Z">
-        <w:r>
-          <w:delText xml:space="preserve"> </w:delText>
-        </w:r>
-      </w:del>
-      <w:hyperlink w:anchor="def-rss">
-        <w:del w:id="230" w:author="PR Preview" w:date="2026-01-01T00:00:00Z">
-          <w:r>
-            <w:rPr>
-              <w:rStyle w:val="Hyperlink"/>
-            </w:rPr>
-            <w:delText xml:space="preserve">residual sum of squares</w:delText>
-          </w:r>
-        </w:del>
       </w:hyperlink>
-      <w:del w:id="231" w:author="PR Preview" w:date="2026-01-01T00:00:00Z">
-        <w:r>
-          <w:delText xml:space="preserve"> </w:delText>
-        </w:r>
-      </w:del>
-      <w:del w:id="232" w:author="PR Preview" w:date="2026-01-01T00:00:00Z">
-        <w:r>
-          <w:delText xml:space="preserve">[10]</w:delText>
-        </w:r>
-      </w:del>
-      <w:del w:id="233" w:author="PR Preview" w:date="2026-01-01T00:00:00Z">
-        <w:r>
-          <w:delText xml:space="preserve">:</w:delText>
-        </w:r>
-      </w:del>
-    </w:p>
-    <w:p>
-      <w:pPr>
-        <w:pStyle w:val="BodyText"/>
-      </w:pPr>
-      <w:ins w:id="234" w:author="PR Preview" w:date="2026-01-01T00:00:00Z">
-        <w:r>
-          <w:rPr>
-            <w:b/>
-            <w:bCs/>
-          </w:rPr>
-          <w:t xml:space="preserve">Definition 12 (Ordinary least squares)</w:t>
-        </w:r>
-      </w:ins>
-      <w:ins w:id="235" w:author="PR Preview" w:date="2026-01-01T00:00:00Z">
-        <w:r>
-          <w:t xml:space="preserve"> </w:t>
-        </w:r>
-      </w:ins>
-      <w:ins w:id="236" w:author="PR Preview" w:date="2026-01-01T00:00:00Z">
-        <w:r>
-          <w:t xml:space="preserve">The</w:t>
-        </w:r>
-      </w:ins>
-      <w:ins w:id="237" w:author="PR Preview" w:date="2026-01-01T00:00:00Z">
-        <w:r>
-          <w:t xml:space="preserve"> </w:t>
-        </w:r>
-      </w:ins>
-      <w:ins w:id="238" w:author="PR Preview" w:date="2026-01-01T00:00:00Z">
-        <w:r>
-          <w:rPr>
-            <w:b/>
-            <w:bCs/>
-          </w:rPr>
-          <w:t xml:space="preserve">ordinary least squares (OLS) estimate</w:t>
-        </w:r>
-      </w:ins>
-      <w:ins w:id="239" w:author="PR Preview" w:date="2026-01-01T00:00:00Z">
-        <w:r>
-          <w:t xml:space="preserve"> </w:t>
-        </w:r>
-      </w:ins>
-      <w:ins w:id="240" w:author="PR Preview" w:date="2026-01-01T00:00:00Z">
-        <w:r>
-          <w:t xml:space="preserve">of a model’s parameter vector</w:t>
-        </w:r>
-      </w:ins>
-      <w:ins w:id="241" w:author="PR Preview" w:date="2026-01-01T00:00:00Z">
-        <w:r>
-          <w:t xml:space="preserve"> </w:t>
-        </w:r>
-      </w:ins>
-      <w:ins w:id="242" w:author="PR Preview" w:date="2026-01-01T00:00:00Z">
-        <w:r>
-          <w:t xml:space="preserve">$\mathord{\smash[b]{\underset{\raise.3ex\hbox{$\scriptstyle\sim$}}{\theta}}\vphantom{\theta}}$</w:t>
-        </w:r>
-      </w:ins>
-      <w:ins w:id="243" w:author="PR Preview" w:date="2026-01-01T00:00:00Z">
-        <w:r>
-          <w:t xml:space="preserve"> </w:t>
-        </w:r>
-      </w:ins>
-      <w:ins w:id="244" w:author="PR Preview" w:date="2026-01-01T00:00:00Z">
-        <w:r>
-          <w:t xml:space="preserve">is the value of</w:t>
-        </w:r>
-      </w:ins>
-      <w:ins w:id="245" w:author="PR Preview" w:date="2026-01-01T00:00:00Z">
-        <w:r>
-          <w:t xml:space="preserve"> </w:t>
-        </w:r>
-      </w:ins>
-      <w:ins w:id="246" w:author="PR Preview" w:date="2026-01-01T00:00:00Z">
-        <w:r>
-          <w:t xml:space="preserve">$\mathord{\smash[b]{\underset{\raise.3ex\hbox{$\scriptstyle\sim$}}{\theta}}\vphantom{\theta}}$</w:t>
-        </w:r>
-      </w:ins>
-      <w:ins w:id="247" w:author="PR Preview" w:date="2026-01-01T00:00:00Z">
-        <w:r>
-          <w:t xml:space="preserve"> </w:t>
-        </w:r>
-      </w:ins>
-      <w:ins w:id="248" w:author="PR Preview" w:date="2026-01-01T00:00:00Z">
-        <w:r>
-          <w:t xml:space="preserve">that minimizes</w:t>
-        </w:r>
-      </w:ins>
-      <w:ins w:id="249" w:author="PR Preview" w:date="2026-01-01T00:00:00Z">
-        <w:r>
-          <w:t xml:space="preserve"> </w:t>
-        </w:r>
-      </w:ins>
-      <w:ins w:id="250" w:author="PR Preview" w:date="2026-01-01T00:00:00Z">
-        <w:r>
-          <w:t xml:space="preserve">the</w:t>
-        </w:r>
-      </w:ins>
-      <w:ins w:id="251" w:author="PR Preview" w:date="2026-01-01T00:00:00Z">
-        <w:r>
-          <w:t xml:space="preserve"> </w:t>
-        </w:r>
-      </w:ins>
-      <w:hyperlink w:anchor="def-rss">
-        <w:ins w:id="252" w:author="PR Preview" w:date="2026-01-01T00:00:00Z">
-          <w:r>
-            <w:rPr>
-              <w:rStyle w:val="Hyperlink"/>
-            </w:rPr>
-            <w:t xml:space="preserve">residual sum of squares</w:t>
-          </w:r>
-        </w:ins>
-      </w:hyperlink>
-      <w:ins w:id="253" w:author="PR Preview" w:date="2026-01-01T00:00:00Z">
-        <w:r>
-          <w:t xml:space="preserve">:</w:t>
-        </w:r>
-      </w:ins>
+      <w:r>
+        <w:t xml:space="preserve">:</w:t>
+      </w:r>
     </w:p>
     <w:p>
       <w:pPr>
@@ -49458,292 +48251,93 @@
       <w:pPr>
         <w:pStyle w:val="FirstParagraph"/>
       </w:pPr>
-      <w:del w:id="254" w:author="PR Preview" w:date="2026-01-01T00:00:00Z">
+      <w:r>
+        <w:rPr>
+          <w:b/>
+          <w:bCs/>
+        </w:rPr>
+        <w:t xml:space="preserve">Definition 18 (Coefficient of determination)</w:t>
+      </w:r>
+      <w:r>
+        <w:t xml:space="preserve"> </w:t>
+      </w:r>
+      <w:r>
+        <w:t xml:space="preserve">The</w:t>
+      </w:r>
+      <w:r>
+        <w:t xml:space="preserve"> </w:t>
+      </w:r>
+      <w:r>
+        <w:rPr>
+          <w:b/>
+          <w:bCs/>
+        </w:rPr>
+        <w:t xml:space="preserve">coefficient of determination</w:t>
+      </w:r>
+      <w:r>
+        <w:t xml:space="preserve"> </w:t>
+      </w:r>
+      <w:r>
+        <w:t xml:space="preserve">of a model fitted with parameter estimate</w:t>
+      </w:r>
+      <w:r>
+        <w:t xml:space="preserve"> </w:t>
+      </w:r>
+      <w:r>
+        <w:t xml:space="preserve">$\hat{\mathord{\smash[b]{\underset{\raise.3ex\hbox{$\scriptstyle\sim$}}{\theta}}\vphantom{\theta}}}$</w:t>
+      </w:r>
+      <w:r>
+        <w:t xml:space="preserve"> </w:t>
+      </w:r>
+      <w:r>
+        <w:t xml:space="preserve">is one minus the ratio of its</w:t>
+      </w:r>
+      <w:r>
+        <w:t xml:space="preserve"> </w:t>
+      </w:r>
+      <w:hyperlink w:anchor="def-rss">
         <w:r>
           <w:rPr>
-            <w:b/>
-            <w:bCs/>
+            <w:rStyle w:val="Hyperlink"/>
           </w:rPr>
-          <w:delText xml:space="preserve">Definition 18 (Coefficient of determination)</w:delText>
+          <w:t xml:space="preserve">residual sum of squares</w:t>
         </w:r>
-      </w:del>
-      <w:del w:id="255" w:author="PR Preview" w:date="2026-01-01T00:00:00Z">
-        <w:r>
-          <w:delText xml:space="preserve"> </w:delText>
-        </w:r>
-      </w:del>
-      <w:del w:id="256" w:author="PR Preview" w:date="2026-01-01T00:00:00Z">
-        <w:r>
-          <w:delText xml:space="preserve">The</w:delText>
-        </w:r>
-      </w:del>
-      <w:del w:id="257" w:author="PR Preview" w:date="2026-01-01T00:00:00Z">
-        <w:r>
-          <w:delText xml:space="preserve"> </w:delText>
-        </w:r>
-      </w:del>
-      <w:del w:id="258" w:author="PR Preview" w:date="2026-01-01T00:00:00Z">
+      </w:hyperlink>
+      <w:r>
+        <w:t xml:space="preserve"> </w:t>
+      </w:r>
+      <w:r>
+        <w:t xml:space="preserve">at</w:t>
+      </w:r>
+      <w:r>
+        <w:t xml:space="preserve"> </w:t>
+      </w:r>
+      <w:r>
+        <w:t xml:space="preserve">$\hat{\mathord{\smash[b]{\underset{\raise.3ex\hbox{$\scriptstyle\sim$}}{\theta}}\vphantom{\theta}}}$</w:t>
+      </w:r>
+      <w:r>
+        <w:t xml:space="preserve"> </w:t>
+      </w:r>
+      <w:r>
+        <w:t xml:space="preserve">to the</w:t>
+      </w:r>
+      <w:r>
+        <w:t xml:space="preserve"> </w:t>
+      </w:r>
+      <w:hyperlink w:anchor="def-tss">
         <w:r>
           <w:rPr>
-            <w:b/>
-            <w:bCs/>
+            <w:rStyle w:val="Hyperlink"/>
           </w:rPr>
-          <w:delText xml:space="preserve">coefficient of determination</w:delText>
+          <w:t xml:space="preserve">total sum of squares</w:t>
         </w:r>
-      </w:del>
-      <w:del w:id="259" w:author="PR Preview" w:date="2026-01-01T00:00:00Z">
-        <w:r>
-          <w:delText xml:space="preserve"> </w:delText>
-        </w:r>
-      </w:del>
-      <w:del w:id="260" w:author="PR Preview" w:date="2026-01-01T00:00:00Z">
-        <w:r>
-          <w:delText xml:space="preserve">of a model fitted with parameter estimate</w:delText>
-        </w:r>
-      </w:del>
-      <w:del w:id="261" w:author="PR Preview" w:date="2026-01-01T00:00:00Z">
-        <w:r>
-          <w:delText xml:space="preserve"> </w:delText>
-        </w:r>
-      </w:del>
-      <w:del w:id="262" w:author="PR Preview" w:date="2026-01-01T00:00:00Z">
-        <w:r>
-          <w:delText xml:space="preserve">$\hat{\mathord{\smash[b]{\underset{\raise.3ex\hbox{$\scriptstyle\sim$}}{\theta}}\vphantom{\theta}}}$</w:delText>
-        </w:r>
-      </w:del>
-      <w:del w:id="263" w:author="PR Preview" w:date="2026-01-01T00:00:00Z">
-        <w:r>
-          <w:delText xml:space="preserve"> </w:delText>
-        </w:r>
-      </w:del>
-      <w:del w:id="264" w:author="PR Preview" w:date="2026-01-01T00:00:00Z">
-        <w:r>
-          <w:delText xml:space="preserve">is one minus the ratio of its</w:delText>
-        </w:r>
-      </w:del>
-      <w:del w:id="265" w:author="PR Preview" w:date="2026-01-01T00:00:00Z">
-        <w:r>
-          <w:delText xml:space="preserve"> </w:delText>
-        </w:r>
-      </w:del>
-      <w:hyperlink w:anchor="def-rss">
-        <w:del w:id="266" w:author="PR Preview" w:date="2026-01-01T00:00:00Z">
-          <w:r>
-            <w:rPr>
-              <w:rStyle w:val="Hyperlink"/>
-            </w:rPr>
-            <w:delText xml:space="preserve">residual sum of squares</w:delText>
-          </w:r>
-        </w:del>
       </w:hyperlink>
-      <w:del w:id="267" w:author="PR Preview" w:date="2026-01-01T00:00:00Z">
-        <w:r>
-          <w:delText xml:space="preserve"> </w:delText>
-        </w:r>
-      </w:del>
-      <w:del w:id="268" w:author="PR Preview" w:date="2026-01-01T00:00:00Z">
-        <w:r>
-          <w:delText xml:space="preserve">at</w:delText>
-        </w:r>
-      </w:del>
-      <w:del w:id="269" w:author="PR Preview" w:date="2026-01-01T00:00:00Z">
-        <w:r>
-          <w:delText xml:space="preserve"> </w:delText>
-        </w:r>
-      </w:del>
-      <w:del w:id="270" w:author="PR Preview" w:date="2026-01-01T00:00:00Z">
-        <w:r>
-          <w:delText xml:space="preserve">$\hat{\mathord{\smash[b]{\underset{\raise.3ex\hbox{$\scriptstyle\sim$}}{\theta}}\vphantom{\theta}}}$</w:delText>
-        </w:r>
-      </w:del>
-      <w:del w:id="271" w:author="PR Preview" w:date="2026-01-01T00:00:00Z">
-        <w:r>
-          <w:delText xml:space="preserve"> </w:delText>
-        </w:r>
-      </w:del>
-      <w:del w:id="272" w:author="PR Preview" w:date="2026-01-01T00:00:00Z">
-        <w:r>
-          <w:delText xml:space="preserve">to the</w:delText>
-        </w:r>
-      </w:del>
-      <w:del w:id="273" w:author="PR Preview" w:date="2026-01-01T00:00:00Z">
-        <w:r>
-          <w:delText xml:space="preserve"> </w:delText>
-        </w:r>
-      </w:del>
-      <w:hyperlink w:anchor="def-tss">
-        <w:del w:id="274" w:author="PR Preview" w:date="2026-01-01T00:00:00Z">
-          <w:r>
-            <w:rPr>
-              <w:rStyle w:val="Hyperlink"/>
-            </w:rPr>
-            <w:delText xml:space="preserve">total sum of squares</w:delText>
-          </w:r>
-        </w:del>
-      </w:hyperlink>
-      <w:del w:id="275" w:author="PR Preview" w:date="2026-01-01T00:00:00Z">
-        <w:r>
-          <w:delText xml:space="preserve"> </w:delText>
-        </w:r>
-      </w:del>
-      <w:del w:id="276" w:author="PR Preview" w:date="2026-01-01T00:00:00Z">
-        <w:r>
-          <w:delText xml:space="preserve">of its outcomes</w:delText>
-        </w:r>
-      </w:del>
-      <w:del w:id="277" w:author="PR Preview" w:date="2026-01-01T00:00:00Z">
-        <w:r>
-          <w:delText xml:space="preserve"> </w:delText>
-        </w:r>
-      </w:del>
-      <w:del w:id="278" w:author="PR Preview" w:date="2026-01-01T00:00:00Z">
-        <w:r>
-          <w:delText xml:space="preserve">[14]</w:delText>
-        </w:r>
-      </w:del>
-      <w:del w:id="279" w:author="PR Preview" w:date="2026-01-01T00:00:00Z">
-        <w:r>
-          <w:delText xml:space="preserve">:</w:delText>
-        </w:r>
-      </w:del>
-    </w:p>
-    <w:p>
-      <w:pPr>
-        <w:pStyle w:val="FirstParagraph"/>
-      </w:pPr>
-      <w:ins w:id="280" w:author="PR Preview" w:date="2026-01-01T00:00:00Z">
-        <w:r>
-          <w:rPr>
-            <w:b/>
-            <w:bCs/>
-          </w:rPr>
-          <w:t xml:space="preserve">Definition 18 (Coefficient of determination)</w:t>
-        </w:r>
-      </w:ins>
-      <w:ins w:id="281" w:author="PR Preview" w:date="2026-01-01T00:00:00Z">
-        <w:r>
-          <w:t xml:space="preserve"> </w:t>
-        </w:r>
-      </w:ins>
-      <w:ins w:id="282" w:author="PR Preview" w:date="2026-01-01T00:00:00Z">
-        <w:r>
-          <w:t xml:space="preserve">The</w:t>
-        </w:r>
-      </w:ins>
-      <w:ins w:id="283" w:author="PR Preview" w:date="2026-01-01T00:00:00Z">
-        <w:r>
-          <w:t xml:space="preserve"> </w:t>
-        </w:r>
-      </w:ins>
-      <w:ins w:id="284" w:author="PR Preview" w:date="2026-01-01T00:00:00Z">
-        <w:r>
-          <w:rPr>
-            <w:b/>
-            <w:bCs/>
-          </w:rPr>
-          <w:t xml:space="preserve">coefficient of determination</w:t>
-        </w:r>
-      </w:ins>
-      <w:ins w:id="285" w:author="PR Preview" w:date="2026-01-01T00:00:00Z">
-        <w:r>
-          <w:t xml:space="preserve"> </w:t>
-        </w:r>
-      </w:ins>
-      <w:ins w:id="286" w:author="PR Preview" w:date="2026-01-01T00:00:00Z">
-        <w:r>
-          <w:t xml:space="preserve">of a model fitted with parameter estimate</w:t>
-        </w:r>
-      </w:ins>
-      <w:ins w:id="287" w:author="PR Preview" w:date="2026-01-01T00:00:00Z">
-        <w:r>
-          <w:t xml:space="preserve"> </w:t>
-        </w:r>
-      </w:ins>
-      <w:ins w:id="288" w:author="PR Preview" w:date="2026-01-01T00:00:00Z">
-        <w:r>
-          <w:t xml:space="preserve">$\hat{\mathord{\smash[b]{\underset{\raise.3ex\hbox{$\scriptstyle\sim$}}{\theta}}\vphantom{\theta}}}$</w:t>
-        </w:r>
-      </w:ins>
-      <w:ins w:id="289" w:author="PR Preview" w:date="2026-01-01T00:00:00Z">
-        <w:r>
-          <w:t xml:space="preserve"> </w:t>
-        </w:r>
-      </w:ins>
-      <w:ins w:id="290" w:author="PR Preview" w:date="2026-01-01T00:00:00Z">
-        <w:r>
-          <w:t xml:space="preserve">is one minus the ratio of its</w:t>
-        </w:r>
-      </w:ins>
-      <w:ins w:id="291" w:author="PR Preview" w:date="2026-01-01T00:00:00Z">
-        <w:r>
-          <w:t xml:space="preserve"> </w:t>
-        </w:r>
-      </w:ins>
-      <w:hyperlink w:anchor="def-rss">
-        <w:ins w:id="292" w:author="PR Preview" w:date="2026-01-01T00:00:00Z">
-          <w:r>
-            <w:rPr>
-              <w:rStyle w:val="Hyperlink"/>
-            </w:rPr>
-            <w:t xml:space="preserve">residual sum of squares</w:t>
-          </w:r>
-        </w:ins>
-      </w:hyperlink>
-      <w:ins w:id="293" w:author="PR Preview" w:date="2026-01-01T00:00:00Z">
-        <w:r>
-          <w:t xml:space="preserve"> </w:t>
-        </w:r>
-      </w:ins>
-      <w:ins w:id="294" w:author="PR Preview" w:date="2026-01-01T00:00:00Z">
-        <w:r>
-          <w:t xml:space="preserve">at</w:t>
-        </w:r>
-      </w:ins>
-      <w:ins w:id="295" w:author="PR Preview" w:date="2026-01-01T00:00:00Z">
-        <w:r>
-          <w:t xml:space="preserve"> </w:t>
-        </w:r>
-      </w:ins>
-      <w:ins w:id="296" w:author="PR Preview" w:date="2026-01-01T00:00:00Z">
-        <w:r>
-          <w:t xml:space="preserve">$\hat{\mathord{\smash[b]{\underset{\raise.3ex\hbox{$\scriptstyle\sim$}}{\theta}}\vphantom{\theta}}}$</w:t>
-        </w:r>
-      </w:ins>
-      <w:ins w:id="297" w:author="PR Preview" w:date="2026-01-01T00:00:00Z">
-        <w:r>
-          <w:t xml:space="preserve"> </w:t>
-        </w:r>
-      </w:ins>
-      <w:ins w:id="298" w:author="PR Preview" w:date="2026-01-01T00:00:00Z">
-        <w:r>
-          <w:t xml:space="preserve">to the</w:t>
-        </w:r>
-      </w:ins>
-      <w:ins w:id="299" w:author="PR Preview" w:date="2026-01-01T00:00:00Z">
-        <w:r>
-          <w:t xml:space="preserve"> </w:t>
-        </w:r>
-      </w:ins>
-      <w:hyperlink w:anchor="def-tss">
-        <w:ins w:id="300" w:author="PR Preview" w:date="2026-01-01T00:00:00Z">
-          <w:r>
-            <w:rPr>
-              <w:rStyle w:val="Hyperlink"/>
-            </w:rPr>
-            <w:t xml:space="preserve">total sum of squares</w:t>
-          </w:r>
-        </w:ins>
-      </w:hyperlink>
-      <w:ins w:id="301" w:author="PR Preview" w:date="2026-01-01T00:00:00Z">
-        <w:r>
-          <w:t xml:space="preserve"> </w:t>
-        </w:r>
-      </w:ins>
-      <w:ins w:id="302" w:author="PR Preview" w:date="2026-01-01T00:00:00Z">
-        <w:r>
-          <w:t xml:space="preserve">of its outcomes:</w:t>
-        </w:r>
-      </w:ins>
+      <w:r>
+        <w:t xml:space="preserve"> </w:t>
+      </w:r>
+      <w:r>
+        <w:t xml:space="preserve">of its outcomes:</w:t>
+      </w:r>
     </w:p>
     <w:p>
       <w:pPr>
@@ -56031,20 +54625,4820 @@
       </w:r>
     </w:p>
     <w:bookmarkEnd w:id="142"/>
-    <w:bookmarkStart w:id="144" w:name="further-reading"/>
+    <w:bookmarkStart w:id="158" w:name="sec-partial-f"/>
     <w:p>
       <w:pPr>
         <w:pStyle w:val="Heading3"/>
       </w:pPr>
       <w:r>
-        <w:t xml:space="preserve">3.5 Further reading</w:t>
-      </w:r>
+        <w:t xml:space="preserve">3.5 Comparing nested regression models</w:t>
+      </w:r>
+    </w:p>
+    <w:bookmarkStart w:id="143" w:name="def-nested-regression-models"/>
+    <w:p>
+      <w:pPr>
+        <w:pStyle w:val="FirstParagraph"/>
+      </w:pPr>
+      <w:r>
+        <w:rPr>
+          <w:b/>
+          <w:bCs/>
+        </w:rPr>
+        <w:t xml:space="preserve">Definition 19 (Nested linear regression models)</w:t>
+      </w:r>
+      <w:r>
+        <w:t xml:space="preserve"> </w:t>
+      </w:r>
+      <w:r>
+        <w:t xml:space="preserve">Let a</w:t>
+      </w:r>
+      <w:r>
+        <w:t xml:space="preserve"> </w:t>
+      </w:r>
+      <w:hyperlink w:anchor="def-linear-regression">
+        <w:r>
+          <w:rPr>
+            <w:rStyle w:val="Hyperlink"/>
+          </w:rPr>
+          <w:t xml:space="preserve">linear regression model</w:t>
+        </w:r>
+      </w:hyperlink>
+      <w:r>
+        <w:t xml:space="preserve"> </w:t>
+      </w:r>
+      <w:r>
+        <w:t xml:space="preserve">have</w:t>
+      </w:r>
+      <w:r>
+        <w:t xml:space="preserve"> </w:t>
+      </w:r>
+      <m:oMath>
+        <m:r>
+          <m:t>p</m:t>
+        </m:r>
+      </m:oMath>
+      <w:r>
+        <w:t xml:space="preserve"> </w:t>
+      </w:r>
+      <w:r>
+        <w:t xml:space="preserve">features and an</w:t>
+      </w:r>
+      <w:r>
+        <w:t xml:space="preserve"> </w:t>
+      </w:r>
+      <w:hyperlink w:anchor="def-slr-intercept">
+        <w:r>
+          <w:rPr>
+            <w:rStyle w:val="Hyperlink"/>
+          </w:rPr>
+          <w:t xml:space="preserve">intercept</w:t>
+        </w:r>
+      </w:hyperlink>
+      <w:r>
+        <w:t xml:space="preserve">.</w:t>
+      </w:r>
+      <w:r>
+        <w:t xml:space="preserve"> </w:t>
+      </w:r>
+      <w:r>
+        <w:t xml:space="preserve">A second linear regression model is</w:t>
+      </w:r>
+      <w:r>
+        <w:t xml:space="preserve"> </w:t>
+      </w:r>
+      <w:r>
+        <w:rPr>
+          <w:b/>
+          <w:bCs/>
+        </w:rPr>
+        <w:t xml:space="preserve">nested</w:t>
+      </w:r>
+      <w:r>
+        <w:t xml:space="preserve"> </w:t>
+      </w:r>
+      <w:r>
+        <w:t xml:space="preserve">in it</w:t>
+      </w:r>
+      <w:r>
+        <w:t xml:space="preserve"> </w:t>
+      </w:r>
+      <w:r>
+        <w:t xml:space="preserve">if it uses the same outcome and the same observations</w:t>
+      </w:r>
+      <w:r>
+        <w:t xml:space="preserve"> </w:t>
+      </w:r>
+      <w:r>
+        <w:t xml:space="preserve">and is the special case in which</w:t>
+      </w:r>
+      <w:r>
+        <w:t xml:space="preserve"> </w:t>
+      </w:r>
+      <m:oMath>
+        <m:r>
+          <m:t>q</m:t>
+        </m:r>
+      </m:oMath>
+      <w:r>
+        <w:t xml:space="preserve"> </w:t>
+      </w:r>
+      <w:r>
+        <w:t xml:space="preserve">of the</w:t>
+      </w:r>
+      <w:r>
+        <w:t xml:space="preserve"> </w:t>
+      </w:r>
+      <m:oMath>
+        <m:r>
+          <m:t>p</m:t>
+        </m:r>
+      </m:oMath>
+      <w:r>
+        <w:t xml:space="preserve"> </w:t>
+      </w:r>
+      <w:r>
+        <w:t xml:space="preserve">coefficients equal</w:t>
+      </w:r>
+      <w:r>
+        <w:t xml:space="preserve"> </w:t>
+      </w:r>
+      <m:oMath>
+        <m:r>
+          <m:t>0</m:t>
+        </m:r>
+      </m:oMath>
+      <w:r>
+        <w:t xml:space="preserve">.</w:t>
+      </w:r>
+      <w:r>
+        <w:t xml:space="preserve"> </w:t>
+      </w:r>
+      <w:r>
+        <w:t xml:space="preserve">The first model is the</w:t>
+      </w:r>
+      <w:r>
+        <w:t xml:space="preserve"> </w:t>
+      </w:r>
+      <w:r>
+        <w:rPr>
+          <w:i/>
+          <w:iCs/>
+        </w:rPr>
+        <w:t xml:space="preserve">larger</w:t>
+      </w:r>
+      <w:r>
+        <w:t xml:space="preserve"> </w:t>
+      </w:r>
+      <w:r>
+        <w:t xml:space="preserve">model,</w:t>
+      </w:r>
+      <w:r>
+        <w:t xml:space="preserve"> </w:t>
+      </w:r>
+      <w:r>
+        <w:t xml:space="preserve">and the second is the</w:t>
+      </w:r>
+      <w:r>
+        <w:t xml:space="preserve"> </w:t>
+      </w:r>
+      <w:r>
+        <w:rPr>
+          <w:i/>
+          <w:iCs/>
+        </w:rPr>
+        <w:t xml:space="preserve">smaller</w:t>
+      </w:r>
+      <w:r>
+        <w:t xml:space="preserve"> </w:t>
+      </w:r>
+      <w:r>
+        <w:t xml:space="preserve">model;</w:t>
+      </w:r>
+      <w:r>
+        <w:t xml:space="preserve"> </w:t>
+      </w:r>
+      <w:r>
+        <w:t xml:space="preserve">the smaller model has</w:t>
+      </w:r>
+      <w:r>
+        <w:t xml:space="preserve"> </w:t>
+      </w:r>
+      <m:oMath>
+        <m:r>
+          <m:t>p</m:t>
+        </m:r>
+        <m:r>
+          <m:rPr>
+            <m:sty m:val="p"/>
+          </m:rPr>
+          <m:t>−</m:t>
+        </m:r>
+        <m:r>
+          <m:t>q</m:t>
+        </m:r>
+      </m:oMath>
+      <w:r>
+        <w:t xml:space="preserve"> </w:t>
+      </w:r>
+      <w:r>
+        <w:t xml:space="preserve">features.</w:t>
+      </w:r>
+    </w:p>
+    <w:p>
+      <w:pPr>
+        <w:pStyle w:val="BodyText"/>
+      </w:pPr>
+      <w:r>
+        <w:t xml:space="preserve">Source:</w:t>
+      </w:r>
+      <w:r>
+        <w:t xml:space="preserve"> </w:t>
+      </w:r>
+      <w:r>
+        <w:t xml:space="preserve">Vittinghoff et al. [1, Sec. 4.3]</w:t>
+      </w:r>
+      <w:r>
+        <w:t xml:space="preserve">.</w:t>
+      </w:r>
+    </w:p>
+    <w:bookmarkEnd w:id="143"/>
+    <w:bookmarkStart w:id="144" w:name="exm-hers-nested-models"/>
+    <w:p>
+      <w:pPr>
+        <w:pStyle w:val="BodyText"/>
+      </w:pPr>
+      <w:r>
+        <w:rPr>
+          <w:b/>
+          <w:bCs/>
+        </w:rPr>
+        <w:t xml:space="preserve">Example 11 (Nested models for fasting glucose in HERS)</w:t>
+      </w:r>
+      <w:r>
+        <w:t xml:space="preserve"> </w:t>
+      </w:r>
+      <w:r>
+        <w:t xml:space="preserve">In the HERS data, take the linear regression of</w:t>
+      </w:r>
+      <w:r>
+        <w:t xml:space="preserve"> </w:t>
+      </w:r>
+      <w:r>
+        <w:rPr>
+          <w:rStyle w:val="VerbatimChar"/>
+        </w:rPr>
+        <w:t xml:space="preserve">glucose</w:t>
+      </w:r>
+      <w:r>
+        <w:t xml:space="preserve"> </w:t>
+      </w:r>
+      <w:r>
+        <w:t xml:space="preserve">on</w:t>
+      </w:r>
+      <w:r>
+        <w:t xml:space="preserve"> </w:t>
+      </w:r>
+      <w:r>
+        <w:rPr>
+          <w:rStyle w:val="VerbatimChar"/>
+        </w:rPr>
+        <w:t xml:space="preserve">BMI</w:t>
+      </w:r>
+      <w:r>
+        <w:t xml:space="preserve"> </w:t>
+      </w:r>
+      <w:r>
+        <w:t xml:space="preserve">as the smaller model.</w:t>
+      </w:r>
+      <w:r>
+        <w:t xml:space="preserve"> </w:t>
+      </w:r>
+      <w:r>
+        <w:t xml:space="preserve">The</w:t>
+      </w:r>
+      <w:r>
+        <w:t xml:space="preserve"> </w:t>
+      </w:r>
+      <w:hyperlink w:anchor="def-nested-regression-models">
+        <w:r>
+          <w:rPr>
+            <w:rStyle w:val="Hyperlink"/>
+          </w:rPr>
+          <w:t xml:space="preserve">larger model</w:t>
+        </w:r>
+      </w:hyperlink>
+      <w:r>
+        <w:t xml:space="preserve"> </w:t>
+      </w:r>
+      <w:r>
+        <w:t xml:space="preserve">adds</w:t>
+      </w:r>
+      <w:r>
+        <w:t xml:space="preserve"> </w:t>
+      </w:r>
+      <w:r>
+        <w:rPr>
+          <w:rStyle w:val="VerbatimChar"/>
+        </w:rPr>
+        <w:t xml:space="preserve">age</w:t>
+      </w:r>
+      <w:r>
+        <w:t xml:space="preserve"> </w:t>
+      </w:r>
+      <w:r>
+        <w:t xml:space="preserve">and</w:t>
+      </w:r>
+      <w:r>
+        <w:t xml:space="preserve"> </w:t>
+      </w:r>
+      <w:r>
+        <w:rPr>
+          <w:rStyle w:val="VerbatimChar"/>
+        </w:rPr>
+        <w:t xml:space="preserve">exercise</w:t>
+      </w:r>
+      <w:r>
+        <w:t xml:space="preserve">, so</w:t>
+      </w:r>
+      <w:r>
+        <w:t xml:space="preserve"> </w:t>
+      </w:r>
+      <m:oMath>
+        <m:r>
+          <m:t>q</m:t>
+        </m:r>
+        <m:r>
+          <m:rPr>
+            <m:sty m:val="p"/>
+          </m:rPr>
+          <m:t>=</m:t>
+        </m:r>
+        <m:r>
+          <m:t>2</m:t>
+        </m:r>
+      </m:oMath>
+      <w:r>
+        <w:t xml:space="preserve">:</w:t>
+      </w:r>
+    </w:p>
+    <w:p>
+      <w:pPr>
+        <w:pStyle w:val="BodyText"/>
+      </w:pPr>
+      <m:oMathPara>
+        <m:oMathParaPr>
+          <m:jc m:val="center"/>
+        </m:oMathParaPr>
+        <m:oMath>
+          <m:eqArr>
+            <m:e>
+              <m:r>
+                <m:rPr>
+                  <m:nor/>
+                  <m:sty m:val="p"/>
+                </m:rPr>
+                <m:t>smaller:</m:t>
+              </m:r>
+              <m:r>
+                <m:t> </m:t>
+              </m:r>
+              <m:r>
+                <m:t>μ</m:t>
+              </m:r>
+              <m:r>
+                <m:rPr>
+                  <m:sty m:val="p"/>
+                </m:rPr>
+                <m:t>(</m:t>
+              </m:r>
+              <m:r>
+                <m:rPr>
+                  <m:nor/>
+                  <m:sty m:val="p"/>
+                </m:rPr>
+                <m:t>glucose</m:t>
+              </m:r>
+              <m:r>
+                <m:rPr>
+                  <m:sty m:val="p"/>
+                </m:rPr>
+                <m:t>)</m:t>
+              </m:r>
+              <m:r>
+                <m:t>&amp;</m:t>
+              </m:r>
+              <m:r>
+                <m:rPr>
+                  <m:sty m:val="p"/>
+                </m:rPr>
+                <m:t>=</m:t>
+              </m:r>
+              <m:sSub>
+                <m:e>
+                  <m:r>
+                    <m:t>β</m:t>
+                  </m:r>
+                </m:e>
+                <m:sub>
+                  <m:r>
+                    <m:t>0</m:t>
+                  </m:r>
+                </m:sub>
+              </m:sSub>
+              <m:r>
+                <m:rPr>
+                  <m:sty m:val="p"/>
+                </m:rPr>
+                <m:t>+</m:t>
+              </m:r>
+              <m:sSub>
+                <m:e>
+                  <m:r>
+                    <m:t>β</m:t>
+                  </m:r>
+                </m:e>
+                <m:sub>
+                  <m:r>
+                    <m:rPr>
+                      <m:nor/>
+                      <m:sty m:val="p"/>
+                    </m:rPr>
+                    <m:t>BMI</m:t>
+                  </m:r>
+                </m:sub>
+              </m:sSub>
+              <m:r>
+                <m:rPr>
+                  <m:sty m:val="p"/>
+                </m:rPr>
+                <m:t>⋅</m:t>
+              </m:r>
+              <m:r>
+                <m:rPr>
+                  <m:nor/>
+                  <m:sty m:val="p"/>
+                </m:rPr>
+                <m:t>BMI</m:t>
+              </m:r>
+              <m:r>
+                <m:rPr>
+                  <m:sty m:val="p"/>
+                </m:rPr>
+                <m:t>,</m:t>
+              </m:r>
+            </m:e>
+            <m:e>
+              <m:r>
+                <m:rPr>
+                  <m:nor/>
+                  <m:sty m:val="p"/>
+                </m:rPr>
+                <m:t>larger:</m:t>
+              </m:r>
+              <m:r>
+                <m:t> </m:t>
+              </m:r>
+              <m:r>
+                <m:t>μ</m:t>
+              </m:r>
+              <m:r>
+                <m:rPr>
+                  <m:sty m:val="p"/>
+                </m:rPr>
+                <m:t>(</m:t>
+              </m:r>
+              <m:r>
+                <m:rPr>
+                  <m:nor/>
+                  <m:sty m:val="p"/>
+                </m:rPr>
+                <m:t>glucose</m:t>
+              </m:r>
+              <m:r>
+                <m:rPr>
+                  <m:sty m:val="p"/>
+                </m:rPr>
+                <m:t>)</m:t>
+              </m:r>
+              <m:r>
+                <m:t>&amp;</m:t>
+              </m:r>
+              <m:r>
+                <m:rPr>
+                  <m:sty m:val="p"/>
+                </m:rPr>
+                <m:t>=</m:t>
+              </m:r>
+              <m:sSub>
+                <m:e>
+                  <m:r>
+                    <m:t>β</m:t>
+                  </m:r>
+                </m:e>
+                <m:sub>
+                  <m:r>
+                    <m:t>0</m:t>
+                  </m:r>
+                </m:sub>
+              </m:sSub>
+              <m:r>
+                <m:rPr>
+                  <m:sty m:val="p"/>
+                </m:rPr>
+                <m:t>+</m:t>
+              </m:r>
+              <m:sSub>
+                <m:e>
+                  <m:r>
+                    <m:t>β</m:t>
+                  </m:r>
+                </m:e>
+                <m:sub>
+                  <m:r>
+                    <m:rPr>
+                      <m:nor/>
+                      <m:sty m:val="p"/>
+                    </m:rPr>
+                    <m:t>BMI</m:t>
+                  </m:r>
+                </m:sub>
+              </m:sSub>
+              <m:r>
+                <m:rPr>
+                  <m:sty m:val="p"/>
+                </m:rPr>
+                <m:t>⋅</m:t>
+              </m:r>
+              <m:r>
+                <m:rPr>
+                  <m:nor/>
+                  <m:sty m:val="p"/>
+                </m:rPr>
+                <m:t>BMI</m:t>
+              </m:r>
+              <m:r>
+                <m:rPr>
+                  <m:sty m:val="p"/>
+                </m:rPr>
+                <m:t>+</m:t>
+              </m:r>
+              <m:sSub>
+                <m:e>
+                  <m:r>
+                    <m:t>β</m:t>
+                  </m:r>
+                </m:e>
+                <m:sub>
+                  <m:r>
+                    <m:rPr>
+                      <m:nor/>
+                      <m:sty m:val="p"/>
+                    </m:rPr>
+                    <m:t>age</m:t>
+                  </m:r>
+                </m:sub>
+              </m:sSub>
+              <m:r>
+                <m:rPr>
+                  <m:sty m:val="p"/>
+                </m:rPr>
+                <m:t>⋅</m:t>
+              </m:r>
+              <m:r>
+                <m:rPr>
+                  <m:nor/>
+                  <m:sty m:val="p"/>
+                </m:rPr>
+                <m:t>age</m:t>
+              </m:r>
+              <m:r>
+                <m:rPr>
+                  <m:sty m:val="p"/>
+                </m:rPr>
+                <m:t>+</m:t>
+              </m:r>
+              <m:sSub>
+                <m:e>
+                  <m:r>
+                    <m:t>β</m:t>
+                  </m:r>
+                </m:e>
+                <m:sub>
+                  <m:r>
+                    <m:rPr>
+                      <m:nor/>
+                      <m:sty m:val="p"/>
+                    </m:rPr>
+                    <m:t>exercise</m:t>
+                  </m:r>
+                </m:sub>
+              </m:sSub>
+              <m:r>
+                <m:rPr>
+                  <m:sty m:val="p"/>
+                </m:rPr>
+                <m:t>⋅</m:t>
+              </m:r>
+              <m:r>
+                <m:rPr>
+                  <m:nor/>
+                  <m:sty m:val="p"/>
+                </m:rPr>
+                <m:t>exercise</m:t>
+              </m:r>
+              <m:r>
+                <m:rPr>
+                  <m:sty m:val="p"/>
+                </m:rPr>
+                <m:t>.</m:t>
+              </m:r>
+            </m:e>
+          </m:eqArr>
+        </m:oMath>
+      </m:oMathPara>
     </w:p>
     <w:p>
       <w:pPr>
         <w:pStyle w:val="FirstParagraph"/>
       </w:pPr>
-      <w:hyperlink r:id="rId143">
+      <w:r>
+        <w:t xml:space="preserve">Both models must be fitted to the same HERS participants,</w:t>
+      </w:r>
+      <w:r>
+        <w:t xml:space="preserve"> </w:t>
+      </w:r>
+      <w:r>
+        <w:t xml:space="preserve">so keep the participants with all four variables measured:</w:t>
+      </w:r>
+    </w:p>
+    <w:p>
+      <w:pPr>
+        <w:pStyle w:val="SourceCode"/>
+      </w:pPr>
+      <w:r>
+        <w:rPr>
+          <w:rStyle w:val="NormalTok"/>
+        </w:rPr>
+        <w:t xml:space="preserve">hers_nested </w:t>
+      </w:r>
+      <w:r>
+        <w:rPr>
+          <w:rStyle w:val="OtherTok"/>
+        </w:rPr>
+        <w:t xml:space="preserve">&lt;-</w:t>
+      </w:r>
+      <w:r>
+        <w:rPr>
+          <w:rStyle w:val="NormalTok"/>
+        </w:rPr>
+        <w:t xml:space="preserve"> hers </w:t>
+      </w:r>
+      <w:r>
+        <w:rPr>
+          <w:rStyle w:val="SpecialCharTok"/>
+        </w:rPr>
+        <w:t xml:space="preserve">|&gt;</w:t>
+      </w:r>
+      <w:r>
+        <w:br/>
+      </w:r>
+      <w:r>
+        <w:rPr>
+          <w:rStyle w:val="NormalTok"/>
+        </w:rPr>
+        <w:t xml:space="preserve">  tidyr</w:t>
+      </w:r>
+      <w:r>
+        <w:rPr>
+          <w:rStyle w:val="SpecialCharTok"/>
+        </w:rPr>
+        <w:t xml:space="preserve">::</w:t>
+      </w:r>
+      <w:r>
+        <w:rPr>
+          <w:rStyle w:val="FunctionTok"/>
+        </w:rPr>
+        <w:t xml:space="preserve">drop_na</w:t>
+      </w:r>
+      <w:r>
+        <w:rPr>
+          <w:rStyle w:val="NormalTok"/>
+        </w:rPr>
+        <w:t xml:space="preserve">(glucose, BMI, age, exercise)</w:t>
+      </w:r>
+      <w:r>
+        <w:br/>
+      </w:r>
+      <w:r>
+        <w:rPr>
+          <w:rStyle w:val="NormalTok"/>
+        </w:rPr>
+        <w:t xml:space="preserve">fit_smaller </w:t>
+      </w:r>
+      <w:r>
+        <w:rPr>
+          <w:rStyle w:val="OtherTok"/>
+        </w:rPr>
+        <w:t xml:space="preserve">&lt;-</w:t>
+      </w:r>
+      <w:r>
+        <w:rPr>
+          <w:rStyle w:val="NormalTok"/>
+        </w:rPr>
+        <w:t xml:space="preserve"> </w:t>
+      </w:r>
+      <w:r>
+        <w:rPr>
+          <w:rStyle w:val="FunctionTok"/>
+        </w:rPr>
+        <w:t xml:space="preserve">lm</w:t>
+      </w:r>
+      <w:r>
+        <w:rPr>
+          <w:rStyle w:val="NormalTok"/>
+        </w:rPr>
+        <w:t xml:space="preserve">(glucose </w:t>
+      </w:r>
+      <w:r>
+        <w:rPr>
+          <w:rStyle w:val="SpecialCharTok"/>
+        </w:rPr>
+        <w:t xml:space="preserve">~</w:t>
+      </w:r>
+      <w:r>
+        <w:rPr>
+          <w:rStyle w:val="NormalTok"/>
+        </w:rPr>
+        <w:t xml:space="preserve"> BMI, </w:t>
+      </w:r>
+      <w:r>
+        <w:rPr>
+          <w:rStyle w:val="AttributeTok"/>
+        </w:rPr>
+        <w:t xml:space="preserve">data =</w:t>
+      </w:r>
+      <w:r>
+        <w:rPr>
+          <w:rStyle w:val="NormalTok"/>
+        </w:rPr>
+        <w:t xml:space="preserve"> hers_nested)</w:t>
+      </w:r>
+      <w:r>
+        <w:br/>
+      </w:r>
+      <w:r>
+        <w:rPr>
+          <w:rStyle w:val="NormalTok"/>
+        </w:rPr>
+        <w:t xml:space="preserve">fit_larger </w:t>
+      </w:r>
+      <w:r>
+        <w:rPr>
+          <w:rStyle w:val="OtherTok"/>
+        </w:rPr>
+        <w:t xml:space="preserve">&lt;-</w:t>
+      </w:r>
+      <w:r>
+        <w:rPr>
+          <w:rStyle w:val="NormalTok"/>
+        </w:rPr>
+        <w:t xml:space="preserve"> </w:t>
+      </w:r>
+      <w:r>
+        <w:rPr>
+          <w:rStyle w:val="FunctionTok"/>
+        </w:rPr>
+        <w:t xml:space="preserve">lm</w:t>
+      </w:r>
+      <w:r>
+        <w:rPr>
+          <w:rStyle w:val="NormalTok"/>
+        </w:rPr>
+        <w:t xml:space="preserve">(glucose </w:t>
+      </w:r>
+      <w:r>
+        <w:rPr>
+          <w:rStyle w:val="SpecialCharTok"/>
+        </w:rPr>
+        <w:t xml:space="preserve">~</w:t>
+      </w:r>
+      <w:r>
+        <w:rPr>
+          <w:rStyle w:val="NormalTok"/>
+        </w:rPr>
+        <w:t xml:space="preserve"> BMI </w:t>
+      </w:r>
+      <w:r>
+        <w:rPr>
+          <w:rStyle w:val="SpecialCharTok"/>
+        </w:rPr>
+        <w:t xml:space="preserve">+</w:t>
+      </w:r>
+      <w:r>
+        <w:rPr>
+          <w:rStyle w:val="NormalTok"/>
+        </w:rPr>
+        <w:t xml:space="preserve"> age </w:t>
+      </w:r>
+      <w:r>
+        <w:rPr>
+          <w:rStyle w:val="SpecialCharTok"/>
+        </w:rPr>
+        <w:t xml:space="preserve">+</w:t>
+      </w:r>
+      <w:r>
+        <w:rPr>
+          <w:rStyle w:val="NormalTok"/>
+        </w:rPr>
+        <w:t xml:space="preserve"> exercise, </w:t>
+      </w:r>
+      <w:r>
+        <w:rPr>
+          <w:rStyle w:val="AttributeTok"/>
+        </w:rPr>
+        <w:t xml:space="preserve">data =</w:t>
+      </w:r>
+      <w:r>
+        <w:rPr>
+          <w:rStyle w:val="NormalTok"/>
+        </w:rPr>
+        <w:t xml:space="preserve"> hers_nested)</w:t>
+      </w:r>
+      <w:r>
+        <w:br/>
+      </w:r>
+      <w:r>
+        <w:rPr>
+          <w:rStyle w:val="FunctionTok"/>
+        </w:rPr>
+        <w:t xml:space="preserve">nrow</w:t>
+      </w:r>
+      <w:r>
+        <w:rPr>
+          <w:rStyle w:val="NormalTok"/>
+        </w:rPr>
+        <w:t xml:space="preserve">(hers_nested)</w:t>
+      </w:r>
+      <w:r>
+        <w:br/>
+      </w:r>
+      <w:r>
+        <w:rPr>
+          <w:rStyle w:val="CommentTok"/>
+        </w:rPr>
+        <w:t xml:space="preserve">#&gt; [1] 2758</w:t>
+      </w:r>
+    </w:p>
+    <w:p>
+      <w:pPr>
+        <w:pStyle w:val="FirstParagraph"/>
+      </w:pPr>
+      <w:r>
+        <w:t xml:space="preserve">The smaller model sets</w:t>
+      </w:r>
+      <w:r>
+        <w:t xml:space="preserve"> </w:t>
+      </w:r>
+      <m:oMath>
+        <m:sSub>
+          <m:e>
+            <m:r>
+              <m:t>β</m:t>
+            </m:r>
+          </m:e>
+          <m:sub>
+            <m:r>
+              <m:rPr>
+                <m:nor/>
+                <m:sty m:val="p"/>
+              </m:rPr>
+              <m:t>age</m:t>
+            </m:r>
+          </m:sub>
+        </m:sSub>
+        <m:r>
+          <m:rPr>
+            <m:sty m:val="p"/>
+          </m:rPr>
+          <m:t>=</m:t>
+        </m:r>
+        <m:sSub>
+          <m:e>
+            <m:r>
+              <m:t>β</m:t>
+            </m:r>
+          </m:e>
+          <m:sub>
+            <m:r>
+              <m:rPr>
+                <m:nor/>
+                <m:sty m:val="p"/>
+              </m:rPr>
+              <m:t>exercise</m:t>
+            </m:r>
+          </m:sub>
+        </m:sSub>
+        <m:r>
+          <m:rPr>
+            <m:sty m:val="p"/>
+          </m:rPr>
+          <m:t>=</m:t>
+        </m:r>
+        <m:r>
+          <m:t>0</m:t>
+        </m:r>
+      </m:oMath>
+      <w:r>
+        <w:t xml:space="preserve"> </w:t>
+      </w:r>
+      <w:r>
+        <w:t xml:space="preserve">in the larger one.</w:t>
+      </w:r>
+    </w:p>
+    <w:bookmarkEnd w:id="144"/>
+    <w:bookmarkStart w:id="148" w:name="def-partial-f-test"/>
+    <w:p>
+      <w:pPr>
+        <w:pStyle w:val="BodyText"/>
+      </w:pPr>
+      <w:r>
+        <w:rPr>
+          <w:b/>
+          <w:bCs/>
+        </w:rPr>
+        <w:t xml:space="preserve">Definition 20 (Partial F-test)</w:t>
+      </w:r>
+      <w:r>
+        <w:t xml:space="preserve"> </w:t>
+      </w:r>
+      <w:r>
+        <w:t xml:space="preserve">Let a smaller</w:t>
+      </w:r>
+      <w:r>
+        <w:t xml:space="preserve"> </w:t>
+      </w:r>
+      <w:hyperlink w:anchor="def-linear-regression">
+        <w:r>
+          <w:rPr>
+            <w:rStyle w:val="Hyperlink"/>
+          </w:rPr>
+          <w:t xml:space="preserve">linear regression model</w:t>
+        </w:r>
+      </w:hyperlink>
+      <w:r>
+        <w:t xml:space="preserve"> </w:t>
+      </w:r>
+      <w:r>
+        <w:t xml:space="preserve">be</w:t>
+      </w:r>
+      <w:r>
+        <w:t xml:space="preserve"> </w:t>
+      </w:r>
+      <w:hyperlink w:anchor="def-nested-regression-models">
+        <w:r>
+          <w:rPr>
+            <w:rStyle w:val="Hyperlink"/>
+          </w:rPr>
+          <w:t xml:space="preserve">nested</w:t>
+        </w:r>
+      </w:hyperlink>
+      <w:r>
+        <w:t xml:space="preserve"> </w:t>
+      </w:r>
+      <w:r>
+        <w:t xml:space="preserve">in a</w:t>
+      </w:r>
+      <w:r>
+        <w:t xml:space="preserve"> </w:t>
+      </w:r>
+      <w:hyperlink w:anchor="def-nested-regression-models">
+        <w:r>
+          <w:rPr>
+            <w:rStyle w:val="Hyperlink"/>
+          </w:rPr>
+          <w:t xml:space="preserve">larger model</w:t>
+        </w:r>
+      </w:hyperlink>
+      <w:r>
+        <w:t xml:space="preserve"> </w:t>
+      </w:r>
+      <w:r>
+        <w:t xml:space="preserve">with</w:t>
+      </w:r>
+      <w:r>
+        <w:t xml:space="preserve"> </w:t>
+      </w:r>
+      <m:oMath>
+        <m:r>
+          <m:t>p</m:t>
+        </m:r>
+      </m:oMath>
+      <w:r>
+        <w:t xml:space="preserve"> </w:t>
+      </w:r>
+      <w:r>
+        <w:t xml:space="preserve">features,</w:t>
+      </w:r>
+      <w:r>
+        <w:t xml:space="preserve"> </w:t>
+      </w:r>
+      <w:r>
+        <w:t xml:space="preserve">so that they differ by</w:t>
+      </w:r>
+      <w:r>
+        <w:t xml:space="preserve"> </w:t>
+      </w:r>
+      <m:oMath>
+        <m:r>
+          <m:t>q</m:t>
+        </m:r>
+      </m:oMath>
+      <w:r>
+        <w:t xml:space="preserve"> </w:t>
+      </w:r>
+      <w:r>
+        <w:t xml:space="preserve">coefficients,</w:t>
+      </w:r>
+      <w:r>
+        <w:t xml:space="preserve"> </w:t>
+      </w:r>
+      <w:r>
+        <w:t xml:space="preserve">and let both be fitted by</w:t>
+      </w:r>
+      <w:r>
+        <w:t xml:space="preserve"> </w:t>
+      </w:r>
+      <w:hyperlink w:anchor="def-ols">
+        <w:r>
+          <w:rPr>
+            <w:rStyle w:val="Hyperlink"/>
+          </w:rPr>
+          <w:t xml:space="preserve">ordinary least squares</w:t>
+        </w:r>
+      </w:hyperlink>
+      <w:r>
+        <w:t xml:space="preserve"> </w:t>
+      </w:r>
+      <w:r>
+        <w:t xml:space="preserve">to</w:t>
+      </w:r>
+      <w:r>
+        <w:t xml:space="preserve"> </w:t>
+      </w:r>
+      <m:oMath>
+        <m:r>
+          <m:t>n</m:t>
+        </m:r>
+      </m:oMath>
+      <w:r>
+        <w:t xml:space="preserve"> </w:t>
+      </w:r>
+      <w:r>
+        <w:t xml:space="preserve">observations.</w:t>
+      </w:r>
+      <w:r>
+        <w:t xml:space="preserve"> </w:t>
+      </w:r>
+      <w:r>
+        <w:t xml:space="preserve">Write</w:t>
+      </w:r>
+      <w:r>
+        <w:t xml:space="preserve"> </w:t>
+      </w:r>
+      <m:oMath>
+        <m:sSub>
+          <m:e>
+            <m:r>
+              <m:rPr>
+                <m:nor/>
+                <m:sty m:val="p"/>
+              </m:rPr>
+              <m:t>RSS</m:t>
+            </m:r>
+          </m:e>
+          <m:sub>
+            <m:r>
+              <m:t>0</m:t>
+            </m:r>
+          </m:sub>
+        </m:sSub>
+      </m:oMath>
+      <w:r>
+        <w:t xml:space="preserve"> </w:t>
+      </w:r>
+      <w:r>
+        <w:t xml:space="preserve">and</w:t>
+      </w:r>
+      <w:r>
+        <w:t xml:space="preserve"> </w:t>
+      </w:r>
+      <m:oMath>
+        <m:sSub>
+          <m:e>
+            <m:r>
+              <m:rPr>
+                <m:nor/>
+                <m:sty m:val="p"/>
+              </m:rPr>
+              <m:t>RSS</m:t>
+            </m:r>
+          </m:e>
+          <m:sub>
+            <m:r>
+              <m:t>1</m:t>
+            </m:r>
+          </m:sub>
+        </m:sSub>
+      </m:oMath>
+      <w:r>
+        <w:t xml:space="preserve"> </w:t>
+      </w:r>
+      <w:r>
+        <w:t xml:space="preserve">for the</w:t>
+      </w:r>
+      <w:r>
+        <w:t xml:space="preserve"> </w:t>
+      </w:r>
+      <w:hyperlink w:anchor="def-rss">
+        <w:r>
+          <w:rPr>
+            <w:rStyle w:val="Hyperlink"/>
+          </w:rPr>
+          <w:t xml:space="preserve">residual sums of squares</w:t>
+        </w:r>
+      </w:hyperlink>
+      <w:r>
+        <w:t xml:space="preserve"> </w:t>
+      </w:r>
+      <w:r>
+        <w:t xml:space="preserve">of the smaller and the larger fit.</w:t>
+      </w:r>
+      <w:r>
+        <w:t xml:space="preserve"> </w:t>
+      </w:r>
+      <w:r>
+        <w:t xml:space="preserve">The</w:t>
+      </w:r>
+      <w:r>
+        <w:t xml:space="preserve"> </w:t>
+      </w:r>
+      <w:r>
+        <w:rPr>
+          <w:b/>
+          <w:bCs/>
+        </w:rPr>
+        <w:t xml:space="preserve">partial F-test</w:t>
+      </w:r>
+      <w:r>
+        <w:t xml:space="preserve"> </w:t>
+      </w:r>
+      <w:r>
+        <w:t xml:space="preserve">of</w:t>
+      </w:r>
+    </w:p>
+    <w:p>
+      <w:pPr>
+        <w:pStyle w:val="BodyText"/>
+      </w:pPr>
+      <m:oMathPara>
+        <m:oMathParaPr>
+          <m:jc m:val="center"/>
+        </m:oMathParaPr>
+        <m:oMath>
+          <m:m>
+            <m:mPr>
+              <m:baseJc m:val="center"/>
+              <m:plcHide m:val="on"/>
+              <m:mcs>
+                <m:mc>
+                  <m:mcPr>
+                    <m:mcJc m:val="right"/>
+                    <m:count m:val="1"/>
+                  </m:mcPr>
+                </m:mc>
+              </m:mcs>
+            </m:mPr>
+            <m:mr>
+              <m:e>
+                <m:sSub>
+                  <m:e>
+                    <m:r>
+                      <m:t>H</m:t>
+                    </m:r>
+                  </m:e>
+                  <m:sub>
+                    <m:r>
+                      <m:t>0</m:t>
+                    </m:r>
+                  </m:sub>
+                </m:sSub>
+                <m:r>
+                  <m:rPr>
+                    <m:sty m:val="p"/>
+                  </m:rPr>
+                  <m:t>:</m:t>
+                </m:r>
+                <m:r>
+                  <m:rPr>
+                    <m:nor/>
+                    <m:sty m:val="p"/>
+                  </m:rPr>
+                  <m:t>the </m:t>
+                </m:r>
+                <m:r>
+                  <m:t>q</m:t>
+                </m:r>
+                <m:r>
+                  <m:rPr>
+                    <m:nor/>
+                    <m:sty m:val="p"/>
+                  </m:rPr>
+                  <m:t> coefficients are all </m:t>
+                </m:r>
+                <m:r>
+                  <m:t>0</m:t>
+                </m:r>
+              </m:e>
+            </m:mr>
+          </m:m>
+        </m:oMath>
+      </m:oMathPara>
+    </w:p>
+    <w:p>
+      <w:pPr>
+        <w:pStyle w:val="FirstParagraph"/>
+      </w:pPr>
+      <w:r>
+        <w:t xml:space="preserve">uses the</w:t>
+      </w:r>
+      <w:r>
+        <w:t xml:space="preserve"> </w:t>
+      </w:r>
+      <w:hyperlink r:id="rId145">
+        <w:r>
+          <w:rPr>
+            <w:rStyle w:val="Hyperlink"/>
+          </w:rPr>
+          <w:t xml:space="preserve">statistic</w:t>
+        </w:r>
+      </w:hyperlink>
+    </w:p>
+    <w:p>
+      <w:pPr>
+        <w:pStyle w:val="BodyText"/>
+      </w:pPr>
+      <m:oMathPara>
+        <m:oMathParaPr>
+          <m:jc m:val="center"/>
+        </m:oMathParaPr>
+        <m:oMath>
+          <m:r>
+            <m:t>F</m:t>
+          </m:r>
+          <m:limUpp>
+            <m:e>
+              <m:r>
+                <m:rPr>
+                  <m:sty m:val="p"/>
+                </m:rPr>
+                <m:t>=</m:t>
+              </m:r>
+            </m:e>
+            <m:lim>
+              <m:r>
+                <m:rPr>
+                  <m:nor/>
+                  <m:sty m:val="p"/>
+                </m:rPr>
+                <m:t>def</m:t>
+              </m:r>
+            </m:lim>
+          </m:limUpp>
+          <m:f>
+            <m:fPr>
+              <m:type m:val="bar"/>
+            </m:fPr>
+            <m:num>
+              <m:r>
+                <m:rPr>
+                  <m:sty m:val="p"/>
+                </m:rPr>
+                <m:t>(</m:t>
+              </m:r>
+              <m:sSub>
+                <m:e>
+                  <m:r>
+                    <m:rPr>
+                      <m:nor/>
+                      <m:sty m:val="p"/>
+                    </m:rPr>
+                    <m:t>RSS</m:t>
+                  </m:r>
+                </m:e>
+                <m:sub>
+                  <m:r>
+                    <m:t>0</m:t>
+                  </m:r>
+                </m:sub>
+              </m:sSub>
+              <m:r>
+                <m:rPr>
+                  <m:sty m:val="p"/>
+                </m:rPr>
+                <m:t>−</m:t>
+              </m:r>
+              <m:sSub>
+                <m:e>
+                  <m:r>
+                    <m:rPr>
+                      <m:nor/>
+                      <m:sty m:val="p"/>
+                    </m:rPr>
+                    <m:t>RSS</m:t>
+                  </m:r>
+                </m:e>
+                <m:sub>
+                  <m:r>
+                    <m:t>1</m:t>
+                  </m:r>
+                </m:sub>
+              </m:sSub>
+              <m:r>
+                <m:rPr>
+                  <m:sty m:val="p"/>
+                </m:rPr>
+                <m:t>)</m:t>
+              </m:r>
+              <m:r>
+                <m:rPr>
+                  <m:sty m:val="p"/>
+                </m:rPr>
+                <m:t>/</m:t>
+              </m:r>
+              <m:r>
+                <m:t>q</m:t>
+              </m:r>
+            </m:num>
+            <m:den>
+              <m:sSub>
+                <m:e>
+                  <m:r>
+                    <m:rPr>
+                      <m:nor/>
+                      <m:sty m:val="p"/>
+                    </m:rPr>
+                    <m:t>RSS</m:t>
+                  </m:r>
+                </m:e>
+                <m:sub>
+                  <m:r>
+                    <m:t>1</m:t>
+                  </m:r>
+                </m:sub>
+              </m:sSub>
+              <m:r>
+                <m:rPr>
+                  <m:sty m:val="p"/>
+                </m:rPr>
+                <m:t>/</m:t>
+              </m:r>
+              <m:r>
+                <m:rPr>
+                  <m:sty m:val="p"/>
+                </m:rPr>
+                <m:t>(</m:t>
+              </m:r>
+              <m:r>
+                <m:t>n</m:t>
+              </m:r>
+              <m:r>
+                <m:rPr>
+                  <m:sty m:val="p"/>
+                </m:rPr>
+                <m:t>−</m:t>
+              </m:r>
+              <m:r>
+                <m:t>p</m:t>
+              </m:r>
+              <m:r>
+                <m:rPr>
+                  <m:sty m:val="p"/>
+                </m:rPr>
+                <m:t>−</m:t>
+              </m:r>
+              <m:r>
+                <m:t>1</m:t>
+              </m:r>
+              <m:r>
+                <m:rPr>
+                  <m:sty m:val="p"/>
+                </m:rPr>
+                <m:t>)</m:t>
+              </m:r>
+            </m:den>
+          </m:f>
+          <m:r>
+            <m:rPr>
+              <m:sty m:val="p"/>
+            </m:rPr>
+            <m:t>.</m:t>
+          </m:r>
+        </m:oMath>
+      </m:oMathPara>
+    </w:p>
+    <w:p>
+      <w:pPr>
+        <w:pStyle w:val="FirstParagraph"/>
+      </w:pPr>
+      <w:r>
+        <w:t xml:space="preserve">Its</w:t>
+      </w:r>
+      <w:r>
+        <w:t xml:space="preserve"> </w:t>
+      </w:r>
+      <w:hyperlink r:id="rId146">
+        <w:r>
+          <w:rPr>
+            <w:rStyle w:val="Hyperlink"/>
+          </w:rPr>
+          <w:t xml:space="preserve">p-value</w:t>
+        </w:r>
+      </w:hyperlink>
+      <w:r>
+        <w:t xml:space="preserve"> </w:t>
+      </w:r>
+      <w:r>
+        <w:t xml:space="preserve">is</w:t>
+      </w:r>
+      <w:r>
+        <w:t xml:space="preserve"> </w:t>
+      </w:r>
+      <m:oMath>
+        <m:r>
+          <m:rPr>
+            <m:sty m:val="p"/>
+          </m:rPr>
+          <m:t>Pr</m:t>
+        </m:r>
+        <m:r>
+          <m:rPr>
+            <m:sty m:val="p"/>
+          </m:rPr>
+          <m:t>(</m:t>
+        </m:r>
+        <m:sSup>
+          <m:e>
+            <m:r>
+              <m:t>F</m:t>
+            </m:r>
+          </m:e>
+          <m:sup>
+            <m:r>
+              <m:rPr>
+                <m:sty m:val="p"/>
+              </m:rPr>
+              <m:t>*</m:t>
+            </m:r>
+          </m:sup>
+        </m:sSup>
+        <m:r>
+          <m:rPr>
+            <m:sty m:val="p"/>
+          </m:rPr>
+          <m:t>≥</m:t>
+        </m:r>
+        <m:r>
+          <m:t>F</m:t>
+        </m:r>
+        <m:r>
+          <m:rPr>
+            <m:sty m:val="p"/>
+          </m:rPr>
+          <m:t>)</m:t>
+        </m:r>
+      </m:oMath>
+      <w:r>
+        <w:t xml:space="preserve">,</w:t>
+      </w:r>
+      <w:r>
+        <w:t xml:space="preserve"> </w:t>
+      </w:r>
+      <w:r>
+        <w:t xml:space="preserve">where</w:t>
+      </w:r>
+      <w:r>
+        <w:t xml:space="preserve"> </w:t>
+      </w:r>
+      <m:oMath>
+        <m:sSup>
+          <m:e>
+            <m:r>
+              <m:t>F</m:t>
+            </m:r>
+          </m:e>
+          <m:sup>
+            <m:r>
+              <m:rPr>
+                <m:sty m:val="p"/>
+              </m:rPr>
+              <m:t>*</m:t>
+            </m:r>
+          </m:sup>
+        </m:sSup>
+      </m:oMath>
+      <w:r>
+        <w:t xml:space="preserve"> </w:t>
+      </w:r>
+      <w:r>
+        <w:t xml:space="preserve">has the</w:t>
+      </w:r>
+      <w:r>
+        <w:t xml:space="preserve"> </w:t>
+      </w:r>
+      <m:oMath>
+        <m:sSub>
+          <m:e>
+            <m:r>
+              <m:t>F</m:t>
+            </m:r>
+          </m:e>
+          <m:sub>
+            <m:r>
+              <m:t>q</m:t>
+            </m:r>
+            <m:r>
+              <m:rPr>
+                <m:sty m:val="p"/>
+              </m:rPr>
+              <m:t>,</m:t>
+            </m:r>
+            <m:r>
+              <m:t> </m:t>
+            </m:r>
+            <m:r>
+              <m:t>n</m:t>
+            </m:r>
+            <m:r>
+              <m:rPr>
+                <m:sty m:val="p"/>
+              </m:rPr>
+              <m:t>−</m:t>
+            </m:r>
+            <m:r>
+              <m:t>p</m:t>
+            </m:r>
+            <m:r>
+              <m:rPr>
+                <m:sty m:val="p"/>
+              </m:rPr>
+              <m:t>−</m:t>
+            </m:r>
+            <m:r>
+              <m:t>1</m:t>
+            </m:r>
+          </m:sub>
+        </m:sSub>
+      </m:oMath>
+      <w:r>
+        <w:t xml:space="preserve"> </w:t>
+      </w:r>
+      <w:r>
+        <w:t xml:space="preserve">distribution (</w:t>
+      </w:r>
+      <w:hyperlink r:id="rId147">
+        <w:r>
+          <w:rPr>
+            <w:rStyle w:val="Hyperlink"/>
+          </w:rPr>
+          <w:t xml:space="preserve">F-distribution</w:t>
+        </w:r>
+      </w:hyperlink>
+      <w:r>
+        <w:t xml:space="preserve">).</w:t>
+      </w:r>
+    </w:p>
+    <w:p>
+      <w:pPr>
+        <w:pStyle w:val="BodyText"/>
+      </w:pPr>
+      <w:r>
+        <w:t xml:space="preserve">Source:</w:t>
+      </w:r>
+      <w:r>
+        <w:t xml:space="preserve"> </w:t>
+      </w:r>
+      <w:r>
+        <w:t xml:space="preserve">Vittinghoff et al. [1, Sec. 4.3]</w:t>
+      </w:r>
+      <w:r>
+        <w:t xml:space="preserve"> </w:t>
+      </w:r>
+      <w:r>
+        <w:t xml:space="preserve">and</w:t>
+      </w:r>
+      <w:r>
+        <w:t xml:space="preserve"> </w:t>
+      </w:r>
+      <w:r>
+        <w:t xml:space="preserve">Dobson and Barnett [15, Sec. 6.3]</w:t>
+      </w:r>
+      <w:r>
+        <w:t xml:space="preserve">.</w:t>
+      </w:r>
+    </w:p>
+    <w:bookmarkEnd w:id="148"/>
+    <w:bookmarkStart w:id="150" w:name="thm-partial-f-null"/>
+    <w:p>
+      <w:pPr>
+        <w:pStyle w:val="BodyText"/>
+      </w:pPr>
+      <w:r>
+        <w:rPr>
+          <w:b/>
+          <w:bCs/>
+        </w:rPr>
+        <w:t xml:space="preserve">Theorem 8 (Null distribution of the partial F statistic)</w:t>
+      </w:r>
+      <w:r>
+        <w:t xml:space="preserve"> </w:t>
+      </w:r>
+      <w:r>
+        <w:t xml:space="preserve">Let the errors of the</w:t>
+      </w:r>
+      <w:r>
+        <w:t xml:space="preserve"> </w:t>
+      </w:r>
+      <w:hyperlink w:anchor="def-nested-regression-models">
+        <w:r>
+          <w:rPr>
+            <w:rStyle w:val="Hyperlink"/>
+          </w:rPr>
+          <w:t xml:space="preserve">larger model</w:t>
+        </w:r>
+      </w:hyperlink>
+      <w:r>
+        <w:t xml:space="preserve"> </w:t>
+      </w:r>
+      <w:r>
+        <w:t xml:space="preserve">be</w:t>
+      </w:r>
+      <w:r>
+        <w:t xml:space="preserve"> </w:t>
+      </w:r>
+      <w:hyperlink r:id="rId149">
+        <w:r>
+          <w:rPr>
+            <w:rStyle w:val="Hyperlink"/>
+          </w:rPr>
+          <w:t xml:space="preserve">independent</w:t>
+        </w:r>
+      </w:hyperlink>
+      <w:r>
+        <w:t xml:space="preserve"> </w:t>
+      </w:r>
+      <w:r>
+        <w:t xml:space="preserve">and Gaussian</w:t>
+      </w:r>
+      <w:r>
+        <w:t xml:space="preserve"> </w:t>
+      </w:r>
+      <w:r>
+        <w:t xml:space="preserve">with mean</w:t>
+      </w:r>
+      <w:r>
+        <w:t xml:space="preserve"> </w:t>
+      </w:r>
+      <m:oMath>
+        <m:r>
+          <m:t>0</m:t>
+        </m:r>
+      </m:oMath>
+      <w:r>
+        <w:t xml:space="preserve"> </w:t>
+      </w:r>
+      <w:r>
+        <w:t xml:space="preserve">and the same</w:t>
+      </w:r>
+      <w:r>
+        <w:t xml:space="preserve"> </w:t>
+      </w:r>
+      <w:hyperlink r:id="rId12">
+        <w:r>
+          <w:rPr>
+            <w:rStyle w:val="Hyperlink"/>
+          </w:rPr>
+          <w:t xml:space="preserve">variance</w:t>
+        </w:r>
+      </w:hyperlink>
+      <w:r>
+        <w:t xml:space="preserve">.</w:t>
+      </w:r>
+      <w:r>
+        <w:t xml:space="preserve"> </w:t>
+      </w:r>
+      <w:r>
+        <w:t xml:space="preserve">If</w:t>
+      </w:r>
+      <w:r>
+        <w:t xml:space="preserve"> </w:t>
+      </w:r>
+      <m:oMath>
+        <m:sSub>
+          <m:e>
+            <m:r>
+              <m:t>H</m:t>
+            </m:r>
+          </m:e>
+          <m:sub>
+            <m:r>
+              <m:t>0</m:t>
+            </m:r>
+          </m:sub>
+        </m:sSub>
+      </m:oMath>
+      <w:r>
+        <w:t xml:space="preserve"> </w:t>
+      </w:r>
+      <w:r>
+        <w:t xml:space="preserve">of</w:t>
+      </w:r>
+      <w:r>
+        <w:t xml:space="preserve"> </w:t>
+      </w:r>
+      <w:hyperlink w:anchor="def-partial-f-test">
+        <w:r>
+          <w:rPr>
+            <w:rStyle w:val="Hyperlink"/>
+          </w:rPr>
+          <w:t xml:space="preserve">Definition 20</w:t>
+        </w:r>
+      </w:hyperlink>
+      <w:r>
+        <w:t xml:space="preserve"> </w:t>
+      </w:r>
+      <w:r>
+        <w:t xml:space="preserve">holds,</w:t>
+      </w:r>
+      <w:r>
+        <w:t xml:space="preserve"> </w:t>
+      </w:r>
+      <w:r>
+        <w:t xml:space="preserve">then</w:t>
+      </w:r>
+      <w:r>
+        <w:t xml:space="preserve"> </w:t>
+      </w:r>
+      <m:oMath>
+        <m:r>
+          <m:t>F</m:t>
+        </m:r>
+      </m:oMath>
+      <w:r>
+        <w:t xml:space="preserve"> </w:t>
+      </w:r>
+      <w:r>
+        <w:t xml:space="preserve">has the</w:t>
+      </w:r>
+      <w:r>
+        <w:t xml:space="preserve"> </w:t>
+      </w:r>
+      <m:oMath>
+        <m:sSub>
+          <m:e>
+            <m:r>
+              <m:t>F</m:t>
+            </m:r>
+          </m:e>
+          <m:sub>
+            <m:r>
+              <m:t>q</m:t>
+            </m:r>
+            <m:r>
+              <m:rPr>
+                <m:sty m:val="p"/>
+              </m:rPr>
+              <m:t>,</m:t>
+            </m:r>
+            <m:r>
+              <m:t> </m:t>
+            </m:r>
+            <m:r>
+              <m:t>n</m:t>
+            </m:r>
+            <m:r>
+              <m:rPr>
+                <m:sty m:val="p"/>
+              </m:rPr>
+              <m:t>−</m:t>
+            </m:r>
+            <m:r>
+              <m:t>p</m:t>
+            </m:r>
+            <m:r>
+              <m:rPr>
+                <m:sty m:val="p"/>
+              </m:rPr>
+              <m:t>−</m:t>
+            </m:r>
+            <m:r>
+              <m:t>1</m:t>
+            </m:r>
+          </m:sub>
+        </m:sSub>
+      </m:oMath>
+      <w:r>
+        <w:t xml:space="preserve"> </w:t>
+      </w:r>
+      <w:r>
+        <w:t xml:space="preserve">distribution</w:t>
+      </w:r>
+      <w:r>
+        <w:t xml:space="preserve"> </w:t>
+      </w:r>
+      <w:r>
+        <w:t xml:space="preserve">for every number of observations</w:t>
+      </w:r>
+      <w:r>
+        <w:t xml:space="preserve"> </w:t>
+      </w:r>
+      <m:oMath>
+        <m:r>
+          <m:t>n</m:t>
+        </m:r>
+        <m:r>
+          <m:rPr>
+            <m:sty m:val="p"/>
+          </m:rPr>
+          <m:t>&gt;</m:t>
+        </m:r>
+        <m:r>
+          <m:t>p</m:t>
+        </m:r>
+        <m:r>
+          <m:rPr>
+            <m:sty m:val="p"/>
+          </m:rPr>
+          <m:t>+</m:t>
+        </m:r>
+        <m:r>
+          <m:t>1</m:t>
+        </m:r>
+      </m:oMath>
+      <w:r>
+        <w:t xml:space="preserve">.</w:t>
+      </w:r>
+    </w:p>
+    <w:p>
+      <w:pPr>
+        <w:pStyle w:val="BodyText"/>
+      </w:pPr>
+      <w:r>
+        <w:t xml:space="preserve">Source:</w:t>
+      </w:r>
+      <w:r>
+        <w:t xml:space="preserve"> </w:t>
+      </w:r>
+      <w:r>
+        <w:t xml:space="preserve">Vittinghoff et al. [1, Sec. 4.3]</w:t>
+      </w:r>
+      <w:r>
+        <w:t xml:space="preserve">.</w:t>
+      </w:r>
+    </w:p>
+    <w:bookmarkEnd w:id="150"/>
+    <w:p>
+      <w:pPr>
+        <w:pStyle w:val="BodyText"/>
+      </w:pPr>
+      <w:r>
+        <w:rPr>
+          <w:i/>
+          <w:iCs/>
+        </w:rPr>
+        <w:t xml:space="preserve">Proof</w:t>
+      </w:r>
+      <w:r>
+        <w:t xml:space="preserve">. </w:t>
+      </w:r>
+      <w:r>
+        <w:t xml:space="preserve">Under</w:t>
+      </w:r>
+      <w:r>
+        <w:t xml:space="preserve"> </w:t>
+      </w:r>
+      <m:oMath>
+        <m:sSub>
+          <m:e>
+            <m:r>
+              <m:t>H</m:t>
+            </m:r>
+          </m:e>
+          <m:sub>
+            <m:r>
+              <m:t>0</m:t>
+            </m:r>
+          </m:sub>
+        </m:sSub>
+      </m:oMath>
+      <w:r>
+        <w:t xml:space="preserve">,</w:t>
+      </w:r>
+      <w:r>
+        <w:t xml:space="preserve"> </w:t>
+      </w:r>
+      <m:oMath>
+        <m:r>
+          <m:rPr>
+            <m:sty m:val="p"/>
+          </m:rPr>
+          <m:t>(</m:t>
+        </m:r>
+        <m:sSub>
+          <m:e>
+            <m:r>
+              <m:rPr>
+                <m:nor/>
+                <m:sty m:val="p"/>
+              </m:rPr>
+              <m:t>RSS</m:t>
+            </m:r>
+          </m:e>
+          <m:sub>
+            <m:r>
+              <m:t>0</m:t>
+            </m:r>
+          </m:sub>
+        </m:sSub>
+        <m:r>
+          <m:rPr>
+            <m:sty m:val="p"/>
+          </m:rPr>
+          <m:t>−</m:t>
+        </m:r>
+        <m:sSub>
+          <m:e>
+            <m:r>
+              <m:rPr>
+                <m:nor/>
+                <m:sty m:val="p"/>
+              </m:rPr>
+              <m:t>RSS</m:t>
+            </m:r>
+          </m:e>
+          <m:sub>
+            <m:r>
+              <m:t>1</m:t>
+            </m:r>
+          </m:sub>
+        </m:sSub>
+        <m:r>
+          <m:rPr>
+            <m:sty m:val="p"/>
+          </m:rPr>
+          <m:t>)</m:t>
+        </m:r>
+        <m:r>
+          <m:rPr>
+            <m:sty m:val="p"/>
+          </m:rPr>
+          <m:t>/</m:t>
+        </m:r>
+        <m:sSup>
+          <m:e>
+            <m:r>
+              <m:t>σ</m:t>
+            </m:r>
+          </m:e>
+          <m:sup>
+            <m:r>
+              <m:t>2</m:t>
+            </m:r>
+          </m:sup>
+        </m:sSup>
+      </m:oMath>
+      <w:r>
+        <w:t xml:space="preserve"> </w:t>
+      </w:r>
+      <w:r>
+        <w:t xml:space="preserve">has the</w:t>
+      </w:r>
+      <w:r>
+        <w:t xml:space="preserve"> </w:t>
+      </w:r>
+      <m:oMath>
+        <m:sSubSup>
+          <m:e>
+            <m:r>
+              <m:t>χ</m:t>
+            </m:r>
+          </m:e>
+          <m:sub>
+            <m:r>
+              <m:t>q</m:t>
+            </m:r>
+          </m:sub>
+          <m:sup>
+            <m:r>
+              <m:t>2</m:t>
+            </m:r>
+          </m:sup>
+        </m:sSubSup>
+      </m:oMath>
+      <w:r>
+        <w:t xml:space="preserve"> </w:t>
+      </w:r>
+      <w:r>
+        <w:t xml:space="preserve">distribution</w:t>
+      </w:r>
+      <w:r>
+        <w:t xml:space="preserve"> </w:t>
+      </w:r>
+      <w:r>
+        <w:t xml:space="preserve">and</w:t>
+      </w:r>
+      <w:r>
+        <w:t xml:space="preserve"> </w:t>
+      </w:r>
+      <m:oMath>
+        <m:sSub>
+          <m:e>
+            <m:r>
+              <m:rPr>
+                <m:nor/>
+                <m:sty m:val="p"/>
+              </m:rPr>
+              <m:t>RSS</m:t>
+            </m:r>
+          </m:e>
+          <m:sub>
+            <m:r>
+              <m:t>1</m:t>
+            </m:r>
+          </m:sub>
+        </m:sSub>
+        <m:r>
+          <m:rPr>
+            <m:sty m:val="p"/>
+          </m:rPr>
+          <m:t>/</m:t>
+        </m:r>
+        <m:sSup>
+          <m:e>
+            <m:r>
+              <m:t>σ</m:t>
+            </m:r>
+          </m:e>
+          <m:sup>
+            <m:r>
+              <m:t>2</m:t>
+            </m:r>
+          </m:sup>
+        </m:sSup>
+      </m:oMath>
+      <w:r>
+        <w:t xml:space="preserve"> </w:t>
+      </w:r>
+      <w:r>
+        <w:t xml:space="preserve">has the</w:t>
+      </w:r>
+      <w:r>
+        <w:t xml:space="preserve"> </w:t>
+      </w:r>
+      <m:oMath>
+        <m:sSubSup>
+          <m:e>
+            <m:r>
+              <m:t>χ</m:t>
+            </m:r>
+          </m:e>
+          <m:sub>
+            <m:r>
+              <m:t>n</m:t>
+            </m:r>
+            <m:r>
+              <m:rPr>
+                <m:sty m:val="p"/>
+              </m:rPr>
+              <m:t>−</m:t>
+            </m:r>
+            <m:r>
+              <m:t>p</m:t>
+            </m:r>
+            <m:r>
+              <m:rPr>
+                <m:sty m:val="p"/>
+              </m:rPr>
+              <m:t>−</m:t>
+            </m:r>
+            <m:r>
+              <m:t>1</m:t>
+            </m:r>
+          </m:sub>
+          <m:sup>
+            <m:r>
+              <m:t>2</m:t>
+            </m:r>
+          </m:sup>
+        </m:sSubSup>
+      </m:oMath>
+      <w:r>
+        <w:t xml:space="preserve"> </w:t>
+      </w:r>
+      <w:r>
+        <w:t xml:space="preserve">distribution,</w:t>
+      </w:r>
+      <w:r>
+        <w:t xml:space="preserve"> </w:t>
+      </w:r>
+      <w:r>
+        <w:t xml:space="preserve">where</w:t>
+      </w:r>
+      <w:r>
+        <w:t xml:space="preserve"> </w:t>
+      </w:r>
+      <m:oMath>
+        <m:sSup>
+          <m:e>
+            <m:r>
+              <m:t>σ</m:t>
+            </m:r>
+          </m:e>
+          <m:sup>
+            <m:r>
+              <m:t>2</m:t>
+            </m:r>
+          </m:sup>
+        </m:sSup>
+      </m:oMath>
+      <w:r>
+        <w:t xml:space="preserve"> </w:t>
+      </w:r>
+      <w:r>
+        <w:t xml:space="preserve">is the error</w:t>
+      </w:r>
+      <w:r>
+        <w:t xml:space="preserve"> </w:t>
+      </w:r>
+      <w:hyperlink r:id="rId12">
+        <w:r>
+          <w:rPr>
+            <w:rStyle w:val="Hyperlink"/>
+          </w:rPr>
+          <w:t xml:space="preserve">variance</w:t>
+        </w:r>
+      </w:hyperlink>
+      <w:r>
+        <w:t xml:space="preserve">.</w:t>
+      </w:r>
+      <w:r>
+        <w:t xml:space="preserve"> </w:t>
+      </w:r>
+      <w:r>
+        <w:t xml:space="preserve">The two are</w:t>
+      </w:r>
+      <w:r>
+        <w:t xml:space="preserve"> </w:t>
+      </w:r>
+      <w:hyperlink r:id="rId149">
+        <w:r>
+          <w:rPr>
+            <w:rStyle w:val="Hyperlink"/>
+          </w:rPr>
+          <w:t xml:space="preserve">independent</w:t>
+        </w:r>
+      </w:hyperlink>
+      <w:r>
+        <w:t xml:space="preserve">,</w:t>
+      </w:r>
+      <w:r>
+        <w:t xml:space="preserve"> </w:t>
+      </w:r>
+      <w:r>
+        <w:t xml:space="preserve">because</w:t>
+      </w:r>
+      <w:r>
+        <w:t xml:space="preserve"> </w:t>
+      </w:r>
+      <m:oMath>
+        <m:sSub>
+          <m:e>
+            <m:r>
+              <m:rPr>
+                <m:nor/>
+                <m:sty m:val="p"/>
+              </m:rPr>
+              <m:t>RSS</m:t>
+            </m:r>
+          </m:e>
+          <m:sub>
+            <m:r>
+              <m:t>1</m:t>
+            </m:r>
+          </m:sub>
+        </m:sSub>
+      </m:oMath>
+      <w:r>
+        <w:t xml:space="preserve"> </w:t>
+      </w:r>
+      <w:r>
+        <w:t xml:space="preserve">is the squared length of the part of the</w:t>
+      </w:r>
+      <w:r>
+        <w:t xml:space="preserve"> </w:t>
+      </w:r>
+      <w:hyperlink r:id="rId151">
+        <w:r>
+          <w:rPr>
+            <w:rStyle w:val="Hyperlink"/>
+          </w:rPr>
+          <w:t xml:space="preserve">outcome vector</w:t>
+        </w:r>
+      </w:hyperlink>
+      <w:r>
+        <w:t xml:space="preserve"> </w:t>
+      </w:r>
+      <w:r>
+        <w:t xml:space="preserve">orthogonal to the</w:t>
+      </w:r>
+      <w:r>
+        <w:t xml:space="preserve"> </w:t>
+      </w:r>
+      <w:hyperlink w:anchor="def-nested-regression-models">
+        <w:r>
+          <w:rPr>
+            <w:rStyle w:val="Hyperlink"/>
+          </w:rPr>
+          <w:t xml:space="preserve">larger model</w:t>
+        </w:r>
+      </w:hyperlink>
+      <w:r>
+        <w:t xml:space="preserve">’s</w:t>
+      </w:r>
+      <w:r>
+        <w:t xml:space="preserve"> </w:t>
+      </w:r>
+      <w:hyperlink r:id="rId134">
+        <w:r>
+          <w:rPr>
+            <w:rStyle w:val="Hyperlink"/>
+          </w:rPr>
+          <w:t xml:space="preserve">fitted values</w:t>
+        </w:r>
+      </w:hyperlink>
+      <w:r>
+        <w:t xml:space="preserve">,</w:t>
+      </w:r>
+      <w:r>
+        <w:t xml:space="preserve"> </w:t>
+      </w:r>
+      <w:r>
+        <w:t xml:space="preserve">while</w:t>
+      </w:r>
+      <w:r>
+        <w:t xml:space="preserve"> </w:t>
+      </w:r>
+      <m:oMath>
+        <m:sSub>
+          <m:e>
+            <m:r>
+              <m:rPr>
+                <m:nor/>
+                <m:sty m:val="p"/>
+              </m:rPr>
+              <m:t>RSS</m:t>
+            </m:r>
+          </m:e>
+          <m:sub>
+            <m:r>
+              <m:t>0</m:t>
+            </m:r>
+          </m:sub>
+        </m:sSub>
+        <m:r>
+          <m:rPr>
+            <m:sty m:val="p"/>
+          </m:rPr>
+          <m:t>−</m:t>
+        </m:r>
+        <m:sSub>
+          <m:e>
+            <m:r>
+              <m:rPr>
+                <m:nor/>
+                <m:sty m:val="p"/>
+              </m:rPr>
+              <m:t>RSS</m:t>
+            </m:r>
+          </m:e>
+          <m:sub>
+            <m:r>
+              <m:t>1</m:t>
+            </m:r>
+          </m:sub>
+        </m:sSub>
+      </m:oMath>
+      <w:r>
+        <w:t xml:space="preserve"> </w:t>
+      </w:r>
+      <w:r>
+        <w:t xml:space="preserve">is the squared length of the part</w:t>
+      </w:r>
+      <w:r>
+        <w:t xml:space="preserve"> </w:t>
+      </w:r>
+      <w:r>
+        <w:t xml:space="preserve">in the larger model but orthogonal to the smaller one.</w:t>
+      </w:r>
+      <w:r>
+        <w:t xml:space="preserve"> </w:t>
+      </w:r>
+      <w:r>
+        <w:t xml:space="preserve">Dividing each by its degrees of freedom,</w:t>
+      </w:r>
+      <w:r>
+        <w:t xml:space="preserve"> </w:t>
+      </w:r>
+      <m:oMath>
+        <m:sSup>
+          <m:e>
+            <m:r>
+              <m:t>σ</m:t>
+            </m:r>
+          </m:e>
+          <m:sup>
+            <m:r>
+              <m:t>2</m:t>
+            </m:r>
+          </m:sup>
+        </m:sSup>
+      </m:oMath>
+      <w:r>
+        <w:t xml:space="preserve"> </w:t>
+      </w:r>
+      <w:r>
+        <w:t xml:space="preserve">cancels from the quotient, which is therefore</w:t>
+      </w:r>
+      <w:r>
+        <w:t xml:space="preserve"> </w:t>
+      </w:r>
+      <m:oMath>
+        <m:sSub>
+          <m:e>
+            <m:r>
+              <m:t>F</m:t>
+            </m:r>
+          </m:e>
+          <m:sub>
+            <m:r>
+              <m:t>q</m:t>
+            </m:r>
+            <m:r>
+              <m:rPr>
+                <m:sty m:val="p"/>
+              </m:rPr>
+              <m:t>,</m:t>
+            </m:r>
+            <m:r>
+              <m:t> </m:t>
+            </m:r>
+            <m:r>
+              <m:t>n</m:t>
+            </m:r>
+            <m:r>
+              <m:rPr>
+                <m:sty m:val="p"/>
+              </m:rPr>
+              <m:t>−</m:t>
+            </m:r>
+            <m:r>
+              <m:t>p</m:t>
+            </m:r>
+            <m:r>
+              <m:rPr>
+                <m:sty m:val="p"/>
+              </m:rPr>
+              <m:t>−</m:t>
+            </m:r>
+            <m:r>
+              <m:t>1</m:t>
+            </m:r>
+          </m:sub>
+        </m:sSub>
+      </m:oMath>
+      <w:r>
+        <w:t xml:space="preserve"> </w:t>
+      </w:r>
+      <w:r>
+        <w:t xml:space="preserve">by</w:t>
+      </w:r>
+      <w:r>
+        <w:t xml:space="preserve"> </w:t>
+      </w:r>
+      <w:hyperlink r:id="rId147">
+        <w:r>
+          <w:rPr>
+            <w:rStyle w:val="Hyperlink"/>
+          </w:rPr>
+          <w:t xml:space="preserve">the definition of the F-distribution</w:t>
+        </w:r>
+      </w:hyperlink>
+      <w:r>
+        <w:t xml:space="preserve">.</w:t>
+      </w:r>
+    </w:p>
+    <w:bookmarkStart w:id="152" w:name="exm-hers-partial-f"/>
+    <w:p>
+      <w:pPr>
+        <w:pStyle w:val="BodyText"/>
+      </w:pPr>
+      <w:r>
+        <w:rPr>
+          <w:b/>
+          <w:bCs/>
+        </w:rPr>
+        <w:t xml:space="preserve">Example 12 (Partial F-test of age and exercise in HERS)</w:t>
+      </w:r>
+      <w:r>
+        <w:t xml:space="preserve"> </w:t>
+      </w:r>
+      <w:r>
+        <w:t xml:space="preserve">For the models of</w:t>
+      </w:r>
+      <w:r>
+        <w:t xml:space="preserve"> </w:t>
+      </w:r>
+      <w:hyperlink w:anchor="exm-hers-nested-models">
+        <w:r>
+          <w:rPr>
+            <w:rStyle w:val="Hyperlink"/>
+          </w:rPr>
+          <w:t xml:space="preserve">Example 11</w:t>
+        </w:r>
+      </w:hyperlink>
+      <w:r>
+        <w:t xml:space="preserve">,</w:t>
+      </w:r>
+      <w:r>
+        <w:t xml:space="preserve"> </w:t>
+      </w:r>
+      <w:r>
+        <w:rPr>
+          <w:rStyle w:val="VerbatimChar"/>
+        </w:rPr>
+        <w:t xml:space="preserve">anova()</w:t>
+      </w:r>
+      <w:r>
+        <w:t xml:space="preserve"> </w:t>
+      </w:r>
+      <w:r>
+        <w:t xml:space="preserve">gives the</w:t>
+      </w:r>
+      <w:r>
+        <w:t xml:space="preserve"> </w:t>
+      </w:r>
+      <w:hyperlink w:anchor="def-partial-f-test">
+        <w:r>
+          <w:rPr>
+            <w:rStyle w:val="Hyperlink"/>
+          </w:rPr>
+          <w:t xml:space="preserve">partial F-test</w:t>
+        </w:r>
+      </w:hyperlink>
+      <w:r>
+        <w:t xml:space="preserve">:</w:t>
+      </w:r>
+    </w:p>
+    <w:p>
+      <w:pPr>
+        <w:pStyle w:val="SourceCode"/>
+      </w:pPr>
+      <w:r>
+        <w:rPr>
+          <w:rStyle w:val="FunctionTok"/>
+        </w:rPr>
+        <w:t xml:space="preserve">anova</w:t>
+      </w:r>
+      <w:r>
+        <w:rPr>
+          <w:rStyle w:val="NormalTok"/>
+        </w:rPr>
+        <w:t xml:space="preserve">(fit_smaller, fit_larger) </w:t>
+      </w:r>
+      <w:r>
+        <w:rPr>
+          <w:rStyle w:val="SpecialCharTok"/>
+        </w:rPr>
+        <w:t xml:space="preserve">|&gt;</w:t>
+      </w:r>
+      <w:r>
+        <w:br/>
+      </w:r>
+      <w:r>
+        <w:rPr>
+          <w:rStyle w:val="NormalTok"/>
+        </w:rPr>
+        <w:t xml:space="preserve">  parameters</w:t>
+      </w:r>
+      <w:r>
+        <w:rPr>
+          <w:rStyle w:val="SpecialCharTok"/>
+        </w:rPr>
+        <w:t xml:space="preserve">::</w:t>
+      </w:r>
+      <w:r>
+        <w:rPr>
+          <w:rStyle w:val="FunctionTok"/>
+        </w:rPr>
+        <w:t xml:space="preserve">parameters</w:t>
+      </w:r>
+      <w:r>
+        <w:rPr>
+          <w:rStyle w:val="NormalTok"/>
+        </w:rPr>
+        <w:t xml:space="preserve">() </w:t>
+      </w:r>
+      <w:r>
+        <w:rPr>
+          <w:rStyle w:val="SpecialCharTok"/>
+        </w:rPr>
+        <w:t xml:space="preserve">|&gt;</w:t>
+      </w:r>
+      <w:r>
+        <w:br/>
+      </w:r>
+      <w:r>
+        <w:rPr>
+          <w:rStyle w:val="NormalTok"/>
+        </w:rPr>
+        <w:t xml:space="preserve">  parameters</w:t>
+      </w:r>
+      <w:r>
+        <w:rPr>
+          <w:rStyle w:val="SpecialCharTok"/>
+        </w:rPr>
+        <w:t xml:space="preserve">::</w:t>
+      </w:r>
+      <w:r>
+        <w:rPr>
+          <w:rStyle w:val="FunctionTok"/>
+        </w:rPr>
+        <w:t xml:space="preserve">print_md</w:t>
+      </w:r>
+      <w:r>
+        <w:rPr>
+          <w:rStyle w:val="NormalTok"/>
+        </w:rPr>
+        <w:t xml:space="preserve">(</w:t>
+      </w:r>
+      <w:r>
+        <w:rPr>
+          <w:rStyle w:val="AttributeTok"/>
+        </w:rPr>
+        <w:t xml:space="preserve">digits =</w:t>
+      </w:r>
+      <w:r>
+        <w:rPr>
+          <w:rStyle w:val="NormalTok"/>
+        </w:rPr>
+        <w:t xml:space="preserve"> </w:t>
+      </w:r>
+      <w:r>
+        <w:rPr>
+          <w:rStyle w:val="DecValTok"/>
+        </w:rPr>
+        <w:t xml:space="preserve">3</w:t>
+      </w:r>
+      <w:r>
+        <w:rPr>
+          <w:rStyle w:val="NormalTok"/>
+        </w:rPr>
+        <w:t xml:space="preserve">, </w:t>
+      </w:r>
+      <w:r>
+        <w:rPr>
+          <w:rStyle w:val="AttributeTok"/>
+        </w:rPr>
+        <w:t xml:space="preserve">footer =</w:t>
+      </w:r>
+      <w:r>
+        <w:rPr>
+          <w:rStyle w:val="NormalTok"/>
+        </w:rPr>
+        <w:t xml:space="preserve"> </w:t>
+      </w:r>
+      <w:r>
+        <w:rPr>
+          <w:rStyle w:val="StringTok"/>
+        </w:rPr>
+        <w:t xml:space="preserve">""</w:t>
+      </w:r>
+      <w:r>
+        <w:rPr>
+          <w:rStyle w:val="NormalTok"/>
+        </w:rPr>
+        <w:t xml:space="preserve">)</w:t>
+      </w:r>
+    </w:p>
+    <w:tbl>
+      <w:tblPr>
+        <w:tblStyle w:val="Table"/>
+        <w:tblW w:type="pct" w:w="5000"/>
+        <w:tblLayout w:type="fixed"/>
+        <w:tblLook w:firstRow="1" w:lastRow="0" w:firstColumn="0" w:lastColumn="0" w:noHBand="0" w:noVBand="0" w:val="0020"/>
+      </w:tblPr>
+      <w:tblGrid>
+        <w:gridCol w:w="2960"/>
+        <w:gridCol w:w="814"/>
+        <w:gridCol w:w="962"/>
+        <w:gridCol w:w="296"/>
+        <w:gridCol w:w="888"/>
+        <w:gridCol w:w="962"/>
+        <w:gridCol w:w="518"/>
+        <w:gridCol w:w="518"/>
+      </w:tblGrid>
+      <w:tr>
+        <w:trPr>
+          <w:tblHeader w:val="on"/>
+        </w:trPr>
+        <w:tc>
+          <w:tcPr/>
+          <w:p>
+            <w:pPr>
+              <w:pStyle w:val="Compact"/>
+              <w:jc w:val="left"/>
+            </w:pPr>
+            <w:r>
+              <w:t xml:space="preserve">Parameter</w:t>
+            </w:r>
+          </w:p>
+        </w:tc>
+        <w:tc>
+          <w:tcPr/>
+          <w:p>
+            <w:pPr>
+              <w:pStyle w:val="Compact"/>
+              <w:jc w:val="center"/>
+            </w:pPr>
+            <w:r>
+              <w:t xml:space="preserve">RSS</w:t>
+            </w:r>
+          </w:p>
+        </w:tc>
+        <w:tc>
+          <w:tcPr/>
+          <w:p>
+            <w:pPr>
+              <w:pStyle w:val="Compact"/>
+              <w:jc w:val="center"/>
+            </w:pPr>
+            <w:r>
+              <w:t xml:space="preserve">Sum_Squares</w:t>
+            </w:r>
+          </w:p>
+        </w:tc>
+        <w:tc>
+          <w:tcPr/>
+          <w:p>
+            <w:pPr>
+              <w:pStyle w:val="Compact"/>
+              <w:jc w:val="center"/>
+            </w:pPr>
+            <w:r>
+              <w:t xml:space="preserve">df</w:t>
+            </w:r>
+          </w:p>
+        </w:tc>
+        <w:tc>
+          <w:tcPr/>
+          <w:p>
+            <w:pPr>
+              <w:pStyle w:val="Compact"/>
+              <w:jc w:val="center"/>
+            </w:pPr>
+            <w:r>
+              <w:t xml:space="preserve">df (error)</w:t>
+            </w:r>
+          </w:p>
+        </w:tc>
+        <w:tc>
+          <w:tcPr/>
+          <w:p>
+            <w:pPr>
+              <w:pStyle w:val="Compact"/>
+              <w:jc w:val="center"/>
+            </w:pPr>
+            <w:r>
+              <w:t xml:space="preserve">Mean_Square</w:t>
+            </w:r>
+          </w:p>
+        </w:tc>
+        <w:tc>
+          <w:tcPr/>
+          <w:p>
+            <w:pPr>
+              <w:pStyle w:val="Compact"/>
+              <w:jc w:val="center"/>
+            </w:pPr>
+            <w:r>
+              <w:t xml:space="preserve">F</w:t>
+            </w:r>
+          </w:p>
+        </w:tc>
+        <w:tc>
+          <w:tcPr/>
+          <w:p>
+            <w:pPr>
+              <w:pStyle w:val="Compact"/>
+              <w:jc w:val="center"/>
+            </w:pPr>
+            <w:r>
+              <w:t xml:space="preserve">p</w:t>
+            </w:r>
+          </w:p>
+        </w:tc>
+      </w:tr>
+      <w:tr>
+        <w:tc>
+          <w:tcPr/>
+          <w:p>
+            <w:pPr>
+              <w:pStyle w:val="Compact"/>
+              <w:jc w:val="left"/>
+            </w:pPr>
+            <w:r>
+              <w:t xml:space="preserve">Model 1: glucose ~ BMI</w:t>
+            </w:r>
+          </w:p>
+        </w:tc>
+        <w:tc>
+          <w:tcPr/>
+          <w:p>
+            <w:pPr>
+              <w:pStyle w:val="Compact"/>
+              <w:jc w:val="center"/>
+            </w:pPr>
+            <w:r>
+              <w:t xml:space="preserve">3.470e+06</w:t>
+            </w:r>
+          </w:p>
+        </w:tc>
+        <w:tc>
+          <w:tcPr/>
+          <w:p>
+            <w:pPr>
+              <w:pStyle w:val="Compact"/>
+            </w:pPr>
+          </w:p>
+        </w:tc>
+        <w:tc>
+          <w:tcPr/>
+          <w:p>
+            <w:pPr>
+              <w:pStyle w:val="Compact"/>
+            </w:pPr>
+          </w:p>
+        </w:tc>
+        <w:tc>
+          <w:tcPr/>
+          <w:p>
+            <w:pPr>
+              <w:pStyle w:val="Compact"/>
+              <w:jc w:val="center"/>
+            </w:pPr>
+            <w:r>
+              <w:t xml:space="preserve">2756</w:t>
+            </w:r>
+          </w:p>
+        </w:tc>
+        <w:tc>
+          <w:tcPr/>
+          <w:p>
+            <w:pPr>
+              <w:pStyle w:val="Compact"/>
+            </w:pPr>
+          </w:p>
+        </w:tc>
+        <w:tc>
+          <w:tcPr/>
+          <w:p>
+            <w:pPr>
+              <w:pStyle w:val="Compact"/>
+            </w:pPr>
+          </w:p>
+        </w:tc>
+        <w:tc>
+          <w:tcPr/>
+          <w:p>
+            <w:pPr>
+              <w:pStyle w:val="Compact"/>
+            </w:pPr>
+          </w:p>
+        </w:tc>
+      </w:tr>
+      <w:tr>
+        <w:tc>
+          <w:tcPr/>
+          <w:p>
+            <w:pPr>
+              <w:pStyle w:val="Compact"/>
+              <w:jc w:val="left"/>
+            </w:pPr>
+            <w:r>
+              <w:t xml:space="preserve">Model 2: glucose ~ BMI + age + exercise</w:t>
+            </w:r>
+          </w:p>
+        </w:tc>
+        <w:tc>
+          <w:tcPr/>
+          <w:p>
+            <w:pPr>
+              <w:pStyle w:val="Compact"/>
+              <w:jc w:val="center"/>
+            </w:pPr>
+            <w:r>
+              <w:t xml:space="preserve">3.461e+06</w:t>
+            </w:r>
+          </w:p>
+        </w:tc>
+        <w:tc>
+          <w:tcPr/>
+          <w:p>
+            <w:pPr>
+              <w:pStyle w:val="Compact"/>
+              <w:jc w:val="center"/>
+            </w:pPr>
+            <w:r>
+              <w:t xml:space="preserve">9188.413</w:t>
+            </w:r>
+          </w:p>
+        </w:tc>
+        <w:tc>
+          <w:tcPr/>
+          <w:p>
+            <w:pPr>
+              <w:pStyle w:val="Compact"/>
+              <w:jc w:val="center"/>
+            </w:pPr>
+            <w:r>
+              <w:t xml:space="preserve">2</w:t>
+            </w:r>
+          </w:p>
+        </w:tc>
+        <w:tc>
+          <w:tcPr/>
+          <w:p>
+            <w:pPr>
+              <w:pStyle w:val="Compact"/>
+              <w:jc w:val="center"/>
+            </w:pPr>
+            <w:r>
+              <w:t xml:space="preserve">2754</w:t>
+            </w:r>
+          </w:p>
+        </w:tc>
+        <w:tc>
+          <w:tcPr/>
+          <w:p>
+            <w:pPr>
+              <w:pStyle w:val="Compact"/>
+              <w:jc w:val="center"/>
+            </w:pPr>
+            <w:r>
+              <w:t xml:space="preserve">4594.207</w:t>
+            </w:r>
+          </w:p>
+        </w:tc>
+        <w:tc>
+          <w:tcPr/>
+          <w:p>
+            <w:pPr>
+              <w:pStyle w:val="Compact"/>
+              <w:jc w:val="center"/>
+            </w:pPr>
+            <w:r>
+              <w:t xml:space="preserve">3.656</w:t>
+            </w:r>
+          </w:p>
+        </w:tc>
+        <w:tc>
+          <w:tcPr/>
+          <w:p>
+            <w:pPr>
+              <w:pStyle w:val="Compact"/>
+              <w:jc w:val="center"/>
+            </w:pPr>
+            <w:r>
+              <w:t xml:space="preserve">0.026</w:t>
+            </w:r>
+          </w:p>
+        </w:tc>
+      </w:tr>
+    </w:tbl>
+    <w:p>
+      <w:pPr>
+        <w:pStyle w:val="BodyText"/>
+      </w:pPr>
+      <w:r>
+        <w:t xml:space="preserve">The definition gives the same</w:t>
+      </w:r>
+      <w:r>
+        <w:t xml:space="preserve"> </w:t>
+      </w:r>
+      <w:hyperlink r:id="rId145">
+        <w:r>
+          <w:rPr>
+            <w:rStyle w:val="Hyperlink"/>
+          </w:rPr>
+          <w:t xml:space="preserve">statistic</w:t>
+        </w:r>
+      </w:hyperlink>
+      <w:r>
+        <w:t xml:space="preserve">:</w:t>
+      </w:r>
+    </w:p>
+    <w:p>
+      <w:pPr>
+        <w:pStyle w:val="SourceCode"/>
+      </w:pPr>
+      <w:r>
+        <w:rPr>
+          <w:rStyle w:val="NormalTok"/>
+        </w:rPr>
+        <w:t xml:space="preserve">rss0 </w:t>
+      </w:r>
+      <w:r>
+        <w:rPr>
+          <w:rStyle w:val="OtherTok"/>
+        </w:rPr>
+        <w:t xml:space="preserve">&lt;-</w:t>
+      </w:r>
+      <w:r>
+        <w:rPr>
+          <w:rStyle w:val="NormalTok"/>
+        </w:rPr>
+        <w:t xml:space="preserve"> </w:t>
+      </w:r>
+      <w:r>
+        <w:rPr>
+          <w:rStyle w:val="FunctionTok"/>
+        </w:rPr>
+        <w:t xml:space="preserve">sum</w:t>
+      </w:r>
+      <w:r>
+        <w:rPr>
+          <w:rStyle w:val="NormalTok"/>
+        </w:rPr>
+        <w:t xml:space="preserve">(</w:t>
+      </w:r>
+      <w:r>
+        <w:rPr>
+          <w:rStyle w:val="FunctionTok"/>
+        </w:rPr>
+        <w:t xml:space="preserve">residuals</w:t>
+      </w:r>
+      <w:r>
+        <w:rPr>
+          <w:rStyle w:val="NormalTok"/>
+        </w:rPr>
+        <w:t xml:space="preserve">(fit_smaller)</w:t>
+      </w:r>
+      <w:r>
+        <w:rPr>
+          <w:rStyle w:val="SpecialCharTok"/>
+        </w:rPr>
+        <w:t xml:space="preserve">^</w:t>
+      </w:r>
+      <w:r>
+        <w:rPr>
+          <w:rStyle w:val="DecValTok"/>
+        </w:rPr>
+        <w:t xml:space="preserve">2</w:t>
+      </w:r>
+      <w:r>
+        <w:rPr>
+          <w:rStyle w:val="NormalTok"/>
+        </w:rPr>
+        <w:t xml:space="preserve">)</w:t>
+      </w:r>
+      <w:r>
+        <w:br/>
+      </w:r>
+      <w:r>
+        <w:rPr>
+          <w:rStyle w:val="NormalTok"/>
+        </w:rPr>
+        <w:t xml:space="preserve">rss1 </w:t>
+      </w:r>
+      <w:r>
+        <w:rPr>
+          <w:rStyle w:val="OtherTok"/>
+        </w:rPr>
+        <w:t xml:space="preserve">&lt;-</w:t>
+      </w:r>
+      <w:r>
+        <w:rPr>
+          <w:rStyle w:val="NormalTok"/>
+        </w:rPr>
+        <w:t xml:space="preserve"> </w:t>
+      </w:r>
+      <w:r>
+        <w:rPr>
+          <w:rStyle w:val="FunctionTok"/>
+        </w:rPr>
+        <w:t xml:space="preserve">sum</w:t>
+      </w:r>
+      <w:r>
+        <w:rPr>
+          <w:rStyle w:val="NormalTok"/>
+        </w:rPr>
+        <w:t xml:space="preserve">(</w:t>
+      </w:r>
+      <w:r>
+        <w:rPr>
+          <w:rStyle w:val="FunctionTok"/>
+        </w:rPr>
+        <w:t xml:space="preserve">residuals</w:t>
+      </w:r>
+      <w:r>
+        <w:rPr>
+          <w:rStyle w:val="NormalTok"/>
+        </w:rPr>
+        <w:t xml:space="preserve">(fit_larger)</w:t>
+      </w:r>
+      <w:r>
+        <w:rPr>
+          <w:rStyle w:val="SpecialCharTok"/>
+        </w:rPr>
+        <w:t xml:space="preserve">^</w:t>
+      </w:r>
+      <w:r>
+        <w:rPr>
+          <w:rStyle w:val="DecValTok"/>
+        </w:rPr>
+        <w:t xml:space="preserve">2</w:t>
+      </w:r>
+      <w:r>
+        <w:rPr>
+          <w:rStyle w:val="NormalTok"/>
+        </w:rPr>
+        <w:t xml:space="preserve">)</w:t>
+      </w:r>
+      <w:r>
+        <w:br/>
+      </w:r>
+      <w:r>
+        <w:rPr>
+          <w:rStyle w:val="NormalTok"/>
+        </w:rPr>
+        <w:t xml:space="preserve">n </w:t>
+      </w:r>
+      <w:r>
+        <w:rPr>
+          <w:rStyle w:val="OtherTok"/>
+        </w:rPr>
+        <w:t xml:space="preserve">&lt;-</w:t>
+      </w:r>
+      <w:r>
+        <w:rPr>
+          <w:rStyle w:val="NormalTok"/>
+        </w:rPr>
+        <w:t xml:space="preserve"> </w:t>
+      </w:r>
+      <w:r>
+        <w:rPr>
+          <w:rStyle w:val="FunctionTok"/>
+        </w:rPr>
+        <w:t xml:space="preserve">nobs</w:t>
+      </w:r>
+      <w:r>
+        <w:rPr>
+          <w:rStyle w:val="NormalTok"/>
+        </w:rPr>
+        <w:t xml:space="preserve">(fit_larger)</w:t>
+      </w:r>
+      <w:r>
+        <w:br/>
+      </w:r>
+      <w:r>
+        <w:rPr>
+          <w:rStyle w:val="NormalTok"/>
+        </w:rPr>
+        <w:t xml:space="preserve">p </w:t>
+      </w:r>
+      <w:r>
+        <w:rPr>
+          <w:rStyle w:val="OtherTok"/>
+        </w:rPr>
+        <w:t xml:space="preserve">&lt;-</w:t>
+      </w:r>
+      <w:r>
+        <w:rPr>
+          <w:rStyle w:val="NormalTok"/>
+        </w:rPr>
+        <w:t xml:space="preserve"> </w:t>
+      </w:r>
+      <w:r>
+        <w:rPr>
+          <w:rStyle w:val="FunctionTok"/>
+        </w:rPr>
+        <w:t xml:space="preserve">length</w:t>
+      </w:r>
+      <w:r>
+        <w:rPr>
+          <w:rStyle w:val="NormalTok"/>
+        </w:rPr>
+        <w:t xml:space="preserve">(</w:t>
+      </w:r>
+      <w:r>
+        <w:rPr>
+          <w:rStyle w:val="FunctionTok"/>
+        </w:rPr>
+        <w:t xml:space="preserve">coef</w:t>
+      </w:r>
+      <w:r>
+        <w:rPr>
+          <w:rStyle w:val="NormalTok"/>
+        </w:rPr>
+        <w:t xml:space="preserve">(fit_larger)) </w:t>
+      </w:r>
+      <w:r>
+        <w:rPr>
+          <w:rStyle w:val="SpecialCharTok"/>
+        </w:rPr>
+        <w:t xml:space="preserve">-</w:t>
+      </w:r>
+      <w:r>
+        <w:rPr>
+          <w:rStyle w:val="NormalTok"/>
+        </w:rPr>
+        <w:t xml:space="preserve"> </w:t>
+      </w:r>
+      <w:r>
+        <w:rPr>
+          <w:rStyle w:val="DecValTok"/>
+        </w:rPr>
+        <w:t xml:space="preserve">1</w:t>
+      </w:r>
+      <w:r>
+        <w:br/>
+      </w:r>
+      <w:r>
+        <w:rPr>
+          <w:rStyle w:val="NormalTok"/>
+        </w:rPr>
+        <w:t xml:space="preserve">q </w:t>
+      </w:r>
+      <w:r>
+        <w:rPr>
+          <w:rStyle w:val="OtherTok"/>
+        </w:rPr>
+        <w:t xml:space="preserve">&lt;-</w:t>
+      </w:r>
+      <w:r>
+        <w:rPr>
+          <w:rStyle w:val="NormalTok"/>
+        </w:rPr>
+        <w:t xml:space="preserve"> p </w:t>
+      </w:r>
+      <w:r>
+        <w:rPr>
+          <w:rStyle w:val="SpecialCharTok"/>
+        </w:rPr>
+        <w:t xml:space="preserve">-</w:t>
+      </w:r>
+      <w:r>
+        <w:rPr>
+          <w:rStyle w:val="NormalTok"/>
+        </w:rPr>
+        <w:t xml:space="preserve"> (</w:t>
+      </w:r>
+      <w:r>
+        <w:rPr>
+          <w:rStyle w:val="FunctionTok"/>
+        </w:rPr>
+        <w:t xml:space="preserve">length</w:t>
+      </w:r>
+      <w:r>
+        <w:rPr>
+          <w:rStyle w:val="NormalTok"/>
+        </w:rPr>
+        <w:t xml:space="preserve">(</w:t>
+      </w:r>
+      <w:r>
+        <w:rPr>
+          <w:rStyle w:val="FunctionTok"/>
+        </w:rPr>
+        <w:t xml:space="preserve">coef</w:t>
+      </w:r>
+      <w:r>
+        <w:rPr>
+          <w:rStyle w:val="NormalTok"/>
+        </w:rPr>
+        <w:t xml:space="preserve">(fit_smaller)) </w:t>
+      </w:r>
+      <w:r>
+        <w:rPr>
+          <w:rStyle w:val="SpecialCharTok"/>
+        </w:rPr>
+        <w:t xml:space="preserve">-</w:t>
+      </w:r>
+      <w:r>
+        <w:rPr>
+          <w:rStyle w:val="NormalTok"/>
+        </w:rPr>
+        <w:t xml:space="preserve"> </w:t>
+      </w:r>
+      <w:r>
+        <w:rPr>
+          <w:rStyle w:val="DecValTok"/>
+        </w:rPr>
+        <w:t xml:space="preserve">1</w:t>
+      </w:r>
+      <w:r>
+        <w:rPr>
+          <w:rStyle w:val="NormalTok"/>
+        </w:rPr>
+        <w:t xml:space="preserve">)</w:t>
+      </w:r>
+      <w:r>
+        <w:br/>
+      </w:r>
+      <w:r>
+        <w:rPr>
+          <w:rStyle w:val="NormalTok"/>
+        </w:rPr>
+        <w:t xml:space="preserve">f_stat </w:t>
+      </w:r>
+      <w:r>
+        <w:rPr>
+          <w:rStyle w:val="OtherTok"/>
+        </w:rPr>
+        <w:t xml:space="preserve">&lt;-</w:t>
+      </w:r>
+      <w:r>
+        <w:rPr>
+          <w:rStyle w:val="NormalTok"/>
+        </w:rPr>
+        <w:t xml:space="preserve"> ((rss0 </w:t>
+      </w:r>
+      <w:r>
+        <w:rPr>
+          <w:rStyle w:val="SpecialCharTok"/>
+        </w:rPr>
+        <w:t xml:space="preserve">-</w:t>
+      </w:r>
+      <w:r>
+        <w:rPr>
+          <w:rStyle w:val="NormalTok"/>
+        </w:rPr>
+        <w:t xml:space="preserve"> rss1) </w:t>
+      </w:r>
+      <w:r>
+        <w:rPr>
+          <w:rStyle w:val="SpecialCharTok"/>
+        </w:rPr>
+        <w:t xml:space="preserve">/</w:t>
+      </w:r>
+      <w:r>
+        <w:rPr>
+          <w:rStyle w:val="NormalTok"/>
+        </w:rPr>
+        <w:t xml:space="preserve"> q) </w:t>
+      </w:r>
+      <w:r>
+        <w:rPr>
+          <w:rStyle w:val="SpecialCharTok"/>
+        </w:rPr>
+        <w:t xml:space="preserve">/</w:t>
+      </w:r>
+      <w:r>
+        <w:rPr>
+          <w:rStyle w:val="NormalTok"/>
+        </w:rPr>
+        <w:t xml:space="preserve"> (rss1 </w:t>
+      </w:r>
+      <w:r>
+        <w:rPr>
+          <w:rStyle w:val="SpecialCharTok"/>
+        </w:rPr>
+        <w:t xml:space="preserve">/</w:t>
+      </w:r>
+      <w:r>
+        <w:rPr>
+          <w:rStyle w:val="NormalTok"/>
+        </w:rPr>
+        <w:t xml:space="preserve"> (n </w:t>
+      </w:r>
+      <w:r>
+        <w:rPr>
+          <w:rStyle w:val="SpecialCharTok"/>
+        </w:rPr>
+        <w:t xml:space="preserve">-</w:t>
+      </w:r>
+      <w:r>
+        <w:rPr>
+          <w:rStyle w:val="NormalTok"/>
+        </w:rPr>
+        <w:t xml:space="preserve"> p </w:t>
+      </w:r>
+      <w:r>
+        <w:rPr>
+          <w:rStyle w:val="SpecialCharTok"/>
+        </w:rPr>
+        <w:t xml:space="preserve">-</w:t>
+      </w:r>
+      <w:r>
+        <w:rPr>
+          <w:rStyle w:val="NormalTok"/>
+        </w:rPr>
+        <w:t xml:space="preserve"> </w:t>
+      </w:r>
+      <w:r>
+        <w:rPr>
+          <w:rStyle w:val="DecValTok"/>
+        </w:rPr>
+        <w:t xml:space="preserve">1</w:t>
+      </w:r>
+      <w:r>
+        <w:rPr>
+          <w:rStyle w:val="NormalTok"/>
+        </w:rPr>
+        <w:t xml:space="preserve">))</w:t>
+      </w:r>
+      <w:r>
+        <w:br/>
+      </w:r>
+      <w:r>
+        <w:rPr>
+          <w:rStyle w:val="FunctionTok"/>
+        </w:rPr>
+        <w:t xml:space="preserve">c</w:t>
+      </w:r>
+      <w:r>
+        <w:rPr>
+          <w:rStyle w:val="NormalTok"/>
+        </w:rPr>
+        <w:t xml:space="preserve">(</w:t>
+      </w:r>
+      <w:r>
+        <w:br/>
+      </w:r>
+      <w:r>
+        <w:rPr>
+          <w:rStyle w:val="NormalTok"/>
+        </w:rPr>
+        <w:t xml:space="preserve">  </w:t>
+      </w:r>
+      <w:r>
+        <w:rPr>
+          <w:rStyle w:val="AttributeTok"/>
+        </w:rPr>
+        <w:t xml:space="preserve">f =</w:t>
+      </w:r>
+      <w:r>
+        <w:rPr>
+          <w:rStyle w:val="NormalTok"/>
+        </w:rPr>
+        <w:t xml:space="preserve"> f_stat,</w:t>
+      </w:r>
+      <w:r>
+        <w:br/>
+      </w:r>
+      <w:r>
+        <w:rPr>
+          <w:rStyle w:val="NormalTok"/>
+        </w:rPr>
+        <w:t xml:space="preserve">  </w:t>
+      </w:r>
+      <w:r>
+        <w:rPr>
+          <w:rStyle w:val="AttributeTok"/>
+        </w:rPr>
+        <w:t xml:space="preserve">p_value =</w:t>
+      </w:r>
+      <w:r>
+        <w:rPr>
+          <w:rStyle w:val="NormalTok"/>
+        </w:rPr>
+        <w:t xml:space="preserve"> </w:t>
+      </w:r>
+      <w:r>
+        <w:rPr>
+          <w:rStyle w:val="FunctionTok"/>
+        </w:rPr>
+        <w:t xml:space="preserve">pf</w:t>
+      </w:r>
+      <w:r>
+        <w:rPr>
+          <w:rStyle w:val="NormalTok"/>
+        </w:rPr>
+        <w:t xml:space="preserve">(f_stat, q, n </w:t>
+      </w:r>
+      <w:r>
+        <w:rPr>
+          <w:rStyle w:val="SpecialCharTok"/>
+        </w:rPr>
+        <w:t xml:space="preserve">-</w:t>
+      </w:r>
+      <w:r>
+        <w:rPr>
+          <w:rStyle w:val="NormalTok"/>
+        </w:rPr>
+        <w:t xml:space="preserve"> p </w:t>
+      </w:r>
+      <w:r>
+        <w:rPr>
+          <w:rStyle w:val="SpecialCharTok"/>
+        </w:rPr>
+        <w:t xml:space="preserve">-</w:t>
+      </w:r>
+      <w:r>
+        <w:rPr>
+          <w:rStyle w:val="NormalTok"/>
+        </w:rPr>
+        <w:t xml:space="preserve"> </w:t>
+      </w:r>
+      <w:r>
+        <w:rPr>
+          <w:rStyle w:val="DecValTok"/>
+        </w:rPr>
+        <w:t xml:space="preserve">1</w:t>
+      </w:r>
+      <w:r>
+        <w:rPr>
+          <w:rStyle w:val="NormalTok"/>
+        </w:rPr>
+        <w:t xml:space="preserve">, </w:t>
+      </w:r>
+      <w:r>
+        <w:rPr>
+          <w:rStyle w:val="AttributeTok"/>
+        </w:rPr>
+        <w:t xml:space="preserve">lower.tail =</w:t>
+      </w:r>
+      <w:r>
+        <w:rPr>
+          <w:rStyle w:val="NormalTok"/>
+        </w:rPr>
+        <w:t xml:space="preserve"> </w:t>
+      </w:r>
+      <w:r>
+        <w:rPr>
+          <w:rStyle w:val="ConstantTok"/>
+        </w:rPr>
+        <w:t xml:space="preserve">FALSE</w:t>
+      </w:r>
+      <w:r>
+        <w:rPr>
+          <w:rStyle w:val="NormalTok"/>
+        </w:rPr>
+        <w:t xml:space="preserve">)</w:t>
+      </w:r>
+      <w:r>
+        <w:br/>
+      </w:r>
+      <w:r>
+        <w:rPr>
+          <w:rStyle w:val="NormalTok"/>
+        </w:rPr>
+        <w:t xml:space="preserve">)</w:t>
+      </w:r>
+      <w:r>
+        <w:br/>
+      </w:r>
+      <w:r>
+        <w:rPr>
+          <w:rStyle w:val="CommentTok"/>
+        </w:rPr>
+        <w:t xml:space="preserve">#&gt;         f   p_value </w:t>
+      </w:r>
+      <w:r>
+        <w:br/>
+      </w:r>
+      <w:r>
+        <w:rPr>
+          <w:rStyle w:val="CommentTok"/>
+        </w:rPr>
+        <w:t xml:space="preserve">#&gt; 3.6558211 0.0259658</w:t>
+      </w:r>
+    </w:p>
+    <w:p>
+      <w:pPr>
+        <w:pStyle w:val="FirstParagraph"/>
+      </w:pPr>
+      <w:r>
+        <w:t xml:space="preserve">With</w:t>
+      </w:r>
+      <w:r>
+        <w:t xml:space="preserve"> </w:t>
+      </w:r>
+      <m:oMath>
+        <m:r>
+          <m:t>q</m:t>
+        </m:r>
+        <m:r>
+          <m:rPr>
+            <m:sty m:val="p"/>
+          </m:rPr>
+          <m:t>=</m:t>
+        </m:r>
+        <m:r>
+          <m:t>2</m:t>
+        </m:r>
+      </m:oMath>
+      <w:r>
+        <w:t xml:space="preserve"> </w:t>
+      </w:r>
+      <w:r>
+        <w:t xml:space="preserve">and</w:t>
+      </w:r>
+      <w:r>
+        <w:t xml:space="preserve"> </w:t>
+      </w:r>
+      <m:oMath>
+        <m:r>
+          <m:t>n</m:t>
+        </m:r>
+        <m:r>
+          <m:rPr>
+            <m:sty m:val="p"/>
+          </m:rPr>
+          <m:t>−</m:t>
+        </m:r>
+        <m:r>
+          <m:t>p</m:t>
+        </m:r>
+        <m:r>
+          <m:rPr>
+            <m:sty m:val="p"/>
+          </m:rPr>
+          <m:t>−</m:t>
+        </m:r>
+        <m:r>
+          <m:t>1</m:t>
+        </m:r>
+        <m:r>
+          <m:rPr>
+            <m:sty m:val="p"/>
+          </m:rPr>
+          <m:t>=</m:t>
+        </m:r>
+        <m:r>
+          <m:t>2754</m:t>
+        </m:r>
+      </m:oMath>
+      <w:r>
+        <w:t xml:space="preserve">,</w:t>
+      </w:r>
+      <w:r>
+        <w:t xml:space="preserve"> </w:t>
+      </w:r>
+      <m:oMath>
+        <m:r>
+          <m:t>F</m:t>
+        </m:r>
+        <m:r>
+          <m:rPr>
+            <m:sty m:val="p"/>
+          </m:rPr>
+          <m:t>=</m:t>
+        </m:r>
+        <m:r>
+          <m:t>3.66</m:t>
+        </m:r>
+      </m:oMath>
+      <w:r>
+        <w:t xml:space="preserve">,</w:t>
+      </w:r>
+      <w:r>
+        <w:t xml:space="preserve"> </w:t>
+      </w:r>
+      <w:r>
+        <w:t xml:space="preserve">so the data reject</w:t>
+      </w:r>
+      <w:r>
+        <w:t xml:space="preserve"> </w:t>
+      </w:r>
+      <m:oMath>
+        <m:sSub>
+          <m:e>
+            <m:r>
+              <m:t>H</m:t>
+            </m:r>
+          </m:e>
+          <m:sub>
+            <m:r>
+              <m:t>0</m:t>
+            </m:r>
+          </m:sub>
+        </m:sSub>
+      </m:oMath>
+      <w:r>
+        <w:t xml:space="preserve"> </w:t>
+      </w:r>
+      <w:r>
+        <w:t xml:space="preserve">at the 5% level.</w:t>
+      </w:r>
+    </w:p>
+    <w:bookmarkEnd w:id="152"/>
+    <w:bookmarkStart w:id="157" w:name="rem-partial-f-lrt"/>
+    <w:p>
+      <w:pPr>
+        <w:pStyle w:val="BodyText"/>
+      </w:pPr>
+      <w:r>
+        <w:rPr>
+          <w:i/>
+          <w:iCs/>
+        </w:rPr>
+        <w:t xml:space="preserve">Remark 7</w:t>
+      </w:r>
+      <w:r>
+        <w:t xml:space="preserve"> (The partial F-test and the likelihood ratio test). </w:t>
+      </w:r>
+      <w:r>
+        <w:t xml:space="preserve">Let the errors be Gaussian.</w:t>
+      </w:r>
+      <w:r>
+        <w:t xml:space="preserve"> </w:t>
+      </w:r>
+      <w:r>
+        <w:t xml:space="preserve">The</w:t>
+      </w:r>
+      <w:r>
+        <w:t xml:space="preserve"> </w:t>
+      </w:r>
+      <w:hyperlink r:id="rId153">
+        <w:r>
+          <w:rPr>
+            <w:rStyle w:val="Hyperlink"/>
+          </w:rPr>
+          <w:t xml:space="preserve">maximum likelihood estimate</w:t>
+        </w:r>
+      </w:hyperlink>
+      <w:r>
+        <w:t xml:space="preserve"> </w:t>
+      </w:r>
+      <w:r>
+        <w:t xml:space="preserve">of the error</w:t>
+      </w:r>
+      <w:r>
+        <w:t xml:space="preserve"> </w:t>
+      </w:r>
+      <w:hyperlink r:id="rId12">
+        <w:r>
+          <w:rPr>
+            <w:rStyle w:val="Hyperlink"/>
+          </w:rPr>
+          <w:t xml:space="preserve">variance</w:t>
+        </w:r>
+      </w:hyperlink>
+      <w:r>
+        <w:t xml:space="preserve"> </w:t>
+      </w:r>
+      <w:r>
+        <w:t xml:space="preserve">of a model with</w:t>
+      </w:r>
+      <w:r>
+        <w:t xml:space="preserve"> </w:t>
+      </w:r>
+      <w:hyperlink w:anchor="def-rss">
+        <w:r>
+          <w:rPr>
+            <w:rStyle w:val="Hyperlink"/>
+          </w:rPr>
+          <w:t xml:space="preserve">residual sum of squares</w:t>
+        </w:r>
+      </w:hyperlink>
+      <w:r>
+        <w:t xml:space="preserve"> </w:t>
+      </w:r>
+      <m:oMath>
+        <m:r>
+          <m:rPr>
+            <m:nor/>
+            <m:sty m:val="p"/>
+          </m:rPr>
+          <m:t>RSS</m:t>
+        </m:r>
+      </m:oMath>
+      <w:r>
+        <w:t xml:space="preserve"> </w:t>
+      </w:r>
+      <w:r>
+        <w:t xml:space="preserve">is</w:t>
+      </w:r>
+      <w:r>
+        <w:t xml:space="preserve"> </w:t>
+      </w:r>
+      <m:oMath>
+        <m:r>
+          <m:rPr>
+            <m:nor/>
+            <m:sty m:val="p"/>
+          </m:rPr>
+          <m:t>RSS</m:t>
+        </m:r>
+        <m:r>
+          <m:rPr>
+            <m:sty m:val="p"/>
+          </m:rPr>
+          <m:t>/</m:t>
+        </m:r>
+        <m:r>
+          <m:t>n</m:t>
+        </m:r>
+      </m:oMath>
+      <w:r>
+        <w:t xml:space="preserve">,</w:t>
+      </w:r>
+      <w:r>
+        <w:t xml:space="preserve"> </w:t>
+      </w:r>
+      <w:r>
+        <w:t xml:space="preserve">so its maximized</w:t>
+      </w:r>
+      <w:r>
+        <w:t xml:space="preserve"> </w:t>
+      </w:r>
+      <w:hyperlink r:id="rId154">
+        <w:r>
+          <w:rPr>
+            <w:rStyle w:val="Hyperlink"/>
+          </w:rPr>
+          <w:t xml:space="preserve">log-likelihood</w:t>
+        </w:r>
+      </w:hyperlink>
+      <w:r>
+        <w:t xml:space="preserve"> </w:t>
+      </w:r>
+      <w:r>
+        <w:t xml:space="preserve">is</w:t>
+      </w:r>
+      <w:r>
+        <w:t xml:space="preserve"> </w:t>
+      </w:r>
+      <m:oMath>
+        <m:r>
+          <m:rPr>
+            <m:sty m:val="p"/>
+          </m:rPr>
+          <m:t>−</m:t>
+        </m:r>
+        <m:f>
+          <m:fPr>
+            <m:type m:val="lin"/>
+          </m:fPr>
+          <m:num>
+            <m:r>
+              <m:t>n</m:t>
+            </m:r>
+          </m:num>
+          <m:den>
+            <m:r>
+              <m:t>2</m:t>
+            </m:r>
+          </m:den>
+        </m:f>
+        <m:r>
+          <m:rPr>
+            <m:sty m:val="p"/>
+          </m:rPr>
+          <m:t>log</m:t>
+        </m:r>
+        <m:r>
+          <m:rPr>
+            <m:sty m:val="p"/>
+          </m:rPr>
+          <m:t>(</m:t>
+        </m:r>
+        <m:r>
+          <m:t>2</m:t>
+        </m:r>
+        <m:r>
+          <m:t>π</m:t>
+        </m:r>
+        <m:r>
+          <m:t> </m:t>
+        </m:r>
+        <m:r>
+          <m:rPr>
+            <m:nor/>
+            <m:sty m:val="p"/>
+          </m:rPr>
+          <m:t>RSS</m:t>
+        </m:r>
+        <m:r>
+          <m:rPr>
+            <m:sty m:val="p"/>
+          </m:rPr>
+          <m:t>/</m:t>
+        </m:r>
+        <m:r>
+          <m:t>n</m:t>
+        </m:r>
+        <m:r>
+          <m:rPr>
+            <m:sty m:val="p"/>
+          </m:rPr>
+          <m:t>)</m:t>
+        </m:r>
+        <m:r>
+          <m:rPr>
+            <m:sty m:val="p"/>
+          </m:rPr>
+          <m:t>−</m:t>
+        </m:r>
+        <m:f>
+          <m:fPr>
+            <m:type m:val="lin"/>
+          </m:fPr>
+          <m:num>
+            <m:r>
+              <m:t>n</m:t>
+            </m:r>
+          </m:num>
+          <m:den>
+            <m:r>
+              <m:t>2</m:t>
+            </m:r>
+          </m:den>
+        </m:f>
+      </m:oMath>
+      <w:r>
+        <w:t xml:space="preserve">.</w:t>
+      </w:r>
+      <w:r>
+        <w:t xml:space="preserve"> </w:t>
+      </w:r>
+      <w:r>
+        <w:t xml:space="preserve">The</w:t>
+      </w:r>
+      <w:r>
+        <w:t xml:space="preserve"> </w:t>
+      </w:r>
+      <w:hyperlink r:id="rId155">
+        <w:r>
+          <w:rPr>
+            <w:rStyle w:val="Hyperlink"/>
+          </w:rPr>
+          <w:t xml:space="preserve">likelihood ratio statistic</w:t>
+        </w:r>
+      </w:hyperlink>
+      <w:r>
+        <w:t xml:space="preserve"> </w:t>
+      </w:r>
+      <w:r>
+        <w:t xml:space="preserve">of the</w:t>
+      </w:r>
+      <w:r>
+        <w:t xml:space="preserve"> </w:t>
+      </w:r>
+      <w:hyperlink r:id="rId156">
+        <w:r>
+          <w:rPr>
+            <w:rStyle w:val="Hyperlink"/>
+          </w:rPr>
+          <w:t xml:space="preserve">null hypothesis</w:t>
+        </w:r>
+      </w:hyperlink>
+      <w:r>
+        <w:t xml:space="preserve"> </w:t>
+      </w:r>
+      <m:oMath>
+        <m:sSub>
+          <m:e>
+            <m:r>
+              <m:t>H</m:t>
+            </m:r>
+          </m:e>
+          <m:sub>
+            <m:r>
+              <m:t>0</m:t>
+            </m:r>
+          </m:sub>
+        </m:sSub>
+      </m:oMath>
+      <w:r>
+        <w:t xml:space="preserve"> </w:t>
+      </w:r>
+      <w:r>
+        <w:t xml:space="preserve">in the</w:t>
+      </w:r>
+      <w:r>
+        <w:t xml:space="preserve"> </w:t>
+      </w:r>
+      <w:hyperlink w:anchor="def-partial-f-test">
+        <w:r>
+          <w:rPr>
+            <w:rStyle w:val="Hyperlink"/>
+          </w:rPr>
+          <w:t xml:space="preserve">partial F-test</w:t>
+        </w:r>
+      </w:hyperlink>
+      <w:r>
+        <w:t xml:space="preserve"> </w:t>
+      </w:r>
+      <w:r>
+        <w:t xml:space="preserve">is then</w:t>
+      </w:r>
+    </w:p>
+    <w:p>
+      <w:pPr>
+        <w:pStyle w:val="BodyText"/>
+      </w:pPr>
+      <m:oMathPara>
+        <m:oMathParaPr>
+          <m:jc m:val="center"/>
+        </m:oMathParaPr>
+        <m:oMath>
+          <m:eqArr>
+            <m:e>
+              <m:r>
+                <m:rPr>
+                  <m:sty m:val="p"/>
+                </m:rPr>
+                <m:t>Λ</m:t>
+              </m:r>
+              <m:r>
+                <m:t>&amp;</m:t>
+              </m:r>
+              <m:r>
+                <m:rPr>
+                  <m:sty m:val="p"/>
+                </m:rPr>
+                <m:t>=</m:t>
+              </m:r>
+              <m:r>
+                <m:t>2</m:t>
+              </m:r>
+              <m:r>
+                <m:t>​</m:t>
+              </m:r>
+              <m:d>
+                <m:dPr>
+                  <m:begChr m:val="("/>
+                  <m:sepChr m:val=""/>
+                  <m:endChr m:val=")"/>
+                  <m:grow/>
+                </m:dPr>
+                <m:e>
+                  <m:r>
+                    <m:t>ℓ</m:t>
+                  </m:r>
+                  <m:r>
+                    <m:rPr>
+                      <m:sty m:val="p"/>
+                    </m:rPr>
+                    <m:t>(</m:t>
+                  </m:r>
+                  <m:sSub>
+                    <m:e>
+                      <m:acc>
+                        <m:accPr>
+                          <m:chr m:val="̂"/>
+                        </m:accPr>
+                        <m:e>
+                          <m:r>
+                            <m:t>θ</m:t>
+                          </m:r>
+                        </m:e>
+                      </m:acc>
+                    </m:e>
+                    <m:sub>
+                      <m:r>
+                        <m:rPr>
+                          <m:nor/>
+                          <m:sty m:val="p"/>
+                        </m:rPr>
+                        <m:t>ML</m:t>
+                      </m:r>
+                    </m:sub>
+                  </m:sSub>
+                  <m:r>
+                    <m:rPr>
+                      <m:sty m:val="p"/>
+                    </m:rPr>
+                    <m:t>)</m:t>
+                  </m:r>
+                  <m:r>
+                    <m:rPr>
+                      <m:sty m:val="p"/>
+                    </m:rPr>
+                    <m:t>−</m:t>
+                  </m:r>
+                  <m:r>
+                    <m:t>ℓ</m:t>
+                  </m:r>
+                  <m:r>
+                    <m:rPr>
+                      <m:sty m:val="p"/>
+                    </m:rPr>
+                    <m:t>(</m:t>
+                  </m:r>
+                  <m:sSub>
+                    <m:e>
+                      <m:acc>
+                        <m:accPr>
+                          <m:chr m:val="̂"/>
+                        </m:accPr>
+                        <m:e>
+                          <m:r>
+                            <m:t>θ</m:t>
+                          </m:r>
+                        </m:e>
+                      </m:acc>
+                    </m:e>
+                    <m:sub>
+                      <m:r>
+                        <m:t>0</m:t>
+                      </m:r>
+                    </m:sub>
+                  </m:sSub>
+                  <m:r>
+                    <m:rPr>
+                      <m:sty m:val="p"/>
+                    </m:rPr>
+                    <m:t>)</m:t>
+                  </m:r>
+                </m:e>
+              </m:d>
+              <m:r>
+                <m:t>​</m:t>
+              </m:r>
+            </m:e>
+            <m:e>
+              <m:r>
+                <m:t>&amp;</m:t>
+              </m:r>
+              <m:r>
+                <m:rPr>
+                  <m:sty m:val="p"/>
+                </m:rPr>
+                <m:t>=</m:t>
+              </m:r>
+              <m:r>
+                <m:t>n</m:t>
+              </m:r>
+              <m:r>
+                <m:rPr>
+                  <m:sty m:val="p"/>
+                </m:rPr>
+                <m:t>log</m:t>
+              </m:r>
+              <m:f>
+                <m:fPr>
+                  <m:type m:val="bar"/>
+                </m:fPr>
+                <m:num>
+                  <m:sSub>
+                    <m:e>
+                      <m:r>
+                        <m:rPr>
+                          <m:nor/>
+                          <m:sty m:val="p"/>
+                        </m:rPr>
+                        <m:t>RSS</m:t>
+                      </m:r>
+                    </m:e>
+                    <m:sub>
+                      <m:r>
+                        <m:t>0</m:t>
+                      </m:r>
+                    </m:sub>
+                  </m:sSub>
+                </m:num>
+                <m:den>
+                  <m:sSub>
+                    <m:e>
+                      <m:r>
+                        <m:rPr>
+                          <m:nor/>
+                          <m:sty m:val="p"/>
+                        </m:rPr>
+                        <m:t>RSS</m:t>
+                      </m:r>
+                    </m:e>
+                    <m:sub>
+                      <m:r>
+                        <m:t>1</m:t>
+                      </m:r>
+                    </m:sub>
+                  </m:sSub>
+                </m:den>
+              </m:f>
+            </m:e>
+            <m:e>
+              <m:r>
+                <m:t>&amp;</m:t>
+              </m:r>
+              <m:r>
+                <m:rPr>
+                  <m:sty m:val="p"/>
+                </m:rPr>
+                <m:t>=</m:t>
+              </m:r>
+              <m:r>
+                <m:t>n</m:t>
+              </m:r>
+              <m:r>
+                <m:rPr>
+                  <m:sty m:val="p"/>
+                </m:rPr>
+                <m:t>log</m:t>
+              </m:r>
+              <m:r>
+                <m:t>​</m:t>
+              </m:r>
+              <m:d>
+                <m:dPr>
+                  <m:begChr m:val="("/>
+                  <m:sepChr m:val=""/>
+                  <m:endChr m:val=")"/>
+                  <m:grow/>
+                </m:dPr>
+                <m:e>
+                  <m:r>
+                    <m:t>1</m:t>
+                  </m:r>
+                  <m:r>
+                    <m:rPr>
+                      <m:sty m:val="p"/>
+                    </m:rPr>
+                    <m:t>+</m:t>
+                  </m:r>
+                  <m:f>
+                    <m:fPr>
+                      <m:type m:val="bar"/>
+                    </m:fPr>
+                    <m:num>
+                      <m:sSub>
+                        <m:e>
+                          <m:r>
+                            <m:rPr>
+                              <m:nor/>
+                              <m:sty m:val="p"/>
+                            </m:rPr>
+                            <m:t>RSS</m:t>
+                          </m:r>
+                        </m:e>
+                        <m:sub>
+                          <m:r>
+                            <m:t>0</m:t>
+                          </m:r>
+                        </m:sub>
+                      </m:sSub>
+                      <m:r>
+                        <m:rPr>
+                          <m:sty m:val="p"/>
+                        </m:rPr>
+                        <m:t>−</m:t>
+                      </m:r>
+                      <m:sSub>
+                        <m:e>
+                          <m:r>
+                            <m:rPr>
+                              <m:nor/>
+                              <m:sty m:val="p"/>
+                            </m:rPr>
+                            <m:t>RSS</m:t>
+                          </m:r>
+                        </m:e>
+                        <m:sub>
+                          <m:r>
+                            <m:t>1</m:t>
+                          </m:r>
+                        </m:sub>
+                      </m:sSub>
+                    </m:num>
+                    <m:den>
+                      <m:sSub>
+                        <m:e>
+                          <m:r>
+                            <m:rPr>
+                              <m:nor/>
+                              <m:sty m:val="p"/>
+                            </m:rPr>
+                            <m:t>RSS</m:t>
+                          </m:r>
+                        </m:e>
+                        <m:sub>
+                          <m:r>
+                            <m:t>1</m:t>
+                          </m:r>
+                        </m:sub>
+                      </m:sSub>
+                    </m:den>
+                  </m:f>
+                </m:e>
+              </m:d>
+              <m:r>
+                <m:t>​</m:t>
+              </m:r>
+              <m:r>
+                <m:rPr>
+                  <m:sty m:val="p"/>
+                </m:rPr>
+                <m:t>.</m:t>
+              </m:r>
+            </m:e>
+          </m:eqArr>
+        </m:oMath>
+      </m:oMathPara>
+    </w:p>
+    <w:p>
+      <w:pPr>
+        <w:pStyle w:val="FirstParagraph"/>
+      </w:pPr>
+      <w:r>
+        <w:t xml:space="preserve">For large</w:t>
+      </w:r>
+      <w:r>
+        <w:t xml:space="preserve"> </w:t>
+      </w:r>
+      <m:oMath>
+        <m:r>
+          <m:t>n</m:t>
+        </m:r>
+      </m:oMath>
+      <w:r>
+        <w:t xml:space="preserve"> </w:t>
+      </w:r>
+      <w:r>
+        <w:t xml:space="preserve">under</w:t>
+      </w:r>
+      <w:r>
+        <w:t xml:space="preserve"> </w:t>
+      </w:r>
+      <m:oMath>
+        <m:sSub>
+          <m:e>
+            <m:r>
+              <m:t>H</m:t>
+            </m:r>
+          </m:e>
+          <m:sub>
+            <m:r>
+              <m:t>0</m:t>
+            </m:r>
+          </m:sub>
+        </m:sSub>
+      </m:oMath>
+      <w:r>
+        <w:t xml:space="preserve">, the quantity</w:t>
+      </w:r>
+      <w:r>
+        <w:t xml:space="preserve"> </w:t>
+      </w:r>
+      <m:oMath>
+        <m:r>
+          <m:rPr>
+            <m:sty m:val="p"/>
+          </m:rPr>
+          <m:t>(</m:t>
+        </m:r>
+        <m:sSub>
+          <m:e>
+            <m:r>
+              <m:rPr>
+                <m:nor/>
+                <m:sty m:val="p"/>
+              </m:rPr>
+              <m:t>RSS</m:t>
+            </m:r>
+          </m:e>
+          <m:sub>
+            <m:r>
+              <m:t>0</m:t>
+            </m:r>
+          </m:sub>
+        </m:sSub>
+        <m:r>
+          <m:rPr>
+            <m:sty m:val="p"/>
+          </m:rPr>
+          <m:t>−</m:t>
+        </m:r>
+        <m:sSub>
+          <m:e>
+            <m:r>
+              <m:rPr>
+                <m:nor/>
+                <m:sty m:val="p"/>
+              </m:rPr>
+              <m:t>RSS</m:t>
+            </m:r>
+          </m:e>
+          <m:sub>
+            <m:r>
+              <m:t>1</m:t>
+            </m:r>
+          </m:sub>
+        </m:sSub>
+        <m:r>
+          <m:rPr>
+            <m:sty m:val="p"/>
+          </m:rPr>
+          <m:t>)</m:t>
+        </m:r>
+        <m:r>
+          <m:rPr>
+            <m:sty m:val="p"/>
+          </m:rPr>
+          <m:t>/</m:t>
+        </m:r>
+        <m:sSub>
+          <m:e>
+            <m:r>
+              <m:rPr>
+                <m:nor/>
+                <m:sty m:val="p"/>
+              </m:rPr>
+              <m:t>RSS</m:t>
+            </m:r>
+          </m:e>
+          <m:sub>
+            <m:r>
+              <m:t>1</m:t>
+            </m:r>
+          </m:sub>
+        </m:sSub>
+      </m:oMath>
+      <w:r>
+        <w:t xml:space="preserve"> </w:t>
+      </w:r>
+      <w:r>
+        <w:t xml:space="preserve">is near</w:t>
+      </w:r>
+      <w:r>
+        <w:t xml:space="preserve"> </w:t>
+      </w:r>
+      <m:oMath>
+        <m:r>
+          <m:t>0</m:t>
+        </m:r>
+      </m:oMath>
+      <w:r>
+        <w:t xml:space="preserve">,</w:t>
+      </w:r>
+      <w:r>
+        <w:t xml:space="preserve"> </w:t>
+      </w:r>
+      <w:r>
+        <w:t xml:space="preserve">so</w:t>
+      </w:r>
+      <w:r>
+        <w:t xml:space="preserve"> </w:t>
+      </w:r>
+      <m:oMath>
+        <m:r>
+          <m:rPr>
+            <m:sty m:val="p"/>
+          </m:rPr>
+          <m:t>log</m:t>
+        </m:r>
+        <m:r>
+          <m:rPr>
+            <m:sty m:val="p"/>
+          </m:rPr>
+          <m:t>(</m:t>
+        </m:r>
+        <m:r>
+          <m:t>1</m:t>
+        </m:r>
+        <m:r>
+          <m:rPr>
+            <m:sty m:val="p"/>
+          </m:rPr>
+          <m:t>+</m:t>
+        </m:r>
+        <m:r>
+          <m:t>u</m:t>
+        </m:r>
+        <m:r>
+          <m:rPr>
+            <m:sty m:val="p"/>
+          </m:rPr>
+          <m:t>)</m:t>
+        </m:r>
+        <m:r>
+          <m:rPr>
+            <m:sty m:val="p"/>
+          </m:rPr>
+          <m:t>≈</m:t>
+        </m:r>
+        <m:r>
+          <m:t>u</m:t>
+        </m:r>
+      </m:oMath>
+      <w:r>
+        <w:t xml:space="preserve"> </w:t>
+      </w:r>
+      <w:r>
+        <w:t xml:space="preserve">gives</w:t>
+      </w:r>
+      <w:r>
+        <w:t xml:space="preserve"> </w:t>
+      </w:r>
+      <m:oMath>
+        <m:r>
+          <m:rPr>
+            <m:sty m:val="p"/>
+          </m:rPr>
+          <m:t>Λ</m:t>
+        </m:r>
+        <m:r>
+          <m:rPr>
+            <m:sty m:val="p"/>
+          </m:rPr>
+          <m:t>≈</m:t>
+        </m:r>
+        <m:r>
+          <m:t>n</m:t>
+        </m:r>
+        <m:r>
+          <m:rPr>
+            <m:sty m:val="p"/>
+          </m:rPr>
+          <m:t>(</m:t>
+        </m:r>
+        <m:sSub>
+          <m:e>
+            <m:r>
+              <m:rPr>
+                <m:nor/>
+                <m:sty m:val="p"/>
+              </m:rPr>
+              <m:t>RSS</m:t>
+            </m:r>
+          </m:e>
+          <m:sub>
+            <m:r>
+              <m:t>0</m:t>
+            </m:r>
+          </m:sub>
+        </m:sSub>
+        <m:r>
+          <m:rPr>
+            <m:sty m:val="p"/>
+          </m:rPr>
+          <m:t>−</m:t>
+        </m:r>
+        <m:sSub>
+          <m:e>
+            <m:r>
+              <m:rPr>
+                <m:nor/>
+                <m:sty m:val="p"/>
+              </m:rPr>
+              <m:t>RSS</m:t>
+            </m:r>
+          </m:e>
+          <m:sub>
+            <m:r>
+              <m:t>1</m:t>
+            </m:r>
+          </m:sub>
+        </m:sSub>
+        <m:r>
+          <m:rPr>
+            <m:sty m:val="p"/>
+          </m:rPr>
+          <m:t>)</m:t>
+        </m:r>
+        <m:r>
+          <m:rPr>
+            <m:sty m:val="p"/>
+          </m:rPr>
+          <m:t>/</m:t>
+        </m:r>
+        <m:sSub>
+          <m:e>
+            <m:r>
+              <m:rPr>
+                <m:nor/>
+                <m:sty m:val="p"/>
+              </m:rPr>
+              <m:t>RSS</m:t>
+            </m:r>
+          </m:e>
+          <m:sub>
+            <m:r>
+              <m:t>1</m:t>
+            </m:r>
+          </m:sub>
+        </m:sSub>
+      </m:oMath>
+      <w:r>
+        <w:t xml:space="preserve">.</w:t>
+      </w:r>
+      <w:r>
+        <w:t xml:space="preserve"> </w:t>
+      </w:r>
+      <w:r>
+        <w:t xml:space="preserve">Also</w:t>
+      </w:r>
+      <w:r>
+        <w:t xml:space="preserve"> </w:t>
+      </w:r>
+      <m:oMath>
+        <m:r>
+          <m:t>q</m:t>
+        </m:r>
+        <m:r>
+          <m:t>F</m:t>
+        </m:r>
+        <m:r>
+          <m:rPr>
+            <m:sty m:val="p"/>
+          </m:rPr>
+          <m:t>=</m:t>
+        </m:r>
+        <m:r>
+          <m:rPr>
+            <m:sty m:val="p"/>
+          </m:rPr>
+          <m:t>(</m:t>
+        </m:r>
+        <m:r>
+          <m:t>n</m:t>
+        </m:r>
+        <m:r>
+          <m:rPr>
+            <m:sty m:val="p"/>
+          </m:rPr>
+          <m:t>−</m:t>
+        </m:r>
+        <m:r>
+          <m:t>p</m:t>
+        </m:r>
+        <m:r>
+          <m:rPr>
+            <m:sty m:val="p"/>
+          </m:rPr>
+          <m:t>−</m:t>
+        </m:r>
+        <m:r>
+          <m:t>1</m:t>
+        </m:r>
+        <m:r>
+          <m:rPr>
+            <m:sty m:val="p"/>
+          </m:rPr>
+          <m:t>)</m:t>
+        </m:r>
+        <m:r>
+          <m:rPr>
+            <m:sty m:val="p"/>
+          </m:rPr>
+          <m:t>(</m:t>
+        </m:r>
+        <m:sSub>
+          <m:e>
+            <m:r>
+              <m:rPr>
+                <m:nor/>
+                <m:sty m:val="p"/>
+              </m:rPr>
+              <m:t>RSS</m:t>
+            </m:r>
+          </m:e>
+          <m:sub>
+            <m:r>
+              <m:t>0</m:t>
+            </m:r>
+          </m:sub>
+        </m:sSub>
+        <m:r>
+          <m:rPr>
+            <m:sty m:val="p"/>
+          </m:rPr>
+          <m:t>−</m:t>
+        </m:r>
+        <m:sSub>
+          <m:e>
+            <m:r>
+              <m:rPr>
+                <m:nor/>
+                <m:sty m:val="p"/>
+              </m:rPr>
+              <m:t>RSS</m:t>
+            </m:r>
+          </m:e>
+          <m:sub>
+            <m:r>
+              <m:t>1</m:t>
+            </m:r>
+          </m:sub>
+        </m:sSub>
+        <m:r>
+          <m:rPr>
+            <m:sty m:val="p"/>
+          </m:rPr>
+          <m:t>)</m:t>
+        </m:r>
+        <m:r>
+          <m:rPr>
+            <m:sty m:val="p"/>
+          </m:rPr>
+          <m:t>/</m:t>
+        </m:r>
+        <m:sSub>
+          <m:e>
+            <m:r>
+              <m:rPr>
+                <m:nor/>
+                <m:sty m:val="p"/>
+              </m:rPr>
+              <m:t>RSS</m:t>
+            </m:r>
+          </m:e>
+          <m:sub>
+            <m:r>
+              <m:t>1</m:t>
+            </m:r>
+          </m:sub>
+        </m:sSub>
+      </m:oMath>
+      <w:r>
+        <w:t xml:space="preserve">,</w:t>
+      </w:r>
+      <w:r>
+        <w:t xml:space="preserve"> </w:t>
+      </w:r>
+      <w:r>
+        <w:t xml:space="preserve">which is close to the same value when</w:t>
+      </w:r>
+      <w:r>
+        <w:t xml:space="preserve"> </w:t>
+      </w:r>
+      <m:oMath>
+        <m:r>
+          <m:t>n</m:t>
+        </m:r>
+      </m:oMath>
+      <w:r>
+        <w:t xml:space="preserve"> </w:t>
+      </w:r>
+      <w:r>
+        <w:t xml:space="preserve">is much larger than</w:t>
+      </w:r>
+      <w:r>
+        <w:t xml:space="preserve"> </w:t>
+      </w:r>
+      <m:oMath>
+        <m:r>
+          <m:t>p</m:t>
+        </m:r>
+      </m:oMath>
+      <w:r>
+        <w:t xml:space="preserve">.</w:t>
+      </w:r>
+      <w:r>
+        <w:t xml:space="preserve"> </w:t>
+      </w:r>
+      <w:r>
+        <w:t xml:space="preserve">Under</w:t>
+      </w:r>
+      <w:r>
+        <w:t xml:space="preserve"> </w:t>
+      </w:r>
+      <m:oMath>
+        <m:sSub>
+          <m:e>
+            <m:r>
+              <m:t>H</m:t>
+            </m:r>
+          </m:e>
+          <m:sub>
+            <m:r>
+              <m:t>0</m:t>
+            </m:r>
+          </m:sub>
+        </m:sSub>
+      </m:oMath>
+      <w:r>
+        <w:t xml:space="preserve">,</w:t>
+      </w:r>
+      <w:r>
+        <w:t xml:space="preserve"> </w:t>
+      </w:r>
+      <m:oMath>
+        <m:r>
+          <m:rPr>
+            <m:sty m:val="p"/>
+          </m:rPr>
+          <m:t>Λ</m:t>
+        </m:r>
+      </m:oMath>
+      <w:r>
+        <w:t xml:space="preserve"> </w:t>
+      </w:r>
+      <w:r>
+        <w:t xml:space="preserve">and</w:t>
+      </w:r>
+      <w:r>
+        <w:t xml:space="preserve"> </w:t>
+      </w:r>
+      <m:oMath>
+        <m:r>
+          <m:t>q</m:t>
+        </m:r>
+        <m:r>
+          <m:t>F</m:t>
+        </m:r>
+      </m:oMath>
+      <w:r>
+        <w:t xml:space="preserve"> </w:t>
+      </w:r>
+      <w:r>
+        <w:t xml:space="preserve">therefore have approximately the</w:t>
+      </w:r>
+      <w:r>
+        <w:t xml:space="preserve"> </w:t>
+      </w:r>
+      <m:oMath>
+        <m:sSubSup>
+          <m:e>
+            <m:r>
+              <m:t>χ</m:t>
+            </m:r>
+          </m:e>
+          <m:sub>
+            <m:r>
+              <m:t>q</m:t>
+            </m:r>
+          </m:sub>
+          <m:sup>
+            <m:r>
+              <m:t>2</m:t>
+            </m:r>
+          </m:sup>
+        </m:sSubSup>
+      </m:oMath>
+      <w:r>
+        <w:t xml:space="preserve"> </w:t>
+      </w:r>
+      <w:r>
+        <w:t xml:space="preserve">distribution,</w:t>
+      </w:r>
+      <w:r>
+        <w:t xml:space="preserve"> </w:t>
+      </w:r>
+      <w:r>
+        <w:t xml:space="preserve">but the F-test is exact for Gaussian errors at every</w:t>
+      </w:r>
+      <w:r>
+        <w:t xml:space="preserve"> </w:t>
+      </w:r>
+      <m:oMath>
+        <m:r>
+          <m:t>n</m:t>
+        </m:r>
+      </m:oMath>
+      <w:r>
+        <w:t xml:space="preserve">,</w:t>
+      </w:r>
+      <w:r>
+        <w:t xml:space="preserve"> </w:t>
+      </w:r>
+      <w:r>
+        <w:t xml:space="preserve">while the</w:t>
+      </w:r>
+      <w:r>
+        <w:t xml:space="preserve"> </w:t>
+      </w:r>
+      <w:hyperlink r:id="rId155">
+        <w:r>
+          <w:rPr>
+            <w:rStyle w:val="Hyperlink"/>
+          </w:rPr>
+          <w:t xml:space="preserve">likelihood ratio test</w:t>
+        </w:r>
+      </w:hyperlink>
+      <w:r>
+        <w:t xml:space="preserve"> </w:t>
+      </w:r>
+      <w:r>
+        <w:t xml:space="preserve">holds only approximately.</w:t>
+      </w:r>
+    </w:p>
+    <w:bookmarkEnd w:id="157"/>
+    <w:bookmarkEnd w:id="158"/>
+    <w:bookmarkStart w:id="160" w:name="further-reading"/>
+    <w:p>
+      <w:pPr>
+        <w:pStyle w:val="Heading3"/>
+      </w:pPr>
+      <w:r>
+        <w:t xml:space="preserve">3.6 Further reading</w:t>
+      </w:r>
+    </w:p>
+    <w:p>
+      <w:pPr>
+        <w:pStyle w:val="FirstParagraph"/>
+      </w:pPr>
+      <w:hyperlink r:id="rId159">
         <w:r>
           <w:rPr>
             <w:rStyle w:val="Hyperlink"/>
@@ -56077,9 +59471,9 @@
         <w:t xml:space="preserve">cover linear regression in Chapter 4.</w:t>
       </w:r>
     </w:p>
-    <w:bookmarkEnd w:id="144"/>
-    <w:bookmarkEnd w:id="145"/>
-    <w:bookmarkStart w:id="173" w:name="references"/>
+    <w:bookmarkEnd w:id="160"/>
+    <w:bookmarkEnd w:id="161"/>
+    <w:bookmarkStart w:id="191" w:name="references"/>
     <w:p>
       <w:pPr>
         <w:pStyle w:val="Heading2"/>
@@ -56088,8 +59482,8 @@
         <w:t xml:space="preserve">References</w:t>
       </w:r>
     </w:p>
-    <w:bookmarkStart w:id="172" w:name="refs"/>
-    <w:bookmarkStart w:id="147" w:name="ref-vittinghoff2e"/>
+    <w:bookmarkStart w:id="190" w:name="refs"/>
+    <w:bookmarkStart w:id="163" w:name="ref-vittinghoff2e"/>
     <w:p>
       <w:pPr>
         <w:pStyle w:val="Bibliography"/>
@@ -56122,7 +59516,7 @@
       <w:r>
         <w:t xml:space="preserve"> </w:t>
       </w:r>
-      <w:hyperlink r:id="rId146">
+      <w:hyperlink r:id="rId162">
         <w:r>
           <w:rPr>
             <w:rStyle w:val="Hyperlink"/>
@@ -56134,8 +59528,8 @@
         <w:t xml:space="preserve">.</w:t>
       </w:r>
     </w:p>
-    <w:bookmarkEnd w:id="147"/>
-    <w:bookmarkStart w:id="149" w:name="X9c68751dcff429bb8eebfb08e71b6f746222990"/>
+    <w:bookmarkEnd w:id="163"/>
+    <w:bookmarkStart w:id="165" w:name="X9c68751dcff429bb8eebfb08e71b6f746222990"/>
     <w:p>
       <w:pPr>
         <w:pStyle w:val="Bibliography"/>
@@ -56182,7 +59576,7 @@
       <w:r>
         <w:t xml:space="preserve"> </w:t>
       </w:r>
-      <w:hyperlink r:id="rId148">
+      <w:hyperlink r:id="rId164">
         <w:r>
           <w:rPr>
             <w:rStyle w:val="Hyperlink"/>
@@ -56191,8 +59585,8 @@
         </w:r>
       </w:hyperlink>
     </w:p>
-    <w:bookmarkEnd w:id="149"/>
-    <w:bookmarkStart w:id="150" w:name="ref-hoggtanis2015"/>
+    <w:bookmarkEnd w:id="165"/>
+    <w:bookmarkStart w:id="166" w:name="ref-hoggtanis2015"/>
     <w:p>
       <w:pPr>
         <w:pStyle w:val="Bibliography"/>
@@ -56223,8 +59617,8 @@
         <w:t xml:space="preserve">, Tenth edition. Boston: Pearson, 2019.</w:t>
       </w:r>
     </w:p>
-    <w:bookmarkEnd w:id="150"/>
-    <w:bookmarkStart w:id="151" w:name="ref-rice2007mathematical"/>
+    <w:bookmarkEnd w:id="166"/>
+    <w:bookmarkStart w:id="167" w:name="ref-rice2007mathematical"/>
     <w:p>
       <w:pPr>
         <w:pStyle w:val="Bibliography"/>
@@ -56255,8 +59649,8 @@
         <w:t xml:space="preserve">, 3rd ed. Belmont, CA: Cengage Learning, 2007.</w:t>
       </w:r>
     </w:p>
-    <w:bookmarkEnd w:id="151"/>
-    <w:bookmarkStart w:id="153" w:name="Xa16f107eac264c6362bfc3672301bd764727388"/>
+    <w:bookmarkEnd w:id="167"/>
+    <w:bookmarkStart w:id="169" w:name="Xa16f107eac264c6362bfc3672301bd764727388"/>
     <w:p>
       <w:pPr>
         <w:pStyle w:val="Bibliography"/>
@@ -56303,7 +59697,7 @@
       <w:r>
         <w:t xml:space="preserve"> </w:t>
       </w:r>
-      <w:hyperlink r:id="rId152">
+      <w:hyperlink r:id="rId168">
         <w:r>
           <w:rPr>
             <w:rStyle w:val="Hyperlink"/>
@@ -56312,8 +59706,8 @@
         </w:r>
       </w:hyperlink>
     </w:p>
-    <w:bookmarkEnd w:id="153"/>
-    <w:bookmarkStart w:id="155" w:name="X77ec95df2e524293cd476e93fa6c354ef0dc636"/>
+    <w:bookmarkEnd w:id="169"/>
+    <w:bookmarkStart w:id="171" w:name="X77ec95df2e524293cd476e93fa6c354ef0dc636"/>
     <w:p>
       <w:pPr>
         <w:pStyle w:val="Bibliography"/>
@@ -56360,7 +59754,7 @@
       <w:r>
         <w:t xml:space="preserve"> </w:t>
       </w:r>
-      <w:hyperlink r:id="rId154">
+      <w:hyperlink r:id="rId170">
         <w:r>
           <w:rPr>
             <w:rStyle w:val="Hyperlink"/>
@@ -56369,8 +59763,8 @@
         </w:r>
       </w:hyperlink>
     </w:p>
-    <w:bookmarkEnd w:id="155"/>
-    <w:bookmarkStart w:id="157" w:name="ref-wikipedia_linear_regression"/>
+    <w:bookmarkEnd w:id="171"/>
+    <w:bookmarkStart w:id="173" w:name="ref-wikipedia_linear_regression"/>
     <w:p>
       <w:pPr>
         <w:pStyle w:val="Bibliography"/>
@@ -56417,7 +59811,7 @@
       <w:r>
         <w:t xml:space="preserve"> </w:t>
       </w:r>
-      <w:hyperlink r:id="rId156">
+      <w:hyperlink r:id="rId172">
         <w:r>
           <w:rPr>
             <w:rStyle w:val="Hyperlink"/>
@@ -56426,8 +59820,8 @@
         </w:r>
       </w:hyperlink>
     </w:p>
-    <w:bookmarkEnd w:id="157"/>
-    <w:bookmarkStart w:id="159" w:name="ref-wikipedia_simple_linear_regression"/>
+    <w:bookmarkEnd w:id="173"/>
+    <w:bookmarkStart w:id="175" w:name="ref-wikipedia_simple_linear_regression"/>
     <w:p>
       <w:pPr>
         <w:pStyle w:val="Bibliography"/>
@@ -56474,7 +59868,7 @@
       <w:r>
         <w:t xml:space="preserve"> </w:t>
       </w:r>
-      <w:hyperlink r:id="rId158">
+      <w:hyperlink r:id="rId174">
         <w:r>
           <w:rPr>
             <w:rStyle w:val="Hyperlink"/>
@@ -56483,8 +59877,8 @@
         </w:r>
       </w:hyperlink>
     </w:p>
-    <w:bookmarkEnd w:id="159"/>
-    <w:bookmarkStart w:id="161" w:name="ref-wikipedia_residual_sum_of_squares"/>
+    <w:bookmarkEnd w:id="175"/>
+    <w:bookmarkStart w:id="177" w:name="ref-wikipedia_residual_sum_of_squares"/>
     <w:p>
       <w:pPr>
         <w:pStyle w:val="Bibliography"/>
@@ -56531,7 +59925,7 @@
       <w:r>
         <w:t xml:space="preserve"> </w:t>
       </w:r>
-      <w:hyperlink r:id="rId160">
+      <w:hyperlink r:id="rId176">
         <w:r>
           <w:rPr>
             <w:rStyle w:val="Hyperlink"/>
@@ -56540,8 +59934,8 @@
         </w:r>
       </w:hyperlink>
     </w:p>
-    <w:bookmarkEnd w:id="161"/>
-    <w:bookmarkStart w:id="163" w:name="ref-wikipedia_ordinary_least_squares"/>
+    <w:bookmarkEnd w:id="177"/>
+    <w:bookmarkStart w:id="179" w:name="ref-wikipedia_ordinary_least_squares"/>
     <w:p>
       <w:pPr>
         <w:pStyle w:val="Bibliography"/>
@@ -56588,7 +59982,7 @@
       <w:r>
         <w:t xml:space="preserve"> </w:t>
       </w:r>
-      <w:hyperlink r:id="rId162">
+      <w:hyperlink r:id="rId178">
         <w:r>
           <w:rPr>
             <w:rStyle w:val="Hyperlink"/>
@@ -56597,8 +59991,8 @@
         </w:r>
       </w:hyperlink>
     </w:p>
-    <w:bookmarkEnd w:id="163"/>
-    <w:bookmarkStart w:id="165" w:name="ref-hutchinson_wwu_ml_videos"/>
+    <w:bookmarkEnd w:id="179"/>
+    <w:bookmarkStart w:id="181" w:name="ref-hutchinson_wwu_ml_videos"/>
     <w:p>
       <w:pPr>
         <w:pStyle w:val="Bibliography"/>
@@ -56651,7 +60045,7 @@
       <w:r>
         <w:t xml:space="preserve"> </w:t>
       </w:r>
-      <w:hyperlink r:id="rId164">
+      <w:hyperlink r:id="rId180">
         <w:r>
           <w:rPr>
             <w:rStyle w:val="Hyperlink"/>
@@ -56660,8 +60054,8 @@
         </w:r>
       </w:hyperlink>
     </w:p>
-    <w:bookmarkEnd w:id="165"/>
-    <w:bookmarkStart w:id="167" w:name="ref-CaseBerg01"/>
+    <w:bookmarkEnd w:id="181"/>
+    <w:bookmarkStart w:id="183" w:name="ref-CaseBerg01"/>
     <w:p>
       <w:pPr>
         <w:pStyle w:val="Bibliography"/>
@@ -56694,7 +60088,7 @@
       <w:r>
         <w:t xml:space="preserve"> </w:t>
       </w:r>
-      <w:hyperlink r:id="rId166">
+      <w:hyperlink r:id="rId182">
         <w:r>
           <w:rPr>
             <w:rStyle w:val="Hyperlink"/>
@@ -56703,8 +60097,8 @@
         </w:r>
       </w:hyperlink>
     </w:p>
-    <w:bookmarkEnd w:id="167"/>
-    <w:bookmarkStart w:id="169" w:name="ref-wikipedia_total_sum_of_squares"/>
+    <w:bookmarkEnd w:id="183"/>
+    <w:bookmarkStart w:id="185" w:name="ref-wikipedia_total_sum_of_squares"/>
     <w:p>
       <w:pPr>
         <w:pStyle w:val="Bibliography"/>
@@ -56751,7 +60145,7 @@
       <w:r>
         <w:t xml:space="preserve"> </w:t>
       </w:r>
-      <w:hyperlink r:id="rId168">
+      <w:hyperlink r:id="rId184">
         <w:r>
           <w:rPr>
             <w:rStyle w:val="Hyperlink"/>
@@ -56760,8 +60154,8 @@
         </w:r>
       </w:hyperlink>
     </w:p>
-    <w:bookmarkEnd w:id="169"/>
-    <w:bookmarkStart w:id="171" w:name="X0d0d355937664870ae38fa71453bbcd35dcecab"/>
+    <w:bookmarkEnd w:id="185"/>
+    <w:bookmarkStart w:id="187" w:name="X0d0d355937664870ae38fa71453bbcd35dcecab"/>
     <w:p>
       <w:pPr>
         <w:pStyle w:val="Bibliography"/>
@@ -56808,7 +60202,7 @@
       <w:r>
         <w:t xml:space="preserve"> </w:t>
       </w:r>
-      <w:hyperlink r:id="rId170">
+      <w:hyperlink r:id="rId186">
         <w:r>
           <w:rPr>
             <w:rStyle w:val="Hyperlink"/>
@@ -56817,9 +60211,55 @@
         </w:r>
       </w:hyperlink>
     </w:p>
-    <w:bookmarkEnd w:id="171"/>
-    <w:bookmarkEnd w:id="172"/>
-    <w:bookmarkEnd w:id="173"/>
+    <w:bookmarkEnd w:id="187"/>
+    <w:bookmarkStart w:id="189" w:name="ref-dobson4e"/>
+    <w:p>
+      <w:pPr>
+        <w:pStyle w:val="Bibliography"/>
+      </w:pPr>
+      <w:r>
+        <w:t xml:space="preserve">[15]</w:t>
+      </w:r>
+      <w:r>
+        <w:t xml:space="preserve"> </w:t>
+      </w:r>
+      <w:r>
+        <w:t xml:space="preserve">	</w:t>
+      </w:r>
+      <w:r>
+        <w:t xml:space="preserve">A. J. Dobson and A. G. Barnett,</w:t>
+      </w:r>
+      <w:r>
+        <w:t xml:space="preserve"> </w:t>
+      </w:r>
+      <w:r>
+        <w:rPr>
+          <w:i/>
+          <w:iCs/>
+        </w:rPr>
+        <w:t xml:space="preserve">An introduction to generalized linear models</w:t>
+      </w:r>
+      <w:r>
+        <w:t xml:space="preserve">, 4th ed. CRC press, 2018. doi:</w:t>
+      </w:r>
+      <w:r>
+        <w:t xml:space="preserve"> </w:t>
+      </w:r>
+      <w:hyperlink r:id="rId188">
+        <w:r>
+          <w:rPr>
+            <w:rStyle w:val="Hyperlink"/>
+          </w:rPr>
+          <w:t xml:space="preserve">10.1201/9781315182780</w:t>
+        </w:r>
+      </w:hyperlink>
+      <w:r>
+        <w:t xml:space="preserve">.</w:t>
+      </w:r>
+    </w:p>
+    <w:bookmarkEnd w:id="189"/>
+    <w:bookmarkEnd w:id="190"/>
+    <w:bookmarkEnd w:id="191"/>
     <w:sectPr>
       <w:footnotePr>
         <w:numRestart w:val="eachSect"/>

--- a/pr-preview/pr-341/correlation-regression-handout-tracked-changes.docx
+++ b/pr-preview/pr-341/correlation-regression-handout-tracked-changes.docx
@@ -16,7 +16,7 @@
       </w:pPr>
       <w:del w:id="1" w:author="PR Preview" w:date="2026-01-01T00:00:00Z">
         <w:r>
-          <w:delText xml:space="preserve">Last modified: 2026-10-19 01:42:24 (PDT)</w:delText>
+          <w:delText xml:space="preserve">Last modified: 2026-10-19 03:33:48 (PDT)</w:delText>
         </w:r>
       </w:del>
     </w:p>
@@ -26,7 +26,7 @@
       </w:pPr>
       <w:ins w:id="2" w:author="PR Preview" w:date="2026-01-01T00:00:00Z">
         <w:r>
-          <w:t xml:space="preserve">Last modified: 2026-10-19 01:55:24 (PDT)</w:t>
+          <w:t xml:space="preserve">Last modified: 2026-10-19 03:40:46 (PDT)</w:t>
         </w:r>
       </w:ins>
     </w:p>
@@ -9736,72 +9736,72 @@
                     </m:rPr>
                     <m:t>Pr</m:t>
                   </m:r>
+                  <m:r>
+                    <m:t>​</m:t>
+                  </m:r>
+                  <m:d>
+                    <m:dPr>
+                      <m:begChr m:val="("/>
+                      <m:sepChr m:val=""/>
+                      <m:endChr m:val=")"/>
+                      <m:grow/>
+                    </m:dPr>
+                    <m:e>
+                      <m:sSub>
+                        <m:e>
+                          <m:r>
+                            <m:t>Y</m:t>
+                          </m:r>
+                        </m:e>
+                        <m:sub>
+                          <m:r>
+                            <m:t>i</m:t>
+                          </m:r>
+                        </m:sub>
+                      </m:sSub>
+                      <m:r>
+                        <m:rPr>
+                          <m:sty m:val="p"/>
+                        </m:rPr>
+                        <m:t>≤</m:t>
+                      </m:r>
+                      <m:sSub>
+                        <m:e>
+                          <m:r>
+                            <m:t>t</m:t>
+                          </m:r>
+                        </m:e>
+                        <m:sub>
+                          <m:r>
+                            <m:t>i</m:t>
+                          </m:r>
+                        </m:sub>
+                      </m:sSub>
+                      <m:r>
+                        <m:rPr>
+                          <m:sty m:val="p"/>
+                        </m:rPr>
+                        <m:t>+</m:t>
+                      </m:r>
+                      <m:sSub>
+                        <m:e>
+                          <m:r>
+                            <m:t>μ</m:t>
+                          </m:r>
+                        </m:e>
+                        <m:sub>
+                          <m:r>
+                            <m:t>i</m:t>
+                          </m:r>
+                        </m:sub>
+                      </m:sSub>
+                    </m:e>
+                  </m:d>
+                  <m:r>
+                    <m:t>​</m:t>
+                  </m:r>
                 </m:e>
               </m:nary>
-              <m:r>
-                <m:t>​</m:t>
-              </m:r>
-              <m:d>
-                <m:dPr>
-                  <m:begChr m:val="("/>
-                  <m:sepChr m:val=""/>
-                  <m:endChr m:val=")"/>
-                  <m:grow/>
-                </m:dPr>
-                <m:e>
-                  <m:sSub>
-                    <m:e>
-                      <m:r>
-                        <m:t>Y</m:t>
-                      </m:r>
-                    </m:e>
-                    <m:sub>
-                      <m:r>
-                        <m:t>i</m:t>
-                      </m:r>
-                    </m:sub>
-                  </m:sSub>
-                  <m:r>
-                    <m:rPr>
-                      <m:sty m:val="p"/>
-                    </m:rPr>
-                    <m:t>≤</m:t>
-                  </m:r>
-                  <m:sSub>
-                    <m:e>
-                      <m:r>
-                        <m:t>t</m:t>
-                      </m:r>
-                    </m:e>
-                    <m:sub>
-                      <m:r>
-                        <m:t>i</m:t>
-                      </m:r>
-                    </m:sub>
-                  </m:sSub>
-                  <m:r>
-                    <m:rPr>
-                      <m:sty m:val="p"/>
-                    </m:rPr>
-                    <m:t>+</m:t>
-                  </m:r>
-                  <m:sSub>
-                    <m:e>
-                      <m:r>
-                        <m:t>μ</m:t>
-                      </m:r>
-                    </m:e>
-                    <m:sub>
-                      <m:r>
-                        <m:t>i</m:t>
-                      </m:r>
-                    </m:sub>
-                  </m:sSub>
-                </m:e>
-              </m:d>
-              <m:r>
-                <m:t>​</m:t>
-              </m:r>
               <m:r>
                 <m:t>&amp;</m:t>
               </m:r>
@@ -9878,54 +9878,54 @@
                     </m:rPr>
                     <m:t>Pr</m:t>
                   </m:r>
+                  <m:r>
+                    <m:t>​</m:t>
+                  </m:r>
+                  <m:d>
+                    <m:dPr>
+                      <m:begChr m:val="("/>
+                      <m:sepChr m:val=""/>
+                      <m:endChr m:val=")"/>
+                      <m:grow/>
+                    </m:dPr>
+                    <m:e>
+                      <m:sSub>
+                        <m:e>
+                          <m:r>
+                            <m:t>ν</m:t>
+                          </m:r>
+                        </m:e>
+                        <m:sub>
+                          <m:r>
+                            <m:t>i</m:t>
+                          </m:r>
+                        </m:sub>
+                      </m:sSub>
+                      <m:r>
+                        <m:rPr>
+                          <m:sty m:val="p"/>
+                        </m:rPr>
+                        <m:t>≤</m:t>
+                      </m:r>
+                      <m:sSub>
+                        <m:e>
+                          <m:r>
+                            <m:t>t</m:t>
+                          </m:r>
+                        </m:e>
+                        <m:sub>
+                          <m:r>
+                            <m:t>i</m:t>
+                          </m:r>
+                        </m:sub>
+                      </m:sSub>
+                    </m:e>
+                  </m:d>
+                  <m:r>
+                    <m:t>​</m:t>
+                  </m:r>
                 </m:e>
               </m:nary>
-              <m:r>
-                <m:t>​</m:t>
-              </m:r>
-              <m:d>
-                <m:dPr>
-                  <m:begChr m:val="("/>
-                  <m:sepChr m:val=""/>
-                  <m:endChr m:val=")"/>
-                  <m:grow/>
-                </m:dPr>
-                <m:e>
-                  <m:sSub>
-                    <m:e>
-                      <m:r>
-                        <m:t>ν</m:t>
-                      </m:r>
-                    </m:e>
-                    <m:sub>
-                      <m:r>
-                        <m:t>i</m:t>
-                      </m:r>
-                    </m:sub>
-                  </m:sSub>
-                  <m:r>
-                    <m:rPr>
-                      <m:sty m:val="p"/>
-                    </m:rPr>
-                    <m:t>≤</m:t>
-                  </m:r>
-                  <m:sSub>
-                    <m:e>
-                      <m:r>
-                        <m:t>t</m:t>
-                      </m:r>
-                    </m:e>
-                    <m:sub>
-                      <m:r>
-                        <m:t>i</m:t>
-                      </m:r>
-                    </m:sub>
-                  </m:sSub>
-                </m:e>
-              </m:d>
-              <m:r>
-                <m:t>​</m:t>
-              </m:r>
               <m:r>
                 <m:t>&amp;</m:t>
               </m:r>
@@ -13775,7 +13775,7 @@
         <w:t xml:space="preserve"> </w:t>
       </w:r>
       <w:r>
-        <w:t xml:space="preserve">Write the</w:t>
+        <w:t xml:space="preserve">Express the</w:t>
       </w:r>
       <w:r>
         <w:t xml:space="preserve"> </w:t>
@@ -13913,8 +13913,9 @@
       <w:pPr>
         <w:pStyle w:val="BodyText"/>
       </w:pPr>
-      <w:r>
-        <w:t xml:space="preserve">$$
+      <w:del w:id="3" w:author="PR Preview" w:date="2026-01-01T00:00:00Z">
+        <w:r>
+          <w:delText xml:space="preserve">$$
     \begin{aligned}
     \operatorname{sMSE}\mathopen{}\left(\hat y\right)\mathclose{}
     &amp;= \frac{1}{n}\sum_{i=1}^n\varepsilon_i^2
@@ -13924,8 +13925,29 @@
     &amp;= \frac{1}{n} \text{RSS}(\mathord{\smash[b]{\underset{\raise.3ex\hbox{$\scriptstyle\sim$}}{\theta}}\vphantom{\theta}})
     &amp;&amp; \text{(definition of RSS)}
     \end{aligned}
+    $$</w:delText>
+        </w:r>
+      </w:del>
+    </w:p>
+    <w:p>
+      <w:pPr>
+        <w:pStyle w:val="BodyText"/>
+      </w:pPr>
+      <w:ins w:id="4" w:author="PR Preview" w:date="2026-01-01T00:00:00Z">
+        <w:r>
+          <w:t xml:space="preserve">$$
+    \begin{aligned}
+    {\operatorname{sMSE}\mathopen{}\left(\hat y\right)\mathclose{}}
+    &amp;= \frac{1}{n}\sum_{i=1}^n\varepsilon_i^2
+    &amp;&amp; \text{(definition of sMSE)}\\
+    &amp;= \frac{1}{n}\sum_{i=1}^nr_i(\mathord{\smash[b]{\underset{\raise.3ex\hbox{$\scriptstyle\sim$}}{\theta}}\vphantom{\theta}})^2
+    &amp;&amp; \text{($\varepsilon_i^2 = r_i(\mathord{\smash[b]{\underset{\raise.3ex\hbox{$\scriptstyle\sim$}}{\theta}}\vphantom{\theta}})^2$)}\\
+    &amp;= \frac{1}{n} \text{RSS}(\mathord{\smash[b]{\underset{\raise.3ex\hbox{$\scriptstyle\sim$}}{\theta}}\vphantom{\theta}})
+    &amp;&amp; \text{(definition of RSS)}
+    \end{aligned}
     $$</w:t>
-      </w:r>
+        </w:r>
+      </w:ins>
     </w:p>
     <w:p>
       <w:pPr>
@@ -13948,8 +13970,9 @@
       <w:pPr>
         <w:pStyle w:val="BodyText"/>
       </w:pPr>
-      <w:r>
-        <w:t xml:space="preserve">$$
+      <w:del w:id="5" w:author="PR Preview" w:date="2026-01-01T00:00:00Z">
+        <w:r>
+          <w:delText xml:space="preserve">$$
     \begin{aligned}
     \operatorname{sMSE}\mathopen{}\left(\hat y\right)\mathclose{}
     &amp;= \frac{1}{n} \text{RSS}(\mathord{\smash[b]{\underset{\raise.3ex\hbox{$\scriptstyle\sim$}}{\theta}}\vphantom{\theta}})
@@ -13961,8 +13984,31 @@
     &amp;= n \, \operatorname{sMSE}\mathopen{}\left(\hat y\right)\mathclose{}
     &amp;&amp; \text{(swap the two sides)}
     \end{aligned}
+    $$</w:delText>
+        </w:r>
+      </w:del>
+    </w:p>
+    <w:p>
+      <w:pPr>
+        <w:pStyle w:val="BodyText"/>
+      </w:pPr>
+      <w:ins w:id="6" w:author="PR Preview" w:date="2026-01-01T00:00:00Z">
+        <w:r>
+          <w:t xml:space="preserve">$$
+    \begin{aligned}
+    {\operatorname{sMSE}\mathopen{}\left(\hat y\right)\mathclose{}}
+    &amp;= \frac{1}{n} \text{RSS}(\mathord{\smash[b]{\underset{\raise.3ex\hbox{$\scriptstyle\sim$}}{\theta}}\vphantom{\theta}})
+    &amp;&amp; \text{(result above)}\\
+    n \, {\operatorname{sMSE}\mathopen{}\left(\hat y\right)\mathclose{}}
+    &amp;= \text{RSS}(\mathord{\smash[b]{\underset{\raise.3ex\hbox{$\scriptstyle\sim$}}{\theta}}\vphantom{\theta}})
+    &amp;&amp; \text{(multiply both sides by $n$)}\\
+    \text{RSS}(\mathord{\smash[b]{\underset{\raise.3ex\hbox{$\scriptstyle\sim$}}{\theta}}\vphantom{\theta}})
+    &amp;= n \, {\operatorname{sMSE}\mathopen{}\left(\hat y\right)\mathclose{}}
+    &amp;&amp; \text{(swap the two sides)}
+    \end{aligned}
     $$</w:t>
-      </w:r>
+        </w:r>
+      </w:ins>
     </w:p>
     <w:bookmarkEnd w:id="62"/>
     <w:bookmarkStart w:id="63" w:name="thm-mse-rss"/>
@@ -14170,9 +14216,21 @@
       <w:pPr>
         <w:pStyle w:val="BodyText"/>
       </w:pPr>
-      <w:r>
-        <w:t xml:space="preserve">$$\operatorname{sMSE}\mathopen{}\left(\hat y\right)\mathclose{} = \frac{1}{n} \text{RSS}(\mathord{\smash[b]{\underset{\raise.3ex\hbox{$\scriptstyle\sim$}}{\theta}}\vphantom{\theta}}),$$</w:t>
-      </w:r>
+      <w:del w:id="7" w:author="PR Preview" w:date="2026-01-01T00:00:00Z">
+        <w:r>
+          <w:delText xml:space="preserve">$$\operatorname{sMSE}\mathopen{}\left(\hat y\right)\mathclose{} = \frac{1}{n} \text{RSS}(\mathord{\smash[b]{\underset{\raise.3ex\hbox{$\scriptstyle\sim$}}{\theta}}\vphantom{\theta}}),$$</w:delText>
+        </w:r>
+      </w:del>
+    </w:p>
+    <w:p>
+      <w:pPr>
+        <w:pStyle w:val="BodyText"/>
+      </w:pPr>
+      <w:ins w:id="8" w:author="PR Preview" w:date="2026-01-01T00:00:00Z">
+        <w:r>
+          <w:t xml:space="preserve">$${\operatorname{sMSE}\mathopen{}\left(\hat y\right)\mathclose{}} = \frac{1}{n} \text{RSS}(\mathord{\smash[b]{\underset{\raise.3ex\hbox{$\scriptstyle\sim$}}{\theta}}\vphantom{\theta}}),$$</w:t>
+        </w:r>
+      </w:ins>
     </w:p>
     <w:p>
       <w:pPr>
@@ -14186,9 +14244,21 @@
       <w:pPr>
         <w:pStyle w:val="BodyText"/>
       </w:pPr>
-      <w:r>
-        <w:t xml:space="preserve">$$\text{RSS}(\mathord{\smash[b]{\underset{\raise.3ex\hbox{$\scriptstyle\sim$}}{\theta}}\vphantom{\theta}}) = n \, \operatorname{sMSE}\mathopen{}\left(\hat y\right)\mathclose{}.$$</w:t>
-      </w:r>
+      <w:del w:id="9" w:author="PR Preview" w:date="2026-01-01T00:00:00Z">
+        <w:r>
+          <w:delText xml:space="preserve">$$\text{RSS}(\mathord{\smash[b]{\underset{\raise.3ex\hbox{$\scriptstyle\sim$}}{\theta}}\vphantom{\theta}}) = n \, \operatorname{sMSE}\mathopen{}\left(\hat y\right)\mathclose{}.$$</w:delText>
+        </w:r>
+      </w:del>
+    </w:p>
+    <w:p>
+      <w:pPr>
+        <w:pStyle w:val="BodyText"/>
+      </w:pPr>
+      <w:ins w:id="10" w:author="PR Preview" w:date="2026-01-01T00:00:00Z">
+        <w:r>
+          <w:t xml:space="preserve">$$\text{RSS}(\mathord{\smash[b]{\underset{\raise.3ex\hbox{$\scriptstyle\sim$}}{\theta}}\vphantom{\theta}}) = n \, {\operatorname{sMSE}\mathopen{}\left(\hat y\right)\mathclose{}}.$$</w:t>
+        </w:r>
+      </w:ins>
     </w:p>
     <w:bookmarkEnd w:id="63"/>
     <w:p>
